--- a/pr-preview/pr-545/vignettes/methodology.docx
+++ b/pr-preview/pr-545/vignettes/methodology.docx
@@ -9838,13 +9838,13 @@
       </w:r>
     </w:p>
     <w:bookmarkEnd w:id="74"/>
-    <w:bookmarkStart w:id="75" w:name="small-sample-correction-and-safeguards"/>
+    <w:bookmarkStart w:id="75" w:name="small-sample-correction"/>
     <w:p>
       <w:pPr>
         <w:pStyle w:val="Heading3"/>
       </w:pPr>
       <w:r>
-        <w:t xml:space="preserve">4.15.4 Small-sample correction and safeguards</w:t>
+        <w:t xml:space="preserve">4.15.4 Small-sample correction</w:t>
       </w:r>
     </w:p>
     <w:p>
@@ -10406,168 +10406,22 @@
         <w:t xml:space="preserve"> </w:t>
       </w:r>
       <w:r>
+        <w:t xml:space="preserve">Setting</w:t>
+      </w:r>
+      <w:r>
+        <w:t xml:space="preserve"> </w:t>
+      </w:r>
+      <w:r>
         <w:rPr>
           <w:rStyle w:val="VerbatimChar"/>
         </w:rPr>
-        <w:t xml:space="preserve">serocalculator</w:t>
-      </w:r>
-      <w:r>
-        <w:t xml:space="preserve"> </w:t>
-      </w:r>
-      <w:r>
-        <w:t xml:space="preserve">therefore floors the raw estimate at 0</w:t>
-      </w:r>
-      <w:r>
-        <w:t xml:space="preserve"> </w:t>
-      </w:r>
-      <w:r>
-        <w:t xml:space="preserve">(emitting a warning) before it can reach</w:t>
-      </w:r>
-      <w:r>
-        <w:t xml:space="preserve"> </w:t>
-      </w:r>
-      <m:oMath>
-        <m:rad>
-          <m:radPr>
-            <m:degHide m:val="on"/>
-          </m:radPr>
-          <m:deg/>
-          <m:e>
-            <m:r>
-              <m:t>V</m:t>
-            </m:r>
-          </m:e>
-        </m:rad>
-      </m:oMath>
-      <w:r>
-        <w:t xml:space="preserve"> </w:t>
-      </w:r>
-      <w:r>
-        <w:t xml:space="preserve">as a silent</w:t>
-      </w:r>
-      <w:r>
-        <w:t xml:space="preserve"> </w:t>
-      </w:r>
-      <w:r>
-        <w:rPr>
-          <w:rStyle w:val="VerbatimChar"/>
-        </w:rPr>
-        <w:t xml:space="preserve">NaN</w:t>
-      </w:r>
-      <w:r>
-        <w:t xml:space="preserve">:</w:t>
-      </w:r>
-    </w:p>
-    <w:p>
-      <w:pPr>
-        <w:pStyle w:val="BodyText"/>
-      </w:pPr>
-      <m:oMathPara>
-        <m:oMathParaPr>
-          <m:jc m:val="center"/>
-        </m:oMathParaPr>
-        <m:oMath>
-          <m:sSubSup>
-            <m:e>
-              <m:r>
-                <m:t>V</m:t>
-              </m:r>
-            </m:e>
-            <m:sub>
-              <m:r>
-                <m:rPr>
-                  <m:nor/>
-                  <m:sty m:val="p"/>
-                </m:rPr>
-                <m:t>raw</m:t>
-              </m:r>
-            </m:sub>
-            <m:sup>
-              <m:r>
-                <m:rPr>
-                  <m:sty m:val="p"/>
-                </m:rPr>
-                <m:t>+</m:t>
-              </m:r>
-            </m:sup>
-          </m:sSubSup>
-          <m:r>
-            <m:rPr>
-              <m:sty m:val="p"/>
-            </m:rPr>
-            <m:t>=</m:t>
-          </m:r>
-          <m:r>
-            <m:rPr>
-              <m:sty m:val="p"/>
-            </m:rPr>
-            <m:t>max</m:t>
-          </m:r>
-          <m:r>
-            <m:t>​</m:t>
-          </m:r>
-          <m:d>
-            <m:dPr>
-              <m:begChr m:val="("/>
-              <m:sepChr m:val=""/>
-              <m:endChr m:val=")"/>
-              <m:grow/>
-            </m:dPr>
-            <m:e>
-              <m:r>
-                <m:t>0</m:t>
-              </m:r>
-              <m:r>
-                <m:rPr>
-                  <m:sty m:val="p"/>
-                </m:rPr>
-                <m:t>,</m:t>
-              </m:r>
-              <m:sSub>
-                <m:e>
-                  <m:r>
-                    <m:t>V</m:t>
-                  </m:r>
-                </m:e>
-                <m:sub>
-                  <m:r>
-                    <m:rPr>
-                      <m:nor/>
-                      <m:sty m:val="p"/>
-                    </m:rPr>
-                    <m:t>multiway</m:t>
-                  </m:r>
-                </m:sub>
-              </m:sSub>
-            </m:e>
-          </m:d>
-          <m:r>
-            <m:t>​</m:t>
-          </m:r>
-        </m:oMath>
-      </m:oMathPara>
-    </w:p>
-    <w:p>
-      <w:pPr>
-        <w:pStyle w:val="FirstParagraph"/>
-      </w:pPr>
-      <w:r>
-        <w:t xml:space="preserve">Setting</w:t>
-      </w:r>
-      <w:r>
-        <w:t xml:space="preserve"> </w:t>
-      </w:r>
-      <w:r>
-        <w:rPr>
-          <w:rStyle w:val="VerbatimChar"/>
-        </w:rPr>
         <w:t xml:space="preserve">floor_to_standard = TRUE</w:t>
       </w:r>
       <w:r>
         <w:t xml:space="preserve"> </w:t>
       </w:r>
       <w:r>
-        <w:t xml:space="preserve">additionally floors the result</w:t>
+        <w:t xml:space="preserve">floors it</w:t>
       </w:r>
       <w:r>
         <w:t xml:space="preserve"> </w:t>
@@ -10700,7 +10554,7 @@
                 </m:rPr>
                 <m:t>,</m:t>
               </m:r>
-              <m:sSubSup>
+              <m:sSub>
                 <m:e>
                   <m:r>
                     <m:t>V</m:t>
@@ -10712,18 +10566,10 @@
                       <m:nor/>
                       <m:sty m:val="p"/>
                     </m:rPr>
-                    <m:t>raw</m:t>
+                    <m:t>multiway</m:t>
                   </m:r>
                 </m:sub>
-                <m:sup>
-                  <m:r>
-                    <m:rPr>
-                      <m:sty m:val="p"/>
-                    </m:rPr>
-                    <m:t>+</m:t>
-                  </m:r>
-                </m:sup>
-              </m:sSubSup>
+              </m:sSub>
             </m:e>
           </m:d>
           <m:r>
@@ -10737,19 +10583,7 @@
         <w:pStyle w:val="FirstParagraph"/>
       </w:pPr>
       <w:r>
-        <w:t xml:space="preserve">If any one-way subset term is unavailable,</w:t>
-      </w:r>
-      <w:r>
-        <w:t xml:space="preserve"> </w:t>
-      </w:r>
-      <w:r>
-        <w:t xml:space="preserve">for example because its Hessian is non-finite or non-positive,</w:t>
-      </w:r>
-      <w:r>
-        <w:t xml:space="preserve"> </w:t>
-      </w:r>
-      <w:r>
-        <w:t xml:space="preserve">the inclusion-exclusion sum is itself non-finite.</w:t>
+        <w:t xml:space="preserve">With the default</w:t>
       </w:r>
       <w:r>
         <w:t xml:space="preserve"> </w:t>
@@ -10758,19 +10592,10 @@
         <w:rPr>
           <w:rStyle w:val="VerbatimChar"/>
         </w:rPr>
-        <w:t xml:space="preserve">serocalculator</w:t>
-      </w:r>
-      <w:r>
-        <w:t xml:space="preserve"> </w:t>
-      </w:r>
-      <w:r>
-        <w:t xml:space="preserve">warns and returns a missing standard error in that case,</w:t>
-      </w:r>
-      <w:r>
-        <w:t xml:space="preserve"> </w:t>
-      </w:r>
-      <w:r>
-        <w:t xml:space="preserve">or falls back to</w:t>
+        <w:t xml:space="preserve">floor_to_standard = FALSE</w:t>
+      </w:r>
+      <w:r>
+        <w:t xml:space="preserve">,</w:t>
       </w:r>
       <w:r>
         <w:t xml:space="preserve"> </w:t>
@@ -10788,7 +10613,29 @@
                 <m:nor/>
                 <m:sty m:val="p"/>
               </m:rPr>
-              <m:t>standard</m:t>
+              <m:t>final</m:t>
+            </m:r>
+          </m:sub>
+        </m:sSub>
+        <m:r>
+          <m:rPr>
+            <m:sty m:val="p"/>
+          </m:rPr>
+          <m:t>=</m:t>
+        </m:r>
+        <m:sSub>
+          <m:e>
+            <m:r>
+              <m:t>V</m:t>
+            </m:r>
+          </m:e>
+          <m:sub>
+            <m:r>
+              <m:rPr>
+                <m:nor/>
+                <m:sty m:val="p"/>
+              </m:rPr>
+              <m:t>multiway</m:t>
             </m:r>
           </m:sub>
         </m:sSub>
@@ -10797,7 +10644,19 @@
         <w:t xml:space="preserve"> </w:t>
       </w:r>
       <w:r>
-        <w:t xml:space="preserve">when</w:t>
+        <w:t xml:space="preserve">directly,</w:t>
+      </w:r>
+      <w:r>
+        <w:t xml:space="preserve"> </w:t>
+      </w:r>
+      <w:r>
+        <w:t xml:space="preserve">so a negative inclusion-exclusion sum</w:t>
+      </w:r>
+      <w:r>
+        <w:t xml:space="preserve"> </w:t>
+      </w:r>
+      <w:r>
+        <w:t xml:space="preserve">still reaches</w:t>
       </w:r>
       <w:r>
         <w:t xml:space="preserve"> </w:t>
@@ -10806,16 +10665,28 @@
         <w:rPr>
           <w:rStyle w:val="VerbatimChar"/>
         </w:rPr>
-        <w:t xml:space="preserve">floor_to_standard = TRUE</w:t>
-      </w:r>
-      <w:r>
-        <w:t xml:space="preserve">,</w:t>
-      </w:r>
-      <w:r>
-        <w:t xml:space="preserve"> </w:t>
-      </w:r>
-      <w:r>
-        <w:t xml:space="preserve">rather than letting the missing value propagate silently.</w:t>
+        <w:t xml:space="preserve">summary()</w:t>
+      </w:r>
+      <w:r>
+        <w:t xml:space="preserve"> </w:t>
+      </w:r>
+      <w:r>
+        <w:t xml:space="preserve">as</w:t>
+      </w:r>
+      <w:r>
+        <w:t xml:space="preserve"> </w:t>
+      </w:r>
+      <w:r>
+        <w:rPr>
+          <w:rStyle w:val="VerbatimChar"/>
+        </w:rPr>
+        <w:t xml:space="preserve">sqrt()</w:t>
+      </w:r>
+      <w:r>
+        <w:t xml:space="preserve"> </w:t>
+      </w:r>
+      <w:r>
+        <w:t xml:space="preserve">of a negative number.</w:t>
       </w:r>
     </w:p>
     <w:bookmarkEnd w:id="75"/>

--- a/pr-preview/pr-545/vignettes/methodology.docx
+++ b/pr-preview/pr-545/vignettes/methodology.docx
@@ -2010,7 +2010,7 @@
     </w:p>
     <w:bookmarkEnd w:id="43"/>
     <w:bookmarkEnd w:id="44"/>
-    <w:bookmarkStart w:id="79" w:name="Xbe5ebe555b3ef679e4d759bfe9ee88c74ef3ef7"/>
+    <w:bookmarkStart w:id="80" w:name="Xbe5ebe555b3ef679e4d759bfe9ee88c74ef3ef7"/>
     <w:p>
       <w:pPr>
         <w:pStyle w:val="Heading1"/>
@@ -8433,7 +8433,7 @@
       </w:r>
     </w:p>
     <w:bookmarkEnd w:id="71"/>
-    <w:bookmarkStart w:id="78" w:name="X5bf3afb032987a059a98cb4220d3ca0c37d3f71"/>
+    <w:bookmarkStart w:id="79" w:name="X5bf3afb032987a059a98cb4220d3ca0c37d3f71"/>
     <w:p>
       <w:pPr>
         <w:pStyle w:val="Heading2"/>
@@ -10356,9 +10356,19 @@
         <w:t xml:space="preserve">’s grouping.</w:t>
       </w:r>
     </w:p>
-    <w:p>
-      <w:pPr>
-        <w:pStyle w:val="BodyText"/>
+    <w:bookmarkEnd w:id="75"/>
+    <w:bookmarkStart w:id="76" w:name="safeguards-against-invalid-variance"/>
+    <w:p>
+      <w:pPr>
+        <w:pStyle w:val="Heading3"/>
+      </w:pPr>
+      <w:r>
+        <w:t xml:space="preserve">4.15.5 Safeguards against invalid variance</w:t>
+      </w:r>
+    </w:p>
+    <w:p>
+      <w:pPr>
+        <w:pStyle w:val="FirstParagraph"/>
       </w:pPr>
       <w:r>
         <w:t xml:space="preserve">The inclusion-exclusion sum</w:t>
@@ -10406,6 +10416,170 @@
         <w:t xml:space="preserve"> </w:t>
       </w:r>
       <w:r>
+        <w:rPr>
+          <w:rStyle w:val="VerbatimChar"/>
+        </w:rPr>
+        <w:t xml:space="preserve">serocalculator</w:t>
+      </w:r>
+      <w:r>
+        <w:t xml:space="preserve"> </w:t>
+      </w:r>
+      <w:r>
+        <w:t xml:space="preserve">therefore floors the raw estimate at 0</w:t>
+      </w:r>
+      <w:r>
+        <w:t xml:space="preserve"> </w:t>
+      </w:r>
+      <w:r>
+        <w:t xml:space="preserve">(emitting a warning), independent of</w:t>
+      </w:r>
+      <w:r>
+        <w:t xml:space="preserve"> </w:t>
+      </w:r>
+      <w:r>
+        <w:rPr>
+          <w:rStyle w:val="VerbatimChar"/>
+        </w:rPr>
+        <w:t xml:space="preserve">floor_to_standard</w:t>
+      </w:r>
+      <w:r>
+        <w:t xml:space="preserve">,</w:t>
+      </w:r>
+      <w:r>
+        <w:t xml:space="preserve"> </w:t>
+      </w:r>
+      <w:r>
+        <w:t xml:space="preserve">before it can reach</w:t>
+      </w:r>
+      <w:r>
+        <w:t xml:space="preserve"> </w:t>
+      </w:r>
+      <m:oMath>
+        <m:rad>
+          <m:radPr>
+            <m:degHide m:val="on"/>
+          </m:radPr>
+          <m:deg/>
+          <m:e>
+            <m:r>
+              <m:t>V</m:t>
+            </m:r>
+          </m:e>
+        </m:rad>
+      </m:oMath>
+      <w:r>
+        <w:t xml:space="preserve"> </w:t>
+      </w:r>
+      <w:r>
+        <w:t xml:space="preserve">as a silent</w:t>
+      </w:r>
+      <w:r>
+        <w:t xml:space="preserve"> </w:t>
+      </w:r>
+      <w:r>
+        <w:rPr>
+          <w:rStyle w:val="VerbatimChar"/>
+        </w:rPr>
+        <w:t xml:space="preserve">NaN</w:t>
+      </w:r>
+      <w:r>
+        <w:t xml:space="preserve">:</w:t>
+      </w:r>
+    </w:p>
+    <w:p>
+      <w:pPr>
+        <w:pStyle w:val="BodyText"/>
+      </w:pPr>
+      <m:oMathPara>
+        <m:oMathParaPr>
+          <m:jc m:val="center"/>
+        </m:oMathParaPr>
+        <m:oMath>
+          <m:sSubSup>
+            <m:e>
+              <m:r>
+                <m:t>V</m:t>
+              </m:r>
+            </m:e>
+            <m:sub>
+              <m:r>
+                <m:rPr>
+                  <m:nor/>
+                  <m:sty m:val="p"/>
+                </m:rPr>
+                <m:t>raw</m:t>
+              </m:r>
+            </m:sub>
+            <m:sup>
+              <m:r>
+                <m:rPr>
+                  <m:sty m:val="p"/>
+                </m:rPr>
+                <m:t>+</m:t>
+              </m:r>
+            </m:sup>
+          </m:sSubSup>
+          <m:r>
+            <m:rPr>
+              <m:sty m:val="p"/>
+            </m:rPr>
+            <m:t>=</m:t>
+          </m:r>
+          <m:r>
+            <m:rPr>
+              <m:sty m:val="p"/>
+            </m:rPr>
+            <m:t>max</m:t>
+          </m:r>
+          <m:r>
+            <m:t>​</m:t>
+          </m:r>
+          <m:d>
+            <m:dPr>
+              <m:begChr m:val="("/>
+              <m:sepChr m:val=""/>
+              <m:endChr m:val=")"/>
+              <m:grow/>
+            </m:dPr>
+            <m:e>
+              <m:r>
+                <m:t>0</m:t>
+              </m:r>
+              <m:r>
+                <m:rPr>
+                  <m:sty m:val="p"/>
+                </m:rPr>
+                <m:t>,</m:t>
+              </m:r>
+              <m:sSub>
+                <m:e>
+                  <m:r>
+                    <m:t>V</m:t>
+                  </m:r>
+                </m:e>
+                <m:sub>
+                  <m:r>
+                    <m:rPr>
+                      <m:nor/>
+                      <m:sty m:val="p"/>
+                    </m:rPr>
+                    <m:t>multiway</m:t>
+                  </m:r>
+                </m:sub>
+              </m:sSub>
+            </m:e>
+          </m:d>
+          <m:r>
+            <m:t>​</m:t>
+          </m:r>
+        </m:oMath>
+      </m:oMathPara>
+    </w:p>
+    <w:p>
+      <w:pPr>
+        <w:pStyle w:val="FirstParagraph"/>
+      </w:pPr>
+      <w:r>
         <w:t xml:space="preserve">Setting</w:t>
       </w:r>
       <w:r>
@@ -10421,7 +10595,7 @@
         <w:t xml:space="preserve"> </w:t>
       </w:r>
       <w:r>
-        <w:t xml:space="preserve">floors it</w:t>
+        <w:t xml:space="preserve">additionally floors the result</w:t>
       </w:r>
       <w:r>
         <w:t xml:space="preserve"> </w:t>
@@ -10554,7 +10728,7 @@
                 </m:rPr>
                 <m:t>,</m:t>
               </m:r>
-              <m:sSub>
+              <m:sSubSup>
                 <m:e>
                   <m:r>
                     <m:t>V</m:t>
@@ -10566,10 +10740,18 @@
                       <m:nor/>
                       <m:sty m:val="p"/>
                     </m:rPr>
-                    <m:t>multiway</m:t>
+                    <m:t>raw</m:t>
                   </m:r>
                 </m:sub>
-              </m:sSub>
+                <m:sup>
+                  <m:r>
+                    <m:rPr>
+                      <m:sty m:val="p"/>
+                    </m:rPr>
+                    <m:t>+</m:t>
+                  </m:r>
+                </m:sup>
+              </m:sSubSup>
             </m:e>
           </m:d>
           <m:r>
@@ -10583,7 +10765,19 @@
         <w:pStyle w:val="FirstParagraph"/>
       </w:pPr>
       <w:r>
-        <w:t xml:space="preserve">With the default</w:t>
+        <w:t xml:space="preserve">If any one-way subset term is unavailable,</w:t>
+      </w:r>
+      <w:r>
+        <w:t xml:space="preserve"> </w:t>
+      </w:r>
+      <w:r>
+        <w:t xml:space="preserve">for example because its Hessian is non-finite or non-positive,</w:t>
+      </w:r>
+      <w:r>
+        <w:t xml:space="preserve"> </w:t>
+      </w:r>
+      <w:r>
+        <w:t xml:space="preserve">the inclusion-exclusion sum is itself non-finite.</w:t>
       </w:r>
       <w:r>
         <w:t xml:space="preserve"> </w:t>
@@ -10592,10 +10786,34 @@
         <w:rPr>
           <w:rStyle w:val="VerbatimChar"/>
         </w:rPr>
-        <w:t xml:space="preserve">floor_to_standard = FALSE</w:t>
-      </w:r>
-      <w:r>
-        <w:t xml:space="preserve">,</w:t>
+        <w:t xml:space="preserve">serocalculator</w:t>
+      </w:r>
+      <w:r>
+        <w:t xml:space="preserve"> </w:t>
+      </w:r>
+      <w:r>
+        <w:t xml:space="preserve">warns and returns a missing standard error in that case.</w:t>
+      </w:r>
+      <w:r>
+        <w:t xml:space="preserve"> </w:t>
+      </w:r>
+      <w:r>
+        <w:t xml:space="preserve">With</w:t>
+      </w:r>
+      <w:r>
+        <w:t xml:space="preserve"> </w:t>
+      </w:r>
+      <w:r>
+        <w:rPr>
+          <w:rStyle w:val="VerbatimChar"/>
+        </w:rPr>
+        <w:t xml:space="preserve">floor_to_standard = TRUE</w:t>
+      </w:r>
+      <w:r>
+        <w:t xml:space="preserve"> </w:t>
+      </w:r>
+      <w:r>
+        <w:t xml:space="preserve">it falls back to</w:t>
       </w:r>
       <w:r>
         <w:t xml:space="preserve"> </w:t>
@@ -10613,16 +10831,21 @@
                 <m:nor/>
                 <m:sty m:val="p"/>
               </m:rPr>
-              <m:t>final</m:t>
+              <m:t>standard</m:t>
             </m:r>
           </m:sub>
         </m:sSub>
-        <m:r>
-          <m:rPr>
-            <m:sty m:val="p"/>
-          </m:rPr>
-          <m:t>=</m:t>
-        </m:r>
+      </m:oMath>
+      <w:r>
+        <w:t xml:space="preserve"> </w:t>
+      </w:r>
+      <w:r>
+        <w:t xml:space="preserve">instead, unless</w:t>
+      </w:r>
+      <w:r>
+        <w:t xml:space="preserve"> </w:t>
+      </w:r>
+      <m:oMath>
         <m:sSub>
           <m:e>
             <m:r>
@@ -10635,7 +10858,7 @@
                 <m:nor/>
                 <m:sty m:val="p"/>
               </m:rPr>
-              <m:t>multiway</m:t>
+              <m:t>standard</m:t>
             </m:r>
           </m:sub>
         </m:sSub>
@@ -10644,19 +10867,103 @@
         <w:t xml:space="preserve"> </w:t>
       </w:r>
       <w:r>
-        <w:t xml:space="preserve">directly,</w:t>
-      </w:r>
-      <w:r>
-        <w:t xml:space="preserve"> </w:t>
-      </w:r>
-      <w:r>
-        <w:t xml:space="preserve">so a negative inclusion-exclusion sum</w:t>
-      </w:r>
-      <w:r>
-        <w:t xml:space="preserve"> </w:t>
-      </w:r>
-      <w:r>
-        <w:t xml:space="preserve">still reaches</w:t>
+        <w:t xml:space="preserve">is itself unusable</w:t>
+      </w:r>
+      <w:r>
+        <w:t xml:space="preserve"> </w:t>
+      </w:r>
+      <w:r>
+        <w:t xml:space="preserve">(the same degenerate Hessian poisons</w:t>
+      </w:r>
+      <w:r>
+        <w:t xml:space="preserve"> </w:t>
+      </w:r>
+      <m:oMath>
+        <m:sSub>
+          <m:e>
+            <m:r>
+              <m:t>V</m:t>
+            </m:r>
+          </m:e>
+          <m:sub>
+            <m:r>
+              <m:rPr>
+                <m:nor/>
+                <m:sty m:val="p"/>
+              </m:rPr>
+              <m:t>standard</m:t>
+            </m:r>
+          </m:sub>
+        </m:sSub>
+        <m:r>
+          <m:rPr>
+            <m:sty m:val="p"/>
+          </m:rPr>
+          <m:t>=</m:t>
+        </m:r>
+        <m:sSup>
+          <m:e>
+            <m:r>
+              <m:t>H</m:t>
+            </m:r>
+          </m:e>
+          <m:sup>
+            <m:r>
+              <m:rPr>
+                <m:sty m:val="p"/>
+              </m:rPr>
+              <m:t>−</m:t>
+            </m:r>
+            <m:r>
+              <m:t>1</m:t>
+            </m:r>
+          </m:sup>
+        </m:sSup>
+      </m:oMath>
+      <w:r>
+        <w:t xml:space="preserve"> </w:t>
+      </w:r>
+      <w:r>
+        <w:t xml:space="preserve">too),</w:t>
+      </w:r>
+      <w:r>
+        <w:t xml:space="preserve"> </w:t>
+      </w:r>
+      <w:r>
+        <w:t xml:space="preserve">in which case it also returns a missing standard error</w:t>
+      </w:r>
+      <w:r>
+        <w:t xml:space="preserve"> </w:t>
+      </w:r>
+      <w:r>
+        <w:t xml:space="preserve">rather than silently falling back to a negative or infinite</w:t>
+      </w:r>
+      <w:r>
+        <w:t xml:space="preserve"> </w:t>
+      </w:r>
+      <w:r>
+        <w:t xml:space="preserve">“variance”</w:t>
+      </w:r>
+      <w:r>
+        <w:t xml:space="preserve">.</w:t>
+      </w:r>
+    </w:p>
+    <w:bookmarkEnd w:id="76"/>
+    <w:bookmarkStart w:id="77" w:name="implementation-in-serocalculator"/>
+    <w:p>
+      <w:pPr>
+        <w:pStyle w:val="Heading3"/>
+      </w:pPr>
+      <w:r>
+        <w:t xml:space="preserve">4.15.6 Implementation in serocalculator</w:t>
+      </w:r>
+    </w:p>
+    <w:p>
+      <w:pPr>
+        <w:pStyle w:val="FirstParagraph"/>
+      </w:pPr>
+      <w:r>
+        <w:t xml:space="preserve">Users can specify clustering using the</w:t>
       </w:r>
       <w:r>
         <w:t xml:space="preserve"> </w:t>
@@ -10665,13 +10972,36 @@
         <w:rPr>
           <w:rStyle w:val="VerbatimChar"/>
         </w:rPr>
+        <w:t xml:space="preserve">cluster_var</w:t>
+      </w:r>
+      <w:r>
+        <w:t xml:space="preserve"> </w:t>
+      </w:r>
+      <w:r>
+        <w:t xml:space="preserve">parameter:</w:t>
+      </w:r>
+    </w:p>
+    <w:p>
+      <w:pPr>
+        <w:pStyle w:val="BodyText"/>
+      </w:pPr>
+      <w:r>
+        <w:t xml:space="preserve">When cluster-robust standard errors are used, the</w:t>
+      </w:r>
+      <w:r>
+        <w:t xml:space="preserve"> </w:t>
+      </w:r>
+      <w:r>
+        <w:rPr>
+          <w:rStyle w:val="VerbatimChar"/>
+        </w:rPr>
         <w:t xml:space="preserve">summary()</w:t>
       </w:r>
       <w:r>
         <w:t xml:space="preserve"> </w:t>
       </w:r>
       <w:r>
-        <w:t xml:space="preserve">as</w:t>
+        <w:t xml:space="preserve">output indicates this with</w:t>
       </w:r>
       <w:r>
         <w:t xml:space="preserve"> </w:t>
@@ -10680,109 +11010,38 @@
         <w:rPr>
           <w:rStyle w:val="VerbatimChar"/>
         </w:rPr>
-        <w:t xml:space="preserve">sqrt()</w:t>
-      </w:r>
-      <w:r>
-        <w:t xml:space="preserve"> </w:t>
-      </w:r>
-      <w:r>
-        <w:t xml:space="preserve">of a negative number.</w:t>
-      </w:r>
-    </w:p>
-    <w:bookmarkEnd w:id="75"/>
-    <w:bookmarkStart w:id="76" w:name="implementation-in-serocalculator"/>
+        <w:t xml:space="preserve">se_type = "cluster-robust"</w:t>
+      </w:r>
+      <w:r>
+        <w:t xml:space="preserve">.</w:t>
+      </w:r>
+      <w:r>
+        <w:t xml:space="preserve"> </w:t>
+      </w:r>
+      <w:r>
+        <w:t xml:space="preserve">The multi-way behavior above is itself controlled through</w:t>
+      </w:r>
+      <w:r>
+        <w:t xml:space="preserve"> </w:t>
+      </w:r>
+      <w:r>
+        <w:rPr>
+          <w:rStyle w:val="VerbatimChar"/>
+        </w:rPr>
+        <w:t xml:space="preserve">summary()</w:t>
+      </w:r>
+      <w:r>
+        <w:t xml:space="preserve">:</w:t>
+      </w:r>
+    </w:p>
+    <w:bookmarkEnd w:id="77"/>
+    <w:bookmarkStart w:id="78" w:name="effect-on-results"/>
     <w:p>
       <w:pPr>
         <w:pStyle w:val="Heading3"/>
       </w:pPr>
       <w:r>
-        <w:t xml:space="preserve">4.15.5 Implementation in serocalculator</w:t>
-      </w:r>
-    </w:p>
-    <w:p>
-      <w:pPr>
-        <w:pStyle w:val="FirstParagraph"/>
-      </w:pPr>
-      <w:r>
-        <w:t xml:space="preserve">Users can specify clustering using the</w:t>
-      </w:r>
-      <w:r>
-        <w:t xml:space="preserve"> </w:t>
-      </w:r>
-      <w:r>
-        <w:rPr>
-          <w:rStyle w:val="VerbatimChar"/>
-        </w:rPr>
-        <w:t xml:space="preserve">cluster_var</w:t>
-      </w:r>
-      <w:r>
-        <w:t xml:space="preserve"> </w:t>
-      </w:r>
-      <w:r>
-        <w:t xml:space="preserve">parameter:</w:t>
-      </w:r>
-    </w:p>
-    <w:p>
-      <w:pPr>
-        <w:pStyle w:val="BodyText"/>
-      </w:pPr>
-      <w:r>
-        <w:t xml:space="preserve">When cluster-robust standard errors are used, the</w:t>
-      </w:r>
-      <w:r>
-        <w:t xml:space="preserve"> </w:t>
-      </w:r>
-      <w:r>
-        <w:rPr>
-          <w:rStyle w:val="VerbatimChar"/>
-        </w:rPr>
-        <w:t xml:space="preserve">summary()</w:t>
-      </w:r>
-      <w:r>
-        <w:t xml:space="preserve"> </w:t>
-      </w:r>
-      <w:r>
-        <w:t xml:space="preserve">output indicates this with</w:t>
-      </w:r>
-      <w:r>
-        <w:t xml:space="preserve"> </w:t>
-      </w:r>
-      <w:r>
-        <w:rPr>
-          <w:rStyle w:val="VerbatimChar"/>
-        </w:rPr>
-        <w:t xml:space="preserve">se_type = "cluster-robust"</w:t>
-      </w:r>
-      <w:r>
-        <w:t xml:space="preserve">.</w:t>
-      </w:r>
-      <w:r>
-        <w:t xml:space="preserve"> </w:t>
-      </w:r>
-      <w:r>
-        <w:t xml:space="preserve">The multi-way behavior above is itself controlled through</w:t>
-      </w:r>
-      <w:r>
-        <w:t xml:space="preserve"> </w:t>
-      </w:r>
-      <w:r>
-        <w:rPr>
-          <w:rStyle w:val="VerbatimChar"/>
-        </w:rPr>
-        <w:t xml:space="preserve">summary()</w:t>
-      </w:r>
-      <w:r>
-        <w:t xml:space="preserve">:</w:t>
-      </w:r>
-    </w:p>
-    <w:bookmarkEnd w:id="76"/>
-    <w:bookmarkStart w:id="77" w:name="effect-on-results"/>
-    <w:p>
-      <w:pPr>
-        <w:pStyle w:val="Heading3"/>
-      </w:pPr>
-      <w:r>
-        <w:t xml:space="preserve">4.15.6 Effect on results</w:t>
+        <w:t xml:space="preserve">4.15.7 Effect on results</w:t>
       </w:r>
     </w:p>
     <w:p>
@@ -10851,10 +11110,10 @@
         <w:t xml:space="preserve">appropriately widen to account for reduced effective sample size</w:t>
       </w:r>
     </w:p>
-    <w:bookmarkEnd w:id="77"/>
     <w:bookmarkEnd w:id="78"/>
     <w:bookmarkEnd w:id="79"/>
-    <w:bookmarkStart w:id="116" w:name="modeling-the-seroresponse-kinetics-curve"/>
+    <w:bookmarkEnd w:id="80"/>
+    <w:bookmarkStart w:id="117" w:name="modeling-the-seroresponse-kinetics-curve"/>
     <w:p>
       <w:pPr>
         <w:pStyle w:val="Heading1"/>
@@ -10969,7 +11228,7 @@
         <w:t xml:space="preserve">.</w:t>
       </w:r>
     </w:p>
-    <w:bookmarkStart w:id="80" w:name="model-for-active-infection-period"/>
+    <w:bookmarkStart w:id="81" w:name="model-for-active-infection-period"/>
     <w:p>
       <w:pPr>
         <w:pStyle w:val="Heading2"/>
@@ -11694,8 +11953,8 @@
         <w:t xml:space="preserve">compared to the other terms in the model.</w:t>
       </w:r>
     </w:p>
-    <w:bookmarkEnd w:id="80"/>
-    <w:bookmarkStart w:id="81" w:name="model-for-post-infection-antibody-decay"/>
+    <w:bookmarkEnd w:id="81"/>
+    <w:bookmarkStart w:id="82" w:name="model-for-post-infection-antibody-decay"/>
     <w:p>
       <w:pPr>
         <w:pStyle w:val="Heading2"/>
@@ -11943,8 +12202,8 @@
         <w:t xml:space="preserve">.</w:t>
       </w:r>
     </w:p>
-    <w:bookmarkEnd w:id="81"/>
-    <w:bookmarkStart w:id="82" w:name="assembling-the-full-response-curve"/>
+    <w:bookmarkEnd w:id="82"/>
+    <w:bookmarkStart w:id="83" w:name="assembling-the-full-response-curve"/>
     <w:p>
       <w:pPr>
         <w:pStyle w:val="Heading2"/>
@@ -12467,8 +12726,8 @@
         </m:oMath>
       </m:oMathPara>
     </w:p>
-    <w:bookmarkEnd w:id="82"/>
-    <w:bookmarkStart w:id="83" w:name="growth-rate-from-peak-and-baseline"/>
+    <w:bookmarkEnd w:id="83"/>
+    <w:bookmarkStart w:id="84" w:name="growth-rate-from-peak-and-baseline"/>
     <w:p>
       <w:pPr>
         <w:pStyle w:val="Heading2"/>
@@ -12662,8 +12921,8 @@
         </m:oMath>
       </m:oMathPara>
     </w:p>
-    <w:bookmarkEnd w:id="83"/>
-    <w:bookmarkStart w:id="92" w:name="X1d3fcc2a0784af059ab166838ee8827eace4ccf"/>
+    <w:bookmarkEnd w:id="84"/>
+    <w:bookmarkStart w:id="93" w:name="X1d3fcc2a0784af059ab166838ee8827eace4ccf"/>
     <w:p>
       <w:pPr>
         <w:pStyle w:val="Heading2"/>
@@ -13471,7 +13730,7 @@
       <w:tr>
         <w:tc>
           <w:tcPr/>
-          <w:bookmarkStart w:id="87" w:name="fig-response-graph"/>
+          <w:bookmarkStart w:id="88" w:name="fig-response-graph"/>
           <w:p>
             <w:pPr>
               <w:pStyle w:val="Compact"/>
@@ -13482,18 +13741,18 @@
                 <wp:inline>
                   <wp:extent cx="4620126" cy="3696101"/>
                   <wp:effectExtent b="0" l="0" r="0" t="0"/>
-                  <wp:docPr descr="" title="" id="85" name="Picture"/>
+                  <wp:docPr descr="" title="" id="86" name="Picture"/>
                   <a:graphic>
                     <a:graphicData uri="http://schemas.openxmlformats.org/drawingml/2006/picture">
                       <pic:pic>
                         <pic:nvPicPr>
-                          <pic:cNvPr descr="methodology_files/figure-docx/fig-response-graph-1.png" id="86" name="Picture"/>
+                          <pic:cNvPr descr="methodology_files/figure-docx/fig-response-graph-1.png" id="87" name="Picture"/>
                           <pic:cNvPicPr>
                             <a:picLocks noChangeArrowheads="1" noChangeAspect="1"/>
                           </pic:cNvPicPr>
                         </pic:nvPicPr>
                         <pic:blipFill>
-                          <a:blip r:embed="rId84"/>
+                          <a:blip r:embed="rId85"/>
                           <a:stretch>
                             <a:fillRect/>
                           </a:stretch>
@@ -13533,7 +13792,7 @@
               <w:t xml:space="preserve">Figure 4: An example kinetics curve for HlyE IgG</w:t>
             </w:r>
           </w:p>
-          <w:bookmarkEnd w:id="87"/>
+          <w:bookmarkEnd w:id="88"/>
         </w:tc>
       </w:tr>
     </w:tbl>
@@ -13757,7 +14016,7 @@
       <w:r>
         <w:t xml:space="preserve"> </w:t>
       </w:r>
-      <w:hyperlink r:id="rId88">
+      <w:hyperlink r:id="rId89">
         <w:r>
           <w:rPr>
             <w:rStyle w:val="Hyperlink"/>
@@ -13775,12 +14034,12 @@
           <wp:inline>
             <wp:extent cx="2667000" cy="2667000"/>
             <wp:effectExtent b="0" l="0" r="0" t="0"/>
-            <wp:docPr descr="QR code for the antibody-kinetics Shiny app" title="" id="90" name="Picture"/>
+            <wp:docPr descr="QR code for the antibody-kinetics Shiny app" title="" id="91" name="Picture"/>
             <a:graphic>
               <a:graphicData uri="http://schemas.openxmlformats.org/drawingml/2006/picture">
                 <pic:pic>
                   <pic:nvPicPr>
-                    <pic:cNvPr descr="../man/figures/qr_akm2.svg" id="91" name="Picture"/>
+                    <pic:cNvPr descr="../man/figures/qr_akm2.svg" id="92" name="Picture"/>
                     <pic:cNvPicPr>
                       <a:picLocks noChangeArrowheads="1" noChangeAspect="1"/>
                     </pic:cNvPicPr>
@@ -13792,7 +14051,7 @@
                           <a14:useLocalDpi xmlns:a14="http://schemas.microsoft.com/office/drawing/2010/main" val="0"/>
                         </a:ext>
                         <a:ext uri="{96DAC541-7B7A-43D3-8B79-37D633B846F1}">
-                          <asvg:svgBlip xmlns:asvg="http://schemas.microsoft.com/office/drawing/2016/SVG/main" r:embed="rId89"/>
+                          <asvg:svgBlip xmlns:asvg="http://schemas.microsoft.com/office/drawing/2016/SVG/main" r:embed="rId90"/>
                         </a:ext>
                       </a:extLst>
                     </a:blip>
@@ -13830,8 +14089,8 @@
         <w:t xml:space="preserve">QR code for the antibody-kinetics Shiny app</w:t>
       </w:r>
     </w:p>
-    <w:bookmarkEnd w:id="92"/>
-    <w:bookmarkStart w:id="93" w:name="sec-noise"/>
+    <w:bookmarkEnd w:id="93"/>
+    <w:bookmarkStart w:id="94" w:name="sec-noise"/>
     <w:p>
       <w:pPr>
         <w:pStyle w:val="Heading2"/>
@@ -14613,8 +14872,8 @@
         <w:t xml:space="preserve">fragility of chasing a more extreme quantile.</w:t>
       </w:r>
     </w:p>
-    <w:bookmarkEnd w:id="93"/>
-    <w:bookmarkStart w:id="94" w:name="measurement-noise"/>
+    <w:bookmarkEnd w:id="94"/>
+    <w:bookmarkStart w:id="95" w:name="measurement-noise"/>
     <w:p>
       <w:pPr>
         <w:pStyle w:val="Heading2"/>
@@ -16015,8 +16274,8 @@
         <w:t xml:space="preserve">(multiplicative) error model.</w:t>
       </w:r>
     </w:p>
-    <w:bookmarkEnd w:id="94"/>
-    <w:bookmarkStart w:id="95" w:name="Xb7158a708bbfcf737c1d66d073315801f06d41e"/>
+    <w:bookmarkEnd w:id="95"/>
+    <w:bookmarkStart w:id="96" w:name="Xb7158a708bbfcf737c1d66d073315801f06d41e"/>
     <w:p>
       <w:pPr>
         <w:pStyle w:val="Heading2"/>
@@ -20799,8 +21058,8 @@
         <w:t xml:space="preserve">exactly, as expected.</w:t>
       </w:r>
     </w:p>
-    <w:bookmarkEnd w:id="95"/>
-    <w:bookmarkStart w:id="96" w:name="noise-and-never-infected-subjects"/>
+    <w:bookmarkEnd w:id="96"/>
+    <w:bookmarkStart w:id="97" w:name="noise-and-never-infected-subjects"/>
     <w:p>
       <w:pPr>
         <w:pStyle w:val="Heading2"/>
@@ -22364,8 +22623,8 @@
         <w:t xml:space="preserve">, matching the single-source case above.</w:t>
       </w:r>
     </w:p>
-    <w:bookmarkEnd w:id="96"/>
-    <w:bookmarkStart w:id="101" w:name="variation-across-the-posterior"/>
+    <w:bookmarkEnd w:id="97"/>
+    <w:bookmarkStart w:id="102" w:name="variation-across-the-posterior"/>
     <w:p>
       <w:pPr>
         <w:pStyle w:val="Heading2"/>
@@ -22447,7 +22706,7 @@
       <w:tr>
         <w:tc>
           <w:tcPr/>
-          <w:bookmarkStart w:id="100" w:name="fig-curve-posterior"/>
+          <w:bookmarkStart w:id="101" w:name="fig-curve-posterior"/>
           <w:p>
             <w:pPr>
               <w:pStyle w:val="Compact"/>
@@ -22458,18 +22717,18 @@
                 <wp:inline>
                   <wp:extent cx="4620126" cy="3696101"/>
                   <wp:effectExtent b="0" l="0" r="0" t="0"/>
-                  <wp:docPr descr="" title="" id="98" name="Picture"/>
+                  <wp:docPr descr="" title="" id="99" name="Picture"/>
                   <a:graphic>
                     <a:graphicData uri="http://schemas.openxmlformats.org/drawingml/2006/picture">
                       <pic:pic>
                         <pic:nvPicPr>
-                          <pic:cNvPr descr="methodology_files/figure-docx/fig-curve-posterior-1.png" id="99" name="Picture"/>
+                          <pic:cNvPr descr="methodology_files/figure-docx/fig-curve-posterior-1.png" id="100" name="Picture"/>
                           <pic:cNvPicPr>
                             <a:picLocks noChangeArrowheads="1" noChangeAspect="1"/>
                           </pic:cNvPicPr>
                         </pic:nvPicPr>
                         <pic:blipFill>
-                          <a:blip r:embed="rId97"/>
+                          <a:blip r:embed="rId98"/>
                           <a:stretch>
                             <a:fillRect/>
                           </a:stretch>
@@ -22509,7 +22768,7 @@
               <w:t xml:space="preserve">Figure 5: Posterior draws of the antibody-decay curve per antigen-isotype, with the 10%, 50%, and 90% point-wise quantiles overlaid.</w:t>
             </w:r>
           </w:p>
-          <w:bookmarkEnd w:id="100"/>
+          <w:bookmarkEnd w:id="101"/>
         </w:tc>
       </w:tr>
     </w:tbl>
@@ -22648,8 +22907,8 @@
         <w:t xml:space="preserve">estimation uncertainty and the between-person heterogeneity.</w:t>
       </w:r>
     </w:p>
-    <w:bookmarkEnd w:id="101"/>
-    <w:bookmarkStart w:id="107" w:name="multiple-biomarkers"/>
+    <w:bookmarkEnd w:id="102"/>
+    <w:bookmarkStart w:id="108" w:name="multiple-biomarkers"/>
     <w:p>
       <w:pPr>
         <w:pStyle w:val="Heading2"/>
@@ -23279,7 +23538,7 @@
       <w:r>
         <w:t xml:space="preserve"> </w:t>
       </w:r>
-      <w:hyperlink r:id="rId102">
+      <w:hyperlink r:id="rId103">
         <w:r>
           <w:rPr>
             <w:rStyle w:val="Hyperlink"/>
@@ -23464,7 +23723,7 @@
       <w:tr>
         <w:tc>
           <w:tcPr/>
-          <w:bookmarkStart w:id="106" w:name="fig-loglik"/>
+          <w:bookmarkStart w:id="107" w:name="fig-loglik"/>
           <w:p>
             <w:pPr>
               <w:pStyle w:val="Compact"/>
@@ -23475,18 +23734,18 @@
                 <wp:inline>
                   <wp:extent cx="4620126" cy="3696101"/>
                   <wp:effectExtent b="0" l="0" r="0" t="0"/>
-                  <wp:docPr descr="" title="" id="104" name="Picture"/>
+                  <wp:docPr descr="" title="" id="105" name="Picture"/>
                   <a:graphic>
                     <a:graphicData uri="http://schemas.openxmlformats.org/drawingml/2006/picture">
                       <pic:pic>
                         <pic:nvPicPr>
-                          <pic:cNvPr descr="methodology_files/figure-docx/fig-loglik-1.png" id="105" name="Picture"/>
+                          <pic:cNvPr descr="methodology_files/figure-docx/fig-loglik-1.png" id="106" name="Picture"/>
                           <pic:cNvPicPr>
                             <a:picLocks noChangeArrowheads="1" noChangeAspect="1"/>
                           </pic:cNvPicPr>
                         </pic:nvPicPr>
                         <pic:blipFill>
-                          <a:blip r:embed="rId103"/>
+                          <a:blip r:embed="rId104"/>
                           <a:stretch>
                             <a:fillRect/>
                           </a:stretch>
@@ -23526,12 +23785,12 @@
               <w:t xml:space="preserve">Figure 6: Log-likelihood curves for HlyE IgA alone, HlyE IgG alone, and both biomarkers combined.</w:t>
             </w:r>
           </w:p>
-          <w:bookmarkEnd w:id="106"/>
+          <w:bookmarkEnd w:id="107"/>
         </w:tc>
       </w:tr>
     </w:tbl>
-    <w:bookmarkEnd w:id="107"/>
-    <w:bookmarkStart w:id="111" w:name="X2f1a22e0e8bfbbb3bd4a9b4c70c58b4086e4038"/>
+    <w:bookmarkEnd w:id="108"/>
+    <w:bookmarkStart w:id="112" w:name="X2f1a22e0e8bfbbb3bd4a9b4c70c58b4086e4038"/>
     <w:p>
       <w:pPr>
         <w:pStyle w:val="Heading2"/>
@@ -23634,18 +23893,18 @@
           <wp:inline>
             <wp:extent cx="5334000" cy="5776895"/>
             <wp:effectExtent b="0" l="0" r="0" t="0"/>
-            <wp:docPr descr="Decay curves (A), peak antibody levels (B), and decay rates (C) for HlyE and LPS (IgG/IgA), by country (Bangladesh, Pakistan, Nepal, Ghana). SEES study." title="" id="109" name="Picture"/>
+            <wp:docPr descr="Decay curves (A), peak antibody levels (B), and decay rates (C) for HlyE and LPS (IgG/IgA), by country (Bangladesh, Pakistan, Nepal, Ghana). SEES study." title="" id="110" name="Picture"/>
             <a:graphic>
               <a:graphicData uri="http://schemas.openxmlformats.org/drawingml/2006/picture">
                 <pic:pic>
                   <pic:nvPicPr>
-                    <pic:cNvPr descr="../man/figures/kinetics-variation-1.png" id="110" name="Picture"/>
+                    <pic:cNvPr descr="../man/figures/kinetics-variation-1.png" id="111" name="Picture"/>
                     <pic:cNvPicPr>
                       <a:picLocks noChangeArrowheads="1" noChangeAspect="1"/>
                     </pic:cNvPicPr>
                   </pic:nvPicPr>
                   <pic:blipFill>
-                    <a:blip r:embed="rId108"/>
+                    <a:blip r:embed="rId109"/>
                     <a:stretch>
                       <a:fillRect/>
                     </a:stretch>
@@ -23680,8 +23939,8 @@
         <w:t xml:space="preserve">Decay curves (A), peak antibody levels (B), and decay rates (C) for HlyE and LPS (IgG/IgA), by country (Bangladesh, Pakistan, Nepal, Ghana). SEES study.</w:t>
       </w:r>
     </w:p>
-    <w:bookmarkEnd w:id="111"/>
-    <w:bookmarkStart w:id="115" w:name="Xe0d498a7f1d34353def60f09705ade4ab365d1e"/>
+    <w:bookmarkEnd w:id="112"/>
+    <w:bookmarkStart w:id="116" w:name="Xe0d498a7f1d34353def60f09705ade4ab365d1e"/>
     <w:p>
       <w:pPr>
         <w:pStyle w:val="Heading2"/>
@@ -23699,18 +23958,18 @@
           <wp:inline>
             <wp:extent cx="5334000" cy="4364181"/>
             <wp:effectExtent b="0" l="0" r="0" t="0"/>
-            <wp:docPr descr="Decay curves by age stratum (&lt;5, 5–15, 16+) and serotype (Typhi vs Paratyphi A), for HlyE and LPS (IgG/IgA). SEES study." title="" id="113" name="Picture"/>
+            <wp:docPr descr="Decay curves by age stratum (&lt;5, 5–15, 16+) and serotype (Typhi vs Paratyphi A), for HlyE and LPS (IgG/IgA). SEES study." title="" id="114" name="Picture"/>
             <a:graphic>
               <a:graphicData uri="http://schemas.openxmlformats.org/drawingml/2006/picture">
                 <pic:pic>
                   <pic:nvPicPr>
-                    <pic:cNvPr descr="../man/figures/kinetics-variation-2.png" id="114" name="Picture"/>
+                    <pic:cNvPr descr="../man/figures/kinetics-variation-2.png" id="115" name="Picture"/>
                     <pic:cNvPicPr>
                       <a:picLocks noChangeArrowheads="1" noChangeAspect="1"/>
                     </pic:cNvPicPr>
                   </pic:nvPicPr>
                   <pic:blipFill>
-                    <a:blip r:embed="rId112"/>
+                    <a:blip r:embed="rId113"/>
                     <a:stretch>
                       <a:fillRect/>
                     </a:stretch>
@@ -23794,9 +24053,9 @@
         <w:t xml:space="preserve">is on the roadmap.</w:t>
       </w:r>
     </w:p>
-    <w:bookmarkEnd w:id="115"/>
     <w:bookmarkEnd w:id="116"/>
-    <w:bookmarkStart w:id="128" w:name="estimating-the-curves-with-serodynamics"/>
+    <w:bookmarkEnd w:id="117"/>
+    <w:bookmarkStart w:id="129" w:name="estimating-the-curves-with-serodynamics"/>
     <w:p>
       <w:pPr>
         <w:pStyle w:val="Heading1"/>
@@ -23814,7 +24073,7 @@
         <w:t xml:space="preserve">serodynamics</w:t>
       </w:r>
     </w:p>
-    <w:bookmarkStart w:id="117" w:name="where-do-the-curve-parameters-come-from"/>
+    <w:bookmarkStart w:id="118" w:name="where-do-the-curve-parameters-come-from"/>
     <w:p>
       <w:pPr>
         <w:pStyle w:val="Heading2"/>
@@ -24014,8 +24273,8 @@
         <w:t xml:space="preserve">)</w:t>
       </w:r>
     </w:p>
-    <w:bookmarkEnd w:id="117"/>
-    <w:bookmarkStart w:id="119" w:name="the-serodynamics-package"/>
+    <w:bookmarkEnd w:id="118"/>
+    <w:bookmarkStart w:id="120" w:name="the-serodynamics-package"/>
     <w:p>
       <w:pPr>
         <w:pStyle w:val="Heading2"/>
@@ -24043,7 +24302,7 @@
       <w:pPr>
         <w:pStyle w:val="FirstParagraph"/>
       </w:pPr>
-      <w:hyperlink r:id="rId118">
+      <w:hyperlink r:id="rId119">
         <w:r>
           <w:rPr>
             <w:rStyle w:val="VerbatimChar"/>
@@ -24146,8 +24405,8 @@
         <w:t xml:space="preserve">packages that into a single reusable, validated workflow.</w:t>
       </w:r>
     </w:p>
-    <w:bookmarkEnd w:id="119"/>
-    <w:bookmarkStart w:id="120" w:name="a-typical-serodynamics-workflow"/>
+    <w:bookmarkEnd w:id="120"/>
+    <w:bookmarkStart w:id="121" w:name="a-typical-serodynamics-workflow"/>
     <w:p>
       <w:pPr>
         <w:pStyle w:val="Heading2"/>
@@ -24406,8 +24665,8 @@
         <w:t xml:space="preserve">) for experimentation.</w:t>
       </w:r>
     </w:p>
-    <w:bookmarkEnd w:id="120"/>
-    <w:bookmarkStart w:id="124" w:name="what-a-fitted-model-looks-like"/>
+    <w:bookmarkEnd w:id="121"/>
+    <w:bookmarkStart w:id="125" w:name="what-a-fitted-model-looks-like"/>
     <w:p>
       <w:pPr>
         <w:pStyle w:val="Heading2"/>
@@ -24573,18 +24832,18 @@
           <wp:inline>
             <wp:extent cx="5334000" cy="3000375"/>
             <wp:effectExtent b="0" l="0" r="0" t="0"/>
-            <wp:docPr descr="Posterior densities of the five kinetic parameters from the cached nepal_sees_jags_output fit (HlyE IgG, Typhi), by MCMC chain." title="" id="122" name="Picture"/>
+            <wp:docPr descr="Posterior densities of the five kinetic parameters from the cached nepal_sees_jags_output fit (HlyE IgG, Typhi), by MCMC chain." title="" id="123" name="Picture"/>
             <a:graphic>
               <a:graphicData uri="http://schemas.openxmlformats.org/drawingml/2006/picture">
                 <pic:pic>
                   <pic:nvPicPr>
-                    <pic:cNvPr descr="../man/figures/serodynamics-cached-fit.png" id="123" name="Picture"/>
+                    <pic:cNvPr descr="../man/figures/serodynamics-cached-fit.png" id="124" name="Picture"/>
                     <pic:cNvPicPr>
                       <a:picLocks noChangeArrowheads="1" noChangeAspect="1"/>
                     </pic:cNvPicPr>
                   </pic:nvPicPr>
                   <pic:blipFill>
-                    <a:blip r:embed="rId121"/>
+                    <a:blip r:embed="rId122"/>
                     <a:stretch>
                       <a:fillRect/>
                     </a:stretch>
@@ -24647,8 +24906,8 @@
         <w:t xml:space="preserve">), by MCMC chain.</w:t>
       </w:r>
     </w:p>
-    <w:bookmarkEnd w:id="124"/>
-    <w:bookmarkStart w:id="125" w:name="two-packages-one-pipeline"/>
+    <w:bookmarkEnd w:id="125"/>
+    <w:bookmarkStart w:id="126" w:name="two-packages-one-pipeline"/>
     <w:p>
       <w:pPr>
         <w:pStyle w:val="Heading2"/>
@@ -24848,8 +25107,8 @@
         <w:t xml:space="preserve">.</w:t>
       </w:r>
     </w:p>
-    <w:bookmarkEnd w:id="125"/>
-    <w:bookmarkStart w:id="126" w:name="Xa625c662368e6f2938faae2901140a37208e45f"/>
+    <w:bookmarkEnd w:id="126"/>
+    <w:bookmarkStart w:id="127" w:name="Xa625c662368e6f2938faae2901140a37208e45f"/>
     <w:p>
       <w:pPr>
         <w:pStyle w:val="Heading2"/>
@@ -25607,8 +25866,8 @@
         <w:t xml:space="preserve">the curve-parameter object.</w:t>
       </w:r>
     </w:p>
-    <w:bookmarkEnd w:id="126"/>
-    <w:bookmarkStart w:id="127" w:name="random-effects-and-variance-over-time"/>
+    <w:bookmarkEnd w:id="127"/>
+    <w:bookmarkStart w:id="128" w:name="random-effects-and-variance-over-time"/>
     <w:p>
       <w:pPr>
         <w:pStyle w:val="Heading2"/>
@@ -26419,9 +26678,9 @@
         <w:t xml:space="preserve">width is an explicit function of time since infection.</w:t>
       </w:r>
     </w:p>
-    <w:bookmarkEnd w:id="127"/>
     <w:bookmarkEnd w:id="128"/>
-    <w:bookmarkStart w:id="149" w:name="using-serocalculator"/>
+    <w:bookmarkEnd w:id="129"/>
+    <w:bookmarkStart w:id="150" w:name="using-serocalculator"/>
     <w:p>
       <w:pPr>
         <w:pStyle w:val="Heading1"/>
@@ -26439,7 +26698,7 @@
         <w:t xml:space="preserve">serocalculator</w:t>
       </w:r>
     </w:p>
-    <w:bookmarkStart w:id="130" w:name="an-open-source-r-package"/>
+    <w:bookmarkStart w:id="131" w:name="an-open-source-r-package"/>
     <w:p>
       <w:pPr>
         <w:pStyle w:val="Heading2"/>
@@ -26458,7 +26717,7 @@
       <w:r>
         <w:t xml:space="preserve"> </w:t>
       </w:r>
-      <w:hyperlink r:id="rId129">
+      <w:hyperlink r:id="rId130">
         <w:r>
           <w:rPr>
             <w:rStyle w:val="VerbatimChar"/>
@@ -26526,8 +26785,8 @@
         <w:t xml:space="preserve">many simulated populations at once.</w:t>
       </w:r>
     </w:p>
-    <w:bookmarkEnd w:id="130"/>
-    <w:bookmarkStart w:id="131" w:name="simulating-a-cross-sectional-survey"/>
+    <w:bookmarkEnd w:id="131"/>
+    <w:bookmarkStart w:id="132" w:name="simulating-a-cross-sectional-survey"/>
     <w:p>
       <w:pPr>
         <w:pStyle w:val="Heading2"/>
@@ -26787,8 +27046,8 @@
         <w:t xml:space="preserve">useful for diagnostics.</w:t>
       </w:r>
     </w:p>
-    <w:bookmarkEnd w:id="131"/>
-    <w:bookmarkStart w:id="132" w:name="noise-parameters"/>
+    <w:bookmarkEnd w:id="132"/>
+    <w:bookmarkStart w:id="133" w:name="noise-parameters"/>
     <w:p>
       <w:pPr>
         <w:pStyle w:val="Heading2"/>
@@ -26825,8 +27084,8 @@
         <w:t xml:space="preserve">declared directly, consistent with the noise used to generate the data above:</w:t>
       </w:r>
     </w:p>
-    <w:bookmarkEnd w:id="132"/>
-    <w:bookmarkStart w:id="137" w:name="the-simulated-antibody-distribution"/>
+    <w:bookmarkEnd w:id="133"/>
+    <w:bookmarkStart w:id="138" w:name="the-simulated-antibody-distribution"/>
     <w:p>
       <w:pPr>
         <w:pStyle w:val="Heading2"/>
@@ -26848,7 +27107,7 @@
       <w:tr>
         <w:tc>
           <w:tcPr/>
-          <w:bookmarkStart w:id="136" w:name="fig-sim-distribution"/>
+          <w:bookmarkStart w:id="137" w:name="fig-sim-distribution"/>
           <w:p>
             <w:pPr>
               <w:pStyle w:val="Compact"/>
@@ -26859,18 +27118,18 @@
                 <wp:inline>
                   <wp:extent cx="4620126" cy="3696101"/>
                   <wp:effectExtent b="0" l="0" r="0" t="0"/>
-                  <wp:docPr descr="" title="" id="134" name="Picture"/>
+                  <wp:docPr descr="" title="" id="135" name="Picture"/>
                   <a:graphic>
                     <a:graphicData uri="http://schemas.openxmlformats.org/drawingml/2006/picture">
                       <pic:pic>
                         <pic:nvPicPr>
-                          <pic:cNvPr descr="methodology_files/figure-docx/fig-sim-distribution-1.png" id="135" name="Picture"/>
+                          <pic:cNvPr descr="methodology_files/figure-docx/fig-sim-distribution-1.png" id="136" name="Picture"/>
                           <pic:cNvPicPr>
                             <a:picLocks noChangeArrowheads="1" noChangeAspect="1"/>
                           </pic:cNvPicPr>
                         </pic:nvPicPr>
                         <pic:blipFill>
-                          <a:blip r:embed="rId133"/>
+                          <a:blip r:embed="rId134"/>
                           <a:stretch>
                             <a:fillRect/>
                           </a:stretch>
@@ -26910,12 +27169,12 @@
               <w:t xml:space="preserve">Figure 7: Distribution of simulated antibody responses, by antigen-isotype.</w:t>
             </w:r>
           </w:p>
-          <w:bookmarkEnd w:id="136"/>
+          <w:bookmarkEnd w:id="137"/>
         </w:tc>
       </w:tr>
     </w:tbl>
-    <w:bookmarkEnd w:id="137"/>
-    <w:bookmarkStart w:id="142" w:name="X8cfd16bb684e4ad6c62f9f78cbc8ef954016035"/>
+    <w:bookmarkEnd w:id="138"/>
+    <w:bookmarkStart w:id="143" w:name="X8cfd16bb684e4ad6c62f9f78cbc8ef954016035"/>
     <w:p>
       <w:pPr>
         <w:pStyle w:val="Heading2"/>
@@ -27080,7 +27339,7 @@
       <w:tr>
         <w:tc>
           <w:tcPr/>
-          <w:bookmarkStart w:id="141" w:name="fig-est-single-loglik"/>
+          <w:bookmarkStart w:id="142" w:name="fig-est-single-loglik"/>
           <w:p>
             <w:pPr>
               <w:pStyle w:val="Compact"/>
@@ -27091,18 +27350,18 @@
                 <wp:inline>
                   <wp:extent cx="4620126" cy="3696101"/>
                   <wp:effectExtent b="0" l="0" r="0" t="0"/>
-                  <wp:docPr descr="" title="" id="139" name="Picture"/>
+                  <wp:docPr descr="" title="" id="140" name="Picture"/>
                   <a:graphic>
                     <a:graphicData uri="http://schemas.openxmlformats.org/drawingml/2006/picture">
                       <pic:pic>
                         <pic:nvPicPr>
-                          <pic:cNvPr descr="methodology_files/figure-docx/fig-est-single-loglik-1.png" id="140" name="Picture"/>
+                          <pic:cNvPr descr="methodology_files/figure-docx/fig-est-single-loglik-1.png" id="141" name="Picture"/>
                           <pic:cNvPicPr>
                             <a:picLocks noChangeArrowheads="1" noChangeAspect="1"/>
                           </pic:cNvPicPr>
                         </pic:nvPicPr>
                         <pic:blipFill>
-                          <a:blip r:embed="rId138"/>
+                          <a:blip r:embed="rId139"/>
                           <a:stretch>
                             <a:fillRect/>
                           </a:stretch>
@@ -27142,12 +27401,12 @@
               <w:t xml:space="preserve">Figure 8: Log-likelihood curve for the simulated survey, on a log x-axis.</w:t>
             </w:r>
           </w:p>
-          <w:bookmarkEnd w:id="141"/>
+          <w:bookmarkEnd w:id="142"/>
         </w:tc>
       </w:tr>
     </w:tbl>
-    <w:bookmarkEnd w:id="142"/>
-    <w:bookmarkStart w:id="143" w:name="estimating-seroincidence-in-real-data"/>
+    <w:bookmarkEnd w:id="143"/>
+    <w:bookmarkStart w:id="144" w:name="estimating-seroincidence-in-real-data"/>
     <w:p>
       <w:pPr>
         <w:pStyle w:val="Heading2"/>
@@ -27798,8 +28057,8 @@
         <w:t xml:space="preserve">and lets each stratum use the seroresponse parameters appropriate to it.</w:t>
       </w:r>
     </w:p>
-    <w:bookmarkEnd w:id="143"/>
-    <w:bookmarkStart w:id="148" w:name="interactive-shiny-app"/>
+    <w:bookmarkEnd w:id="144"/>
+    <w:bookmarkStart w:id="149" w:name="interactive-shiny-app"/>
     <w:p>
       <w:pPr>
         <w:pStyle w:val="Heading2"/>
@@ -27818,7 +28077,7 @@
       <w:r>
         <w:t xml:space="preserve"> </w:t>
       </w:r>
-      <w:hyperlink r:id="rId144">
+      <w:hyperlink r:id="rId145">
         <w:r>
           <w:rPr>
             <w:rStyle w:val="Hyperlink"/>
@@ -27839,18 +28098,18 @@
           <wp:inline>
             <wp:extent cx="5334000" cy="2611995"/>
             <wp:effectExtent b="0" l="0" r="0" t="0"/>
-            <wp:docPr descr="The serocalculator Shiny app." title="" id="146" name="Picture"/>
+            <wp:docPr descr="The serocalculator Shiny app." title="" id="147" name="Picture"/>
             <a:graphic>
               <a:graphicData uri="http://schemas.openxmlformats.org/drawingml/2006/picture">
                 <pic:pic>
                   <pic:nvPicPr>
-                    <pic:cNvPr descr="../man/figures/shiny-serocalculator.png" id="147" name="Picture"/>
+                    <pic:cNvPr descr="../man/figures/shiny-serocalculator.png" id="148" name="Picture"/>
                     <pic:cNvPicPr>
                       <a:picLocks noChangeArrowheads="1" noChangeAspect="1"/>
                     </pic:cNvPicPr>
                   </pic:nvPicPr>
                   <pic:blipFill>
-                    <a:blip r:embed="rId145"/>
+                    <a:blip r:embed="rId146"/>
                     <a:stretch>
                       <a:fillRect/>
                     </a:stretch>
@@ -27885,9 +28144,9 @@
         <w:t xml:space="preserve">The serocalculator Shiny app.</w:t>
       </w:r>
     </w:p>
-    <w:bookmarkEnd w:id="148"/>
     <w:bookmarkEnd w:id="149"/>
-    <w:bookmarkStart w:id="182" w:name="sec-validation"/>
+    <w:bookmarkEnd w:id="150"/>
+    <w:bookmarkStart w:id="183" w:name="sec-validation"/>
     <w:p>
       <w:pPr>
         <w:pStyle w:val="Heading1"/>
@@ -27896,7 +28155,7 @@
         <w:t xml:space="preserve">8. Validation: recovering known incidence rates</w:t>
       </w:r>
     </w:p>
-    <w:bookmarkStart w:id="154" w:name="simulating-clusters-with-known-incidence"/>
+    <w:bookmarkStart w:id="155" w:name="simulating-clusters-with-known-incidence"/>
     <w:p>
       <w:pPr>
         <w:pStyle w:val="Heading2"/>
@@ -28033,7 +28292,7 @@
       <w:tr>
         <w:tc>
           <w:tcPr/>
-          <w:bookmarkStart w:id="153" w:name="fig-sim-multi-distribution"/>
+          <w:bookmarkStart w:id="154" w:name="fig-sim-multi-distribution"/>
           <w:p>
             <w:pPr>
               <w:pStyle w:val="Compact"/>
@@ -28044,18 +28303,18 @@
                 <wp:inline>
                   <wp:extent cx="4620126" cy="4620126"/>
                   <wp:effectExtent b="0" l="0" r="0" t="0"/>
-                  <wp:docPr descr="" title="" id="151" name="Picture"/>
+                  <wp:docPr descr="" title="" id="152" name="Picture"/>
                   <a:graphic>
                     <a:graphicData uri="http://schemas.openxmlformats.org/drawingml/2006/picture">
                       <pic:pic>
                         <pic:nvPicPr>
-                          <pic:cNvPr descr="methodology_files/figure-docx/fig-sim-multi-distribution-1.png" id="152" name="Picture"/>
+                          <pic:cNvPr descr="methodology_files/figure-docx/fig-sim-multi-distribution-1.png" id="153" name="Picture"/>
                           <pic:cNvPicPr>
                             <a:picLocks noChangeArrowheads="1" noChangeAspect="1"/>
                           </pic:cNvPicPr>
                         </pic:nvPicPr>
                         <pic:blipFill>
-                          <a:blip r:embed="rId150"/>
+                          <a:blip r:embed="rId151"/>
                           <a:stretch>
                             <a:fillRect/>
                           </a:stretch>
@@ -28095,12 +28354,12 @@
               <w:t xml:space="preserve">Figure 9: Simulated antibody responses by cluster, faceted by antigen-isotype and by the true incidence rate used to generate each cluster.</w:t>
             </w:r>
           </w:p>
-          <w:bookmarkEnd w:id="153"/>
+          <w:bookmarkEnd w:id="154"/>
         </w:tc>
       </w:tr>
     </w:tbl>
-    <w:bookmarkEnd w:id="154"/>
-    <w:bookmarkStart w:id="156" w:name="estimating-incidence-in-each-cluster"/>
+    <w:bookmarkEnd w:id="155"/>
+    <w:bookmarkStart w:id="157" w:name="estimating-incidence-in-each-cluster"/>
     <w:p>
       <w:pPr>
         <w:pStyle w:val="Heading2"/>
@@ -28160,7 +28419,7 @@
       <w:tr>
         <w:tc>
           <w:tcPr/>
-          <w:bookmarkStart w:id="155" w:name="tbl-ests-summary"/>
+          <w:bookmarkStart w:id="156" w:name="tbl-ests-summary"/>
           <w:p>
             <w:pPr>
               <w:jc w:val="center"/>
@@ -28369,7 +28628,7 @@
               <w:t xml:space="preserve">#   nlm.convergence.code &lt;ord&gt;</w:t>
             </w:r>
           </w:p>
-          <w:bookmarkEnd w:id="155"/>
+          <w:bookmarkEnd w:id="156"/>
         </w:tc>
       </w:tr>
     </w:tbl>
@@ -28387,8 +28646,8 @@
         <w:t xml:space="preserve">since converting the widget to a static image would need a headless browser.</w:t>
       </w:r>
     </w:p>
-    <w:bookmarkEnd w:id="156"/>
-    <w:bookmarkStart w:id="161" w:name="inspecting-individual-clusters"/>
+    <w:bookmarkEnd w:id="157"/>
+    <w:bookmarkStart w:id="162" w:name="inspecting-individual-clusters"/>
     <w:p>
       <w:pPr>
         <w:pStyle w:val="Heading2"/>
@@ -28464,7 +28723,7 @@
       <w:tr>
         <w:tc>
           <w:tcPr/>
-          <w:bookmarkStart w:id="160" w:name="fig-cluster-logliks"/>
+          <w:bookmarkStart w:id="161" w:name="fig-cluster-logliks"/>
           <w:p>
             <w:pPr>
               <w:pStyle w:val="Compact"/>
@@ -28475,18 +28734,18 @@
                 <wp:inline>
                   <wp:extent cx="4620126" cy="6468176"/>
                   <wp:effectExtent b="0" l="0" r="0" t="0"/>
-                  <wp:docPr descr="" title="" id="158" name="Picture"/>
+                  <wp:docPr descr="" title="" id="159" name="Picture"/>
                   <a:graphic>
                     <a:graphicData uri="http://schemas.openxmlformats.org/drawingml/2006/picture">
                       <pic:pic>
                         <pic:nvPicPr>
-                          <pic:cNvPr descr="methodology_files/figure-docx/fig-cluster-logliks-1.png" id="159" name="Picture"/>
+                          <pic:cNvPr descr="methodology_files/figure-docx/fig-cluster-logliks-1.png" id="160" name="Picture"/>
                           <pic:cNvPicPr>
                             <a:picLocks noChangeArrowheads="1" noChangeAspect="1"/>
                           </pic:cNvPicPr>
                         </pic:nvPicPr>
                         <pic:blipFill>
-                          <a:blip r:embed="rId157"/>
+                          <a:blip r:embed="rId158"/>
                           <a:stretch>
                             <a:fillRect/>
                           </a:stretch>
@@ -28526,12 +28785,12 @@
               <w:t xml:space="preserve">Figure 10: Log-likelihood curves for the first five simulated clusters.</w:t>
             </w:r>
           </w:p>
-          <w:bookmarkEnd w:id="160"/>
+          <w:bookmarkEnd w:id="161"/>
         </w:tc>
       </w:tr>
     </w:tbl>
-    <w:bookmarkEnd w:id="161"/>
-    <w:bookmarkStart w:id="167" w:name="checking-nlm-convergence"/>
+    <w:bookmarkEnd w:id="162"/>
+    <w:bookmarkStart w:id="168" w:name="checking-nlm-convergence"/>
     <w:p>
       <w:pPr>
         <w:pStyle w:val="Heading2"/>
@@ -28730,7 +28989,7 @@
       <w:r>
         <w:t xml:space="preserve">(</w:t>
       </w:r>
-      <w:hyperlink r:id="rId162">
+      <w:hyperlink r:id="rId163">
         <w:r>
           <w:rPr>
             <w:rStyle w:val="Hyperlink"/>
@@ -29803,7 +30062,7 @@
       <w:tr>
         <w:tc>
           <w:tcPr/>
-          <w:bookmarkStart w:id="166" w:name="fig-problem-strata"/>
+          <w:bookmarkStart w:id="167" w:name="fig-problem-strata"/>
           <w:p>
             <w:pPr>
               <w:pStyle w:val="Compact"/>
@@ -29814,18 +30073,18 @@
                 <wp:inline>
                   <wp:extent cx="4620126" cy="6468176"/>
                   <wp:effectExtent b="0" l="0" r="0" t="0"/>
-                  <wp:docPr descr="" title="" id="164" name="Picture"/>
+                  <wp:docPr descr="" title="" id="165" name="Picture"/>
                   <a:graphic>
                     <a:graphicData uri="http://schemas.openxmlformats.org/drawingml/2006/picture">
                       <pic:pic>
                         <pic:nvPicPr>
-                          <pic:cNvPr descr="methodology_files/figure-docx/fig-problem-strata-1.png" id="165" name="Picture"/>
+                          <pic:cNvPr descr="methodology_files/figure-docx/fig-problem-strata-1.png" id="166" name="Picture"/>
                           <pic:cNvPicPr>
                             <a:picLocks noChangeArrowheads="1" noChangeAspect="1"/>
                           </pic:cNvPicPr>
                         </pic:nvPicPr>
                         <pic:blipFill>
-                          <a:blip r:embed="rId163"/>
+                          <a:blip r:embed="rId164"/>
                           <a:stretch>
                             <a:fillRect/>
                           </a:stretch>
@@ -29865,12 +30124,12 @@
               <w:t xml:space="preserve">Figure 11: Log-likelihood curves for any clusters whose optimizer reported a possible convergence problem.</w:t>
             </w:r>
           </w:p>
-          <w:bookmarkEnd w:id="166"/>
+          <w:bookmarkEnd w:id="167"/>
         </w:tc>
       </w:tr>
     </w:tbl>
-    <w:bookmarkEnd w:id="167"/>
-    <w:bookmarkStart w:id="176" w:name="estimates-recover-the-simulated-rates"/>
+    <w:bookmarkEnd w:id="168"/>
+    <w:bookmarkStart w:id="177" w:name="estimates-recover-the-simulated-rates"/>
     <w:p>
       <w:pPr>
         <w:pStyle w:val="Heading2"/>
@@ -29892,7 +30151,7 @@
       <w:tr>
         <w:tc>
           <w:tcPr/>
-          <w:bookmarkStart w:id="171" w:name="fig-sim-recovery"/>
+          <w:bookmarkStart w:id="172" w:name="fig-sim-recovery"/>
           <w:p>
             <w:pPr>
               <w:pStyle w:val="Compact"/>
@@ -29903,18 +30162,18 @@
                 <wp:inline>
                   <wp:extent cx="4620126" cy="3696101"/>
                   <wp:effectExtent b="0" l="0" r="0" t="0"/>
-                  <wp:docPr descr="" title="" id="169" name="Picture"/>
+                  <wp:docPr descr="" title="" id="170" name="Picture"/>
                   <a:graphic>
                     <a:graphicData uri="http://schemas.openxmlformats.org/drawingml/2006/picture">
                       <pic:pic>
                         <pic:nvPicPr>
-                          <pic:cNvPr descr="methodology_files/figure-docx/fig-sim-recovery-1.png" id="170" name="Picture"/>
+                          <pic:cNvPr descr="methodology_files/figure-docx/fig-sim-recovery-1.png" id="171" name="Picture"/>
                           <pic:cNvPicPr>
                             <a:picLocks noChangeArrowheads="1" noChangeAspect="1"/>
                           </pic:cNvPicPr>
                         </pic:nvPicPr>
                         <pic:blipFill>
-                          <a:blip r:embed="rId168"/>
+                          <a:blip r:embed="rId169"/>
                           <a:stretch>
                             <a:fillRect/>
                           </a:stretch>
@@ -29954,7 +30213,7 @@
               <w:t xml:space="preserve">Figure 12: Estimated incidence rates (points, with 95% confidence intervals) for each simulated cluster, against the true rate used to generate it. The red line is the identity.</w:t>
             </w:r>
           </w:p>
-          <w:bookmarkEnd w:id="171"/>
+          <w:bookmarkEnd w:id="172"/>
         </w:tc>
       </w:tr>
     </w:tbl>
@@ -30094,7 +30353,7 @@
       <w:tr>
         <w:tc>
           <w:tcPr/>
-          <w:bookmarkStart w:id="175" w:name="fig-empirical-se"/>
+          <w:bookmarkStart w:id="176" w:name="fig-empirical-se"/>
           <w:p>
             <w:pPr>
               <w:pStyle w:val="Compact"/>
@@ -30105,18 +30364,18 @@
                 <wp:inline>
                   <wp:extent cx="4620126" cy="3696101"/>
                   <wp:effectExtent b="0" l="0" r="0" t="0"/>
-                  <wp:docPr descr="" title="" id="173" name="Picture"/>
+                  <wp:docPr descr="" title="" id="174" name="Picture"/>
                   <a:graphic>
                     <a:graphicData uri="http://schemas.openxmlformats.org/drawingml/2006/picture">
                       <pic:pic>
                         <pic:nvPicPr>
-                          <pic:cNvPr descr="methodology_files/figure-docx/fig-empirical-se-1.png" id="174" name="Picture"/>
+                          <pic:cNvPr descr="methodology_files/figure-docx/fig-empirical-se-1.png" id="175" name="Picture"/>
                           <pic:cNvPicPr>
                             <a:picLocks noChangeArrowheads="1" noChangeAspect="1"/>
                           </pic:cNvPicPr>
                         </pic:nvPicPr>
                         <pic:blipFill>
-                          <a:blip r:embed="rId172"/>
+                          <a:blip r:embed="rId173"/>
                           <a:stretch>
                             <a:fillRect/>
                           </a:stretch>
@@ -30156,12 +30415,12 @@
               <w:t xml:space="preserve">Figure 13: Empirical standard error of the incidence estimates, by true rate.</w:t>
             </w:r>
           </w:p>
-          <w:bookmarkEnd w:id="175"/>
+          <w:bookmarkEnd w:id="176"/>
         </w:tc>
       </w:tr>
     </w:tbl>
-    <w:bookmarkEnd w:id="176"/>
-    <w:bookmarkStart w:id="181" w:name="X047cffc7758e27a01cb5430c10b991b39f63029"/>
+    <w:bookmarkEnd w:id="177"/>
+    <w:bookmarkStart w:id="182" w:name="X047cffc7758e27a01cb5430c10b991b39f63029"/>
     <w:p>
       <w:pPr>
         <w:pStyle w:val="Heading2"/>
@@ -30258,7 +30517,7 @@
       <w:tr>
         <w:tc>
           <w:tcPr/>
-          <w:bookmarkStart w:id="180" w:name="fig-sim-recovery-renew"/>
+          <w:bookmarkStart w:id="181" w:name="fig-sim-recovery-renew"/>
           <w:p>
             <w:pPr>
               <w:pStyle w:val="Compact"/>
@@ -30269,18 +30528,18 @@
                 <wp:inline>
                   <wp:extent cx="4620126" cy="3696101"/>
                   <wp:effectExtent b="0" l="0" r="0" t="0"/>
-                  <wp:docPr descr="" title="" id="178" name="Picture"/>
+                  <wp:docPr descr="" title="" id="179" name="Picture"/>
                   <a:graphic>
                     <a:graphicData uri="http://schemas.openxmlformats.org/drawingml/2006/picture">
                       <pic:pic>
                         <pic:nvPicPr>
-                          <pic:cNvPr descr="methodology_files/figure-docx/fig-sim-recovery-renew-1.png" id="179" name="Picture"/>
+                          <pic:cNvPr descr="methodology_files/figure-docx/fig-sim-recovery-renew-1.png" id="180" name="Picture"/>
                           <pic:cNvPicPr>
                             <a:picLocks noChangeArrowheads="1" noChangeAspect="1"/>
                           </pic:cNvPicPr>
                         </pic:nvPicPr>
                         <pic:blipFill>
-                          <a:blip r:embed="rId177"/>
+                          <a:blip r:embed="rId178"/>
                           <a:stretch>
                             <a:fillRect/>
                           </a:stretch>
@@ -30334,13 +30593,13 @@
               <w:t xml:space="preserve">.</w:t>
             </w:r>
           </w:p>
-          <w:bookmarkEnd w:id="180"/>
+          <w:bookmarkEnd w:id="181"/>
         </w:tc>
       </w:tr>
     </w:tbl>
-    <w:bookmarkEnd w:id="181"/>
     <w:bookmarkEnd w:id="182"/>
-    <w:bookmarkStart w:id="187" w:name="ongoing-and-future-work"/>
+    <w:bookmarkEnd w:id="183"/>
+    <w:bookmarkStart w:id="188" w:name="ongoing-and-future-work"/>
     <w:p>
       <w:pPr>
         <w:pStyle w:val="Heading1"/>
@@ -30349,7 +30608,7 @@
         <w:t xml:space="preserve">9. Ongoing and future work</w:t>
       </w:r>
     </w:p>
-    <w:bookmarkStart w:id="184" w:name="in-progress-work"/>
+    <w:bookmarkStart w:id="185" w:name="in-progress-work"/>
     <w:p>
       <w:pPr>
         <w:pStyle w:val="Heading2"/>
@@ -30377,7 +30636,7 @@
       <w:r>
         <w:t xml:space="preserve"> </w:t>
       </w:r>
-      <w:hyperlink r:id="rId144">
+      <w:hyperlink r:id="rId145">
         <w:r>
           <w:rPr>
             <w:rStyle w:val="Hyperlink"/>
@@ -30391,7 +30650,7 @@
       <w:r>
         <w:t xml:space="preserve"> </w:t>
       </w:r>
-      <w:hyperlink r:id="rId183">
+      <w:hyperlink r:id="rId184">
         <w:r>
           <w:rPr>
             <w:rStyle w:val="Hyperlink"/>
@@ -30478,8 +30737,8 @@
         <w:t xml:space="preserve">Calibrating to population demographics</w:t>
       </w:r>
     </w:p>
-    <w:bookmarkEnd w:id="184"/>
-    <w:bookmarkStart w:id="186" w:name="sec-multivariate"/>
+    <w:bookmarkEnd w:id="185"/>
+    <w:bookmarkStart w:id="187" w:name="sec-multivariate"/>
     <w:p>
       <w:pPr>
         <w:pStyle w:val="Heading2"/>
@@ -30845,7 +31104,7 @@
       <w:r>
         <w:t xml:space="preserve">(</w:t>
       </w:r>
-      <w:hyperlink r:id="rId185">
+      <w:hyperlink r:id="rId186">
         <w:r>
           <w:rPr>
             <w:rStyle w:val="Hyperlink"/>
@@ -30857,9 +31116,9 @@
         <w:t xml:space="preserve">).</w:t>
       </w:r>
     </w:p>
-    <w:bookmarkEnd w:id="186"/>
     <w:bookmarkEnd w:id="187"/>
-    <w:bookmarkStart w:id="202" w:name="references"/>
+    <w:bookmarkEnd w:id="188"/>
+    <w:bookmarkStart w:id="203" w:name="references"/>
     <w:p>
       <w:pPr>
         <w:pStyle w:val="Heading1"/>
@@ -30868,8 +31127,8 @@
         <w:t xml:space="preserve">References</w:t>
       </w:r>
     </w:p>
-    <w:bookmarkStart w:id="201" w:name="refs"/>
-    <w:bookmarkStart w:id="189" w:name="ref-Aiemjoy_2022_Lancet"/>
+    <w:bookmarkStart w:id="202" w:name="refs"/>
+    <w:bookmarkStart w:id="190" w:name="ref-Aiemjoy_2022_Lancet"/>
     <w:p>
       <w:pPr>
         <w:pStyle w:val="Bibliography"/>
@@ -30902,7 +31161,7 @@
       <w:r>
         <w:t xml:space="preserve"> </w:t>
       </w:r>
-      <w:hyperlink r:id="rId188">
+      <w:hyperlink r:id="rId189">
         <w:r>
           <w:rPr>
             <w:rStyle w:val="Hyperlink"/>
@@ -30914,8 +31173,8 @@
         <w:t xml:space="preserve">.</w:t>
       </w:r>
     </w:p>
-    <w:bookmarkEnd w:id="189"/>
-    <w:bookmarkStart w:id="191" w:name="ref-Cameron_2011"/>
+    <w:bookmarkEnd w:id="190"/>
+    <w:bookmarkStart w:id="192" w:name="ref-Cameron_2011"/>
     <w:p>
       <w:pPr>
         <w:pStyle w:val="Bibliography"/>
@@ -30948,7 +31207,7 @@
       <w:r>
         <w:t xml:space="preserve"> </w:t>
       </w:r>
-      <w:hyperlink r:id="rId190">
+      <w:hyperlink r:id="rId191">
         <w:r>
           <w:rPr>
             <w:rStyle w:val="Hyperlink"/>
@@ -30960,8 +31219,8 @@
         <w:t xml:space="preserve">.</w:t>
       </w:r>
     </w:p>
-    <w:bookmarkEnd w:id="191"/>
-    <w:bookmarkStart w:id="193" w:name="ref-HAY2024100806"/>
+    <w:bookmarkEnd w:id="192"/>
+    <w:bookmarkStart w:id="194" w:name="ref-HAY2024100806"/>
     <w:p>
       <w:pPr>
         <w:pStyle w:val="Bibliography"/>
@@ -30994,7 +31253,7 @@
       <w:r>
         <w:t xml:space="preserve"> </w:t>
       </w:r>
-      <w:hyperlink r:id="rId192">
+      <w:hyperlink r:id="rId193">
         <w:r>
           <w:rPr>
             <w:rStyle w:val="Hyperlink"/>
@@ -31006,8 +31265,8 @@
         <w:t xml:space="preserve">.</w:t>
       </w:r>
     </w:p>
-    <w:bookmarkEnd w:id="193"/>
-    <w:bookmarkStart w:id="195" w:name="ref-Noordzij2010diseasemeasures"/>
+    <w:bookmarkEnd w:id="194"/>
+    <w:bookmarkStart w:id="196" w:name="ref-Noordzij2010diseasemeasures"/>
     <w:p>
       <w:pPr>
         <w:pStyle w:val="Bibliography"/>
@@ -31046,7 +31305,7 @@
       <w:r>
         <w:t xml:space="preserve"> </w:t>
       </w:r>
-      <w:hyperlink r:id="rId194">
+      <w:hyperlink r:id="rId195">
         <w:r>
           <w:rPr>
             <w:rStyle w:val="Hyperlink"/>
@@ -31058,8 +31317,8 @@
         <w:t xml:space="preserve">.</w:t>
       </w:r>
     </w:p>
-    <w:bookmarkEnd w:id="195"/>
-    <w:bookmarkStart w:id="197" w:name="ref-Teunis_2020"/>
+    <w:bookmarkEnd w:id="196"/>
+    <w:bookmarkStart w:id="198" w:name="ref-Teunis_2020"/>
     <w:p>
       <w:pPr>
         <w:pStyle w:val="Bibliography"/>
@@ -31092,7 +31351,7 @@
       <w:r>
         <w:t xml:space="preserve"> </w:t>
       </w:r>
-      <w:hyperlink r:id="rId196">
+      <w:hyperlink r:id="rId197">
         <w:r>
           <w:rPr>
             <w:rStyle w:val="Hyperlink"/>
@@ -31104,8 +31363,8 @@
         <w:t xml:space="preserve">.</w:t>
       </w:r>
     </w:p>
-    <w:bookmarkEnd w:id="197"/>
-    <w:bookmarkStart w:id="199" w:name="ref-Teunis_2016"/>
+    <w:bookmarkEnd w:id="198"/>
+    <w:bookmarkStart w:id="200" w:name="ref-Teunis_2016"/>
     <w:p>
       <w:pPr>
         <w:pStyle w:val="Bibliography"/>
@@ -31138,7 +31397,7 @@
       <w:r>
         <w:t xml:space="preserve"> </w:t>
       </w:r>
-      <w:hyperlink r:id="rId198">
+      <w:hyperlink r:id="rId199">
         <w:r>
           <w:rPr>
             <w:rStyle w:val="Hyperlink"/>
@@ -31150,8 +31409,8 @@
         <w:t xml:space="preserve">.</w:t>
       </w:r>
     </w:p>
-    <w:bookmarkEnd w:id="199"/>
-    <w:bookmarkStart w:id="200" w:name="ref-volterra1928variations"/>
+    <w:bookmarkEnd w:id="200"/>
+    <w:bookmarkStart w:id="201" w:name="ref-volterra1928variations"/>
     <w:p>
       <w:pPr>
         <w:pStyle w:val="Bibliography"/>
@@ -31182,9 +31441,9 @@
         <w:t xml:space="preserve">3 (1): 3–51.</w:t>
       </w:r>
     </w:p>
-    <w:bookmarkEnd w:id="200"/>
     <w:bookmarkEnd w:id="201"/>
     <w:bookmarkEnd w:id="202"/>
+    <w:bookmarkEnd w:id="203"/>
     <w:sectPr>
       <w:footnotePr>
         <w:numRestart w:val="eachSect"/>

--- a/pr-preview/pr-545/vignettes/methodology.docx
+++ b/pr-preview/pr-545/vignettes/methodology.docx
@@ -2010,7 +2010,7 @@
     </w:p>
     <w:bookmarkEnd w:id="43"/>
     <w:bookmarkEnd w:id="44"/>
-    <w:bookmarkStart w:id="93" w:name="Xbe5ebe555b3ef679e4d759bfe9ee88c74ef3ef7"/>
+    <w:bookmarkStart w:id="94" w:name="Xbe5ebe555b3ef679e4d759bfe9ee88c74ef3ef7"/>
     <w:p>
       <w:pPr>
         <w:pStyle w:val="Heading1"/>
@@ -3101,7 +3101,7 @@
               </w:r>
             </w:hyperlink>
             <w:r>
-              <w:t xml:space="preserve">, which is what makes</w:t>
+              <w:t xml:space="preserve">, and that identity is what makes</w:t>
             </w:r>
             <w:r>
               <w:t xml:space="preserve"> </w:t>
@@ -3435,7 +3435,7 @@
       </w:r>
     </w:p>
     <w:bookmarkEnd w:id="52"/>
-    <w:bookmarkStart w:id="55" w:name="maximum-likelihood-estimation"/>
+    <w:bookmarkStart w:id="56" w:name="maximum-likelihood-estimation"/>
     <w:p>
       <w:pPr>
         <w:pStyle w:val="Heading2"/>
@@ -3555,7 +3555,7 @@
               <w:t xml:space="preserve">Definition (Likelihood and log-likelihood)</w:t>
             </w:r>
           </w:p>
-          <w:bookmarkStart w:id="53" w:name="def-likelihood"/>
+          <w:bookmarkStart w:id="54" w:name="def-likelihood"/>
           <w:p>
             <w:pPr>
               <w:pStyle w:val="BodyText"/>
@@ -3807,16 +3807,49 @@
               </m:r>
             </m:oMath>
             <w:r>
-              <w:t xml:space="preserve">, and is easier to work with because it</w:t>
+              <w:t xml:space="preserve">, and is easier to work with because the</w:t>
             </w:r>
             <w:r>
               <w:t xml:space="preserve"> </w:t>
             </w:r>
             <w:r>
-              <w:t xml:space="preserve">turns products into sums.</w:t>
+              <w:t xml:space="preserve">logarithm turns products into sums</w:t>
+            </w:r>
+            <w:r>
+              <w:t xml:space="preserve"> </w:t>
+            </w:r>
+            <w:r>
+              <w:t xml:space="preserve">(</w:t>
+            </w:r>
+            <w:hyperlink r:id="rId53">
+              <w:r>
+                <w:rPr>
+                  <w:rStyle w:val="Hyperlink"/>
+                </w:rPr>
+                <w:t xml:space="preserve">the logarithm-of-a-product theorem</w:t>
+              </w:r>
+            </w:hyperlink>
+            <w:r>
+              <w:t xml:space="preserve"> </w:t>
+            </w:r>
+            <w:r>
+              <w:t xml:space="preserve">in</w:t>
+            </w:r>
+            <w:r>
+              <w:t xml:space="preserve"> </w:t>
+            </w:r>
+            <w:r>
+              <w:rPr>
+                <w:i/>
+                <w:iCs/>
+              </w:rPr>
+              <w:t xml:space="preserve">Regression Models for Epidemiology</w:t>
+            </w:r>
+            <w:r>
+              <w:t xml:space="preserve">).</w:t>
             </w:r>
           </w:p>
-          <w:bookmarkEnd w:id="53"/>
+          <w:bookmarkEnd w:id="54"/>
         </w:tc>
       </w:tr>
     </w:tbl>
@@ -3861,7 +3894,7 @@
               <w:t xml:space="preserve">Definition (Score function)</w:t>
             </w:r>
           </w:p>
-          <w:bookmarkStart w:id="54" w:name="def-score"/>
+          <w:bookmarkStart w:id="55" w:name="def-score"/>
           <w:p>
             <w:pPr>
               <w:pStyle w:val="BodyText"/>
@@ -4112,12 +4145,12 @@
               <w:t xml:space="preserve">.</w:t>
             </w:r>
           </w:p>
-          <w:bookmarkEnd w:id="54"/>
+          <w:bookmarkEnd w:id="55"/>
         </w:tc>
       </w:tr>
     </w:tbl>
-    <w:bookmarkEnd w:id="55"/>
-    <w:bookmarkStart w:id="57" w:name="likelihood-of-latent-infection-times"/>
+    <w:bookmarkEnd w:id="56"/>
+    <w:bookmarkStart w:id="58" w:name="likelihood-of-latent-infection-times"/>
     <w:p>
       <w:pPr>
         <w:pStyle w:val="Heading2"/>
@@ -4944,7 +4977,7 @@
               <w:t xml:space="preserve">Proposition (MLE when infection times are fully observed)</w:t>
             </w:r>
           </w:p>
-          <w:bookmarkStart w:id="56" w:name="prp-mle-fully-observed"/>
+          <w:bookmarkStart w:id="57" w:name="prp-mle-fully-observed"/>
           <w:p>
             <w:pPr>
               <w:pStyle w:val="BodyText"/>
@@ -5187,12 +5220,12 @@
               </m:oMath>
             </m:oMathPara>
           </w:p>
-          <w:bookmarkEnd w:id="56"/>
+          <w:bookmarkEnd w:id="57"/>
         </w:tc>
       </w:tr>
     </w:tbl>
-    <w:bookmarkEnd w:id="57"/>
-    <w:bookmarkStart w:id="62" w:name="example-log-likelihood-curves"/>
+    <w:bookmarkEnd w:id="58"/>
+    <w:bookmarkStart w:id="63" w:name="example-log-likelihood-curves"/>
     <w:p>
       <w:pPr>
         <w:pStyle w:val="Heading2"/>
@@ -5222,7 +5255,7 @@
       <w:tr>
         <w:tc>
           <w:tcPr/>
-          <w:bookmarkStart w:id="61" w:name="fig-ex-lik-curves"/>
+          <w:bookmarkStart w:id="62" w:name="fig-ex-lik-curves"/>
           <w:p>
             <w:pPr>
               <w:pStyle w:val="Compact"/>
@@ -5233,18 +5266,18 @@
                 <wp:inline>
                   <wp:extent cx="4620126" cy="3696101"/>
                   <wp:effectExtent b="0" l="0" r="0" t="0"/>
-                  <wp:docPr descr="" title="" id="59" name="Picture"/>
+                  <wp:docPr descr="" title="" id="60" name="Picture"/>
                   <a:graphic>
                     <a:graphicData uri="http://schemas.openxmlformats.org/drawingml/2006/picture">
                       <pic:pic>
                         <pic:nvPicPr>
-                          <pic:cNvPr descr="methodology_files/figure-docx/fig-ex-lik-curves-1.png" id="60" name="Picture"/>
+                          <pic:cNvPr descr="methodology_files/figure-docx/fig-ex-lik-curves-1.png" id="61" name="Picture"/>
                           <pic:cNvPicPr>
                             <a:picLocks noChangeArrowheads="1" noChangeAspect="1"/>
                           </pic:cNvPicPr>
                         </pic:nvPicPr>
                         <pic:blipFill>
-                          <a:blip r:embed="rId58"/>
+                          <a:blip r:embed="rId59"/>
                           <a:stretch>
                             <a:fillRect/>
                           </a:stretch>
@@ -5284,12 +5317,12 @@
               <w:t xml:space="preserve">Figure 1: log-likelihood curve for latent data</w:t>
             </w:r>
           </w:p>
-          <w:bookmarkEnd w:id="61"/>
+          <w:bookmarkEnd w:id="62"/>
         </w:tc>
       </w:tr>
     </w:tbl>
-    <w:bookmarkEnd w:id="62"/>
-    <w:bookmarkStart w:id="66" w:name="standard-errors"/>
+    <w:bookmarkEnd w:id="63"/>
+    <w:bookmarkStart w:id="67" w:name="standard-errors"/>
     <w:p>
       <w:pPr>
         <w:pStyle w:val="Heading2"/>
@@ -5380,7 +5413,7 @@
               <w:t xml:space="preserve">Definition (Hessian)</w:t>
             </w:r>
           </w:p>
-          <w:bookmarkStart w:id="63" w:name="def-hessian"/>
+          <w:bookmarkStart w:id="64" w:name="def-hessian"/>
           <w:p>
             <w:pPr>
               <w:pStyle w:val="BodyText"/>
@@ -5548,7 +5581,7 @@
               </m:oMath>
             </m:oMathPara>
           </w:p>
-          <w:bookmarkEnd w:id="63"/>
+          <w:bookmarkEnd w:id="64"/>
         </w:tc>
       </w:tr>
     </w:tbl>
@@ -5593,7 +5626,7 @@
               <w:t xml:space="preserve">Definition (Observed information)</w:t>
             </w:r>
           </w:p>
-          <w:bookmarkStart w:id="64" w:name="def-observed-information"/>
+          <w:bookmarkStart w:id="65" w:name="def-observed-information"/>
           <w:p>
             <w:pPr>
               <w:pStyle w:val="BodyText"/>
@@ -5732,7 +5765,7 @@
               <w:t xml:space="preserve">A sharper peak at the maximum means a larger observed information.</w:t>
             </w:r>
           </w:p>
-          <w:bookmarkEnd w:id="64"/>
+          <w:bookmarkEnd w:id="65"/>
         </w:tc>
       </w:tr>
     </w:tbl>
@@ -5777,7 +5810,7 @@
               <w:t xml:space="preserve">Theorem (Asymptotic variance of the MLE)</w:t>
             </w:r>
           </w:p>
-          <w:bookmarkStart w:id="65" w:name="thm-mle-asymptotic-variance"/>
+          <w:bookmarkStart w:id="66" w:name="thm-mle-asymptotic-variance"/>
           <w:p>
             <w:pPr>
               <w:pStyle w:val="BodyText"/>
@@ -5925,7 +5958,7 @@
               </m:oMath>
             </m:oMathPara>
           </w:p>
-          <w:bookmarkEnd w:id="65"/>
+          <w:bookmarkEnd w:id="66"/>
         </w:tc>
       </w:tr>
     </w:tbl>
@@ -5996,8 +6029,8 @@
         <w:t xml:space="preserve">smaller standard errors.</w:t>
       </w:r>
     </w:p>
-    <w:bookmarkEnd w:id="66"/>
-    <w:bookmarkStart w:id="68" w:name="hessian-for-the-exponential-model"/>
+    <w:bookmarkEnd w:id="67"/>
+    <w:bookmarkStart w:id="69" w:name="hessian-for-the-exponential-model"/>
     <w:p>
       <w:pPr>
         <w:pStyle w:val="Heading2"/>
@@ -6058,7 +6091,7 @@
               <w:bottom w:w="108" w:type="dxa"/>
             </w:tcMar>
           </w:tcPr>
-          <w:bookmarkStart w:id="67" w:name="exm-hessian-exponential"/>
+          <w:bookmarkStart w:id="68" w:name="exm-hessian-exponential"/>
           <w:p>
             <w:pPr>
               <w:pStyle w:val="BodyText"/>
@@ -6917,13 +6950,13 @@
               <w:t xml:space="preserve">size halves it.</w:t>
             </w:r>
           </w:p>
-          <w:bookmarkEnd w:id="67"/>
+          <w:bookmarkEnd w:id="68"/>
           <w:p/>
         </w:tc>
       </w:tr>
     </w:tbl>
-    <w:bookmarkEnd w:id="68"/>
-    <w:bookmarkStart w:id="69" w:name="likelihood-of-observed-data"/>
+    <w:bookmarkEnd w:id="69"/>
+    <w:bookmarkStart w:id="70" w:name="likelihood-of-observed-data"/>
     <w:p>
       <w:pPr>
         <w:pStyle w:val="Heading2"/>
@@ -7663,8 +7696,8 @@
         </m:oMath>
       </m:oMathPara>
     </w:p>
-    <w:bookmarkEnd w:id="69"/>
-    <w:bookmarkStart w:id="78" w:name="antibody-response-curves"/>
+    <w:bookmarkEnd w:id="70"/>
+    <w:bookmarkStart w:id="79" w:name="antibody-response-curves"/>
     <w:p>
       <w:pPr>
         <w:pStyle w:val="Heading2"/>
@@ -7686,7 +7719,7 @@
       <w:tr>
         <w:tc>
           <w:tcPr/>
-          <w:bookmarkStart w:id="73" w:name="fig-sim-case-data"/>
+          <w:bookmarkStart w:id="74" w:name="fig-sim-case-data"/>
           <w:p>
             <w:pPr>
               <w:jc w:val="center"/>
@@ -7696,18 +7729,18 @@
                 <wp:inline>
                   <wp:extent cx="4620126" cy="3696101"/>
                   <wp:effectExtent b="0" l="0" r="0" t="0"/>
-                  <wp:docPr descr="" title="" id="71" name="Picture"/>
+                  <wp:docPr descr="" title="" id="72" name="Picture"/>
                   <a:graphic>
                     <a:graphicData uri="http://schemas.openxmlformats.org/drawingml/2006/picture">
                       <pic:pic>
                         <pic:nvPicPr>
-                          <pic:cNvPr descr="methodology_files/figure-docx/unnamed-chunk-4-1.png" id="72" name="Picture"/>
+                          <pic:cNvPr descr="methodology_files/figure-docx/unnamed-chunk-4-1.png" id="73" name="Picture"/>
                           <pic:cNvPicPr>
                             <a:picLocks noChangeArrowheads="1" noChangeAspect="1"/>
                           </pic:cNvPicPr>
                         </pic:nvPicPr>
                         <pic:blipFill>
-                          <a:blip r:embed="rId70"/>
+                          <a:blip r:embed="rId71"/>
                           <a:stretch>
                             <a:fillRect/>
                           </a:stretch>
@@ -7800,7 +7833,7 @@
               <w:t xml:space="preserve">, for typhoid</w:t>
             </w:r>
           </w:p>
-          <w:bookmarkEnd w:id="73"/>
+          <w:bookmarkEnd w:id="74"/>
         </w:tc>
       </w:tr>
     </w:tbl>
@@ -7818,7 +7851,7 @@
       <w:tr>
         <w:tc>
           <w:tcPr/>
-          <w:bookmarkStart w:id="77" w:name="fig-decay"/>
+          <w:bookmarkStart w:id="78" w:name="fig-decay"/>
           <w:p>
             <w:pPr>
               <w:jc w:val="center"/>
@@ -7828,18 +7861,18 @@
                 <wp:inline>
                   <wp:extent cx="4620126" cy="3696101"/>
                   <wp:effectExtent b="0" l="0" r="0" t="0"/>
-                  <wp:docPr descr="" title="" id="75" name="Picture"/>
+                  <wp:docPr descr="" title="" id="76" name="Picture"/>
                   <a:graphic>
                     <a:graphicData uri="http://schemas.openxmlformats.org/drawingml/2006/picture">
                       <pic:pic>
                         <pic:nvPicPr>
-                          <pic:cNvPr descr="methodology_files/figure-docx/unnamed-chunk-5-1.png" id="76" name="Picture"/>
+                          <pic:cNvPr descr="methodology_files/figure-docx/unnamed-chunk-5-1.png" id="77" name="Picture"/>
                           <pic:cNvPicPr>
                             <a:picLocks noChangeArrowheads="1" noChangeAspect="1"/>
                           </pic:cNvPicPr>
                         </pic:nvPicPr>
                         <pic:blipFill>
-                          <a:blip r:embed="rId74"/>
+                          <a:blip r:embed="rId75"/>
                           <a:stretch>
                             <a:fillRect/>
                           </a:stretch>
@@ -7879,12 +7912,12 @@
               <w:t xml:space="preserve">Figure 3: Observed antibody measurements over time since fever onset, for typhoid</w:t>
             </w:r>
           </w:p>
-          <w:bookmarkEnd w:id="77"/>
+          <w:bookmarkEnd w:id="78"/>
         </w:tc>
       </w:tr>
     </w:tbl>
-    <w:bookmarkEnd w:id="78"/>
-    <w:bookmarkStart w:id="80" w:name="the-per-person-likelihood"/>
+    <w:bookmarkEnd w:id="79"/>
+    <w:bookmarkStart w:id="81" w:name="the-per-person-likelihood"/>
     <w:p>
       <w:pPr>
         <w:pStyle w:val="Heading2"/>
@@ -7934,7 +7967,7 @@
               <w:t xml:space="preserve">Proposition (Marginal likelihood of one participant’s data)</w:t>
             </w:r>
           </w:p>
-          <w:bookmarkStart w:id="79" w:name="prp-marginal-likelihood"/>
+          <w:bookmarkStart w:id="80" w:name="prp-marginal-likelihood"/>
           <w:p>
             <w:pPr>
               <w:pStyle w:val="BodyText"/>
@@ -8424,7 +8457,7 @@
               <w:t xml:space="preserve"> </w:t>
             </w:r>
             <w:r>
-              <w:t xml:space="preserve">Written out, it is</w:t>
+              <w:t xml:space="preserve">Written out over both parts, the integral is</w:t>
             </w:r>
           </w:p>
           <w:p>
@@ -8710,7 +8743,7 @@
               <w:t xml:space="preserve">once; the second is the contribution from subjects never infected.</w:t>
             </w:r>
           </w:p>
-          <w:bookmarkEnd w:id="79"/>
+          <w:bookmarkEnd w:id="80"/>
         </w:tc>
       </w:tr>
     </w:tbl>
@@ -9042,8 +9075,8 @@
         <w:t xml:space="preserve">.</w:t>
       </w:r>
     </w:p>
-    <w:bookmarkEnd w:id="80"/>
-    <w:bookmarkStart w:id="82" w:name="the-full-sample-likelihood"/>
+    <w:bookmarkEnd w:id="81"/>
+    <w:bookmarkStart w:id="83" w:name="the-full-sample-likelihood"/>
     <w:p>
       <w:pPr>
         <w:pStyle w:val="Heading2"/>
@@ -9093,7 +9126,7 @@
               <w:t xml:space="preserve">Proposition (Full-sample likelihood, assuming independent participants)</w:t>
             </w:r>
           </w:p>
-          <w:bookmarkStart w:id="81" w:name="prp-full-sample-likelihood"/>
+          <w:bookmarkStart w:id="82" w:name="prp-full-sample-likelihood"/>
           <w:p>
             <w:pPr>
               <w:pStyle w:val="BodyText"/>
@@ -9651,7 +9684,7 @@
               </m:oMath>
             </m:oMathPara>
           </w:p>
-          <w:bookmarkEnd w:id="81"/>
+          <w:bookmarkEnd w:id="82"/>
         </w:tc>
       </w:tr>
     </w:tbl>
@@ -9896,8 +9929,8 @@
         <w:t xml:space="preserve">.</w:t>
       </w:r>
     </w:p>
-    <w:bookmarkEnd w:id="82"/>
-    <w:bookmarkStart w:id="83" w:name="finding-the-mle-numerically"/>
+    <w:bookmarkEnd w:id="83"/>
+    <w:bookmarkStart w:id="84" w:name="finding-the-mle-numerically"/>
     <w:p>
       <w:pPr>
         <w:pStyle w:val="Heading2"/>
@@ -10214,7 +10247,7 @@
         </w:r>
       </w:hyperlink>
       <w:r>
-        <w:t xml:space="preserve">) at the maximum, which is what</w:t>
+        <w:t xml:space="preserve">) at the maximum, and</w:t>
       </w:r>
       <w:r>
         <w:t xml:space="preserve"> </w:t>
@@ -10231,11 +10264,11 @@
         <w:t xml:space="preserve"> </w:t>
       </w:r>
       <w:r>
-        <w:t xml:space="preserve">turns into a standard error.</w:t>
-      </w:r>
-    </w:p>
-    <w:bookmarkEnd w:id="83"/>
-    <w:bookmarkStart w:id="92" w:name="X5bf3afb032987a059a98cb4220d3ca0c37d3f71"/>
+        <w:t xml:space="preserve">turns that Hessian into a standard error.</w:t>
+      </w:r>
+    </w:p>
+    <w:bookmarkEnd w:id="84"/>
+    <w:bookmarkStart w:id="93" w:name="X5bf3afb032987a059a98cb4220d3ca0c37d3f71"/>
     <w:p>
       <w:pPr>
         <w:pStyle w:val="Heading2"/>
@@ -10316,7 +10349,7 @@
         <w:t xml:space="preserve">no longer applies to it.</w:t>
       </w:r>
     </w:p>
-    <w:bookmarkStart w:id="84" w:name="why-clustering-matters"/>
+    <w:bookmarkStart w:id="85" w:name="why-clustering-matters"/>
     <w:p>
       <w:pPr>
         <w:pStyle w:val="Heading3"/>
@@ -10425,8 +10458,8 @@
         <w:t xml:space="preserve">Usually rather than always: the direction follows the sign of the within-cluster correlation, which is positive in most survey designs but need not be.</w:t>
       </w:r>
     </w:p>
-    <w:bookmarkEnd w:id="84"/>
-    <w:bookmarkStart w:id="86" w:name="cluster-robust-variance-estimation"/>
+    <w:bookmarkEnd w:id="85"/>
+    <w:bookmarkStart w:id="87" w:name="cluster-robust-variance-estimation"/>
     <w:p>
       <w:pPr>
         <w:pStyle w:val="Heading3"/>
@@ -10533,7 +10566,7 @@
               <w:t xml:space="preserve">Definition (Sandwich variance estimator)</w:t>
             </w:r>
           </w:p>
-          <w:bookmarkStart w:id="85" w:name="def-cluster-robust-variance"/>
+          <w:bookmarkStart w:id="86" w:name="def-cluster-robust-variance"/>
           <w:p>
             <w:pPr>
               <w:pStyle w:val="BodyText"/>
@@ -11302,7 +11335,7 @@
               <w:t xml:space="preserve">of the sandwich.</w:t>
             </w:r>
           </w:p>
-          <w:bookmarkEnd w:id="85"/>
+          <w:bookmarkEnd w:id="86"/>
         </w:tc>
       </w:tr>
     </w:tbl>
@@ -11635,8 +11668,8 @@
         <w:t xml:space="preserve">what the correction recovers.</w:t>
       </w:r>
     </w:p>
-    <w:bookmarkEnd w:id="86"/>
-    <w:bookmarkStart w:id="87" w:name="multi-way-clustering"/>
+    <w:bookmarkEnd w:id="87"/>
+    <w:bookmarkStart w:id="88" w:name="multi-way-clustering"/>
     <w:p>
       <w:pPr>
         <w:pStyle w:val="Heading3"/>
@@ -12328,8 +12361,8 @@
         <w:t xml:space="preserve">typical of nested survey designs.</w:t>
       </w:r>
     </w:p>
-    <w:bookmarkEnd w:id="87"/>
-    <w:bookmarkStart w:id="88" w:name="small-sample-correction"/>
+    <w:bookmarkEnd w:id="88"/>
+    <w:bookmarkStart w:id="89" w:name="small-sample-correction"/>
     <w:p>
       <w:pPr>
         <w:pStyle w:val="Heading3"/>
@@ -12847,8 +12880,8 @@
         <w:t xml:space="preserve">’s grouping.</w:t>
       </w:r>
     </w:p>
-    <w:bookmarkEnd w:id="88"/>
-    <w:bookmarkStart w:id="89" w:name="safeguards-against-invalid-variance"/>
+    <w:bookmarkEnd w:id="89"/>
+    <w:bookmarkStart w:id="90" w:name="safeguards-against-invalid-variance"/>
     <w:p>
       <w:pPr>
         <w:pStyle w:val="Heading3"/>
@@ -13439,8 +13472,8 @@
         <w:t xml:space="preserve">.</w:t>
       </w:r>
     </w:p>
-    <w:bookmarkEnd w:id="89"/>
-    <w:bookmarkStart w:id="90" w:name="implementation-in-serocalculator"/>
+    <w:bookmarkEnd w:id="90"/>
+    <w:bookmarkStart w:id="91" w:name="implementation-in-serocalculator"/>
     <w:p>
       <w:pPr>
         <w:pStyle w:val="Heading3"/>
@@ -13700,8 +13733,8 @@
         <w:t xml:space="preserve">).</w:t>
       </w:r>
     </w:p>
-    <w:bookmarkEnd w:id="90"/>
-    <w:bookmarkStart w:id="91" w:name="effect-on-results"/>
+    <w:bookmarkEnd w:id="91"/>
+    <w:bookmarkStart w:id="92" w:name="effect-on-results"/>
     <w:p>
       <w:pPr>
         <w:pStyle w:val="Heading3"/>
@@ -13791,10 +13824,10 @@
         <w:t xml:space="preserve">widen correspondingly, reflecting the reduced effective sample size</w:t>
       </w:r>
     </w:p>
-    <w:bookmarkEnd w:id="91"/>
     <w:bookmarkEnd w:id="92"/>
     <w:bookmarkEnd w:id="93"/>
-    <w:bookmarkStart w:id="130" w:name="modeling-the-seroresponse-kinetics-curve"/>
+    <w:bookmarkEnd w:id="94"/>
+    <w:bookmarkStart w:id="131" w:name="modeling-the-seroresponse-kinetics-curve"/>
     <w:p>
       <w:pPr>
         <w:pStyle w:val="Heading1"/>
@@ -13909,7 +13942,7 @@
         <w:t xml:space="preserve">.</w:t>
       </w:r>
     </w:p>
-    <w:bookmarkStart w:id="94" w:name="model-for-active-infection-period"/>
+    <w:bookmarkStart w:id="95" w:name="model-for-active-infection-period"/>
     <w:p>
       <w:pPr>
         <w:pStyle w:val="Heading2"/>
@@ -14634,8 +14667,8 @@
         <w:t xml:space="preserve">compared to the other terms in the model.</w:t>
       </w:r>
     </w:p>
-    <w:bookmarkEnd w:id="94"/>
-    <w:bookmarkStart w:id="95" w:name="model-for-post-infection-antibody-decay"/>
+    <w:bookmarkEnd w:id="95"/>
+    <w:bookmarkStart w:id="96" w:name="model-for-post-infection-antibody-decay"/>
     <w:p>
       <w:pPr>
         <w:pStyle w:val="Heading2"/>
@@ -14883,8 +14916,8 @@
         <w:t xml:space="preserve">.</w:t>
       </w:r>
     </w:p>
-    <w:bookmarkEnd w:id="95"/>
-    <w:bookmarkStart w:id="96" w:name="assembling-the-full-response-curve"/>
+    <w:bookmarkEnd w:id="96"/>
+    <w:bookmarkStart w:id="97" w:name="assembling-the-full-response-curve"/>
     <w:p>
       <w:pPr>
         <w:pStyle w:val="Heading2"/>
@@ -15407,8 +15440,8 @@
         </m:oMath>
       </m:oMathPara>
     </w:p>
-    <w:bookmarkEnd w:id="96"/>
-    <w:bookmarkStart w:id="97" w:name="growth-rate-from-peak-and-baseline"/>
+    <w:bookmarkEnd w:id="97"/>
+    <w:bookmarkStart w:id="98" w:name="growth-rate-from-peak-and-baseline"/>
     <w:p>
       <w:pPr>
         <w:pStyle w:val="Heading2"/>
@@ -15602,8 +15635,8 @@
         </m:oMath>
       </m:oMathPara>
     </w:p>
-    <w:bookmarkEnd w:id="97"/>
-    <w:bookmarkStart w:id="106" w:name="X1d3fcc2a0784af059ab166838ee8827eace4ccf"/>
+    <w:bookmarkEnd w:id="98"/>
+    <w:bookmarkStart w:id="107" w:name="X1d3fcc2a0784af059ab166838ee8827eace4ccf"/>
     <w:p>
       <w:pPr>
         <w:pStyle w:val="Heading2"/>
@@ -16411,7 +16444,7 @@
       <w:tr>
         <w:tc>
           <w:tcPr/>
-          <w:bookmarkStart w:id="101" w:name="fig-response-graph"/>
+          <w:bookmarkStart w:id="102" w:name="fig-response-graph"/>
           <w:p>
             <w:pPr>
               <w:pStyle w:val="Compact"/>
@@ -16422,18 +16455,18 @@
                 <wp:inline>
                   <wp:extent cx="4620126" cy="3696101"/>
                   <wp:effectExtent b="0" l="0" r="0" t="0"/>
-                  <wp:docPr descr="" title="" id="99" name="Picture"/>
+                  <wp:docPr descr="" title="" id="100" name="Picture"/>
                   <a:graphic>
                     <a:graphicData uri="http://schemas.openxmlformats.org/drawingml/2006/picture">
                       <pic:pic>
                         <pic:nvPicPr>
-                          <pic:cNvPr descr="methodology_files/figure-docx/fig-response-graph-1.png" id="100" name="Picture"/>
+                          <pic:cNvPr descr="methodology_files/figure-docx/fig-response-graph-1.png" id="101" name="Picture"/>
                           <pic:cNvPicPr>
                             <a:picLocks noChangeArrowheads="1" noChangeAspect="1"/>
                           </pic:cNvPicPr>
                         </pic:nvPicPr>
                         <pic:blipFill>
-                          <a:blip r:embed="rId98"/>
+                          <a:blip r:embed="rId99"/>
                           <a:stretch>
                             <a:fillRect/>
                           </a:stretch>
@@ -16473,7 +16506,7 @@
               <w:t xml:space="preserve">Figure 4: An example kinetics curve for HlyE IgG</w:t>
             </w:r>
           </w:p>
-          <w:bookmarkEnd w:id="101"/>
+          <w:bookmarkEnd w:id="102"/>
         </w:tc>
       </w:tr>
     </w:tbl>
@@ -16697,7 +16730,7 @@
       <w:r>
         <w:t xml:space="preserve"> </w:t>
       </w:r>
-      <w:hyperlink r:id="rId102">
+      <w:hyperlink r:id="rId103">
         <w:r>
           <w:rPr>
             <w:rStyle w:val="Hyperlink"/>
@@ -16715,12 +16748,12 @@
           <wp:inline>
             <wp:extent cx="2667000" cy="2667000"/>
             <wp:effectExtent b="0" l="0" r="0" t="0"/>
-            <wp:docPr descr="QR code for the antibody-kinetics Shiny app" title="" id="104" name="Picture"/>
+            <wp:docPr descr="QR code for the antibody-kinetics Shiny app" title="" id="105" name="Picture"/>
             <a:graphic>
               <a:graphicData uri="http://schemas.openxmlformats.org/drawingml/2006/picture">
                 <pic:pic>
                   <pic:nvPicPr>
-                    <pic:cNvPr descr="../man/figures/qr_akm2.svg" id="105" name="Picture"/>
+                    <pic:cNvPr descr="../man/figures/qr_akm2.svg" id="106" name="Picture"/>
                     <pic:cNvPicPr>
                       <a:picLocks noChangeArrowheads="1" noChangeAspect="1"/>
                     </pic:cNvPicPr>
@@ -16732,7 +16765,7 @@
                           <a14:useLocalDpi xmlns:a14="http://schemas.microsoft.com/office/drawing/2010/main" val="0"/>
                         </a:ext>
                         <a:ext uri="{96DAC541-7B7A-43D3-8B79-37D633B846F1}">
-                          <asvg:svgBlip xmlns:asvg="http://schemas.microsoft.com/office/drawing/2016/SVG/main" r:embed="rId103"/>
+                          <asvg:svgBlip xmlns:asvg="http://schemas.microsoft.com/office/drawing/2016/SVG/main" r:embed="rId104"/>
                         </a:ext>
                       </a:extLst>
                     </a:blip>
@@ -16770,8 +16803,8 @@
         <w:t xml:space="preserve">QR code for the antibody-kinetics Shiny app</w:t>
       </w:r>
     </w:p>
-    <w:bookmarkEnd w:id="106"/>
-    <w:bookmarkStart w:id="107" w:name="sec-noise"/>
+    <w:bookmarkEnd w:id="107"/>
+    <w:bookmarkStart w:id="108" w:name="sec-noise"/>
     <w:p>
       <w:pPr>
         <w:pStyle w:val="Heading2"/>
@@ -17553,8 +17586,8 @@
         <w:t xml:space="preserve">fragility of chasing a more extreme quantile.</w:t>
       </w:r>
     </w:p>
-    <w:bookmarkEnd w:id="107"/>
-    <w:bookmarkStart w:id="108" w:name="measurement-noise"/>
+    <w:bookmarkEnd w:id="108"/>
+    <w:bookmarkStart w:id="109" w:name="measurement-noise"/>
     <w:p>
       <w:pPr>
         <w:pStyle w:val="Heading2"/>
@@ -18955,8 +18988,8 @@
         <w:t xml:space="preserve">(multiplicative) error model.</w:t>
       </w:r>
     </w:p>
-    <w:bookmarkEnd w:id="108"/>
-    <w:bookmarkStart w:id="109" w:name="Xb7158a708bbfcf737c1d66d073315801f06d41e"/>
+    <w:bookmarkEnd w:id="109"/>
+    <w:bookmarkStart w:id="110" w:name="Xb7158a708bbfcf737c1d66d073315801f06d41e"/>
     <w:p>
       <w:pPr>
         <w:pStyle w:val="Heading2"/>
@@ -23739,8 +23772,8 @@
         <w:t xml:space="preserve">exactly, as expected.</w:t>
       </w:r>
     </w:p>
-    <w:bookmarkEnd w:id="109"/>
-    <w:bookmarkStart w:id="110" w:name="noise-and-never-infected-subjects"/>
+    <w:bookmarkEnd w:id="110"/>
+    <w:bookmarkStart w:id="111" w:name="noise-and-never-infected-subjects"/>
     <w:p>
       <w:pPr>
         <w:pStyle w:val="Heading2"/>
@@ -25304,8 +25337,8 @@
         <w:t xml:space="preserve">, matching the single-source case above.</w:t>
       </w:r>
     </w:p>
-    <w:bookmarkEnd w:id="110"/>
-    <w:bookmarkStart w:id="115" w:name="variation-across-the-posterior"/>
+    <w:bookmarkEnd w:id="111"/>
+    <w:bookmarkStart w:id="116" w:name="variation-across-the-posterior"/>
     <w:p>
       <w:pPr>
         <w:pStyle w:val="Heading2"/>
@@ -25387,7 +25420,7 @@
       <w:tr>
         <w:tc>
           <w:tcPr/>
-          <w:bookmarkStart w:id="114" w:name="fig-curve-posterior"/>
+          <w:bookmarkStart w:id="115" w:name="fig-curve-posterior"/>
           <w:p>
             <w:pPr>
               <w:pStyle w:val="Compact"/>
@@ -25398,18 +25431,18 @@
                 <wp:inline>
                   <wp:extent cx="4620126" cy="3696101"/>
                   <wp:effectExtent b="0" l="0" r="0" t="0"/>
-                  <wp:docPr descr="" title="" id="112" name="Picture"/>
+                  <wp:docPr descr="" title="" id="113" name="Picture"/>
                   <a:graphic>
                     <a:graphicData uri="http://schemas.openxmlformats.org/drawingml/2006/picture">
                       <pic:pic>
                         <pic:nvPicPr>
-                          <pic:cNvPr descr="methodology_files/figure-docx/fig-curve-posterior-1.png" id="113" name="Picture"/>
+                          <pic:cNvPr descr="methodology_files/figure-docx/fig-curve-posterior-1.png" id="114" name="Picture"/>
                           <pic:cNvPicPr>
                             <a:picLocks noChangeArrowheads="1" noChangeAspect="1"/>
                           </pic:cNvPicPr>
                         </pic:nvPicPr>
                         <pic:blipFill>
-                          <a:blip r:embed="rId111"/>
+                          <a:blip r:embed="rId112"/>
                           <a:stretch>
                             <a:fillRect/>
                           </a:stretch>
@@ -25449,7 +25482,7 @@
               <w:t xml:space="preserve">Figure 5: Posterior draws of the antibody-decay curve per antigen-isotype, with the 10%, 50%, and 90% point-wise quantiles overlaid.</w:t>
             </w:r>
           </w:p>
-          <w:bookmarkEnd w:id="114"/>
+          <w:bookmarkEnd w:id="115"/>
         </w:tc>
       </w:tr>
     </w:tbl>
@@ -25588,8 +25621,8 @@
         <w:t xml:space="preserve">estimation uncertainty and the between-person heterogeneity.</w:t>
       </w:r>
     </w:p>
-    <w:bookmarkEnd w:id="115"/>
-    <w:bookmarkStart w:id="121" w:name="multiple-biomarkers"/>
+    <w:bookmarkEnd w:id="116"/>
+    <w:bookmarkStart w:id="122" w:name="multiple-biomarkers"/>
     <w:p>
       <w:pPr>
         <w:pStyle w:val="Heading2"/>
@@ -26219,7 +26252,7 @@
       <w:r>
         <w:t xml:space="preserve"> </w:t>
       </w:r>
-      <w:hyperlink r:id="rId116">
+      <w:hyperlink r:id="rId117">
         <w:r>
           <w:rPr>
             <w:rStyle w:val="Hyperlink"/>
@@ -26404,7 +26437,7 @@
       <w:tr>
         <w:tc>
           <w:tcPr/>
-          <w:bookmarkStart w:id="120" w:name="fig-loglik"/>
+          <w:bookmarkStart w:id="121" w:name="fig-loglik"/>
           <w:p>
             <w:pPr>
               <w:pStyle w:val="Compact"/>
@@ -26415,18 +26448,18 @@
                 <wp:inline>
                   <wp:extent cx="4620126" cy="3696101"/>
                   <wp:effectExtent b="0" l="0" r="0" t="0"/>
-                  <wp:docPr descr="" title="" id="118" name="Picture"/>
+                  <wp:docPr descr="" title="" id="119" name="Picture"/>
                   <a:graphic>
                     <a:graphicData uri="http://schemas.openxmlformats.org/drawingml/2006/picture">
                       <pic:pic>
                         <pic:nvPicPr>
-                          <pic:cNvPr descr="methodology_files/figure-docx/fig-loglik-1.png" id="119" name="Picture"/>
+                          <pic:cNvPr descr="methodology_files/figure-docx/fig-loglik-1.png" id="120" name="Picture"/>
                           <pic:cNvPicPr>
                             <a:picLocks noChangeArrowheads="1" noChangeAspect="1"/>
                           </pic:cNvPicPr>
                         </pic:nvPicPr>
                         <pic:blipFill>
-                          <a:blip r:embed="rId117"/>
+                          <a:blip r:embed="rId118"/>
                           <a:stretch>
                             <a:fillRect/>
                           </a:stretch>
@@ -26466,12 +26499,12 @@
               <w:t xml:space="preserve">Figure 6: Log-likelihood curves for HlyE IgA alone, HlyE IgG alone, and both biomarkers combined.</w:t>
             </w:r>
           </w:p>
-          <w:bookmarkEnd w:id="120"/>
+          <w:bookmarkEnd w:id="121"/>
         </w:tc>
       </w:tr>
     </w:tbl>
-    <w:bookmarkEnd w:id="121"/>
-    <w:bookmarkStart w:id="125" w:name="X2f1a22e0e8bfbbb3bd4a9b4c70c58b4086e4038"/>
+    <w:bookmarkEnd w:id="122"/>
+    <w:bookmarkStart w:id="126" w:name="X2f1a22e0e8bfbbb3bd4a9b4c70c58b4086e4038"/>
     <w:p>
       <w:pPr>
         <w:pStyle w:val="Heading2"/>
@@ -26574,18 +26607,18 @@
           <wp:inline>
             <wp:extent cx="5334000" cy="5776895"/>
             <wp:effectExtent b="0" l="0" r="0" t="0"/>
-            <wp:docPr descr="Decay curves (A), peak antibody levels (B), and decay rates (C) for HlyE and LPS (IgG/IgA), by country (Bangladesh, Pakistan, Nepal, Ghana). SEES study." title="" id="123" name="Picture"/>
+            <wp:docPr descr="Decay curves (A), peak antibody levels (B), and decay rates (C) for HlyE and LPS (IgG/IgA), by country (Bangladesh, Pakistan, Nepal, Ghana). SEES study." title="" id="124" name="Picture"/>
             <a:graphic>
               <a:graphicData uri="http://schemas.openxmlformats.org/drawingml/2006/picture">
                 <pic:pic>
                   <pic:nvPicPr>
-                    <pic:cNvPr descr="../man/figures/kinetics-variation-1.png" id="124" name="Picture"/>
+                    <pic:cNvPr descr="../man/figures/kinetics-variation-1.png" id="125" name="Picture"/>
                     <pic:cNvPicPr>
                       <a:picLocks noChangeArrowheads="1" noChangeAspect="1"/>
                     </pic:cNvPicPr>
                   </pic:nvPicPr>
                   <pic:blipFill>
-                    <a:blip r:embed="rId122"/>
+                    <a:blip r:embed="rId123"/>
                     <a:stretch>
                       <a:fillRect/>
                     </a:stretch>
@@ -26620,8 +26653,8 @@
         <w:t xml:space="preserve">Decay curves (A), peak antibody levels (B), and decay rates (C) for HlyE and LPS (IgG/IgA), by country (Bangladesh, Pakistan, Nepal, Ghana). SEES study.</w:t>
       </w:r>
     </w:p>
-    <w:bookmarkEnd w:id="125"/>
-    <w:bookmarkStart w:id="129" w:name="Xe0d498a7f1d34353def60f09705ade4ab365d1e"/>
+    <w:bookmarkEnd w:id="126"/>
+    <w:bookmarkStart w:id="130" w:name="Xe0d498a7f1d34353def60f09705ade4ab365d1e"/>
     <w:p>
       <w:pPr>
         <w:pStyle w:val="Heading2"/>
@@ -26639,18 +26672,18 @@
           <wp:inline>
             <wp:extent cx="5334000" cy="4364181"/>
             <wp:effectExtent b="0" l="0" r="0" t="0"/>
-            <wp:docPr descr="Decay curves by age stratum (&lt;5, 5–15, 16+) and serotype (Typhi vs Paratyphi A), for HlyE and LPS (IgG/IgA). SEES study." title="" id="127" name="Picture"/>
+            <wp:docPr descr="Decay curves by age stratum (&lt;5, 5–15, 16+) and serotype (Typhi vs Paratyphi A), for HlyE and LPS (IgG/IgA). SEES study." title="" id="128" name="Picture"/>
             <a:graphic>
               <a:graphicData uri="http://schemas.openxmlformats.org/drawingml/2006/picture">
                 <pic:pic>
                   <pic:nvPicPr>
-                    <pic:cNvPr descr="../man/figures/kinetics-variation-2.png" id="128" name="Picture"/>
+                    <pic:cNvPr descr="../man/figures/kinetics-variation-2.png" id="129" name="Picture"/>
                     <pic:cNvPicPr>
                       <a:picLocks noChangeArrowheads="1" noChangeAspect="1"/>
                     </pic:cNvPicPr>
                   </pic:nvPicPr>
                   <pic:blipFill>
-                    <a:blip r:embed="rId126"/>
+                    <a:blip r:embed="rId127"/>
                     <a:stretch>
                       <a:fillRect/>
                     </a:stretch>
@@ -26734,9 +26767,9 @@
         <w:t xml:space="preserve">is on the roadmap.</w:t>
       </w:r>
     </w:p>
-    <w:bookmarkEnd w:id="129"/>
     <w:bookmarkEnd w:id="130"/>
-    <w:bookmarkStart w:id="142" w:name="estimating-the-curves-with-serodynamics"/>
+    <w:bookmarkEnd w:id="131"/>
+    <w:bookmarkStart w:id="143" w:name="estimating-the-curves-with-serodynamics"/>
     <w:p>
       <w:pPr>
         <w:pStyle w:val="Heading1"/>
@@ -26754,7 +26787,7 @@
         <w:t xml:space="preserve">serodynamics</w:t>
       </w:r>
     </w:p>
-    <w:bookmarkStart w:id="131" w:name="where-do-the-curve-parameters-come-from"/>
+    <w:bookmarkStart w:id="132" w:name="where-do-the-curve-parameters-come-from"/>
     <w:p>
       <w:pPr>
         <w:pStyle w:val="Heading2"/>
@@ -26954,8 +26987,8 @@
         <w:t xml:space="preserve">)</w:t>
       </w:r>
     </w:p>
-    <w:bookmarkEnd w:id="131"/>
-    <w:bookmarkStart w:id="133" w:name="the-serodynamics-package"/>
+    <w:bookmarkEnd w:id="132"/>
+    <w:bookmarkStart w:id="134" w:name="the-serodynamics-package"/>
     <w:p>
       <w:pPr>
         <w:pStyle w:val="Heading2"/>
@@ -26983,7 +27016,7 @@
       <w:pPr>
         <w:pStyle w:val="FirstParagraph"/>
       </w:pPr>
-      <w:hyperlink r:id="rId132">
+      <w:hyperlink r:id="rId133">
         <w:r>
           <w:rPr>
             <w:rStyle w:val="VerbatimChar"/>
@@ -27086,8 +27119,8 @@
         <w:t xml:space="preserve">packages that into a single reusable, validated workflow.</w:t>
       </w:r>
     </w:p>
-    <w:bookmarkEnd w:id="133"/>
-    <w:bookmarkStart w:id="134" w:name="a-typical-serodynamics-workflow"/>
+    <w:bookmarkEnd w:id="134"/>
+    <w:bookmarkStart w:id="135" w:name="a-typical-serodynamics-workflow"/>
     <w:p>
       <w:pPr>
         <w:pStyle w:val="Heading2"/>
@@ -27346,8 +27379,8 @@
         <w:t xml:space="preserve">) for experimentation.</w:t>
       </w:r>
     </w:p>
-    <w:bookmarkEnd w:id="134"/>
-    <w:bookmarkStart w:id="138" w:name="what-a-fitted-model-looks-like"/>
+    <w:bookmarkEnd w:id="135"/>
+    <w:bookmarkStart w:id="139" w:name="what-a-fitted-model-looks-like"/>
     <w:p>
       <w:pPr>
         <w:pStyle w:val="Heading2"/>
@@ -27513,18 +27546,18 @@
           <wp:inline>
             <wp:extent cx="5334000" cy="3000375"/>
             <wp:effectExtent b="0" l="0" r="0" t="0"/>
-            <wp:docPr descr="Posterior densities of the five kinetic parameters from the cached nepal_sees_jags_output fit (HlyE IgG, Typhi), by MCMC chain." title="" id="136" name="Picture"/>
+            <wp:docPr descr="Posterior densities of the five kinetic parameters from the cached nepal_sees_jags_output fit (HlyE IgG, Typhi), by MCMC chain." title="" id="137" name="Picture"/>
             <a:graphic>
               <a:graphicData uri="http://schemas.openxmlformats.org/drawingml/2006/picture">
                 <pic:pic>
                   <pic:nvPicPr>
-                    <pic:cNvPr descr="../man/figures/serodynamics-cached-fit.png" id="137" name="Picture"/>
+                    <pic:cNvPr descr="../man/figures/serodynamics-cached-fit.png" id="138" name="Picture"/>
                     <pic:cNvPicPr>
                       <a:picLocks noChangeArrowheads="1" noChangeAspect="1"/>
                     </pic:cNvPicPr>
                   </pic:nvPicPr>
                   <pic:blipFill>
-                    <a:blip r:embed="rId135"/>
+                    <a:blip r:embed="rId136"/>
                     <a:stretch>
                       <a:fillRect/>
                     </a:stretch>
@@ -27587,8 +27620,8 @@
         <w:t xml:space="preserve">), by MCMC chain.</w:t>
       </w:r>
     </w:p>
-    <w:bookmarkEnd w:id="138"/>
-    <w:bookmarkStart w:id="139" w:name="two-packages-one-pipeline"/>
+    <w:bookmarkEnd w:id="139"/>
+    <w:bookmarkStart w:id="140" w:name="two-packages-one-pipeline"/>
     <w:p>
       <w:pPr>
         <w:pStyle w:val="Heading2"/>
@@ -27788,8 +27821,8 @@
         <w:t xml:space="preserve">.</w:t>
       </w:r>
     </w:p>
-    <w:bookmarkEnd w:id="139"/>
-    <w:bookmarkStart w:id="140" w:name="Xa625c662368e6f2938faae2901140a37208e45f"/>
+    <w:bookmarkEnd w:id="140"/>
+    <w:bookmarkStart w:id="141" w:name="Xa625c662368e6f2938faae2901140a37208e45f"/>
     <w:p>
       <w:pPr>
         <w:pStyle w:val="Heading2"/>
@@ -28547,8 +28580,8 @@
         <w:t xml:space="preserve">the curve-parameter object.</w:t>
       </w:r>
     </w:p>
-    <w:bookmarkEnd w:id="140"/>
-    <w:bookmarkStart w:id="141" w:name="random-effects-and-variance-over-time"/>
+    <w:bookmarkEnd w:id="141"/>
+    <w:bookmarkStart w:id="142" w:name="random-effects-and-variance-over-time"/>
     <w:p>
       <w:pPr>
         <w:pStyle w:val="Heading2"/>
@@ -29359,9 +29392,9 @@
         <w:t xml:space="preserve">width is an explicit function of time since infection.</w:t>
       </w:r>
     </w:p>
-    <w:bookmarkEnd w:id="141"/>
     <w:bookmarkEnd w:id="142"/>
-    <w:bookmarkStart w:id="163" w:name="using-serocalculator"/>
+    <w:bookmarkEnd w:id="143"/>
+    <w:bookmarkStart w:id="164" w:name="using-serocalculator"/>
     <w:p>
       <w:pPr>
         <w:pStyle w:val="Heading1"/>
@@ -29379,7 +29412,7 @@
         <w:t xml:space="preserve">serocalculator</w:t>
       </w:r>
     </w:p>
-    <w:bookmarkStart w:id="144" w:name="an-open-source-r-package"/>
+    <w:bookmarkStart w:id="145" w:name="an-open-source-r-package"/>
     <w:p>
       <w:pPr>
         <w:pStyle w:val="Heading2"/>
@@ -29398,7 +29431,7 @@
       <w:r>
         <w:t xml:space="preserve"> </w:t>
       </w:r>
-      <w:hyperlink r:id="rId143">
+      <w:hyperlink r:id="rId144">
         <w:r>
           <w:rPr>
             <w:rStyle w:val="VerbatimChar"/>
@@ -29466,8 +29499,8 @@
         <w:t xml:space="preserve">many simulated populations at once.</w:t>
       </w:r>
     </w:p>
-    <w:bookmarkEnd w:id="144"/>
-    <w:bookmarkStart w:id="145" w:name="simulating-a-cross-sectional-survey"/>
+    <w:bookmarkEnd w:id="145"/>
+    <w:bookmarkStart w:id="146" w:name="simulating-a-cross-sectional-survey"/>
     <w:p>
       <w:pPr>
         <w:pStyle w:val="Heading2"/>
@@ -29727,8 +29760,8 @@
         <w:t xml:space="preserve">useful for diagnostics.</w:t>
       </w:r>
     </w:p>
-    <w:bookmarkEnd w:id="145"/>
-    <w:bookmarkStart w:id="146" w:name="noise-parameters"/>
+    <w:bookmarkEnd w:id="146"/>
+    <w:bookmarkStart w:id="147" w:name="noise-parameters"/>
     <w:p>
       <w:pPr>
         <w:pStyle w:val="Heading2"/>
@@ -29765,8 +29798,8 @@
         <w:t xml:space="preserve">declared directly, consistent with the noise used to generate the data above:</w:t>
       </w:r>
     </w:p>
-    <w:bookmarkEnd w:id="146"/>
-    <w:bookmarkStart w:id="151" w:name="the-simulated-antibody-distribution"/>
+    <w:bookmarkEnd w:id="147"/>
+    <w:bookmarkStart w:id="152" w:name="the-simulated-antibody-distribution"/>
     <w:p>
       <w:pPr>
         <w:pStyle w:val="Heading2"/>
@@ -29788,7 +29821,7 @@
       <w:tr>
         <w:tc>
           <w:tcPr/>
-          <w:bookmarkStart w:id="150" w:name="fig-sim-distribution"/>
+          <w:bookmarkStart w:id="151" w:name="fig-sim-distribution"/>
           <w:p>
             <w:pPr>
               <w:pStyle w:val="Compact"/>
@@ -29799,18 +29832,18 @@
                 <wp:inline>
                   <wp:extent cx="4620126" cy="3696101"/>
                   <wp:effectExtent b="0" l="0" r="0" t="0"/>
-                  <wp:docPr descr="" title="" id="148" name="Picture"/>
+                  <wp:docPr descr="" title="" id="149" name="Picture"/>
                   <a:graphic>
                     <a:graphicData uri="http://schemas.openxmlformats.org/drawingml/2006/picture">
                       <pic:pic>
                         <pic:nvPicPr>
-                          <pic:cNvPr descr="methodology_files/figure-docx/fig-sim-distribution-1.png" id="149" name="Picture"/>
+                          <pic:cNvPr descr="methodology_files/figure-docx/fig-sim-distribution-1.png" id="150" name="Picture"/>
                           <pic:cNvPicPr>
                             <a:picLocks noChangeArrowheads="1" noChangeAspect="1"/>
                           </pic:cNvPicPr>
                         </pic:nvPicPr>
                         <pic:blipFill>
-                          <a:blip r:embed="rId147"/>
+                          <a:blip r:embed="rId148"/>
                           <a:stretch>
                             <a:fillRect/>
                           </a:stretch>
@@ -29850,12 +29883,12 @@
               <w:t xml:space="preserve">Figure 7: Distribution of simulated antibody responses, by antigen-isotype.</w:t>
             </w:r>
           </w:p>
-          <w:bookmarkEnd w:id="150"/>
+          <w:bookmarkEnd w:id="151"/>
         </w:tc>
       </w:tr>
     </w:tbl>
-    <w:bookmarkEnd w:id="151"/>
-    <w:bookmarkStart w:id="156" w:name="X8cfd16bb684e4ad6c62f9f78cbc8ef954016035"/>
+    <w:bookmarkEnd w:id="152"/>
+    <w:bookmarkStart w:id="157" w:name="X8cfd16bb684e4ad6c62f9f78cbc8ef954016035"/>
     <w:p>
       <w:pPr>
         <w:pStyle w:val="Heading2"/>
@@ -30020,7 +30053,7 @@
       <w:tr>
         <w:tc>
           <w:tcPr/>
-          <w:bookmarkStart w:id="155" w:name="fig-est-single-loglik"/>
+          <w:bookmarkStart w:id="156" w:name="fig-est-single-loglik"/>
           <w:p>
             <w:pPr>
               <w:pStyle w:val="Compact"/>
@@ -30031,18 +30064,18 @@
                 <wp:inline>
                   <wp:extent cx="4620126" cy="3696101"/>
                   <wp:effectExtent b="0" l="0" r="0" t="0"/>
-                  <wp:docPr descr="" title="" id="153" name="Picture"/>
+                  <wp:docPr descr="" title="" id="154" name="Picture"/>
                   <a:graphic>
                     <a:graphicData uri="http://schemas.openxmlformats.org/drawingml/2006/picture">
                       <pic:pic>
                         <pic:nvPicPr>
-                          <pic:cNvPr descr="methodology_files/figure-docx/fig-est-single-loglik-1.png" id="154" name="Picture"/>
+                          <pic:cNvPr descr="methodology_files/figure-docx/fig-est-single-loglik-1.png" id="155" name="Picture"/>
                           <pic:cNvPicPr>
                             <a:picLocks noChangeArrowheads="1" noChangeAspect="1"/>
                           </pic:cNvPicPr>
                         </pic:nvPicPr>
                         <pic:blipFill>
-                          <a:blip r:embed="rId152"/>
+                          <a:blip r:embed="rId153"/>
                           <a:stretch>
                             <a:fillRect/>
                           </a:stretch>
@@ -30082,12 +30115,12 @@
               <w:t xml:space="preserve">Figure 8: Log-likelihood curve for the simulated survey, on a log x-axis.</w:t>
             </w:r>
           </w:p>
-          <w:bookmarkEnd w:id="155"/>
+          <w:bookmarkEnd w:id="156"/>
         </w:tc>
       </w:tr>
     </w:tbl>
-    <w:bookmarkEnd w:id="156"/>
-    <w:bookmarkStart w:id="157" w:name="estimating-seroincidence-in-real-data"/>
+    <w:bookmarkEnd w:id="157"/>
+    <w:bookmarkStart w:id="158" w:name="estimating-seroincidence-in-real-data"/>
     <w:p>
       <w:pPr>
         <w:pStyle w:val="Heading2"/>
@@ -30738,8 +30771,8 @@
         <w:t xml:space="preserve">and lets each stratum use the seroresponse parameters appropriate to it.</w:t>
       </w:r>
     </w:p>
-    <w:bookmarkEnd w:id="157"/>
-    <w:bookmarkStart w:id="162" w:name="interactive-shiny-app"/>
+    <w:bookmarkEnd w:id="158"/>
+    <w:bookmarkStart w:id="163" w:name="interactive-shiny-app"/>
     <w:p>
       <w:pPr>
         <w:pStyle w:val="Heading2"/>
@@ -30758,7 +30791,7 @@
       <w:r>
         <w:t xml:space="preserve"> </w:t>
       </w:r>
-      <w:hyperlink r:id="rId158">
+      <w:hyperlink r:id="rId159">
         <w:r>
           <w:rPr>
             <w:rStyle w:val="Hyperlink"/>
@@ -30779,18 +30812,18 @@
           <wp:inline>
             <wp:extent cx="5334000" cy="2611995"/>
             <wp:effectExtent b="0" l="0" r="0" t="0"/>
-            <wp:docPr descr="The serocalculator Shiny app." title="" id="160" name="Picture"/>
+            <wp:docPr descr="The serocalculator Shiny app." title="" id="161" name="Picture"/>
             <a:graphic>
               <a:graphicData uri="http://schemas.openxmlformats.org/drawingml/2006/picture">
                 <pic:pic>
                   <pic:nvPicPr>
-                    <pic:cNvPr descr="../man/figures/shiny-serocalculator.png" id="161" name="Picture"/>
+                    <pic:cNvPr descr="../man/figures/shiny-serocalculator.png" id="162" name="Picture"/>
                     <pic:cNvPicPr>
                       <a:picLocks noChangeArrowheads="1" noChangeAspect="1"/>
                     </pic:cNvPicPr>
                   </pic:nvPicPr>
                   <pic:blipFill>
-                    <a:blip r:embed="rId159"/>
+                    <a:blip r:embed="rId160"/>
                     <a:stretch>
                       <a:fillRect/>
                     </a:stretch>
@@ -30825,9 +30858,9 @@
         <w:t xml:space="preserve">The serocalculator Shiny app.</w:t>
       </w:r>
     </w:p>
-    <w:bookmarkEnd w:id="162"/>
     <w:bookmarkEnd w:id="163"/>
-    <w:bookmarkStart w:id="196" w:name="sec-validation"/>
+    <w:bookmarkEnd w:id="164"/>
+    <w:bookmarkStart w:id="197" w:name="sec-validation"/>
     <w:p>
       <w:pPr>
         <w:pStyle w:val="Heading1"/>
@@ -30836,7 +30869,7 @@
         <w:t xml:space="preserve">8. Validation: recovering known incidence rates</w:t>
       </w:r>
     </w:p>
-    <w:bookmarkStart w:id="168" w:name="simulating-clusters-with-known-incidence"/>
+    <w:bookmarkStart w:id="169" w:name="simulating-clusters-with-known-incidence"/>
     <w:p>
       <w:pPr>
         <w:pStyle w:val="Heading2"/>
@@ -30973,7 +31006,7 @@
       <w:tr>
         <w:tc>
           <w:tcPr/>
-          <w:bookmarkStart w:id="167" w:name="fig-sim-multi-distribution"/>
+          <w:bookmarkStart w:id="168" w:name="fig-sim-multi-distribution"/>
           <w:p>
             <w:pPr>
               <w:pStyle w:val="Compact"/>
@@ -30984,18 +31017,18 @@
                 <wp:inline>
                   <wp:extent cx="4620126" cy="4620126"/>
                   <wp:effectExtent b="0" l="0" r="0" t="0"/>
-                  <wp:docPr descr="" title="" id="165" name="Picture"/>
+                  <wp:docPr descr="" title="" id="166" name="Picture"/>
                   <a:graphic>
                     <a:graphicData uri="http://schemas.openxmlformats.org/drawingml/2006/picture">
                       <pic:pic>
                         <pic:nvPicPr>
-                          <pic:cNvPr descr="methodology_files/figure-docx/fig-sim-multi-distribution-1.png" id="166" name="Picture"/>
+                          <pic:cNvPr descr="methodology_files/figure-docx/fig-sim-multi-distribution-1.png" id="167" name="Picture"/>
                           <pic:cNvPicPr>
                             <a:picLocks noChangeArrowheads="1" noChangeAspect="1"/>
                           </pic:cNvPicPr>
                         </pic:nvPicPr>
                         <pic:blipFill>
-                          <a:blip r:embed="rId164"/>
+                          <a:blip r:embed="rId165"/>
                           <a:stretch>
                             <a:fillRect/>
                           </a:stretch>
@@ -31035,12 +31068,12 @@
               <w:t xml:space="preserve">Figure 9: Simulated antibody responses by cluster, faceted by antigen-isotype and by the true incidence rate used to generate each cluster.</w:t>
             </w:r>
           </w:p>
-          <w:bookmarkEnd w:id="167"/>
+          <w:bookmarkEnd w:id="168"/>
         </w:tc>
       </w:tr>
     </w:tbl>
-    <w:bookmarkEnd w:id="168"/>
-    <w:bookmarkStart w:id="170" w:name="estimating-incidence-in-each-cluster"/>
+    <w:bookmarkEnd w:id="169"/>
+    <w:bookmarkStart w:id="171" w:name="estimating-incidence-in-each-cluster"/>
     <w:p>
       <w:pPr>
         <w:pStyle w:val="Heading2"/>
@@ -31100,7 +31133,7 @@
       <w:tr>
         <w:tc>
           <w:tcPr/>
-          <w:bookmarkStart w:id="169" w:name="tbl-ests-summary"/>
+          <w:bookmarkStart w:id="170" w:name="tbl-ests-summary"/>
           <w:p>
             <w:pPr>
               <w:jc w:val="center"/>
@@ -31309,7 +31342,7 @@
               <w:t xml:space="preserve">#   nlm.convergence.code &lt;ord&gt;</w:t>
             </w:r>
           </w:p>
-          <w:bookmarkEnd w:id="169"/>
+          <w:bookmarkEnd w:id="170"/>
         </w:tc>
       </w:tr>
     </w:tbl>
@@ -31327,8 +31360,8 @@
         <w:t xml:space="preserve">since converting the widget to a static image would need a headless browser.</w:t>
       </w:r>
     </w:p>
-    <w:bookmarkEnd w:id="170"/>
-    <w:bookmarkStart w:id="175" w:name="inspecting-individual-clusters"/>
+    <w:bookmarkEnd w:id="171"/>
+    <w:bookmarkStart w:id="176" w:name="inspecting-individual-clusters"/>
     <w:p>
       <w:pPr>
         <w:pStyle w:val="Heading2"/>
@@ -31404,7 +31437,7 @@
       <w:tr>
         <w:tc>
           <w:tcPr/>
-          <w:bookmarkStart w:id="174" w:name="fig-cluster-logliks"/>
+          <w:bookmarkStart w:id="175" w:name="fig-cluster-logliks"/>
           <w:p>
             <w:pPr>
               <w:pStyle w:val="Compact"/>
@@ -31415,18 +31448,18 @@
                 <wp:inline>
                   <wp:extent cx="4620126" cy="6468176"/>
                   <wp:effectExtent b="0" l="0" r="0" t="0"/>
-                  <wp:docPr descr="" title="" id="172" name="Picture"/>
+                  <wp:docPr descr="" title="" id="173" name="Picture"/>
                   <a:graphic>
                     <a:graphicData uri="http://schemas.openxmlformats.org/drawingml/2006/picture">
                       <pic:pic>
                         <pic:nvPicPr>
-                          <pic:cNvPr descr="methodology_files/figure-docx/fig-cluster-logliks-1.png" id="173" name="Picture"/>
+                          <pic:cNvPr descr="methodology_files/figure-docx/fig-cluster-logliks-1.png" id="174" name="Picture"/>
                           <pic:cNvPicPr>
                             <a:picLocks noChangeArrowheads="1" noChangeAspect="1"/>
                           </pic:cNvPicPr>
                         </pic:nvPicPr>
                         <pic:blipFill>
-                          <a:blip r:embed="rId171"/>
+                          <a:blip r:embed="rId172"/>
                           <a:stretch>
                             <a:fillRect/>
                           </a:stretch>
@@ -31466,12 +31499,12 @@
               <w:t xml:space="preserve">Figure 10: Log-likelihood curves for the first five simulated clusters.</w:t>
             </w:r>
           </w:p>
-          <w:bookmarkEnd w:id="174"/>
+          <w:bookmarkEnd w:id="175"/>
         </w:tc>
       </w:tr>
     </w:tbl>
-    <w:bookmarkEnd w:id="175"/>
-    <w:bookmarkStart w:id="181" w:name="checking-nlm-convergence"/>
+    <w:bookmarkEnd w:id="176"/>
+    <w:bookmarkStart w:id="182" w:name="checking-nlm-convergence"/>
     <w:p>
       <w:pPr>
         <w:pStyle w:val="Heading2"/>
@@ -31670,7 +31703,7 @@
       <w:r>
         <w:t xml:space="preserve">(</w:t>
       </w:r>
-      <w:hyperlink r:id="rId176">
+      <w:hyperlink r:id="rId177">
         <w:r>
           <w:rPr>
             <w:rStyle w:val="Hyperlink"/>
@@ -32743,7 +32776,7 @@
       <w:tr>
         <w:tc>
           <w:tcPr/>
-          <w:bookmarkStart w:id="180" w:name="fig-problem-strata"/>
+          <w:bookmarkStart w:id="181" w:name="fig-problem-strata"/>
           <w:p>
             <w:pPr>
               <w:pStyle w:val="Compact"/>
@@ -32754,18 +32787,18 @@
                 <wp:inline>
                   <wp:extent cx="4620126" cy="6468176"/>
                   <wp:effectExtent b="0" l="0" r="0" t="0"/>
-                  <wp:docPr descr="" title="" id="178" name="Picture"/>
+                  <wp:docPr descr="" title="" id="179" name="Picture"/>
                   <a:graphic>
                     <a:graphicData uri="http://schemas.openxmlformats.org/drawingml/2006/picture">
                       <pic:pic>
                         <pic:nvPicPr>
-                          <pic:cNvPr descr="methodology_files/figure-docx/fig-problem-strata-1.png" id="179" name="Picture"/>
+                          <pic:cNvPr descr="methodology_files/figure-docx/fig-problem-strata-1.png" id="180" name="Picture"/>
                           <pic:cNvPicPr>
                             <a:picLocks noChangeArrowheads="1" noChangeAspect="1"/>
                           </pic:cNvPicPr>
                         </pic:nvPicPr>
                         <pic:blipFill>
-                          <a:blip r:embed="rId177"/>
+                          <a:blip r:embed="rId178"/>
                           <a:stretch>
                             <a:fillRect/>
                           </a:stretch>
@@ -32805,12 +32838,12 @@
               <w:t xml:space="preserve">Figure 11: Log-likelihood curves for any clusters whose optimizer reported a possible convergence problem.</w:t>
             </w:r>
           </w:p>
-          <w:bookmarkEnd w:id="180"/>
+          <w:bookmarkEnd w:id="181"/>
         </w:tc>
       </w:tr>
     </w:tbl>
-    <w:bookmarkEnd w:id="181"/>
-    <w:bookmarkStart w:id="190" w:name="estimates-recover-the-simulated-rates"/>
+    <w:bookmarkEnd w:id="182"/>
+    <w:bookmarkStart w:id="191" w:name="estimates-recover-the-simulated-rates"/>
     <w:p>
       <w:pPr>
         <w:pStyle w:val="Heading2"/>
@@ -32832,7 +32865,7 @@
       <w:tr>
         <w:tc>
           <w:tcPr/>
-          <w:bookmarkStart w:id="185" w:name="fig-sim-recovery"/>
+          <w:bookmarkStart w:id="186" w:name="fig-sim-recovery"/>
           <w:p>
             <w:pPr>
               <w:pStyle w:val="Compact"/>
@@ -32843,18 +32876,18 @@
                 <wp:inline>
                   <wp:extent cx="4620126" cy="3696101"/>
                   <wp:effectExtent b="0" l="0" r="0" t="0"/>
-                  <wp:docPr descr="" title="" id="183" name="Picture"/>
+                  <wp:docPr descr="" title="" id="184" name="Picture"/>
                   <a:graphic>
                     <a:graphicData uri="http://schemas.openxmlformats.org/drawingml/2006/picture">
                       <pic:pic>
                         <pic:nvPicPr>
-                          <pic:cNvPr descr="methodology_files/figure-docx/fig-sim-recovery-1.png" id="184" name="Picture"/>
+                          <pic:cNvPr descr="methodology_files/figure-docx/fig-sim-recovery-1.png" id="185" name="Picture"/>
                           <pic:cNvPicPr>
                             <a:picLocks noChangeArrowheads="1" noChangeAspect="1"/>
                           </pic:cNvPicPr>
                         </pic:nvPicPr>
                         <pic:blipFill>
-                          <a:blip r:embed="rId182"/>
+                          <a:blip r:embed="rId183"/>
                           <a:stretch>
                             <a:fillRect/>
                           </a:stretch>
@@ -32894,7 +32927,7 @@
               <w:t xml:space="preserve">Figure 12: Estimated incidence rates (points, with 95% confidence intervals) for each simulated cluster, against the true rate used to generate it. The red line is the identity.</w:t>
             </w:r>
           </w:p>
-          <w:bookmarkEnd w:id="185"/>
+          <w:bookmarkEnd w:id="186"/>
         </w:tc>
       </w:tr>
     </w:tbl>
@@ -33034,7 +33067,7 @@
       <w:tr>
         <w:tc>
           <w:tcPr/>
-          <w:bookmarkStart w:id="189" w:name="fig-empirical-se"/>
+          <w:bookmarkStart w:id="190" w:name="fig-empirical-se"/>
           <w:p>
             <w:pPr>
               <w:pStyle w:val="Compact"/>
@@ -33045,18 +33078,18 @@
                 <wp:inline>
                   <wp:extent cx="4620126" cy="3696101"/>
                   <wp:effectExtent b="0" l="0" r="0" t="0"/>
-                  <wp:docPr descr="" title="" id="187" name="Picture"/>
+                  <wp:docPr descr="" title="" id="188" name="Picture"/>
                   <a:graphic>
                     <a:graphicData uri="http://schemas.openxmlformats.org/drawingml/2006/picture">
                       <pic:pic>
                         <pic:nvPicPr>
-                          <pic:cNvPr descr="methodology_files/figure-docx/fig-empirical-se-1.png" id="188" name="Picture"/>
+                          <pic:cNvPr descr="methodology_files/figure-docx/fig-empirical-se-1.png" id="189" name="Picture"/>
                           <pic:cNvPicPr>
                             <a:picLocks noChangeArrowheads="1" noChangeAspect="1"/>
                           </pic:cNvPicPr>
                         </pic:nvPicPr>
                         <pic:blipFill>
-                          <a:blip r:embed="rId186"/>
+                          <a:blip r:embed="rId187"/>
                           <a:stretch>
                             <a:fillRect/>
                           </a:stretch>
@@ -33096,12 +33129,12 @@
               <w:t xml:space="preserve">Figure 13: Empirical standard error of the incidence estimates, by true rate.</w:t>
             </w:r>
           </w:p>
-          <w:bookmarkEnd w:id="189"/>
+          <w:bookmarkEnd w:id="190"/>
         </w:tc>
       </w:tr>
     </w:tbl>
-    <w:bookmarkEnd w:id="190"/>
-    <w:bookmarkStart w:id="195" w:name="X047cffc7758e27a01cb5430c10b991b39f63029"/>
+    <w:bookmarkEnd w:id="191"/>
+    <w:bookmarkStart w:id="196" w:name="X047cffc7758e27a01cb5430c10b991b39f63029"/>
     <w:p>
       <w:pPr>
         <w:pStyle w:val="Heading2"/>
@@ -33198,7 +33231,7 @@
       <w:tr>
         <w:tc>
           <w:tcPr/>
-          <w:bookmarkStart w:id="194" w:name="fig-sim-recovery-renew"/>
+          <w:bookmarkStart w:id="195" w:name="fig-sim-recovery-renew"/>
           <w:p>
             <w:pPr>
               <w:pStyle w:val="Compact"/>
@@ -33209,18 +33242,18 @@
                 <wp:inline>
                   <wp:extent cx="4620126" cy="3696101"/>
                   <wp:effectExtent b="0" l="0" r="0" t="0"/>
-                  <wp:docPr descr="" title="" id="192" name="Picture"/>
+                  <wp:docPr descr="" title="" id="193" name="Picture"/>
                   <a:graphic>
                     <a:graphicData uri="http://schemas.openxmlformats.org/drawingml/2006/picture">
                       <pic:pic>
                         <pic:nvPicPr>
-                          <pic:cNvPr descr="methodology_files/figure-docx/fig-sim-recovery-renew-1.png" id="193" name="Picture"/>
+                          <pic:cNvPr descr="methodology_files/figure-docx/fig-sim-recovery-renew-1.png" id="194" name="Picture"/>
                           <pic:cNvPicPr>
                             <a:picLocks noChangeArrowheads="1" noChangeAspect="1"/>
                           </pic:cNvPicPr>
                         </pic:nvPicPr>
                         <pic:blipFill>
-                          <a:blip r:embed="rId191"/>
+                          <a:blip r:embed="rId192"/>
                           <a:stretch>
                             <a:fillRect/>
                           </a:stretch>
@@ -33274,13 +33307,13 @@
               <w:t xml:space="preserve">.</w:t>
             </w:r>
           </w:p>
-          <w:bookmarkEnd w:id="194"/>
+          <w:bookmarkEnd w:id="195"/>
         </w:tc>
       </w:tr>
     </w:tbl>
-    <w:bookmarkEnd w:id="195"/>
     <w:bookmarkEnd w:id="196"/>
-    <w:bookmarkStart w:id="201" w:name="ongoing-and-future-work"/>
+    <w:bookmarkEnd w:id="197"/>
+    <w:bookmarkStart w:id="202" w:name="ongoing-and-future-work"/>
     <w:p>
       <w:pPr>
         <w:pStyle w:val="Heading1"/>
@@ -33289,7 +33322,7 @@
         <w:t xml:space="preserve">9. Ongoing and future work</w:t>
       </w:r>
     </w:p>
-    <w:bookmarkStart w:id="198" w:name="in-progress-work"/>
+    <w:bookmarkStart w:id="199" w:name="in-progress-work"/>
     <w:p>
       <w:pPr>
         <w:pStyle w:val="Heading2"/>
@@ -33317,7 +33350,7 @@
       <w:r>
         <w:t xml:space="preserve"> </w:t>
       </w:r>
-      <w:hyperlink r:id="rId158">
+      <w:hyperlink r:id="rId159">
         <w:r>
           <w:rPr>
             <w:rStyle w:val="Hyperlink"/>
@@ -33331,7 +33364,7 @@
       <w:r>
         <w:t xml:space="preserve"> </w:t>
       </w:r>
-      <w:hyperlink r:id="rId197">
+      <w:hyperlink r:id="rId198">
         <w:r>
           <w:rPr>
             <w:rStyle w:val="Hyperlink"/>
@@ -33418,8 +33451,8 @@
         <w:t xml:space="preserve">Calibrating to population demographics</w:t>
       </w:r>
     </w:p>
-    <w:bookmarkEnd w:id="198"/>
-    <w:bookmarkStart w:id="200" w:name="sec-multivariate"/>
+    <w:bookmarkEnd w:id="199"/>
+    <w:bookmarkStart w:id="201" w:name="sec-multivariate"/>
     <w:p>
       <w:pPr>
         <w:pStyle w:val="Heading2"/>
@@ -33785,7 +33818,7 @@
       <w:r>
         <w:t xml:space="preserve">(</w:t>
       </w:r>
-      <w:hyperlink r:id="rId199">
+      <w:hyperlink r:id="rId200">
         <w:r>
           <w:rPr>
             <w:rStyle w:val="Hyperlink"/>
@@ -33797,9 +33830,9 @@
         <w:t xml:space="preserve">).</w:t>
       </w:r>
     </w:p>
-    <w:bookmarkEnd w:id="200"/>
     <w:bookmarkEnd w:id="201"/>
-    <w:bookmarkStart w:id="220" w:name="references"/>
+    <w:bookmarkEnd w:id="202"/>
+    <w:bookmarkStart w:id="221" w:name="references"/>
     <w:p>
       <w:pPr>
         <w:pStyle w:val="Heading1"/>
@@ -33808,8 +33841,8 @@
         <w:t xml:space="preserve">References</w:t>
       </w:r>
     </w:p>
-    <w:bookmarkStart w:id="219" w:name="refs"/>
-    <w:bookmarkStart w:id="203" w:name="ref-Aiemjoy_2022_Lancet"/>
+    <w:bookmarkStart w:id="220" w:name="refs"/>
+    <w:bookmarkStart w:id="204" w:name="ref-Aiemjoy_2022_Lancet"/>
     <w:p>
       <w:pPr>
         <w:pStyle w:val="Bibliography"/>
@@ -33842,7 +33875,7 @@
       <w:r>
         <w:t xml:space="preserve"> </w:t>
       </w:r>
-      <w:hyperlink r:id="rId202">
+      <w:hyperlink r:id="rId203">
         <w:r>
           <w:rPr>
             <w:rStyle w:val="Hyperlink"/>
@@ -33854,8 +33887,8 @@
         <w:t xml:space="preserve">.</w:t>
       </w:r>
     </w:p>
-    <w:bookmarkEnd w:id="203"/>
-    <w:bookmarkStart w:id="205" w:name="ref-Cameron_2011"/>
+    <w:bookmarkEnd w:id="204"/>
+    <w:bookmarkStart w:id="206" w:name="ref-Cameron_2011"/>
     <w:p>
       <w:pPr>
         <w:pStyle w:val="Bibliography"/>
@@ -33888,7 +33921,7 @@
       <w:r>
         <w:t xml:space="preserve"> </w:t>
       </w:r>
-      <w:hyperlink r:id="rId204">
+      <w:hyperlink r:id="rId205">
         <w:r>
           <w:rPr>
             <w:rStyle w:val="Hyperlink"/>
@@ -33900,8 +33933,8 @@
         <w:t xml:space="preserve">.</w:t>
       </w:r>
     </w:p>
-    <w:bookmarkEnd w:id="205"/>
-    <w:bookmarkStart w:id="207" w:name="ref-HAY2024100806"/>
+    <w:bookmarkEnd w:id="206"/>
+    <w:bookmarkStart w:id="208" w:name="ref-HAY2024100806"/>
     <w:p>
       <w:pPr>
         <w:pStyle w:val="Bibliography"/>
@@ -33934,7 +33967,7 @@
       <w:r>
         <w:t xml:space="preserve"> </w:t>
       </w:r>
-      <w:hyperlink r:id="rId206">
+      <w:hyperlink r:id="rId207">
         <w:r>
           <w:rPr>
             <w:rStyle w:val="Hyperlink"/>
@@ -33946,8 +33979,8 @@
         <w:t xml:space="preserve">.</w:t>
       </w:r>
     </w:p>
-    <w:bookmarkEnd w:id="207"/>
-    <w:bookmarkStart w:id="208" w:name="ref-Huber1967"/>
+    <w:bookmarkEnd w:id="208"/>
+    <w:bookmarkStart w:id="209" w:name="ref-Huber1967"/>
     <w:p>
       <w:pPr>
         <w:pStyle w:val="Bibliography"/>
@@ -33981,8 +34014,8 @@
         <w:t xml:space="preserve">. University of California Press.</w:t>
       </w:r>
     </w:p>
-    <w:bookmarkEnd w:id="208"/>
-    <w:bookmarkStart w:id="210" w:name="ref-LiangZeger1986"/>
+    <w:bookmarkEnd w:id="209"/>
+    <w:bookmarkStart w:id="211" w:name="ref-LiangZeger1986"/>
     <w:p>
       <w:pPr>
         <w:pStyle w:val="Bibliography"/>
@@ -34015,7 +34048,7 @@
       <w:r>
         <w:t xml:space="preserve"> </w:t>
       </w:r>
-      <w:hyperlink r:id="rId209">
+      <w:hyperlink r:id="rId210">
         <w:r>
           <w:rPr>
             <w:rStyle w:val="Hyperlink"/>
@@ -34027,8 +34060,8 @@
         <w:t xml:space="preserve">.</w:t>
       </w:r>
     </w:p>
-    <w:bookmarkEnd w:id="210"/>
-    <w:bookmarkStart w:id="212" w:name="ref-Noordzij2010diseasemeasures"/>
+    <w:bookmarkEnd w:id="211"/>
+    <w:bookmarkStart w:id="213" w:name="ref-Noordzij2010diseasemeasures"/>
     <w:p>
       <w:pPr>
         <w:pStyle w:val="Bibliography"/>
@@ -34067,7 +34100,7 @@
       <w:r>
         <w:t xml:space="preserve"> </w:t>
       </w:r>
-      <w:hyperlink r:id="rId211">
+      <w:hyperlink r:id="rId212">
         <w:r>
           <w:rPr>
             <w:rStyle w:val="Hyperlink"/>
@@ -34079,8 +34112,8 @@
         <w:t xml:space="preserve">.</w:t>
       </w:r>
     </w:p>
-    <w:bookmarkEnd w:id="212"/>
-    <w:bookmarkStart w:id="214" w:name="ref-Teunis_2020"/>
+    <w:bookmarkEnd w:id="213"/>
+    <w:bookmarkStart w:id="215" w:name="ref-Teunis_2020"/>
     <w:p>
       <w:pPr>
         <w:pStyle w:val="Bibliography"/>
@@ -34113,7 +34146,7 @@
       <w:r>
         <w:t xml:space="preserve"> </w:t>
       </w:r>
-      <w:hyperlink r:id="rId213">
+      <w:hyperlink r:id="rId214">
         <w:r>
           <w:rPr>
             <w:rStyle w:val="Hyperlink"/>
@@ -34125,8 +34158,8 @@
         <w:t xml:space="preserve">.</w:t>
       </w:r>
     </w:p>
-    <w:bookmarkEnd w:id="214"/>
-    <w:bookmarkStart w:id="216" w:name="ref-Teunis_2016"/>
+    <w:bookmarkEnd w:id="215"/>
+    <w:bookmarkStart w:id="217" w:name="ref-Teunis_2016"/>
     <w:p>
       <w:pPr>
         <w:pStyle w:val="Bibliography"/>
@@ -34159,7 +34192,7 @@
       <w:r>
         <w:t xml:space="preserve"> </w:t>
       </w:r>
-      <w:hyperlink r:id="rId215">
+      <w:hyperlink r:id="rId216">
         <w:r>
           <w:rPr>
             <w:rStyle w:val="Hyperlink"/>
@@ -34171,8 +34204,8 @@
         <w:t xml:space="preserve">.</w:t>
       </w:r>
     </w:p>
-    <w:bookmarkEnd w:id="216"/>
-    <w:bookmarkStart w:id="217" w:name="ref-volterra1928variations"/>
+    <w:bookmarkEnd w:id="217"/>
+    <w:bookmarkStart w:id="218" w:name="ref-volterra1928variations"/>
     <w:p>
       <w:pPr>
         <w:pStyle w:val="Bibliography"/>
@@ -34203,8 +34236,8 @@
         <w:t xml:space="preserve">3 (1): 3–51.</w:t>
       </w:r>
     </w:p>
-    <w:bookmarkEnd w:id="217"/>
-    <w:bookmarkStart w:id="218" w:name="ref-White1980"/>
+    <w:bookmarkEnd w:id="218"/>
+    <w:bookmarkStart w:id="219" w:name="ref-White1980"/>
     <w:p>
       <w:pPr>
         <w:pStyle w:val="Bibliography"/>
@@ -34235,9 +34268,9 @@
         <w:t xml:space="preserve">48 (4): 817–38.</w:t>
       </w:r>
     </w:p>
-    <w:bookmarkEnd w:id="218"/>
     <w:bookmarkEnd w:id="219"/>
     <w:bookmarkEnd w:id="220"/>
+    <w:bookmarkEnd w:id="221"/>
     <w:sectPr>
       <w:footnotePr>
         <w:numRestart w:val="eachSect"/>

--- a/pr-preview/pr-545/vignettes/methodology.docx
+++ b/pr-preview/pr-545/vignettes/methodology.docx
@@ -2010,7 +2010,7 @@
     </w:p>
     <w:bookmarkEnd w:id="43"/>
     <w:bookmarkEnd w:id="44"/>
-    <w:bookmarkStart w:id="94" w:name="Xbe5ebe555b3ef679e4d759bfe9ee88c74ef3ef7"/>
+    <w:bookmarkStart w:id="99" w:name="Xbe5ebe555b3ef679e4d759bfe9ee88c74ef3ef7"/>
     <w:p>
       <w:pPr>
         <w:pStyle w:val="Heading1"/>
@@ -10268,7 +10268,7 @@
       </w:r>
     </w:p>
     <w:bookmarkEnd w:id="84"/>
-    <w:bookmarkStart w:id="93" w:name="X5bf3afb032987a059a98cb4220d3ca0c37d3f71"/>
+    <w:bookmarkStart w:id="98" w:name="X5bf3afb032987a059a98cb4220d3ca0c37d3f71"/>
     <w:p>
       <w:pPr>
         <w:pStyle w:val="Heading2"/>
@@ -11669,7 +11669,7 @@
       </w:r>
     </w:p>
     <w:bookmarkEnd w:id="87"/>
-    <w:bookmarkStart w:id="88" w:name="multi-way-clustering"/>
+    <w:bookmarkStart w:id="90" w:name="multi-way-clustering"/>
     <w:p>
       <w:pPr>
         <w:pStyle w:val="Heading3"/>
@@ -11740,126 +11740,805 @@
         <w:t xml:space="preserve">for multi-way cluster-robust variance estimation.</w:t>
       </w:r>
     </w:p>
+    <w:tbl>
+      <w:tblPr>
+        <w:tblStyle w:val="Table"/>
+        <w:tblInd w:w="164" w:type="dxa"/>
+        <w:tblBorders>
+          <w:left w:val="single" w:sz="24" w:space="0" w:color="909090"/>
+        </w:tblBorders>
+        <w:tblCellMar>
+          <w:left w:w="0" w:type="dxa"/>
+          <w:right w:w="0" w:type="dxa"/>
+        </w:tblCellMar>
+        <w:tblLook w:firstRow="0" w:lastRow="0" w:firstColumn="0" w:lastColumn="0" w:noHBand="0" w:noVBand="0" w:val="0000"/>
+      </w:tblPr>
+      <w:tblGrid>
+        <w:gridCol w:w="7920"/>
+      </w:tblGrid>
+      <w:tr>
+        <w:trPr>
+          <w:cantSplit/>
+        </w:trPr>
+        <w:tc>
+          <w:tcPr>
+            <w:tcMar>
+              <w:left w:w="144" w:type="dxa"/>
+            </w:tcMar>
+          </w:tcPr>
+          <w:p>
+            <w:pPr>
+              <w:pStyle w:val="BodyText"/>
+            </w:pPr>
+            <w:pPr>
+              <w:spacing w:before="16" w:after="64"/>
+            </w:pPr>
+            <w:r>
+              <w:rPr>
+                <w:b/>
+                <w:bCs/>
+              </w:rPr>
+              <w:t xml:space="preserve">Definition (Multi-way clustering-robust variance)</w:t>
+            </w:r>
+          </w:p>
+          <w:bookmarkStart w:id="88" w:name="def-multiway-clustering-variance"/>
+          <w:p>
+            <w:pPr>
+              <w:pStyle w:val="BodyText"/>
+            </w:pPr>
+            <w:r>
+              <w:rPr>
+                <w:b/>
+                <w:bCs/>
+              </w:rPr>
+              <w:t xml:space="preserve">Definition 8 (Multi-way clustering-robust variance)</w:t>
+            </w:r>
+            <w:r>
+              <w:t xml:space="preserve"> </w:t>
+            </w:r>
+            <w:r>
+              <w:t xml:space="preserve">Let</w:t>
+            </w:r>
+            <w:r>
+              <w:t xml:space="preserve"> </w:t>
+            </w:r>
+            <m:oMath>
+              <m:r>
+                <m:rPr>
+                  <m:scr m:val="script"/>
+                  <m:sty m:val="p"/>
+                </m:rPr>
+                <m:t>K</m:t>
+              </m:r>
+              <m:r>
+                <m:rPr>
+                  <m:sty m:val="p"/>
+                </m:rPr>
+                <m:t>=</m:t>
+              </m:r>
+              <m:r>
+                <m:rPr>
+                  <m:sty m:val="p"/>
+                </m:rPr>
+                <m:t>{</m:t>
+              </m:r>
+              <m:sSub>
+                <m:e>
+                  <m:r>
+                    <m:t>k</m:t>
+                  </m:r>
+                </m:e>
+                <m:sub>
+                  <m:r>
+                    <m:t>1</m:t>
+                  </m:r>
+                </m:sub>
+              </m:sSub>
+              <m:r>
+                <m:rPr>
+                  <m:sty m:val="p"/>
+                </m:rPr>
+                <m:t>,</m:t>
+              </m:r>
+              <m:r>
+                <m:rPr>
+                  <m:sty m:val="p"/>
+                </m:rPr>
+                <m:t>…</m:t>
+              </m:r>
+              <m:r>
+                <m:rPr>
+                  <m:sty m:val="p"/>
+                </m:rPr>
+                <m:t>,</m:t>
+              </m:r>
+              <m:sSub>
+                <m:e>
+                  <m:r>
+                    <m:t>k</m:t>
+                  </m:r>
+                </m:e>
+                <m:sub>
+                  <m:r>
+                    <m:t>p</m:t>
+                  </m:r>
+                </m:sub>
+              </m:sSub>
+              <m:r>
+                <m:rPr>
+                  <m:sty m:val="p"/>
+                </m:rPr>
+                <m:t>}</m:t>
+              </m:r>
+            </m:oMath>
+            <w:r>
+              <w:t xml:space="preserve"> </w:t>
+            </w:r>
+            <w:r>
+              <w:t xml:space="preserve">denote the cluster variables.</w:t>
+            </w:r>
+            <w:r>
+              <w:t xml:space="preserve"> </w:t>
+            </w:r>
+            <w:r>
+              <w:t xml:space="preserve">For a non-empty subset</w:t>
+            </w:r>
+            <w:r>
+              <w:t xml:space="preserve"> </w:t>
+            </w:r>
+            <m:oMath>
+              <m:r>
+                <m:t>S</m:t>
+              </m:r>
+              <m:r>
+                <m:rPr>
+                  <m:sty m:val="p"/>
+                </m:rPr>
+                <m:t>⊆</m:t>
+              </m:r>
+              <m:r>
+                <m:rPr>
+                  <m:scr m:val="script"/>
+                  <m:sty m:val="p"/>
+                </m:rPr>
+                <m:t>K</m:t>
+              </m:r>
+            </m:oMath>
+            <w:r>
+              <w:t xml:space="preserve">,</w:t>
+            </w:r>
+            <w:r>
+              <w:t xml:space="preserve"> </w:t>
+            </w:r>
+            <w:r>
+              <w:t xml:space="preserve">let</w:t>
+            </w:r>
+            <w:r>
+              <w:t xml:space="preserve"> </w:t>
+            </w:r>
+            <m:oMath>
+              <m:sSub>
+                <m:e>
+                  <m:r>
+                    <m:t>V</m:t>
+                  </m:r>
+                </m:e>
+                <m:sub>
+                  <m:r>
+                    <m:t>S</m:t>
+                  </m:r>
+                </m:sub>
+              </m:sSub>
+            </m:oMath>
+            <w:r>
+              <w:t xml:space="preserve"> </w:t>
+            </w:r>
+            <w:r>
+              <w:t xml:space="preserve">be the one-way sandwich variance</w:t>
+            </w:r>
+            <w:r>
+              <w:t xml:space="preserve"> </w:t>
+            </w:r>
+            <m:oMath>
+              <m:sSub>
+                <m:e>
+                  <m:r>
+                    <m:t>V</m:t>
+                  </m:r>
+                </m:e>
+                <m:sub>
+                  <m:r>
+                    <m:rPr>
+                      <m:nor/>
+                      <m:sty m:val="p"/>
+                    </m:rPr>
+                    <m:t>robust</m:t>
+                  </m:r>
+                </m:sub>
+              </m:sSub>
+            </m:oMath>
+            <w:r>
+              <w:t xml:space="preserve"> </w:t>
+            </w:r>
+            <w:r>
+              <w:t xml:space="preserve">(</w:t>
+            </w:r>
+            <w:hyperlink w:anchor="def-cluster-robust-variance">
+              <w:r>
+                <w:rPr>
+                  <w:rStyle w:val="Hyperlink"/>
+                </w:rPr>
+                <w:t xml:space="preserve">Definition 7</w:t>
+              </w:r>
+            </w:hyperlink>
+            <w:r>
+              <w:t xml:space="preserve">),</w:t>
+            </w:r>
+            <w:r>
+              <w:t xml:space="preserve"> </w:t>
+            </w:r>
+            <w:r>
+              <w:t xml:space="preserve">computed by clustering on the interaction of the variables in</w:t>
+            </w:r>
+            <w:r>
+              <w:t xml:space="preserve"> </w:t>
+            </w:r>
+            <m:oMath>
+              <m:r>
+                <m:t>S</m:t>
+              </m:r>
+            </m:oMath>
+            <w:r>
+              <w:t xml:space="preserve">.</w:t>
+            </w:r>
+            <w:r>
+              <w:t xml:space="preserve"> </w:t>
+            </w:r>
+            <w:r>
+              <w:t xml:space="preserve">The multi-way variance is the signed sum over every such subset:</w:t>
+            </w:r>
+          </w:p>
+          <w:p>
+            <w:pPr>
+              <w:pStyle w:val="BodyText"/>
+            </w:pPr>
+            <m:oMathPara>
+              <m:oMathParaPr>
+                <m:jc m:val="center"/>
+              </m:oMathParaPr>
+              <m:oMath>
+                <m:sSub>
+                  <m:e>
+                    <m:r>
+                      <m:t>V</m:t>
+                    </m:r>
+                  </m:e>
+                  <m:sub>
+                    <m:r>
+                      <m:rPr>
+                        <m:nor/>
+                        <m:sty m:val="p"/>
+                      </m:rPr>
+                      <m:t>multiway</m:t>
+                    </m:r>
+                  </m:sub>
+                </m:sSub>
+                <m:r>
+                  <m:rPr>
+                    <m:sty m:val="p"/>
+                  </m:rPr>
+                  <m:t>=</m:t>
+                </m:r>
+                <m:nary>
+                  <m:naryPr>
+                    <m:chr m:val="∑"/>
+                    <m:limLoc m:val="undOvr"/>
+                    <m:subHide m:val="off"/>
+                    <m:supHide m:val="on"/>
+                  </m:naryPr>
+                  <m:sub>
+                    <m:r>
+                      <m:rPr>
+                        <m:sty m:val="p"/>
+                      </m:rPr>
+                      <m:t>∅</m:t>
+                    </m:r>
+                    <m:r>
+                      <m:rPr>
+                        <m:sty m:val="p"/>
+                      </m:rPr>
+                      <m:t>≠</m:t>
+                    </m:r>
+                    <m:r>
+                      <m:t>S</m:t>
+                    </m:r>
+                    <m:r>
+                      <m:rPr>
+                        <m:sty m:val="p"/>
+                      </m:rPr>
+                      <m:t>⊆</m:t>
+                    </m:r>
+                    <m:r>
+                      <m:rPr>
+                        <m:scr m:val="script"/>
+                        <m:sty m:val="p"/>
+                      </m:rPr>
+                      <m:t>K</m:t>
+                    </m:r>
+                  </m:sub>
+                  <m:sup>
+                    <m:r>
+                      <m:t>​</m:t>
+                    </m:r>
+                  </m:sup>
+                  <m:e>
+                    <m:r>
+                      <m:rPr>
+                        <m:sty m:val="p"/>
+                      </m:rPr>
+                      <m:t>(</m:t>
+                    </m:r>
+                  </m:e>
+                </m:nary>
+                <m:r>
+                  <m:rPr>
+                    <m:sty m:val="p"/>
+                  </m:rPr>
+                  <m:t>−</m:t>
+                </m:r>
+                <m:r>
+                  <m:t>1</m:t>
+                </m:r>
+                <m:sSup>
+                  <m:e>
+                    <m:r>
+                      <m:rPr>
+                        <m:sty m:val="p"/>
+                      </m:rPr>
+                      <m:t>)</m:t>
+                    </m:r>
+                  </m:e>
+                  <m:sup>
+                    <m:r>
+                      <m:rPr>
+                        <m:sty m:val="p"/>
+                      </m:rPr>
+                      <m:t>|</m:t>
+                    </m:r>
+                    <m:r>
+                      <m:t>S</m:t>
+                    </m:r>
+                    <m:r>
+                      <m:rPr>
+                        <m:sty m:val="p"/>
+                      </m:rPr>
+                      <m:t>|</m:t>
+                    </m:r>
+                    <m:r>
+                      <m:rPr>
+                        <m:sty m:val="p"/>
+                      </m:rPr>
+                      <m:t>+</m:t>
+                    </m:r>
+                    <m:r>
+                      <m:t>1</m:t>
+                    </m:r>
+                  </m:sup>
+                </m:sSup>
+                <m:sSub>
+                  <m:e>
+                    <m:r>
+                      <m:t>V</m:t>
+                    </m:r>
+                  </m:e>
+                  <m:sub>
+                    <m:r>
+                      <m:t>S</m:t>
+                    </m:r>
+                  </m:sub>
+                </m:sSub>
+              </m:oMath>
+            </m:oMathPara>
+          </w:p>
+          <w:p>
+            <w:pPr>
+              <w:pStyle w:val="FirstParagraph"/>
+            </w:pPr>
+            <w:r>
+              <w:t xml:space="preserve">Computing every subset costs</w:t>
+            </w:r>
+            <w:r>
+              <w:t xml:space="preserve"> </w:t>
+            </w:r>
+            <m:oMath>
+              <m:sSup>
+                <m:e>
+                  <m:r>
+                    <m:t>2</m:t>
+                  </m:r>
+                </m:e>
+                <m:sup>
+                  <m:r>
+                    <m:t>p</m:t>
+                  </m:r>
+                </m:sup>
+              </m:sSup>
+              <m:r>
+                <m:rPr>
+                  <m:sty m:val="p"/>
+                </m:rPr>
+                <m:t>−</m:t>
+              </m:r>
+              <m:r>
+                <m:t>1</m:t>
+              </m:r>
+            </m:oMath>
+            <w:r>
+              <w:t xml:space="preserve"> </w:t>
+            </w:r>
+            <w:r>
+              <w:t xml:space="preserve">one-way variance evaluations,</w:t>
+            </w:r>
+            <w:r>
+              <w:t xml:space="preserve"> </w:t>
+            </w:r>
+            <w:r>
+              <w:t xml:space="preserve">so this is intended for the small</w:t>
+            </w:r>
+            <w:r>
+              <w:t xml:space="preserve"> </w:t>
+            </w:r>
+            <m:oMath>
+              <m:r>
+                <m:t>p</m:t>
+              </m:r>
+            </m:oMath>
+            <w:r>
+              <w:t xml:space="preserve"> </w:t>
+            </w:r>
+            <w:r>
+              <w:t xml:space="preserve">(2-3)</w:t>
+            </w:r>
+            <w:r>
+              <w:t xml:space="preserve"> </w:t>
+            </w:r>
+            <w:r>
+              <w:t xml:space="preserve">typical of nested survey designs.</w:t>
+            </w:r>
+          </w:p>
+          <w:bookmarkEnd w:id="88"/>
+        </w:tc>
+      </w:tr>
+    </w:tbl>
     <w:p>
       <w:pPr>
         <w:pStyle w:val="BodyText"/>
       </w:pPr>
       <w:r>
-        <w:t xml:space="preserve">Let</w:t>
-      </w:r>
-      <w:r>
-        <w:t xml:space="preserve"> </w:t>
-      </w:r>
-      <m:oMath>
-        <m:r>
-          <m:rPr>
-            <m:scr m:val="script"/>
-            <m:sty m:val="p"/>
-          </m:rPr>
-          <m:t>K</m:t>
-        </m:r>
-        <m:r>
-          <m:rPr>
-            <m:sty m:val="p"/>
-          </m:rPr>
-          <m:t>=</m:t>
-        </m:r>
-        <m:r>
-          <m:rPr>
-            <m:sty m:val="p"/>
-          </m:rPr>
-          <m:t>{</m:t>
-        </m:r>
-        <m:sSub>
-          <m:e>
-            <m:r>
-              <m:t>k</m:t>
-            </m:r>
-          </m:e>
-          <m:sub>
-            <m:r>
-              <m:t>1</m:t>
-            </m:r>
-          </m:sub>
-        </m:sSub>
-        <m:r>
-          <m:rPr>
-            <m:sty m:val="p"/>
-          </m:rPr>
-          <m:t>,</m:t>
-        </m:r>
-        <m:r>
-          <m:rPr>
-            <m:sty m:val="p"/>
-          </m:rPr>
-          <m:t>…</m:t>
-        </m:r>
-        <m:r>
-          <m:rPr>
-            <m:sty m:val="p"/>
-          </m:rPr>
-          <m:t>,</m:t>
-        </m:r>
-        <m:sSub>
-          <m:e>
-            <m:r>
-              <m:t>k</m:t>
-            </m:r>
-          </m:e>
-          <m:sub>
-            <m:r>
-              <m:t>p</m:t>
-            </m:r>
-          </m:sub>
-        </m:sSub>
-        <m:r>
-          <m:rPr>
-            <m:sty m:val="p"/>
-          </m:rPr>
-          <m:t>}</m:t>
-        </m:r>
-      </m:oMath>
-      <w:r>
-        <w:t xml:space="preserve"> </w:t>
-      </w:r>
-      <w:r>
-        <w:t xml:space="preserve">denote the cluster variables.</w:t>
-      </w:r>
-      <w:r>
-        <w:t xml:space="preserve"> </w:t>
-      </w:r>
-      <w:r>
-        <w:t xml:space="preserve">For a non-empty subset</w:t>
-      </w:r>
-      <w:r>
-        <w:t xml:space="preserve"> </w:t>
-      </w:r>
-      <m:oMath>
-        <m:r>
-          <m:t>S</m:t>
-        </m:r>
-        <m:r>
-          <m:rPr>
-            <m:sty m:val="p"/>
-          </m:rPr>
-          <m:t>⊆</m:t>
-        </m:r>
-        <m:r>
-          <m:rPr>
-            <m:scr m:val="script"/>
-            <m:sty m:val="p"/>
-          </m:rPr>
-          <m:t>K</m:t>
-        </m:r>
-      </m:oMath>
-      <w:r>
-        <w:t xml:space="preserve">,</w:t>
-      </w:r>
-      <w:r>
-        <w:t xml:space="preserve"> </w:t>
-      </w:r>
-      <w:r>
-        <w:t xml:space="preserve">let</w:t>
+        <w:t xml:space="preserve"> </w:t>
+      </w:r>
+    </w:p>
+    <w:tbl>
+      <w:tblPr>
+        <w:tblStyle w:val="Table"/>
+        <w:tblLook w:firstRow="0" w:lastRow="0" w:firstColumn="0" w:lastColumn="0" w:noHBand="0" w:noVBand="0" w:val="0000"/>
+        <w:tblBorders>
+          <w:top w:val="single" w:sz="4" w:space="0" w:color="909090"/>
+          <w:left w:val="single" w:sz="24" w:space="0" w:color="909090"/>
+          <w:bottom w:val="single" w:sz="4" w:space="0" w:color="909090"/>
+          <w:right w:val="single" w:sz="4" w:space="0" w:color="909090"/>
+        </w:tblBorders>
+        <w:tblCellMar>
+          <w:left w:w="144" w:type="dxa"/>
+          <w:right w:w="144" w:type="dxa"/>
+        </w:tblCellMar>
+        <w:tblLook w:firstRow="0" w:lastRow="0" w:firstColumn="0" w:lastColumn="0" w:noHBand="0" w:noVBand="0" w:val="0000"/>
+      </w:tblPr>
+      <w:tr>
+        <w:trPr>
+          <w:cantSplit/>
+        </w:trPr>
+        <w:tc>
+          <w:tcPr>
+            <w:shd w:color="auto" w:fill="e6e6e6" w:val="clear"/>
+            <w:tcMar>
+              <w:top w:w="92" w:type="dxa"/>
+              <w:bottom w:w="92" w:type="dxa"/>
+            </w:tcMar>
+          </w:tcPr>
+          <w:p>
+            <w:pPr>
+              <w:pStyle w:val="BodyText"/>
+            </w:pPr>
+            <w:pPr>
+              <w:spacing w:before="16" w:after="16"/>
+            </w:pPr>
+            <w:r>
+              <w:t xml:space="preserve">Example (Two cluster variables)</w:t>
+            </w:r>
+          </w:p>
+        </w:tc>
+      </w:tr>
+      <w:tr>
+        <w:trPr>
+          <w:cantSplit/>
+        </w:trPr>
+        <w:tc>
+          <w:tcPr>
+            <w:tcMar>
+              <w:top w:w="108" w:type="dxa"/>
+              <w:bottom w:w="108" w:type="dxa"/>
+            </w:tcMar>
+          </w:tcPr>
+          <w:bookmarkStart w:id="89" w:name="exm-two-way-clustering"/>
+          <w:p>
+            <w:pPr>
+              <w:pStyle w:val="BodyText"/>
+            </w:pPr>
+            <w:r>
+              <w:rPr>
+                <w:b/>
+                <w:bCs/>
+              </w:rPr>
+              <w:t xml:space="preserve">Example 3 (Two cluster variables)</w:t>
+            </w:r>
+            <w:r>
+              <w:t xml:space="preserve"> </w:t>
+            </w:r>
+            <w:r>
+              <w:t xml:space="preserve">For two cluster variables (</w:t>
+            </w:r>
+            <m:oMath>
+              <m:r>
+                <m:t>p</m:t>
+              </m:r>
+              <m:r>
+                <m:rPr>
+                  <m:sty m:val="p"/>
+                </m:rPr>
+                <m:t>=</m:t>
+              </m:r>
+              <m:r>
+                <m:t>2</m:t>
+              </m:r>
+            </m:oMath>
+            <w:r>
+              <w:t xml:space="preserve">),</w:t>
+            </w:r>
+            <w:r>
+              <w:t xml:space="preserve"> </w:t>
+            </w:r>
+            <w:hyperlink w:anchor="def-multiway-clustering-variance">
+              <w:r>
+                <w:rPr>
+                  <w:rStyle w:val="Hyperlink"/>
+                </w:rPr>
+                <w:t xml:space="preserve">Definition 8</w:t>
+              </w:r>
+            </w:hyperlink>
+            <w:r>
+              <w:t xml:space="preserve"> </w:t>
+            </w:r>
+            <w:r>
+              <w:t xml:space="preserve">reduces to the familiar</w:t>
+            </w:r>
+            <w:r>
+              <w:t xml:space="preserve"> </w:t>
+            </w:r>
+            <w:r>
+              <w:t xml:space="preserve">three-term formula:</w:t>
+            </w:r>
+          </w:p>
+          <w:p>
+            <w:pPr>
+              <w:pStyle w:val="BodyText"/>
+            </w:pPr>
+            <m:oMathPara>
+              <m:oMathParaPr>
+                <m:jc m:val="center"/>
+              </m:oMathParaPr>
+              <m:oMath>
+                <m:sSub>
+                  <m:e>
+                    <m:r>
+                      <m:t>V</m:t>
+                    </m:r>
+                  </m:e>
+                  <m:sub>
+                    <m:r>
+                      <m:rPr>
+                        <m:nor/>
+                        <m:sty m:val="p"/>
+                      </m:rPr>
+                      <m:t>multiway</m:t>
+                    </m:r>
+                  </m:sub>
+                </m:sSub>
+                <m:r>
+                  <m:rPr>
+                    <m:sty m:val="p"/>
+                  </m:rPr>
+                  <m:t>=</m:t>
+                </m:r>
+                <m:sSub>
+                  <m:e>
+                    <m:r>
+                      <m:t>V</m:t>
+                    </m:r>
+                  </m:e>
+                  <m:sub>
+                    <m:r>
+                      <m:t>1</m:t>
+                    </m:r>
+                  </m:sub>
+                </m:sSub>
+                <m:r>
+                  <m:rPr>
+                    <m:sty m:val="p"/>
+                  </m:rPr>
+                  <m:t>+</m:t>
+                </m:r>
+                <m:sSub>
+                  <m:e>
+                    <m:r>
+                      <m:t>V</m:t>
+                    </m:r>
+                  </m:e>
+                  <m:sub>
+                    <m:r>
+                      <m:t>2</m:t>
+                    </m:r>
+                  </m:sub>
+                </m:sSub>
+                <m:r>
+                  <m:rPr>
+                    <m:sty m:val="p"/>
+                  </m:rPr>
+                  <m:t>−</m:t>
+                </m:r>
+                <m:sSub>
+                  <m:e>
+                    <m:r>
+                      <m:t>V</m:t>
+                    </m:r>
+                  </m:e>
+                  <m:sub>
+                    <m:r>
+                      <m:t>1</m:t>
+                    </m:r>
+                    <m:r>
+                      <m:rPr>
+                        <m:sty m:val="p"/>
+                      </m:rPr>
+                      <m:t>∩</m:t>
+                    </m:r>
+                    <m:r>
+                      <m:t>2</m:t>
+                    </m:r>
+                  </m:sub>
+                </m:sSub>
+              </m:oMath>
+            </m:oMathPara>
+          </w:p>
+          <w:p>
+            <w:pPr>
+              <w:pStyle w:val="FirstParagraph"/>
+            </w:pPr>
+            <w:r>
+              <w:t xml:space="preserve">where</w:t>
+            </w:r>
+            <w:r>
+              <w:t xml:space="preserve"> </w:t>
+            </w:r>
+            <m:oMath>
+              <m:sSub>
+                <m:e>
+                  <m:r>
+                    <m:t>V</m:t>
+                  </m:r>
+                </m:e>
+                <m:sub>
+                  <m:r>
+                    <m:t>1</m:t>
+                  </m:r>
+                </m:sub>
+              </m:sSub>
+            </m:oMath>
+            <w:r>
+              <w:t xml:space="preserve"> </w:t>
+            </w:r>
+            <w:r>
+              <w:t xml:space="preserve">and</w:t>
+            </w:r>
+            <w:r>
+              <w:t xml:space="preserve"> </w:t>
+            </w:r>
+            <m:oMath>
+              <m:sSub>
+                <m:e>
+                  <m:r>
+                    <m:t>V</m:t>
+                  </m:r>
+                </m:e>
+                <m:sub>
+                  <m:r>
+                    <m:t>2</m:t>
+                  </m:r>
+                </m:sub>
+              </m:sSub>
+            </m:oMath>
+            <w:r>
+              <w:t xml:space="preserve"> </w:t>
+            </w:r>
+            <w:r>
+              <w:t xml:space="preserve">cluster on each variable separately,</w:t>
+            </w:r>
+            <w:r>
+              <w:t xml:space="preserve"> </w:t>
+            </w:r>
+            <w:r>
+              <w:t xml:space="preserve">and</w:t>
+            </w:r>
+            <w:r>
+              <w:t xml:space="preserve"> </w:t>
+            </w:r>
+            <m:oMath>
+              <m:sSub>
+                <m:e>
+                  <m:r>
+                    <m:t>V</m:t>
+                  </m:r>
+                </m:e>
+                <m:sub>
+                  <m:r>
+                    <m:t>1</m:t>
+                  </m:r>
+                  <m:r>
+                    <m:rPr>
+                      <m:sty m:val="p"/>
+                    </m:rPr>
+                    <m:t>∩</m:t>
+                  </m:r>
+                  <m:r>
+                    <m:t>2</m:t>
+                  </m:r>
+                </m:sub>
+              </m:sSub>
+            </m:oMath>
+            <w:r>
+              <w:t xml:space="preserve"> </w:t>
+            </w:r>
+            <w:r>
+              <w:t xml:space="preserve">clusters on their interaction,</w:t>
+            </w:r>
+            <w:r>
+              <w:t xml:space="preserve"> </w:t>
+            </w:r>
+            <w:r>
+              <w:t xml:space="preserve">the most granular grouping.</w:t>
+            </w:r>
+          </w:p>
+          <w:bookmarkEnd w:id="89"/>
+          <w:p/>
+        </w:tc>
+      </w:tr>
+    </w:tbl>
+    <w:bookmarkEnd w:id="90"/>
+    <w:bookmarkStart w:id="93" w:name="small-sample-correction"/>
+    <w:p>
+      <w:pPr>
+        <w:pStyle w:val="Heading3"/>
+      </w:pPr>
+      <w:r>
+        <w:t xml:space="preserve">4.16.4 Small-sample correction</w:t>
+      </w:r>
+    </w:p>
+    <w:p>
+      <w:pPr>
+        <w:pStyle w:val="FirstParagraph"/>
+      </w:pPr>
+      <w:r>
+        <w:t xml:space="preserve">Two adjustments refine the one-way variance terms</w:t>
       </w:r>
       <w:r>
         <w:t xml:space="preserve"> </w:t>
@@ -11882,679 +12561,135 @@
         <w:t xml:space="preserve"> </w:t>
       </w:r>
       <w:r>
-        <w:t xml:space="preserve">be the one-way sandwich variance</w:t>
-      </w:r>
-      <w:r>
-        <w:t xml:space="preserve"> </w:t>
-      </w:r>
-      <m:oMath>
-        <m:sSub>
-          <m:e>
-            <m:r>
-              <m:t>V</m:t>
-            </m:r>
-          </m:e>
-          <m:sub>
-            <m:r>
-              <m:rPr>
-                <m:nor/>
-                <m:sty m:val="p"/>
-              </m:rPr>
-              <m:t>robust</m:t>
-            </m:r>
-          </m:sub>
-        </m:sSub>
-      </m:oMath>
-      <w:r>
-        <w:t xml:space="preserve"> </w:t>
-      </w:r>
-      <w:r>
-        <w:t xml:space="preserve">defined above,</w:t>
-      </w:r>
-      <w:r>
-        <w:t xml:space="preserve"> </w:t>
-      </w:r>
-      <w:r>
-        <w:t xml:space="preserve">computed by clustering on the interaction of the variables in</w:t>
-      </w:r>
-      <w:r>
-        <w:t xml:space="preserve"> </w:t>
-      </w:r>
-      <m:oMath>
-        <m:r>
-          <m:t>S</m:t>
-        </m:r>
-      </m:oMath>
+        <w:t xml:space="preserve">that feed</w:t>
+      </w:r>
+      <w:r>
+        <w:t xml:space="preserve"> </w:t>
+      </w:r>
+      <w:hyperlink w:anchor="def-multiway-clustering-variance">
+        <w:r>
+          <w:rPr>
+            <w:rStyle w:val="Hyperlink"/>
+          </w:rPr>
+          <w:t xml:space="preserve">Definition 8</w:t>
+        </w:r>
+      </w:hyperlink>
       <w:r>
         <w:t xml:space="preserve">.</w:t>
       </w:r>
-      <w:r>
-        <w:t xml:space="preserve"> </w:t>
-      </w:r>
-      <w:r>
-        <w:t xml:space="preserve">The multi-way variance is the signed sum over every such subset:</w:t>
-      </w:r>
-    </w:p>
-    <w:p>
-      <w:pPr>
-        <w:pStyle w:val="BodyText"/>
-      </w:pPr>
-      <m:oMathPara>
-        <m:oMathParaPr>
-          <m:jc m:val="center"/>
-        </m:oMathParaPr>
-        <m:oMath>
-          <m:sSub>
-            <m:e>
-              <m:r>
-                <m:t>V</m:t>
-              </m:r>
-            </m:e>
-            <m:sub>
-              <m:r>
-                <m:rPr>
-                  <m:nor/>
-                  <m:sty m:val="p"/>
-                </m:rPr>
-                <m:t>multiway</m:t>
-              </m:r>
-            </m:sub>
-          </m:sSub>
-          <m:r>
-            <m:rPr>
-              <m:sty m:val="p"/>
-            </m:rPr>
-            <m:t>=</m:t>
-          </m:r>
-          <m:nary>
-            <m:naryPr>
-              <m:chr m:val="∑"/>
-              <m:limLoc m:val="undOvr"/>
-              <m:subHide m:val="off"/>
-              <m:supHide m:val="on"/>
-            </m:naryPr>
-            <m:sub>
-              <m:r>
-                <m:rPr>
-                  <m:sty m:val="p"/>
-                </m:rPr>
-                <m:t>∅</m:t>
-              </m:r>
-              <m:r>
-                <m:rPr>
-                  <m:sty m:val="p"/>
-                </m:rPr>
-                <m:t>≠</m:t>
-              </m:r>
-              <m:r>
-                <m:t>S</m:t>
-              </m:r>
-              <m:r>
-                <m:rPr>
-                  <m:sty m:val="p"/>
-                </m:rPr>
-                <m:t>⊆</m:t>
-              </m:r>
-              <m:r>
-                <m:rPr>
-                  <m:scr m:val="script"/>
-                  <m:sty m:val="p"/>
-                </m:rPr>
-                <m:t>K</m:t>
-              </m:r>
-            </m:sub>
-            <m:sup>
-              <m:r>
-                <m:t>​</m:t>
-              </m:r>
-            </m:sup>
-            <m:e>
-              <m:r>
-                <m:rPr>
-                  <m:sty m:val="p"/>
-                </m:rPr>
-                <m:t>(</m:t>
-              </m:r>
-            </m:e>
-          </m:nary>
-          <m:r>
-            <m:rPr>
-              <m:sty m:val="p"/>
-            </m:rPr>
-            <m:t>−</m:t>
-          </m:r>
-          <m:r>
-            <m:t>1</m:t>
-          </m:r>
-          <m:sSup>
-            <m:e>
-              <m:r>
-                <m:rPr>
-                  <m:sty m:val="p"/>
-                </m:rPr>
-                <m:t>)</m:t>
-              </m:r>
-            </m:e>
-            <m:sup>
-              <m:r>
-                <m:rPr>
-                  <m:sty m:val="p"/>
-                </m:rPr>
-                <m:t>|</m:t>
-              </m:r>
-              <m:r>
-                <m:t>S</m:t>
-              </m:r>
-              <m:r>
-                <m:rPr>
-                  <m:sty m:val="p"/>
-                </m:rPr>
-                <m:t>|</m:t>
-              </m:r>
-              <m:r>
-                <m:rPr>
-                  <m:sty m:val="p"/>
-                </m:rPr>
-                <m:t>+</m:t>
-              </m:r>
-              <m:r>
-                <m:t>1</m:t>
-              </m:r>
-            </m:sup>
-          </m:sSup>
-          <m:sSub>
-            <m:e>
-              <m:r>
-                <m:t>V</m:t>
-              </m:r>
-            </m:e>
-            <m:sub>
-              <m:r>
-                <m:t>S</m:t>
-              </m:r>
-            </m:sub>
-          </m:sSub>
-        </m:oMath>
-      </m:oMathPara>
-    </w:p>
-    <w:p>
-      <w:pPr>
-        <w:pStyle w:val="FirstParagraph"/>
-      </w:pPr>
-      <w:r>
-        <w:t xml:space="preserve">For two cluster variables (</w:t>
-      </w:r>
-      <m:oMath>
-        <m:r>
-          <m:t>p</m:t>
-        </m:r>
-        <m:r>
-          <m:rPr>
-            <m:sty m:val="p"/>
-          </m:rPr>
-          <m:t>=</m:t>
-        </m:r>
-        <m:r>
-          <m:t>2</m:t>
-        </m:r>
-      </m:oMath>
-      <w:r>
-        <w:t xml:space="preserve">),</w:t>
-      </w:r>
-      <w:r>
-        <w:t xml:space="preserve"> </w:t>
-      </w:r>
-      <w:r>
-        <w:t xml:space="preserve">this reduces to the familiar three-term formula:</w:t>
-      </w:r>
-    </w:p>
-    <w:p>
-      <w:pPr>
-        <w:pStyle w:val="BodyText"/>
-      </w:pPr>
-      <m:oMathPara>
-        <m:oMathParaPr>
-          <m:jc m:val="center"/>
-        </m:oMathParaPr>
-        <m:oMath>
-          <m:sSub>
-            <m:e>
-              <m:r>
-                <m:t>V</m:t>
-              </m:r>
-            </m:e>
-            <m:sub>
-              <m:r>
-                <m:rPr>
-                  <m:nor/>
-                  <m:sty m:val="p"/>
-                </m:rPr>
-                <m:t>multiway</m:t>
-              </m:r>
-            </m:sub>
-          </m:sSub>
-          <m:r>
-            <m:rPr>
-              <m:sty m:val="p"/>
-            </m:rPr>
-            <m:t>=</m:t>
-          </m:r>
-          <m:sSub>
-            <m:e>
-              <m:r>
-                <m:t>V</m:t>
-              </m:r>
-            </m:e>
-            <m:sub>
-              <m:r>
-                <m:t>1</m:t>
-              </m:r>
-            </m:sub>
-          </m:sSub>
-          <m:r>
-            <m:rPr>
-              <m:sty m:val="p"/>
-            </m:rPr>
-            <m:t>+</m:t>
-          </m:r>
-          <m:sSub>
-            <m:e>
-              <m:r>
-                <m:t>V</m:t>
-              </m:r>
-            </m:e>
-            <m:sub>
-              <m:r>
-                <m:t>2</m:t>
-              </m:r>
-            </m:sub>
-          </m:sSub>
-          <m:r>
-            <m:rPr>
-              <m:sty m:val="p"/>
-            </m:rPr>
-            <m:t>−</m:t>
-          </m:r>
-          <m:sSub>
-            <m:e>
-              <m:r>
-                <m:t>V</m:t>
-              </m:r>
-            </m:e>
-            <m:sub>
-              <m:r>
-                <m:t>1</m:t>
-              </m:r>
-              <m:r>
-                <m:rPr>
-                  <m:sty m:val="p"/>
-                </m:rPr>
-                <m:t>∩</m:t>
-              </m:r>
-              <m:r>
-                <m:t>2</m:t>
-              </m:r>
-            </m:sub>
-          </m:sSub>
-        </m:oMath>
-      </m:oMathPara>
-    </w:p>
-    <w:p>
-      <w:pPr>
-        <w:pStyle w:val="FirstParagraph"/>
-      </w:pPr>
-      <w:r>
-        <w:t xml:space="preserve">where</w:t>
-      </w:r>
-      <w:r>
-        <w:t xml:space="preserve"> </w:t>
-      </w:r>
-      <m:oMath>
-        <m:sSub>
-          <m:e>
-            <m:r>
-              <m:t>V</m:t>
-            </m:r>
-          </m:e>
-          <m:sub>
-            <m:r>
-              <m:t>1</m:t>
-            </m:r>
-          </m:sub>
-        </m:sSub>
-      </m:oMath>
-      <w:r>
-        <w:t xml:space="preserve"> </w:t>
-      </w:r>
-      <w:r>
-        <w:t xml:space="preserve">and</w:t>
-      </w:r>
-      <w:r>
-        <w:t xml:space="preserve"> </w:t>
-      </w:r>
-      <m:oMath>
-        <m:sSub>
-          <m:e>
-            <m:r>
-              <m:t>V</m:t>
-            </m:r>
-          </m:e>
-          <m:sub>
-            <m:r>
-              <m:t>2</m:t>
-            </m:r>
-          </m:sub>
-        </m:sSub>
-      </m:oMath>
-      <w:r>
-        <w:t xml:space="preserve"> </w:t>
-      </w:r>
-      <w:r>
-        <w:t xml:space="preserve">cluster on each variable separately,</w:t>
-      </w:r>
-      <w:r>
-        <w:t xml:space="preserve"> </w:t>
-      </w:r>
-      <w:r>
-        <w:t xml:space="preserve">and</w:t>
-      </w:r>
-      <w:r>
-        <w:t xml:space="preserve"> </w:t>
-      </w:r>
-      <m:oMath>
-        <m:sSub>
-          <m:e>
-            <m:r>
-              <m:t>V</m:t>
-            </m:r>
-          </m:e>
-          <m:sub>
-            <m:r>
-              <m:t>1</m:t>
-            </m:r>
-            <m:r>
-              <m:rPr>
-                <m:sty m:val="p"/>
-              </m:rPr>
-              <m:t>∩</m:t>
-            </m:r>
-            <m:r>
-              <m:t>2</m:t>
-            </m:r>
-          </m:sub>
-        </m:sSub>
-      </m:oMath>
-      <w:r>
-        <w:t xml:space="preserve"> </w:t>
-      </w:r>
-      <w:r>
-        <w:t xml:space="preserve">clusters on their interaction,</w:t>
-      </w:r>
-      <w:r>
-        <w:t xml:space="preserve"> </w:t>
-      </w:r>
-      <w:r>
-        <w:t xml:space="preserve">the most granular grouping.</w:t>
-      </w:r>
-      <w:r>
-        <w:t xml:space="preserve"> </w:t>
-      </w:r>
-      <w:r>
-        <w:t xml:space="preserve">Computing every subset costs</w:t>
-      </w:r>
-      <w:r>
-        <w:t xml:space="preserve"> </w:t>
-      </w:r>
-      <m:oMath>
-        <m:sSup>
-          <m:e>
-            <m:r>
-              <m:t>2</m:t>
-            </m:r>
-          </m:e>
-          <m:sup>
-            <m:r>
-              <m:t>p</m:t>
-            </m:r>
-          </m:sup>
-        </m:sSup>
-        <m:r>
-          <m:rPr>
-            <m:sty m:val="p"/>
-          </m:rPr>
-          <m:t>−</m:t>
-        </m:r>
-        <m:r>
-          <m:t>1</m:t>
-        </m:r>
-      </m:oMath>
-      <w:r>
-        <w:t xml:space="preserve"> </w:t>
-      </w:r>
-      <w:r>
-        <w:t xml:space="preserve">one-way variance evaluations,</w:t>
-      </w:r>
-      <w:r>
-        <w:t xml:space="preserve"> </w:t>
-      </w:r>
-      <w:r>
-        <w:t xml:space="preserve">so this is intended for the small</w:t>
-      </w:r>
-      <w:r>
-        <w:t xml:space="preserve"> </w:t>
-      </w:r>
-      <m:oMath>
-        <m:r>
-          <m:t>p</m:t>
-        </m:r>
-      </m:oMath>
-      <w:r>
-        <w:t xml:space="preserve"> </w:t>
-      </w:r>
-      <w:r>
-        <w:t xml:space="preserve">(2-3)</w:t>
-      </w:r>
-      <w:r>
-        <w:t xml:space="preserve"> </w:t>
-      </w:r>
-      <w:r>
-        <w:t xml:space="preserve">typical of nested survey designs.</w:t>
-      </w:r>
-    </w:p>
-    <w:bookmarkEnd w:id="88"/>
-    <w:bookmarkStart w:id="89" w:name="small-sample-correction"/>
-    <w:p>
-      <w:pPr>
-        <w:pStyle w:val="Heading3"/>
-      </w:pPr>
-      <w:r>
-        <w:t xml:space="preserve">4.16.4 Small-sample correction</w:t>
-      </w:r>
-    </w:p>
-    <w:p>
-      <w:pPr>
-        <w:pStyle w:val="FirstParagraph"/>
-      </w:pPr>
-      <w:r>
-        <w:rPr>
-          <w:rStyle w:val="VerbatimChar"/>
-        </w:rPr>
-        <w:t xml:space="preserve">serocalculator</w:t>
-      </w:r>
-      <w:r>
-        <w:t xml:space="preserve"> </w:t>
-      </w:r>
-      <w:r>
-        <w:t xml:space="preserve">approximates each cluster’s score contribution</w:t>
-      </w:r>
-      <w:r>
-        <w:t xml:space="preserve"> </w:t>
-      </w:r>
-      <m:oMath>
-        <m:sSub>
-          <m:e>
-            <m:r>
-              <m:t>U</m:t>
-            </m:r>
-          </m:e>
-          <m:sub>
-            <m:r>
-              <m:t>c</m:t>
-            </m:r>
-          </m:sub>
-        </m:sSub>
-      </m:oMath>
-      <w:r>
-        <w:t xml:space="preserve"> </w:t>
-      </w:r>
-      <w:r>
-        <w:t xml:space="preserve">by a forward finite difference of the cluster’s log-likelihood,</w:t>
-      </w:r>
-      <w:r>
-        <w:t xml:space="preserve"> </w:t>
-      </w:r>
-      <m:oMath>
-        <m:sSub>
-          <m:e>
-            <m:r>
-              <m:t>ℓ</m:t>
-            </m:r>
-          </m:e>
-          <m:sub>
-            <m:r>
-              <m:t>c</m:t>
-            </m:r>
-          </m:sub>
-        </m:sSub>
-        <m:r>
-          <m:rPr>
-            <m:sty m:val="p"/>
-          </m:rPr>
-          <m:t>(</m:t>
-        </m:r>
-        <m:r>
-          <m:t>λ</m:t>
-        </m:r>
-        <m:r>
-          <m:rPr>
-            <m:sty m:val="p"/>
-          </m:rPr>
-          <m:t>)</m:t>
-        </m:r>
-        <m:r>
-          <m:rPr>
-            <m:sty m:val="p"/>
-          </m:rPr>
-          <m:t>=</m:t>
-        </m:r>
-        <m:nary>
-          <m:naryPr>
-            <m:chr m:val="∑"/>
-            <m:limLoc m:val="undOvr"/>
-            <m:subHide m:val="off"/>
-            <m:supHide m:val="on"/>
-          </m:naryPr>
-          <m:sub>
-            <m:r>
-              <m:t>i</m:t>
-            </m:r>
-            <m:r>
-              <m:rPr>
-                <m:sty m:val="p"/>
-              </m:rPr>
-              <m:t>∈</m:t>
-            </m:r>
-            <m:r>
-              <m:t>c</m:t>
-            </m:r>
-          </m:sub>
-          <m:sup>
-            <m:r>
-              <m:t>​</m:t>
-            </m:r>
-          </m:sup>
-          <m:e>
-            <m:r>
-              <m:rPr>
-                <m:sty m:val="p"/>
-              </m:rPr>
-              <m:t>log</m:t>
-            </m:r>
-          </m:e>
-        </m:nary>
-        <m:r>
-          <m:t>p</m:t>
-        </m:r>
-        <m:r>
-          <m:rPr>
-            <m:sty m:val="p"/>
-          </m:rPr>
-          <m:t>(</m:t>
-        </m:r>
-        <m:sSub>
-          <m:e>
-            <m:r>
-              <m:t>Y</m:t>
-            </m:r>
-          </m:e>
-          <m:sub>
-            <m:r>
-              <m:t>i</m:t>
-            </m:r>
-          </m:sub>
-        </m:sSub>
-        <m:r>
-          <m:rPr>
-            <m:sty m:val="p"/>
-          </m:rPr>
-          <m:t>∣</m:t>
-        </m:r>
-        <m:r>
-          <m:t>λ</m:t>
-        </m:r>
-        <m:r>
-          <m:rPr>
-            <m:sty m:val="p"/>
-          </m:rPr>
-          <m:t>)</m:t>
-        </m:r>
-      </m:oMath>
-      <w:r>
-        <w:t xml:space="preserve">:</w:t>
-      </w:r>
-    </w:p>
-    <w:p>
-      <w:pPr>
-        <w:pStyle w:val="BodyText"/>
-      </w:pPr>
-      <m:oMathPara>
-        <m:oMathParaPr>
-          <m:jc m:val="center"/>
-        </m:oMathParaPr>
-        <m:oMath>
-          <m:sSub>
-            <m:e>
-              <m:r>
-                <m:t>U</m:t>
-              </m:r>
-            </m:e>
-            <m:sub>
-              <m:r>
-                <m:t>c</m:t>
-              </m:r>
-            </m:sub>
-          </m:sSub>
-          <m:r>
-            <m:rPr>
-              <m:sty m:val="p"/>
-            </m:rPr>
-            <m:t>≈</m:t>
-          </m:r>
-          <m:f>
-            <m:fPr>
-              <m:type m:val="bar"/>
-            </m:fPr>
-            <m:num>
+    </w:p>
+    <w:tbl>
+      <w:tblPr>
+        <w:tblStyle w:val="Table"/>
+        <w:tblInd w:w="164" w:type="dxa"/>
+        <w:tblBorders>
+          <w:left w:val="single" w:sz="24" w:space="0" w:color="909090"/>
+        </w:tblBorders>
+        <w:tblCellMar>
+          <w:left w:w="0" w:type="dxa"/>
+          <w:right w:w="0" w:type="dxa"/>
+        </w:tblCellMar>
+        <w:tblLook w:firstRow="0" w:lastRow="0" w:firstColumn="0" w:lastColumn="0" w:noHBand="0" w:noVBand="0" w:val="0000"/>
+      </w:tblPr>
+      <w:tblGrid>
+        <w:gridCol w:w="7920"/>
+      </w:tblGrid>
+      <w:tr>
+        <w:trPr>
+          <w:cantSplit/>
+        </w:trPr>
+        <w:tc>
+          <w:tcPr>
+            <w:tcMar>
+              <w:left w:w="144" w:type="dxa"/>
+            </w:tcMar>
+          </w:tcPr>
+          <w:p>
+            <w:pPr>
+              <w:pStyle w:val="BodyText"/>
+            </w:pPr>
+            <w:pPr>
+              <w:spacing w:before="16" w:after="64"/>
+            </w:pPr>
+            <w:r>
+              <w:rPr>
+                <w:b/>
+                <w:bCs/>
+              </w:rPr>
+              <w:t xml:space="preserve">Definition (Finite-difference score approximation)</w:t>
+            </w:r>
+          </w:p>
+          <w:bookmarkStart w:id="91" w:name="def-finite-difference-score"/>
+          <w:p>
+            <w:pPr>
+              <w:pStyle w:val="BodyText"/>
+            </w:pPr>
+            <w:r>
+              <w:rPr>
+                <w:b/>
+                <w:bCs/>
+              </w:rPr>
+              <w:t xml:space="preserve">Definition 9 (Finite-difference score approximation)</w:t>
+            </w:r>
+            <w:r>
+              <w:t xml:space="preserve"> </w:t>
+            </w:r>
+            <w:r>
+              <w:rPr>
+                <w:rStyle w:val="VerbatimChar"/>
+              </w:rPr>
+              <w:t xml:space="preserve">serocalculator</w:t>
+            </w:r>
+            <w:r>
+              <w:t xml:space="preserve"> </w:t>
+            </w:r>
+            <w:r>
+              <w:t xml:space="preserve">approximates each cluster’s score contribution</w:t>
+            </w:r>
+            <w:r>
+              <w:t xml:space="preserve"> </w:t>
+            </w:r>
+            <m:oMath>
+              <m:sSub>
+                <m:e>
+                  <m:r>
+                    <m:t>U</m:t>
+                  </m:r>
+                </m:e>
+                <m:sub>
+                  <m:r>
+                    <m:t>c</m:t>
+                  </m:r>
+                </m:sub>
+              </m:sSub>
+            </m:oMath>
+            <w:r>
+              <w:t xml:space="preserve"> </w:t>
+            </w:r>
+            <w:r>
+              <w:t xml:space="preserve">(</w:t>
+            </w:r>
+            <w:hyperlink w:anchor="def-cluster-robust-variance">
+              <w:r>
+                <w:rPr>
+                  <w:rStyle w:val="Hyperlink"/>
+                </w:rPr>
+                <w:t xml:space="preserve">Definition 7</w:t>
+              </w:r>
+            </w:hyperlink>
+            <w:r>
+              <w:t xml:space="preserve">) by a forward finite difference of the</w:t>
+            </w:r>
+            <w:r>
+              <w:t xml:space="preserve"> </w:t>
+            </w:r>
+            <w:r>
+              <w:t xml:space="preserve">cluster’s log-likelihood,</w:t>
+            </w:r>
+            <w:r>
+              <w:t xml:space="preserve"> </w:t>
+            </w:r>
+            <m:oMath>
               <m:sSub>
                 <m:e>
                   <m:r>
@@ -12573,24 +12708,8 @@
                 </m:rPr>
                 <m:t>(</m:t>
               </m:r>
-              <m:acc>
-                <m:accPr>
-                  <m:chr m:val="̂"/>
-                </m:accPr>
-                <m:e>
-                  <m:r>
-                    <m:t>λ</m:t>
-                  </m:r>
-                </m:e>
-              </m:acc>
-              <m:r>
-                <m:rPr>
-                  <m:sty m:val="p"/>
-                </m:rPr>
-                <m:t>+</m:t>
-              </m:r>
-              <m:r>
-                <m:t>ϵ</m:t>
+              <m:r>
+                <m:t>λ</m:t>
               </m:r>
               <m:r>
                 <m:rPr>
@@ -12602,17 +12721,61 @@
                 <m:rPr>
                   <m:sty m:val="p"/>
                 </m:rPr>
-                <m:t>−</m:t>
+                <m:t>=</m:t>
+              </m:r>
+              <m:nary>
+                <m:naryPr>
+                  <m:chr m:val="∑"/>
+                  <m:limLoc m:val="undOvr"/>
+                  <m:subHide m:val="off"/>
+                  <m:supHide m:val="on"/>
+                </m:naryPr>
+                <m:sub>
+                  <m:r>
+                    <m:t>i</m:t>
+                  </m:r>
+                  <m:r>
+                    <m:rPr>
+                      <m:sty m:val="p"/>
+                    </m:rPr>
+                    <m:t>∈</m:t>
+                  </m:r>
+                  <m:r>
+                    <m:t>c</m:t>
+                  </m:r>
+                </m:sub>
+                <m:sup>
+                  <m:r>
+                    <m:t>​</m:t>
+                  </m:r>
+                </m:sup>
+                <m:e>
+                  <m:r>
+                    <m:rPr>
+                      <m:sty m:val="p"/>
+                    </m:rPr>
+                    <m:t>log</m:t>
+                  </m:r>
+                </m:e>
+              </m:nary>
+              <m:r>
+                <m:t>p</m:t>
+              </m:r>
+              <m:r>
+                <m:rPr>
+                  <m:sty m:val="p"/>
+                </m:rPr>
+                <m:t>(</m:t>
               </m:r>
               <m:sSub>
                 <m:e>
                   <m:r>
-                    <m:t>ℓ</m:t>
+                    <m:t>Y</m:t>
                   </m:r>
                 </m:e>
                 <m:sub>
                   <m:r>
-                    <m:t>c</m:t>
+                    <m:t>i</m:t>
                   </m:r>
                 </m:sub>
               </m:sSub>
@@ -12620,169 +12783,423 @@
                 <m:rPr>
                   <m:sty m:val="p"/>
                 </m:rPr>
-                <m:t>(</m:t>
-              </m:r>
-              <m:acc>
-                <m:accPr>
-                  <m:chr m:val="̂"/>
-                </m:accPr>
-                <m:e>
-                  <m:r>
-                    <m:t>λ</m:t>
-                  </m:r>
-                </m:e>
-              </m:acc>
+                <m:t>∣</m:t>
+              </m:r>
+              <m:r>
+                <m:t>λ</m:t>
+              </m:r>
               <m:r>
                 <m:rPr>
                   <m:sty m:val="p"/>
                 </m:rPr>
                 <m:t>)</m:t>
               </m:r>
-            </m:num>
-            <m:den>
-              <m:r>
-                <m:t>ϵ</m:t>
-              </m:r>
-            </m:den>
-          </m:f>
-          <m:r>
-            <m:rPr>
-              <m:sty m:val="p"/>
-            </m:rPr>
-            <m:t>,</m:t>
-          </m:r>
-          <m:r>
-            <m:t> </m:t>
-          </m:r>
-          <m:r>
-            <m:t>ϵ</m:t>
-          </m:r>
-          <m:r>
-            <m:rPr>
-              <m:sty m:val="p"/>
-            </m:rPr>
-            <m:t>=</m:t>
-          </m:r>
-          <m:sSup>
-            <m:e>
-              <m:r>
-                <m:t>10</m:t>
-              </m:r>
-            </m:e>
-            <m:sup>
-              <m:r>
-                <m:rPr>
-                  <m:sty m:val="p"/>
-                </m:rPr>
-                <m:t>−</m:t>
-              </m:r>
-              <m:r>
-                <m:t>6</m:t>
-              </m:r>
-            </m:sup>
-          </m:sSup>
-        </m:oMath>
-      </m:oMathPara>
-    </w:p>
+            </m:oMath>
+            <w:r>
+              <w:t xml:space="preserve">:</w:t>
+            </w:r>
+          </w:p>
+          <w:p>
+            <w:pPr>
+              <w:pStyle w:val="BodyText"/>
+            </w:pPr>
+            <m:oMathPara>
+              <m:oMathParaPr>
+                <m:jc m:val="center"/>
+              </m:oMathParaPr>
+              <m:oMath>
+                <m:sSub>
+                  <m:e>
+                    <m:r>
+                      <m:t>U</m:t>
+                    </m:r>
+                  </m:e>
+                  <m:sub>
+                    <m:r>
+                      <m:t>c</m:t>
+                    </m:r>
+                  </m:sub>
+                </m:sSub>
+                <m:r>
+                  <m:rPr>
+                    <m:sty m:val="p"/>
+                  </m:rPr>
+                  <m:t>≈</m:t>
+                </m:r>
+                <m:f>
+                  <m:fPr>
+                    <m:type m:val="bar"/>
+                  </m:fPr>
+                  <m:num>
+                    <m:sSub>
+                      <m:e>
+                        <m:r>
+                          <m:t>ℓ</m:t>
+                        </m:r>
+                      </m:e>
+                      <m:sub>
+                        <m:r>
+                          <m:t>c</m:t>
+                        </m:r>
+                      </m:sub>
+                    </m:sSub>
+                    <m:r>
+                      <m:rPr>
+                        <m:sty m:val="p"/>
+                      </m:rPr>
+                      <m:t>(</m:t>
+                    </m:r>
+                    <m:acc>
+                      <m:accPr>
+                        <m:chr m:val="̂"/>
+                      </m:accPr>
+                      <m:e>
+                        <m:r>
+                          <m:t>λ</m:t>
+                        </m:r>
+                      </m:e>
+                    </m:acc>
+                    <m:r>
+                      <m:rPr>
+                        <m:sty m:val="p"/>
+                      </m:rPr>
+                      <m:t>+</m:t>
+                    </m:r>
+                    <m:r>
+                      <m:t>ϵ</m:t>
+                    </m:r>
+                    <m:r>
+                      <m:rPr>
+                        <m:sty m:val="p"/>
+                      </m:rPr>
+                      <m:t>)</m:t>
+                    </m:r>
+                    <m:r>
+                      <m:rPr>
+                        <m:sty m:val="p"/>
+                      </m:rPr>
+                      <m:t>−</m:t>
+                    </m:r>
+                    <m:sSub>
+                      <m:e>
+                        <m:r>
+                          <m:t>ℓ</m:t>
+                        </m:r>
+                      </m:e>
+                      <m:sub>
+                        <m:r>
+                          <m:t>c</m:t>
+                        </m:r>
+                      </m:sub>
+                    </m:sSub>
+                    <m:r>
+                      <m:rPr>
+                        <m:sty m:val="p"/>
+                      </m:rPr>
+                      <m:t>(</m:t>
+                    </m:r>
+                    <m:acc>
+                      <m:accPr>
+                        <m:chr m:val="̂"/>
+                      </m:accPr>
+                      <m:e>
+                        <m:r>
+                          <m:t>λ</m:t>
+                        </m:r>
+                      </m:e>
+                    </m:acc>
+                    <m:r>
+                      <m:rPr>
+                        <m:sty m:val="p"/>
+                      </m:rPr>
+                      <m:t>)</m:t>
+                    </m:r>
+                  </m:num>
+                  <m:den>
+                    <m:r>
+                      <m:t>ϵ</m:t>
+                    </m:r>
+                  </m:den>
+                </m:f>
+                <m:r>
+                  <m:rPr>
+                    <m:sty m:val="p"/>
+                  </m:rPr>
+                  <m:t>,</m:t>
+                </m:r>
+                <m:r>
+                  <m:t> </m:t>
+                </m:r>
+                <m:r>
+                  <m:t>ϵ</m:t>
+                </m:r>
+                <m:r>
+                  <m:rPr>
+                    <m:sty m:val="p"/>
+                  </m:rPr>
+                  <m:t>=</m:t>
+                </m:r>
+                <m:sSup>
+                  <m:e>
+                    <m:r>
+                      <m:t>10</m:t>
+                    </m:r>
+                  </m:e>
+                  <m:sup>
+                    <m:r>
+                      <m:rPr>
+                        <m:sty m:val="p"/>
+                      </m:rPr>
+                      <m:t>−</m:t>
+                    </m:r>
+                    <m:r>
+                      <m:t>6</m:t>
+                    </m:r>
+                  </m:sup>
+                </m:sSup>
+              </m:oMath>
+            </m:oMathPara>
+          </w:p>
+          <w:bookmarkEnd w:id="91"/>
+        </w:tc>
+      </w:tr>
+    </w:tbl>
     <w:p>
       <w:pPr>
         <w:pStyle w:val="FirstParagraph"/>
       </w:pPr>
       <w:r>
-        <w:t xml:space="preserve">When</w:t>
-      </w:r>
-      <w:r>
-        <w:t xml:space="preserve"> </w:t>
-      </w:r>
-      <w:r>
-        <w:rPr>
-          <w:rStyle w:val="VerbatimChar"/>
-        </w:rPr>
-        <w:t xml:space="preserve">small_sample = "CR1"</w:t>
-      </w:r>
-      <w:r>
-        <w:t xml:space="preserve"> </w:t>
-      </w:r>
-      <w:r>
-        <w:t xml:space="preserve">(the default),</w:t>
-      </w:r>
-      <w:r>
-        <w:t xml:space="preserve"> </w:t>
-      </w:r>
-      <w:r>
-        <w:t xml:space="preserve">each one-way subset variance</w:t>
-      </w:r>
-      <w:r>
-        <w:t xml:space="preserve"> </w:t>
-      </w:r>
-      <m:oMath>
-        <m:sSub>
-          <m:e>
-            <m:r>
-              <m:t>V</m:t>
-            </m:r>
-          </m:e>
-          <m:sub>
-            <m:r>
-              <m:t>S</m:t>
-            </m:r>
-          </m:sub>
-        </m:sSub>
-      </m:oMath>
-      <w:r>
-        <w:t xml:space="preserve"> </w:t>
-      </w:r>
-      <w:r>
-        <w:t xml:space="preserve">is inflated by the usual</w:t>
-      </w:r>
-      <w:r>
-        <w:t xml:space="preserve"> </w:t>
-      </w:r>
-      <w:r>
-        <w:t xml:space="preserve">cluster degrees-of-freedom correction:</w:t>
-      </w:r>
-    </w:p>
-    <w:p>
-      <w:pPr>
-        <w:pStyle w:val="BodyText"/>
-      </w:pPr>
-      <m:oMathPara>
-        <m:oMathParaPr>
-          <m:jc m:val="center"/>
-        </m:oMathParaPr>
-        <m:oMath>
-          <m:sSubSup>
-            <m:e>
-              <m:r>
-                <m:t>V</m:t>
-              </m:r>
-            </m:e>
-            <m:sub>
-              <m:r>
-                <m:t>S</m:t>
-              </m:r>
-            </m:sub>
-            <m:sup>
-              <m:r>
-                <m:rPr>
-                  <m:nor/>
-                  <m:sty m:val="p"/>
-                </m:rPr>
-                <m:t>CR1</m:t>
-              </m:r>
-            </m:sup>
-          </m:sSubSup>
-          <m:r>
-            <m:rPr>
-              <m:sty m:val="p"/>
-            </m:rPr>
-            <m:t>=</m:t>
-          </m:r>
-          <m:f>
-            <m:fPr>
-              <m:type m:val="bar"/>
-            </m:fPr>
-            <m:num>
+        <w:t xml:space="preserve"> </w:t>
+      </w:r>
+    </w:p>
+    <w:tbl>
+      <w:tblPr>
+        <w:tblStyle w:val="Table"/>
+        <w:tblInd w:w="164" w:type="dxa"/>
+        <w:tblBorders>
+          <w:left w:val="single" w:sz="24" w:space="0" w:color="909090"/>
+        </w:tblBorders>
+        <w:tblCellMar>
+          <w:left w:w="0" w:type="dxa"/>
+          <w:right w:w="0" w:type="dxa"/>
+        </w:tblCellMar>
+        <w:tblLook w:firstRow="0" w:lastRow="0" w:firstColumn="0" w:lastColumn="0" w:noHBand="0" w:noVBand="0" w:val="0000"/>
+      </w:tblPr>
+      <w:tblGrid>
+        <w:gridCol w:w="7920"/>
+      </w:tblGrid>
+      <w:tr>
+        <w:trPr>
+          <w:cantSplit/>
+        </w:trPr>
+        <w:tc>
+          <w:tcPr>
+            <w:tcMar>
+              <w:left w:w="144" w:type="dxa"/>
+            </w:tcMar>
+          </w:tcPr>
+          <w:p>
+            <w:pPr>
+              <w:pStyle w:val="BodyText"/>
+            </w:pPr>
+            <w:pPr>
+              <w:spacing w:before="16" w:after="64"/>
+            </w:pPr>
+            <w:r>
+              <w:rPr>
+                <w:b/>
+                <w:bCs/>
+              </w:rPr>
+              <w:t xml:space="preserve">Definition (CR1 small-sample correction)</w:t>
+            </w:r>
+          </w:p>
+          <w:bookmarkStart w:id="92" w:name="def-cr1-correction"/>
+          <w:p>
+            <w:pPr>
+              <w:pStyle w:val="BodyText"/>
+            </w:pPr>
+            <w:r>
+              <w:rPr>
+                <w:b/>
+                <w:bCs/>
+              </w:rPr>
+              <w:t xml:space="preserve">Definition 10 (CR1 small-sample correction)</w:t>
+            </w:r>
+            <w:r>
+              <w:t xml:space="preserve"> </w:t>
+            </w:r>
+            <w:r>
+              <w:t xml:space="preserve">When</w:t>
+            </w:r>
+            <w:r>
+              <w:t xml:space="preserve"> </w:t>
+            </w:r>
+            <w:r>
+              <w:rPr>
+                <w:rStyle w:val="VerbatimChar"/>
+              </w:rPr>
+              <w:t xml:space="preserve">small_sample = "CR1"</w:t>
+            </w:r>
+            <w:r>
+              <w:t xml:space="preserve"> </w:t>
+            </w:r>
+            <w:r>
+              <w:t xml:space="preserve">(the default),</w:t>
+            </w:r>
+            <w:r>
+              <w:t xml:space="preserve"> </w:t>
+            </w:r>
+            <w:r>
+              <w:t xml:space="preserve">each one-way subset variance</w:t>
+            </w:r>
+            <w:r>
+              <w:t xml:space="preserve"> </w:t>
+            </w:r>
+            <m:oMath>
+              <m:sSub>
+                <m:e>
+                  <m:r>
+                    <m:t>V</m:t>
+                  </m:r>
+                </m:e>
+                <m:sub>
+                  <m:r>
+                    <m:t>S</m:t>
+                  </m:r>
+                </m:sub>
+              </m:sSub>
+            </m:oMath>
+            <w:r>
+              <w:t xml:space="preserve"> </w:t>
+            </w:r>
+            <w:r>
+              <w:t xml:space="preserve">(</w:t>
+            </w:r>
+            <w:hyperlink w:anchor="def-multiway-clustering-variance">
+              <w:r>
+                <w:rPr>
+                  <w:rStyle w:val="Hyperlink"/>
+                </w:rPr>
+                <w:t xml:space="preserve">Definition 8</w:t>
+              </w:r>
+            </w:hyperlink>
+            <w:r>
+              <w:t xml:space="preserve">)</w:t>
+            </w:r>
+            <w:r>
+              <w:t xml:space="preserve"> </w:t>
+            </w:r>
+            <w:r>
+              <w:t xml:space="preserve">is inflated by the usual cluster degrees-of-freedom correction:</w:t>
+            </w:r>
+          </w:p>
+          <w:p>
+            <w:pPr>
+              <w:pStyle w:val="BodyText"/>
+            </w:pPr>
+            <m:oMathPara>
+              <m:oMathParaPr>
+                <m:jc m:val="center"/>
+              </m:oMathParaPr>
+              <m:oMath>
+                <m:sSubSup>
+                  <m:e>
+                    <m:r>
+                      <m:t>V</m:t>
+                    </m:r>
+                  </m:e>
+                  <m:sub>
+                    <m:r>
+                      <m:t>S</m:t>
+                    </m:r>
+                  </m:sub>
+                  <m:sup>
+                    <m:r>
+                      <m:rPr>
+                        <m:nor/>
+                        <m:sty m:val="p"/>
+                      </m:rPr>
+                      <m:t>CR1</m:t>
+                    </m:r>
+                  </m:sup>
+                </m:sSubSup>
+                <m:r>
+                  <m:rPr>
+                    <m:sty m:val="p"/>
+                  </m:rPr>
+                  <m:t>=</m:t>
+                </m:r>
+                <m:f>
+                  <m:fPr>
+                    <m:type m:val="bar"/>
+                  </m:fPr>
+                  <m:num>
+                    <m:sSub>
+                      <m:e>
+                        <m:r>
+                          <m:t>G</m:t>
+                        </m:r>
+                      </m:e>
+                      <m:sub>
+                        <m:r>
+                          <m:t>S</m:t>
+                        </m:r>
+                      </m:sub>
+                    </m:sSub>
+                  </m:num>
+                  <m:den>
+                    <m:sSub>
+                      <m:e>
+                        <m:r>
+                          <m:t>G</m:t>
+                        </m:r>
+                      </m:e>
+                      <m:sub>
+                        <m:r>
+                          <m:t>S</m:t>
+                        </m:r>
+                      </m:sub>
+                    </m:sSub>
+                    <m:r>
+                      <m:rPr>
+                        <m:sty m:val="p"/>
+                      </m:rPr>
+                      <m:t>−</m:t>
+                    </m:r>
+                    <m:r>
+                      <m:t>1</m:t>
+                    </m:r>
+                  </m:den>
+                </m:f>
+                <m:r>
+                  <m:t> </m:t>
+                </m:r>
+                <m:sSub>
+                  <m:e>
+                    <m:r>
+                      <m:t>V</m:t>
+                    </m:r>
+                  </m:e>
+                  <m:sub>
+                    <m:r>
+                      <m:t>S</m:t>
+                    </m:r>
+                  </m:sub>
+                </m:sSub>
+              </m:oMath>
+            </m:oMathPara>
+          </w:p>
+          <w:p>
+            <w:pPr>
+              <w:pStyle w:val="FirstParagraph"/>
+            </w:pPr>
+            <w:r>
+              <w:t xml:space="preserve">where</w:t>
+            </w:r>
+            <w:r>
+              <w:t xml:space="preserve"> </w:t>
+            </w:r>
+            <m:oMath>
               <m:sSub>
                 <m:e>
                   <m:r>
@@ -12795,93 +13212,31 @@
                   </m:r>
                 </m:sub>
               </m:sSub>
-            </m:num>
-            <m:den>
-              <m:sSub>
-                <m:e>
-                  <m:r>
-                    <m:t>G</m:t>
-                  </m:r>
-                </m:e>
-                <m:sub>
-                  <m:r>
-                    <m:t>S</m:t>
-                  </m:r>
-                </m:sub>
-              </m:sSub>
-              <m:r>
-                <m:rPr>
-                  <m:sty m:val="p"/>
-                </m:rPr>
-                <m:t>−</m:t>
-              </m:r>
-              <m:r>
-                <m:t>1</m:t>
-              </m:r>
-            </m:den>
-          </m:f>
-          <m:r>
-            <m:t> </m:t>
-          </m:r>
-          <m:sSub>
-            <m:e>
-              <m:r>
-                <m:t>V</m:t>
-              </m:r>
-            </m:e>
-            <m:sub>
+            </m:oMath>
+            <w:r>
+              <w:t xml:space="preserve"> </w:t>
+            </w:r>
+            <w:r>
+              <w:t xml:space="preserve">is the number of unique clusters in subset</w:t>
+            </w:r>
+            <w:r>
+              <w:t xml:space="preserve"> </w:t>
+            </w:r>
+            <m:oMath>
               <m:r>
                 <m:t>S</m:t>
               </m:r>
-            </m:sub>
-          </m:sSub>
-        </m:oMath>
-      </m:oMathPara>
-    </w:p>
-    <w:p>
-      <w:pPr>
-        <w:pStyle w:val="FirstParagraph"/>
-      </w:pPr>
-      <w:r>
-        <w:t xml:space="preserve">where</w:t>
-      </w:r>
-      <w:r>
-        <w:t xml:space="preserve"> </w:t>
-      </w:r>
-      <m:oMath>
-        <m:sSub>
-          <m:e>
-            <m:r>
-              <m:t>G</m:t>
-            </m:r>
-          </m:e>
-          <m:sub>
-            <m:r>
-              <m:t>S</m:t>
-            </m:r>
-          </m:sub>
-        </m:sSub>
-      </m:oMath>
-      <w:r>
-        <w:t xml:space="preserve"> </w:t>
-      </w:r>
-      <w:r>
-        <w:t xml:space="preserve">is the number of unique clusters in subset</w:t>
-      </w:r>
-      <w:r>
-        <w:t xml:space="preserve"> </w:t>
-      </w:r>
-      <m:oMath>
-        <m:r>
-          <m:t>S</m:t>
-        </m:r>
-      </m:oMath>
-      <w:r>
-        <w:t xml:space="preserve">’s grouping.</w:t>
-      </w:r>
-    </w:p>
-    <w:bookmarkEnd w:id="89"/>
-    <w:bookmarkStart w:id="90" w:name="safeguards-against-invalid-variance"/>
+            </m:oMath>
+            <w:r>
+              <w:t xml:space="preserve">’s grouping.</w:t>
+            </w:r>
+          </w:p>
+          <w:bookmarkEnd w:id="92"/>
+        </w:tc>
+      </w:tr>
+    </w:tbl>
+    <w:bookmarkEnd w:id="93"/>
+    <w:bookmarkStart w:id="95" w:name="safeguards-against-invalid-variance"/>
     <w:p>
       <w:pPr>
         <w:pStyle w:val="Heading3"/>
@@ -12890,191 +13245,69 @@
         <w:t xml:space="preserve">4.16.5 Safeguards against invalid variance</w:t>
       </w:r>
     </w:p>
-    <w:p>
-      <w:pPr>
-        <w:pStyle w:val="FirstParagraph"/>
-      </w:pPr>
-      <w:r>
-        <w:t xml:space="preserve">The inclusion-exclusion sum</w:t>
-      </w:r>
-      <w:r>
-        <w:t xml:space="preserve"> </w:t>
-      </w:r>
-      <m:oMath>
-        <m:sSub>
-          <m:e>
-            <m:r>
-              <m:t>V</m:t>
-            </m:r>
-          </m:e>
-          <m:sub>
-            <m:r>
-              <m:rPr>
-                <m:nor/>
-                <m:sty m:val="p"/>
-              </m:rPr>
-              <m:t>multiway</m:t>
-            </m:r>
-          </m:sub>
-        </m:sSub>
-      </m:oMath>
-      <w:r>
-        <w:t xml:space="preserve"> </w:t>
-      </w:r>
-      <w:r>
-        <w:t xml:space="preserve">is not guaranteed to be non-negative.</w:t>
-      </w:r>
-      <w:r>
-        <w:t xml:space="preserve"> </w:t>
-      </w:r>
-      <w:r>
-        <w:t xml:space="preserve">This is a documented property of the Cameron-Gelbach-Miller estimator,</w:t>
-      </w:r>
-      <w:r>
-        <w:t xml:space="preserve"> </w:t>
-      </w:r>
-      <w:r>
-        <w:t xml:space="preserve">not a bug.</w:t>
-      </w:r>
-      <w:r>
-        <w:t xml:space="preserve"> </w:t>
-      </w:r>
-      <w:r>
-        <w:rPr>
-          <w:rStyle w:val="VerbatimChar"/>
-        </w:rPr>
-        <w:t xml:space="preserve">serocalculator</w:t>
-      </w:r>
-      <w:r>
-        <w:t xml:space="preserve"> </w:t>
-      </w:r>
-      <w:r>
-        <w:t xml:space="preserve">therefore floors the raw estimate at 0</w:t>
-      </w:r>
-      <w:r>
-        <w:t xml:space="preserve"> </w:t>
-      </w:r>
-      <w:r>
-        <w:t xml:space="preserve">(emitting a warning), independent of</w:t>
-      </w:r>
-      <w:r>
-        <w:t xml:space="preserve"> </w:t>
-      </w:r>
-      <w:r>
-        <w:rPr>
-          <w:rStyle w:val="VerbatimChar"/>
-        </w:rPr>
-        <w:t xml:space="preserve">floor_to_standard</w:t>
-      </w:r>
-      <w:r>
-        <w:t xml:space="preserve">,</w:t>
-      </w:r>
-      <w:r>
-        <w:t xml:space="preserve"> </w:t>
-      </w:r>
-      <w:r>
-        <w:t xml:space="preserve">before it can reach</w:t>
-      </w:r>
-      <w:r>
-        <w:t xml:space="preserve"> </w:t>
-      </w:r>
-      <m:oMath>
-        <m:rad>
-          <m:radPr>
-            <m:degHide m:val="on"/>
-          </m:radPr>
-          <m:deg/>
-          <m:e>
-            <m:r>
-              <m:t>V</m:t>
-            </m:r>
-          </m:e>
-        </m:rad>
-      </m:oMath>
-      <w:r>
-        <w:t xml:space="preserve"> </w:t>
-      </w:r>
-      <w:r>
-        <w:t xml:space="preserve">as a silent</w:t>
-      </w:r>
-      <w:r>
-        <w:t xml:space="preserve"> </w:t>
-      </w:r>
-      <w:r>
-        <w:rPr>
-          <w:rStyle w:val="VerbatimChar"/>
-        </w:rPr>
-        <w:t xml:space="preserve">NaN</w:t>
-      </w:r>
-      <w:r>
-        <w:t xml:space="preserve">:</w:t>
-      </w:r>
-    </w:p>
-    <w:p>
-      <w:pPr>
-        <w:pStyle w:val="BodyText"/>
-      </w:pPr>
-      <m:oMathPara>
-        <m:oMathParaPr>
-          <m:jc m:val="center"/>
-        </m:oMathParaPr>
-        <m:oMath>
-          <m:sSubSup>
-            <m:e>
-              <m:r>
-                <m:t>V</m:t>
-              </m:r>
-            </m:e>
-            <m:sub>
-              <m:r>
-                <m:rPr>
-                  <m:nor/>
-                  <m:sty m:val="p"/>
-                </m:rPr>
-                <m:t>raw</m:t>
-              </m:r>
-            </m:sub>
-            <m:sup>
-              <m:r>
-                <m:rPr>
-                  <m:sty m:val="p"/>
-                </m:rPr>
-                <m:t>+</m:t>
-              </m:r>
-            </m:sup>
-          </m:sSubSup>
-          <m:r>
-            <m:rPr>
-              <m:sty m:val="p"/>
-            </m:rPr>
-            <m:t>=</m:t>
-          </m:r>
-          <m:r>
-            <m:rPr>
-              <m:sty m:val="p"/>
-            </m:rPr>
-            <m:t>max</m:t>
-          </m:r>
-          <m:r>
-            <m:t>​</m:t>
-          </m:r>
-          <m:d>
-            <m:dPr>
-              <m:begChr m:val="("/>
-              <m:sepChr m:val=""/>
-              <m:endChr m:val=")"/>
-              <m:grow/>
-            </m:dPr>
-            <m:e>
-              <m:r>
-                <m:t>0</m:t>
-              </m:r>
-              <m:r>
-                <m:rPr>
-                  <m:sty m:val="p"/>
-                </m:rPr>
-                <m:t>,</m:t>
-              </m:r>
+    <w:tbl>
+      <w:tblPr>
+        <w:tblStyle w:val="Table"/>
+        <w:tblInd w:w="164" w:type="dxa"/>
+        <w:tblBorders>
+          <w:left w:val="single" w:sz="24" w:space="0" w:color="909090"/>
+        </w:tblBorders>
+        <w:tblCellMar>
+          <w:left w:w="0" w:type="dxa"/>
+          <w:right w:w="0" w:type="dxa"/>
+        </w:tblCellMar>
+        <w:tblLook w:firstRow="0" w:lastRow="0" w:firstColumn="0" w:lastColumn="0" w:noHBand="0" w:noVBand="0" w:val="0000"/>
+      </w:tblPr>
+      <w:tblGrid>
+        <w:gridCol w:w="7920"/>
+      </w:tblGrid>
+      <w:tr>
+        <w:trPr>
+          <w:cantSplit/>
+        </w:trPr>
+        <w:tc>
+          <w:tcPr>
+            <w:tcMar>
+              <w:left w:w="144" w:type="dxa"/>
+            </w:tcMar>
+          </w:tcPr>
+          <w:p>
+            <w:pPr>
+              <w:pStyle w:val="FirstParagraph"/>
+            </w:pPr>
+            <w:pPr>
+              <w:spacing w:before="16" w:after="64"/>
+            </w:pPr>
+            <w:r>
+              <w:rPr>
+                <w:b/>
+                <w:bCs/>
+              </w:rPr>
+              <w:t xml:space="preserve">Definition (Flooring and fallback for the final variance)</w:t>
+            </w:r>
+          </w:p>
+          <w:bookmarkStart w:id="94" w:name="def-variance-safeguards"/>
+          <w:p>
+            <w:pPr>
+              <w:pStyle w:val="BodyText"/>
+            </w:pPr>
+            <w:r>
+              <w:rPr>
+                <w:b/>
+                <w:bCs/>
+              </w:rPr>
+              <w:t xml:space="preserve">Definition 11 (Flooring and fallback for the final variance)</w:t>
+            </w:r>
+            <w:r>
+              <w:t xml:space="preserve"> </w:t>
+            </w:r>
+            <w:r>
+              <w:t xml:space="preserve">The inclusion-exclusion sum</w:t>
+            </w:r>
+            <w:r>
+              <w:t xml:space="preserve"> </w:t>
+            </w:r>
+            <m:oMath>
               <m:sSub>
                 <m:e>
                   <m:r>
@@ -13091,145 +13324,237 @@
                   </m:r>
                 </m:sub>
               </m:sSub>
-            </m:e>
-          </m:d>
-          <m:r>
-            <m:t>​</m:t>
-          </m:r>
-        </m:oMath>
-      </m:oMathPara>
-    </w:p>
-    <w:p>
-      <w:pPr>
-        <w:pStyle w:val="FirstParagraph"/>
-      </w:pPr>
-      <w:r>
-        <w:t xml:space="preserve">Setting</w:t>
-      </w:r>
-      <w:r>
-        <w:t xml:space="preserve"> </w:t>
-      </w:r>
-      <w:r>
-        <w:rPr>
-          <w:rStyle w:val="VerbatimChar"/>
-        </w:rPr>
-        <w:t xml:space="preserve">floor_to_standard = TRUE</w:t>
-      </w:r>
-      <w:r>
-        <w:t xml:space="preserve"> </w:t>
-      </w:r>
-      <w:r>
-        <w:t xml:space="preserve">additionally floors the result</w:t>
-      </w:r>
-      <w:r>
-        <w:t xml:space="preserve"> </w:t>
-      </w:r>
-      <w:r>
-        <w:t xml:space="preserve">at the model-based (non-cluster-robust) variance</w:t>
-      </w:r>
-      <w:r>
-        <w:t xml:space="preserve"> </w:t>
-      </w:r>
-      <m:oMath>
-        <m:sSub>
-          <m:e>
-            <m:r>
-              <m:t>V</m:t>
-            </m:r>
-          </m:e>
-          <m:sub>
-            <m:r>
-              <m:rPr>
-                <m:nor/>
-                <m:sty m:val="p"/>
-              </m:rPr>
-              <m:t>standard</m:t>
-            </m:r>
-          </m:sub>
-        </m:sSub>
-        <m:r>
-          <m:rPr>
-            <m:sty m:val="p"/>
-          </m:rPr>
-          <m:t>=</m:t>
-        </m:r>
-        <m:sSup>
-          <m:e>
-            <m:r>
-              <m:t>H</m:t>
-            </m:r>
-          </m:e>
-          <m:sup>
-            <m:r>
-              <m:rPr>
-                <m:sty m:val="p"/>
-              </m:rPr>
-              <m:t>−</m:t>
-            </m:r>
-            <m:r>
-              <m:t>1</m:t>
-            </m:r>
-          </m:sup>
-        </m:sSup>
-      </m:oMath>
-      <w:r>
-        <w:t xml:space="preserve">,</w:t>
-      </w:r>
-      <w:r>
-        <w:t xml:space="preserve"> </w:t>
-      </w:r>
-      <w:r>
-        <w:t xml:space="preserve">the inverse of the observed information at the MLE:</w:t>
-      </w:r>
-    </w:p>
-    <w:p>
-      <w:pPr>
-        <w:pStyle w:val="BodyText"/>
-      </w:pPr>
-      <m:oMathPara>
-        <m:oMathParaPr>
-          <m:jc m:val="center"/>
-        </m:oMathParaPr>
-        <m:oMath>
-          <m:sSub>
-            <m:e>
-              <m:r>
-                <m:t>V</m:t>
-              </m:r>
-            </m:e>
-            <m:sub>
-              <m:r>
-                <m:rPr>
-                  <m:nor/>
-                  <m:sty m:val="p"/>
-                </m:rPr>
-                <m:t>final</m:t>
-              </m:r>
-            </m:sub>
-          </m:sSub>
-          <m:r>
-            <m:rPr>
-              <m:sty m:val="p"/>
-            </m:rPr>
-            <m:t>=</m:t>
-          </m:r>
-          <m:r>
-            <m:rPr>
-              <m:sty m:val="p"/>
-            </m:rPr>
-            <m:t>max</m:t>
-          </m:r>
-          <m:r>
-            <m:t>​</m:t>
-          </m:r>
-          <m:d>
-            <m:dPr>
-              <m:begChr m:val="("/>
-              <m:sepChr m:val=""/>
-              <m:endChr m:val=")"/>
-              <m:grow/>
-            </m:dPr>
-            <m:e>
+            </m:oMath>
+            <w:r>
+              <w:t xml:space="preserve"> </w:t>
+            </w:r>
+            <w:r>
+              <w:t xml:space="preserve">(</w:t>
+            </w:r>
+            <w:hyperlink w:anchor="def-multiway-clustering-variance">
+              <w:r>
+                <w:rPr>
+                  <w:rStyle w:val="Hyperlink"/>
+                </w:rPr>
+                <w:t xml:space="preserve">Definition 8</w:t>
+              </w:r>
+            </w:hyperlink>
+            <w:r>
+              <w:t xml:space="preserve">)</w:t>
+            </w:r>
+            <w:r>
+              <w:t xml:space="preserve"> </w:t>
+            </w:r>
+            <w:r>
+              <w:t xml:space="preserve">is not guaranteed to be non-negative.</w:t>
+            </w:r>
+            <w:r>
+              <w:t xml:space="preserve"> </w:t>
+            </w:r>
+            <w:r>
+              <w:t xml:space="preserve">This is a documented property of the Cameron-Gelbach-Miller estimator,</w:t>
+            </w:r>
+            <w:r>
+              <w:t xml:space="preserve"> </w:t>
+            </w:r>
+            <w:r>
+              <w:t xml:space="preserve">not a bug.</w:t>
+            </w:r>
+            <w:r>
+              <w:t xml:space="preserve"> </w:t>
+            </w:r>
+            <w:r>
+              <w:rPr>
+                <w:rStyle w:val="VerbatimChar"/>
+              </w:rPr>
+              <w:t xml:space="preserve">serocalculator</w:t>
+            </w:r>
+            <w:r>
+              <w:t xml:space="preserve"> </w:t>
+            </w:r>
+            <w:r>
+              <w:t xml:space="preserve">therefore floors the raw estimate at 0</w:t>
+            </w:r>
+            <w:r>
+              <w:t xml:space="preserve"> </w:t>
+            </w:r>
+            <w:r>
+              <w:t xml:space="preserve">(emitting a warning), independent of</w:t>
+            </w:r>
+            <w:r>
+              <w:t xml:space="preserve"> </w:t>
+            </w:r>
+            <w:r>
+              <w:rPr>
+                <w:rStyle w:val="VerbatimChar"/>
+              </w:rPr>
+              <w:t xml:space="preserve">floor_to_standard</w:t>
+            </w:r>
+            <w:r>
+              <w:t xml:space="preserve">,</w:t>
+            </w:r>
+            <w:r>
+              <w:t xml:space="preserve"> </w:t>
+            </w:r>
+            <w:r>
+              <w:t xml:space="preserve">before it can reach</w:t>
+            </w:r>
+            <w:r>
+              <w:t xml:space="preserve"> </w:t>
+            </w:r>
+            <m:oMath>
+              <m:rad>
+                <m:radPr>
+                  <m:degHide m:val="on"/>
+                </m:radPr>
+                <m:deg/>
+                <m:e>
+                  <m:r>
+                    <m:t>V</m:t>
+                  </m:r>
+                </m:e>
+              </m:rad>
+            </m:oMath>
+            <w:r>
+              <w:t xml:space="preserve"> </w:t>
+            </w:r>
+            <w:r>
+              <w:t xml:space="preserve">as a silent</w:t>
+            </w:r>
+            <w:r>
+              <w:t xml:space="preserve"> </w:t>
+            </w:r>
+            <w:r>
+              <w:rPr>
+                <w:rStyle w:val="VerbatimChar"/>
+              </w:rPr>
+              <w:t xml:space="preserve">NaN</w:t>
+            </w:r>
+            <w:r>
+              <w:t xml:space="preserve">:</w:t>
+            </w:r>
+          </w:p>
+          <w:p>
+            <w:pPr>
+              <w:pStyle w:val="BodyText"/>
+            </w:pPr>
+            <m:oMathPara>
+              <m:oMathParaPr>
+                <m:jc m:val="center"/>
+              </m:oMathParaPr>
+              <m:oMath>
+                <m:sSubSup>
+                  <m:e>
+                    <m:r>
+                      <m:t>V</m:t>
+                    </m:r>
+                  </m:e>
+                  <m:sub>
+                    <m:r>
+                      <m:rPr>
+                        <m:nor/>
+                        <m:sty m:val="p"/>
+                      </m:rPr>
+                      <m:t>raw</m:t>
+                    </m:r>
+                  </m:sub>
+                  <m:sup>
+                    <m:r>
+                      <m:rPr>
+                        <m:sty m:val="p"/>
+                      </m:rPr>
+                      <m:t>+</m:t>
+                    </m:r>
+                  </m:sup>
+                </m:sSubSup>
+                <m:r>
+                  <m:rPr>
+                    <m:sty m:val="p"/>
+                  </m:rPr>
+                  <m:t>=</m:t>
+                </m:r>
+                <m:r>
+                  <m:rPr>
+                    <m:sty m:val="p"/>
+                  </m:rPr>
+                  <m:t>max</m:t>
+                </m:r>
+                <m:r>
+                  <m:t>​</m:t>
+                </m:r>
+                <m:d>
+                  <m:dPr>
+                    <m:begChr m:val="("/>
+                    <m:sepChr m:val=""/>
+                    <m:endChr m:val=")"/>
+                    <m:grow/>
+                  </m:dPr>
+                  <m:e>
+                    <m:r>
+                      <m:t>0</m:t>
+                    </m:r>
+                    <m:r>
+                      <m:rPr>
+                        <m:sty m:val="p"/>
+                      </m:rPr>
+                      <m:t>,</m:t>
+                    </m:r>
+                    <m:sSub>
+                      <m:e>
+                        <m:r>
+                          <m:t>V</m:t>
+                        </m:r>
+                      </m:e>
+                      <m:sub>
+                        <m:r>
+                          <m:rPr>
+                            <m:nor/>
+                            <m:sty m:val="p"/>
+                          </m:rPr>
+                          <m:t>multiway</m:t>
+                        </m:r>
+                      </m:sub>
+                    </m:sSub>
+                  </m:e>
+                </m:d>
+                <m:r>
+                  <m:t>​</m:t>
+                </m:r>
+              </m:oMath>
+            </m:oMathPara>
+          </w:p>
+          <w:p>
+            <w:pPr>
+              <w:pStyle w:val="FirstParagraph"/>
+            </w:pPr>
+            <w:r>
+              <w:t xml:space="preserve">Setting</w:t>
+            </w:r>
+            <w:r>
+              <w:t xml:space="preserve"> </w:t>
+            </w:r>
+            <w:r>
+              <w:rPr>
+                <w:rStyle w:val="VerbatimChar"/>
+              </w:rPr>
+              <w:t xml:space="preserve">floor_to_standard = TRUE</w:t>
+            </w:r>
+            <w:r>
+              <w:t xml:space="preserve"> </w:t>
+            </w:r>
+            <w:r>
+              <w:t xml:space="preserve">additionally floors the result</w:t>
+            </w:r>
+            <w:r>
+              <w:t xml:space="preserve"> </w:t>
+            </w:r>
+            <w:r>
+              <w:t xml:space="preserve">at the model-based (non-cluster-robust) variance</w:t>
+            </w:r>
+            <w:r>
+              <w:t xml:space="preserve"> </w:t>
+            </w:r>
+            <m:oMath>
               <m:sSub>
                 <m:e>
                   <m:r>
@@ -13250,9 +13575,199 @@
                 <m:rPr>
                   <m:sty m:val="p"/>
                 </m:rPr>
-                <m:t>,</m:t>
-              </m:r>
-              <m:sSubSup>
+                <m:t>=</m:t>
+              </m:r>
+              <m:sSup>
+                <m:e>
+                  <m:r>
+                    <m:t>H</m:t>
+                  </m:r>
+                </m:e>
+                <m:sup>
+                  <m:r>
+                    <m:rPr>
+                      <m:sty m:val="p"/>
+                    </m:rPr>
+                    <m:t>−</m:t>
+                  </m:r>
+                  <m:r>
+                    <m:t>1</m:t>
+                  </m:r>
+                </m:sup>
+              </m:sSup>
+            </m:oMath>
+            <w:r>
+              <w:t xml:space="preserve">,</w:t>
+            </w:r>
+            <w:r>
+              <w:t xml:space="preserve"> </w:t>
+            </w:r>
+            <w:r>
+              <w:t xml:space="preserve">the inverse of the observed information at the MLE:</w:t>
+            </w:r>
+          </w:p>
+          <w:p>
+            <w:pPr>
+              <w:pStyle w:val="BodyText"/>
+            </w:pPr>
+            <m:oMathPara>
+              <m:oMathParaPr>
+                <m:jc m:val="center"/>
+              </m:oMathParaPr>
+              <m:oMath>
+                <m:sSub>
+                  <m:e>
+                    <m:r>
+                      <m:t>V</m:t>
+                    </m:r>
+                  </m:e>
+                  <m:sub>
+                    <m:r>
+                      <m:rPr>
+                        <m:nor/>
+                        <m:sty m:val="p"/>
+                      </m:rPr>
+                      <m:t>final</m:t>
+                    </m:r>
+                  </m:sub>
+                </m:sSub>
+                <m:r>
+                  <m:rPr>
+                    <m:sty m:val="p"/>
+                  </m:rPr>
+                  <m:t>=</m:t>
+                </m:r>
+                <m:r>
+                  <m:rPr>
+                    <m:sty m:val="p"/>
+                  </m:rPr>
+                  <m:t>max</m:t>
+                </m:r>
+                <m:r>
+                  <m:t>​</m:t>
+                </m:r>
+                <m:d>
+                  <m:dPr>
+                    <m:begChr m:val="("/>
+                    <m:sepChr m:val=""/>
+                    <m:endChr m:val=")"/>
+                    <m:grow/>
+                  </m:dPr>
+                  <m:e>
+                    <m:sSub>
+                      <m:e>
+                        <m:r>
+                          <m:t>V</m:t>
+                        </m:r>
+                      </m:e>
+                      <m:sub>
+                        <m:r>
+                          <m:rPr>
+                            <m:nor/>
+                            <m:sty m:val="p"/>
+                          </m:rPr>
+                          <m:t>standard</m:t>
+                        </m:r>
+                      </m:sub>
+                    </m:sSub>
+                    <m:r>
+                      <m:rPr>
+                        <m:sty m:val="p"/>
+                      </m:rPr>
+                      <m:t>,</m:t>
+                    </m:r>
+                    <m:sSubSup>
+                      <m:e>
+                        <m:r>
+                          <m:t>V</m:t>
+                        </m:r>
+                      </m:e>
+                      <m:sub>
+                        <m:r>
+                          <m:rPr>
+                            <m:nor/>
+                            <m:sty m:val="p"/>
+                          </m:rPr>
+                          <m:t>raw</m:t>
+                        </m:r>
+                      </m:sub>
+                      <m:sup>
+                        <m:r>
+                          <m:rPr>
+                            <m:sty m:val="p"/>
+                          </m:rPr>
+                          <m:t>+</m:t>
+                        </m:r>
+                      </m:sup>
+                    </m:sSubSup>
+                  </m:e>
+                </m:d>
+                <m:r>
+                  <m:t>​</m:t>
+                </m:r>
+              </m:oMath>
+            </m:oMathPara>
+          </w:p>
+          <w:p>
+            <w:pPr>
+              <w:pStyle w:val="FirstParagraph"/>
+            </w:pPr>
+            <w:r>
+              <w:t xml:space="preserve">If any one-way subset term is unavailable,</w:t>
+            </w:r>
+            <w:r>
+              <w:t xml:space="preserve"> </w:t>
+            </w:r>
+            <w:r>
+              <w:t xml:space="preserve">for example because its Hessian is non-finite or non-positive,</w:t>
+            </w:r>
+            <w:r>
+              <w:t xml:space="preserve"> </w:t>
+            </w:r>
+            <w:r>
+              <w:t xml:space="preserve">the inclusion-exclusion sum is itself non-finite.</w:t>
+            </w:r>
+            <w:r>
+              <w:t xml:space="preserve"> </w:t>
+            </w:r>
+            <w:r>
+              <w:rPr>
+                <w:rStyle w:val="VerbatimChar"/>
+              </w:rPr>
+              <w:t xml:space="preserve">serocalculator</w:t>
+            </w:r>
+            <w:r>
+              <w:t xml:space="preserve"> </w:t>
+            </w:r>
+            <w:r>
+              <w:t xml:space="preserve">warns and returns a missing standard error in that case.</w:t>
+            </w:r>
+            <w:r>
+              <w:t xml:space="preserve"> </w:t>
+            </w:r>
+            <w:r>
+              <w:t xml:space="preserve">With</w:t>
+            </w:r>
+            <w:r>
+              <w:t xml:space="preserve"> </w:t>
+            </w:r>
+            <w:r>
+              <w:rPr>
+                <w:rStyle w:val="VerbatimChar"/>
+              </w:rPr>
+              <w:t xml:space="preserve">floor_to_standard = TRUE</w:t>
+            </w:r>
+            <w:r>
+              <w:t xml:space="preserve"> </w:t>
+            </w:r>
+            <w:r>
+              <w:t xml:space="preserve">it falls back to</w:t>
+            </w:r>
+            <w:r>
+              <w:t xml:space="preserve"> </w:t>
+            </w:r>
+            <m:oMath>
+              <m:sSub>
                 <m:e>
                   <m:r>
                     <m:t>V</m:t>
@@ -13264,216 +13779,129 @@
                       <m:nor/>
                       <m:sty m:val="p"/>
                     </m:rPr>
-                    <m:t>raw</m:t>
+                    <m:t>standard</m:t>
                   </m:r>
                 </m:sub>
+              </m:sSub>
+            </m:oMath>
+            <w:r>
+              <w:t xml:space="preserve"> </w:t>
+            </w:r>
+            <w:r>
+              <w:t xml:space="preserve">instead, unless</w:t>
+            </w:r>
+            <w:r>
+              <w:t xml:space="preserve"> </w:t>
+            </w:r>
+            <m:oMath>
+              <m:sSub>
+                <m:e>
+                  <m:r>
+                    <m:t>V</m:t>
+                  </m:r>
+                </m:e>
+                <m:sub>
+                  <m:r>
+                    <m:rPr>
+                      <m:nor/>
+                      <m:sty m:val="p"/>
+                    </m:rPr>
+                    <m:t>standard</m:t>
+                  </m:r>
+                </m:sub>
+              </m:sSub>
+            </m:oMath>
+            <w:r>
+              <w:t xml:space="preserve"> </w:t>
+            </w:r>
+            <w:r>
+              <w:t xml:space="preserve">is itself unusable</w:t>
+            </w:r>
+            <w:r>
+              <w:t xml:space="preserve"> </w:t>
+            </w:r>
+            <w:r>
+              <w:t xml:space="preserve">(the same degenerate Hessian poisons</w:t>
+            </w:r>
+            <w:r>
+              <w:t xml:space="preserve"> </w:t>
+            </w:r>
+            <m:oMath>
+              <m:sSub>
+                <m:e>
+                  <m:r>
+                    <m:t>V</m:t>
+                  </m:r>
+                </m:e>
+                <m:sub>
+                  <m:r>
+                    <m:rPr>
+                      <m:nor/>
+                      <m:sty m:val="p"/>
+                    </m:rPr>
+                    <m:t>standard</m:t>
+                  </m:r>
+                </m:sub>
+              </m:sSub>
+              <m:r>
+                <m:rPr>
+                  <m:sty m:val="p"/>
+                </m:rPr>
+                <m:t>=</m:t>
+              </m:r>
+              <m:sSup>
+                <m:e>
+                  <m:r>
+                    <m:t>H</m:t>
+                  </m:r>
+                </m:e>
                 <m:sup>
                   <m:r>
                     <m:rPr>
                       <m:sty m:val="p"/>
                     </m:rPr>
-                    <m:t>+</m:t>
+                    <m:t>−</m:t>
+                  </m:r>
+                  <m:r>
+                    <m:t>1</m:t>
                   </m:r>
                 </m:sup>
-              </m:sSubSup>
-            </m:e>
-          </m:d>
-          <m:r>
-            <m:t>​</m:t>
-          </m:r>
-        </m:oMath>
-      </m:oMathPara>
-    </w:p>
-    <w:p>
-      <w:pPr>
-        <w:pStyle w:val="FirstParagraph"/>
-      </w:pPr>
-      <w:r>
-        <w:t xml:space="preserve">If any one-way subset term is unavailable,</w:t>
-      </w:r>
-      <w:r>
-        <w:t xml:space="preserve"> </w:t>
-      </w:r>
-      <w:r>
-        <w:t xml:space="preserve">for example because its Hessian is non-finite or non-positive,</w:t>
-      </w:r>
-      <w:r>
-        <w:t xml:space="preserve"> </w:t>
-      </w:r>
-      <w:r>
-        <w:t xml:space="preserve">the inclusion-exclusion sum is itself non-finite.</w:t>
-      </w:r>
-      <w:r>
-        <w:t xml:space="preserve"> </w:t>
-      </w:r>
-      <w:r>
-        <w:rPr>
-          <w:rStyle w:val="VerbatimChar"/>
-        </w:rPr>
-        <w:t xml:space="preserve">serocalculator</w:t>
-      </w:r>
-      <w:r>
-        <w:t xml:space="preserve"> </w:t>
-      </w:r>
-      <w:r>
-        <w:t xml:space="preserve">warns and returns a missing standard error in that case.</w:t>
-      </w:r>
-      <w:r>
-        <w:t xml:space="preserve"> </w:t>
-      </w:r>
-      <w:r>
-        <w:t xml:space="preserve">With</w:t>
-      </w:r>
-      <w:r>
-        <w:t xml:space="preserve"> </w:t>
-      </w:r>
-      <w:r>
-        <w:rPr>
-          <w:rStyle w:val="VerbatimChar"/>
-        </w:rPr>
-        <w:t xml:space="preserve">floor_to_standard = TRUE</w:t>
-      </w:r>
-      <w:r>
-        <w:t xml:space="preserve"> </w:t>
-      </w:r>
-      <w:r>
-        <w:t xml:space="preserve">it falls back to</w:t>
-      </w:r>
-      <w:r>
-        <w:t xml:space="preserve"> </w:t>
-      </w:r>
-      <m:oMath>
-        <m:sSub>
-          <m:e>
-            <m:r>
-              <m:t>V</m:t>
-            </m:r>
-          </m:e>
-          <m:sub>
-            <m:r>
-              <m:rPr>
-                <m:nor/>
-                <m:sty m:val="p"/>
-              </m:rPr>
-              <m:t>standard</m:t>
-            </m:r>
-          </m:sub>
-        </m:sSub>
-      </m:oMath>
-      <w:r>
-        <w:t xml:space="preserve"> </w:t>
-      </w:r>
-      <w:r>
-        <w:t xml:space="preserve">instead, unless</w:t>
-      </w:r>
-      <w:r>
-        <w:t xml:space="preserve"> </w:t>
-      </w:r>
-      <m:oMath>
-        <m:sSub>
-          <m:e>
-            <m:r>
-              <m:t>V</m:t>
-            </m:r>
-          </m:e>
-          <m:sub>
-            <m:r>
-              <m:rPr>
-                <m:nor/>
-                <m:sty m:val="p"/>
-              </m:rPr>
-              <m:t>standard</m:t>
-            </m:r>
-          </m:sub>
-        </m:sSub>
-      </m:oMath>
-      <w:r>
-        <w:t xml:space="preserve"> </w:t>
-      </w:r>
-      <w:r>
-        <w:t xml:space="preserve">is itself unusable</w:t>
-      </w:r>
-      <w:r>
-        <w:t xml:space="preserve"> </w:t>
-      </w:r>
-      <w:r>
-        <w:t xml:space="preserve">(the same degenerate Hessian poisons</w:t>
-      </w:r>
-      <w:r>
-        <w:t xml:space="preserve"> </w:t>
-      </w:r>
-      <m:oMath>
-        <m:sSub>
-          <m:e>
-            <m:r>
-              <m:t>V</m:t>
-            </m:r>
-          </m:e>
-          <m:sub>
-            <m:r>
-              <m:rPr>
-                <m:nor/>
-                <m:sty m:val="p"/>
-              </m:rPr>
-              <m:t>standard</m:t>
-            </m:r>
-          </m:sub>
-        </m:sSub>
-        <m:r>
-          <m:rPr>
-            <m:sty m:val="p"/>
-          </m:rPr>
-          <m:t>=</m:t>
-        </m:r>
-        <m:sSup>
-          <m:e>
-            <m:r>
-              <m:t>H</m:t>
-            </m:r>
-          </m:e>
-          <m:sup>
-            <m:r>
-              <m:rPr>
-                <m:sty m:val="p"/>
-              </m:rPr>
-              <m:t>−</m:t>
-            </m:r>
-            <m:r>
-              <m:t>1</m:t>
-            </m:r>
-          </m:sup>
-        </m:sSup>
-      </m:oMath>
-      <w:r>
-        <w:t xml:space="preserve"> </w:t>
-      </w:r>
-      <w:r>
-        <w:t xml:space="preserve">too),</w:t>
-      </w:r>
-      <w:r>
-        <w:t xml:space="preserve"> </w:t>
-      </w:r>
-      <w:r>
-        <w:t xml:space="preserve">in which case it also returns a missing standard error</w:t>
-      </w:r>
-      <w:r>
-        <w:t xml:space="preserve"> </w:t>
-      </w:r>
-      <w:r>
-        <w:t xml:space="preserve">rather than silently falling back to a negative or infinite</w:t>
-      </w:r>
-      <w:r>
-        <w:t xml:space="preserve"> </w:t>
-      </w:r>
-      <w:r>
-        <w:t xml:space="preserve">“variance”</w:t>
-      </w:r>
-      <w:r>
-        <w:t xml:space="preserve">.</w:t>
-      </w:r>
-    </w:p>
-    <w:bookmarkEnd w:id="90"/>
-    <w:bookmarkStart w:id="91" w:name="implementation-in-serocalculator"/>
+              </m:sSup>
+            </m:oMath>
+            <w:r>
+              <w:t xml:space="preserve"> </w:t>
+            </w:r>
+            <w:r>
+              <w:t xml:space="preserve">too),</w:t>
+            </w:r>
+            <w:r>
+              <w:t xml:space="preserve"> </w:t>
+            </w:r>
+            <w:r>
+              <w:t xml:space="preserve">in which case it also returns a missing standard error</w:t>
+            </w:r>
+            <w:r>
+              <w:t xml:space="preserve"> </w:t>
+            </w:r>
+            <w:r>
+              <w:t xml:space="preserve">rather than silently falling back to a negative or infinite</w:t>
+            </w:r>
+            <w:r>
+              <w:t xml:space="preserve"> </w:t>
+            </w:r>
+            <w:r>
+              <w:t xml:space="preserve">“variance”</w:t>
+            </w:r>
+            <w:r>
+              <w:t xml:space="preserve">.</w:t>
+            </w:r>
+          </w:p>
+          <w:bookmarkEnd w:id="94"/>
+        </w:tc>
+      </w:tr>
+    </w:tbl>
+    <w:bookmarkEnd w:id="95"/>
+    <w:bookmarkStart w:id="96" w:name="implementation-in-serocalculator"/>
     <w:p>
       <w:pPr>
         <w:pStyle w:val="Heading3"/>
@@ -13733,8 +14161,8 @@
         <w:t xml:space="preserve">).</w:t>
       </w:r>
     </w:p>
-    <w:bookmarkEnd w:id="91"/>
-    <w:bookmarkStart w:id="92" w:name="effect-on-results"/>
+    <w:bookmarkEnd w:id="96"/>
+    <w:bookmarkStart w:id="97" w:name="effect-on-results"/>
     <w:p>
       <w:pPr>
         <w:pStyle w:val="Heading3"/>
@@ -13824,10 +14252,10 @@
         <w:t xml:space="preserve">widen correspondingly, reflecting the reduced effective sample size</w:t>
       </w:r>
     </w:p>
-    <w:bookmarkEnd w:id="92"/>
-    <w:bookmarkEnd w:id="93"/>
-    <w:bookmarkEnd w:id="94"/>
-    <w:bookmarkStart w:id="131" w:name="modeling-the-seroresponse-kinetics-curve"/>
+    <w:bookmarkEnd w:id="97"/>
+    <w:bookmarkEnd w:id="98"/>
+    <w:bookmarkEnd w:id="99"/>
+    <w:bookmarkStart w:id="136" w:name="modeling-the-seroresponse-kinetics-curve"/>
     <w:p>
       <w:pPr>
         <w:pStyle w:val="Heading1"/>
@@ -13942,7 +14370,7 @@
         <w:t xml:space="preserve">.</w:t>
       </w:r>
     </w:p>
-    <w:bookmarkStart w:id="95" w:name="model-for-active-infection-period"/>
+    <w:bookmarkStart w:id="100" w:name="model-for-active-infection-period"/>
     <w:p>
       <w:pPr>
         <w:pStyle w:val="Heading2"/>
@@ -14667,8 +15095,8 @@
         <w:t xml:space="preserve">compared to the other terms in the model.</w:t>
       </w:r>
     </w:p>
-    <w:bookmarkEnd w:id="95"/>
-    <w:bookmarkStart w:id="96" w:name="model-for-post-infection-antibody-decay"/>
+    <w:bookmarkEnd w:id="100"/>
+    <w:bookmarkStart w:id="101" w:name="model-for-post-infection-antibody-decay"/>
     <w:p>
       <w:pPr>
         <w:pStyle w:val="Heading2"/>
@@ -14916,8 +15344,8 @@
         <w:t xml:space="preserve">.</w:t>
       </w:r>
     </w:p>
-    <w:bookmarkEnd w:id="96"/>
-    <w:bookmarkStart w:id="97" w:name="assembling-the-full-response-curve"/>
+    <w:bookmarkEnd w:id="101"/>
+    <w:bookmarkStart w:id="102" w:name="assembling-the-full-response-curve"/>
     <w:p>
       <w:pPr>
         <w:pStyle w:val="Heading2"/>
@@ -15440,8 +15868,8 @@
         </m:oMath>
       </m:oMathPara>
     </w:p>
-    <w:bookmarkEnd w:id="97"/>
-    <w:bookmarkStart w:id="98" w:name="growth-rate-from-peak-and-baseline"/>
+    <w:bookmarkEnd w:id="102"/>
+    <w:bookmarkStart w:id="103" w:name="growth-rate-from-peak-and-baseline"/>
     <w:p>
       <w:pPr>
         <w:pStyle w:val="Heading2"/>
@@ -15635,8 +16063,8 @@
         </m:oMath>
       </m:oMathPara>
     </w:p>
-    <w:bookmarkEnd w:id="98"/>
-    <w:bookmarkStart w:id="107" w:name="X1d3fcc2a0784af059ab166838ee8827eace4ccf"/>
+    <w:bookmarkEnd w:id="103"/>
+    <w:bookmarkStart w:id="112" w:name="X1d3fcc2a0784af059ab166838ee8827eace4ccf"/>
     <w:p>
       <w:pPr>
         <w:pStyle w:val="Heading2"/>
@@ -16444,7 +16872,7 @@
       <w:tr>
         <w:tc>
           <w:tcPr/>
-          <w:bookmarkStart w:id="102" w:name="fig-response-graph"/>
+          <w:bookmarkStart w:id="107" w:name="fig-response-graph"/>
           <w:p>
             <w:pPr>
               <w:pStyle w:val="Compact"/>
@@ -16455,18 +16883,18 @@
                 <wp:inline>
                   <wp:extent cx="4620126" cy="3696101"/>
                   <wp:effectExtent b="0" l="0" r="0" t="0"/>
-                  <wp:docPr descr="" title="" id="100" name="Picture"/>
+                  <wp:docPr descr="" title="" id="105" name="Picture"/>
                   <a:graphic>
                     <a:graphicData uri="http://schemas.openxmlformats.org/drawingml/2006/picture">
                       <pic:pic>
                         <pic:nvPicPr>
-                          <pic:cNvPr descr="methodology_files/figure-docx/fig-response-graph-1.png" id="101" name="Picture"/>
+                          <pic:cNvPr descr="methodology_files/figure-docx/fig-response-graph-1.png" id="106" name="Picture"/>
                           <pic:cNvPicPr>
                             <a:picLocks noChangeArrowheads="1" noChangeAspect="1"/>
                           </pic:cNvPicPr>
                         </pic:nvPicPr>
                         <pic:blipFill>
-                          <a:blip r:embed="rId99"/>
+                          <a:blip r:embed="rId104"/>
                           <a:stretch>
                             <a:fillRect/>
                           </a:stretch>
@@ -16506,7 +16934,7 @@
               <w:t xml:space="preserve">Figure 4: An example kinetics curve for HlyE IgG</w:t>
             </w:r>
           </w:p>
-          <w:bookmarkEnd w:id="102"/>
+          <w:bookmarkEnd w:id="107"/>
         </w:tc>
       </w:tr>
     </w:tbl>
@@ -16730,7 +17158,7 @@
       <w:r>
         <w:t xml:space="preserve"> </w:t>
       </w:r>
-      <w:hyperlink r:id="rId103">
+      <w:hyperlink r:id="rId108">
         <w:r>
           <w:rPr>
             <w:rStyle w:val="Hyperlink"/>
@@ -16748,12 +17176,12 @@
           <wp:inline>
             <wp:extent cx="2667000" cy="2667000"/>
             <wp:effectExtent b="0" l="0" r="0" t="0"/>
-            <wp:docPr descr="QR code for the antibody-kinetics Shiny app" title="" id="105" name="Picture"/>
+            <wp:docPr descr="QR code for the antibody-kinetics Shiny app" title="" id="110" name="Picture"/>
             <a:graphic>
               <a:graphicData uri="http://schemas.openxmlformats.org/drawingml/2006/picture">
                 <pic:pic>
                   <pic:nvPicPr>
-                    <pic:cNvPr descr="../man/figures/qr_akm2.svg" id="106" name="Picture"/>
+                    <pic:cNvPr descr="../man/figures/qr_akm2.svg" id="111" name="Picture"/>
                     <pic:cNvPicPr>
                       <a:picLocks noChangeArrowheads="1" noChangeAspect="1"/>
                     </pic:cNvPicPr>
@@ -16765,7 +17193,7 @@
                           <a14:useLocalDpi xmlns:a14="http://schemas.microsoft.com/office/drawing/2010/main" val="0"/>
                         </a:ext>
                         <a:ext uri="{96DAC541-7B7A-43D3-8B79-37D633B846F1}">
-                          <asvg:svgBlip xmlns:asvg="http://schemas.microsoft.com/office/drawing/2016/SVG/main" r:embed="rId104"/>
+                          <asvg:svgBlip xmlns:asvg="http://schemas.microsoft.com/office/drawing/2016/SVG/main" r:embed="rId109"/>
                         </a:ext>
                       </a:extLst>
                     </a:blip>
@@ -16803,8 +17231,8 @@
         <w:t xml:space="preserve">QR code for the antibody-kinetics Shiny app</w:t>
       </w:r>
     </w:p>
-    <w:bookmarkEnd w:id="107"/>
-    <w:bookmarkStart w:id="108" w:name="sec-noise"/>
+    <w:bookmarkEnd w:id="112"/>
+    <w:bookmarkStart w:id="113" w:name="sec-noise"/>
     <w:p>
       <w:pPr>
         <w:pStyle w:val="Heading2"/>
@@ -17586,8 +18014,8 @@
         <w:t xml:space="preserve">fragility of chasing a more extreme quantile.</w:t>
       </w:r>
     </w:p>
-    <w:bookmarkEnd w:id="108"/>
-    <w:bookmarkStart w:id="109" w:name="measurement-noise"/>
+    <w:bookmarkEnd w:id="113"/>
+    <w:bookmarkStart w:id="114" w:name="measurement-noise"/>
     <w:p>
       <w:pPr>
         <w:pStyle w:val="Heading2"/>
@@ -18988,8 +19416,8 @@
         <w:t xml:space="preserve">(multiplicative) error model.</w:t>
       </w:r>
     </w:p>
-    <w:bookmarkEnd w:id="109"/>
-    <w:bookmarkStart w:id="110" w:name="Xb7158a708bbfcf737c1d66d073315801f06d41e"/>
+    <w:bookmarkEnd w:id="114"/>
+    <w:bookmarkStart w:id="115" w:name="Xb7158a708bbfcf737c1d66d073315801f06d41e"/>
     <w:p>
       <w:pPr>
         <w:pStyle w:val="Heading2"/>
@@ -23772,8 +24200,8 @@
         <w:t xml:space="preserve">exactly, as expected.</w:t>
       </w:r>
     </w:p>
-    <w:bookmarkEnd w:id="110"/>
-    <w:bookmarkStart w:id="111" w:name="noise-and-never-infected-subjects"/>
+    <w:bookmarkEnd w:id="115"/>
+    <w:bookmarkStart w:id="116" w:name="noise-and-never-infected-subjects"/>
     <w:p>
       <w:pPr>
         <w:pStyle w:val="Heading2"/>
@@ -25337,8 +25765,8 @@
         <w:t xml:space="preserve">, matching the single-source case above.</w:t>
       </w:r>
     </w:p>
-    <w:bookmarkEnd w:id="111"/>
-    <w:bookmarkStart w:id="116" w:name="variation-across-the-posterior"/>
+    <w:bookmarkEnd w:id="116"/>
+    <w:bookmarkStart w:id="121" w:name="variation-across-the-posterior"/>
     <w:p>
       <w:pPr>
         <w:pStyle w:val="Heading2"/>
@@ -25420,7 +25848,7 @@
       <w:tr>
         <w:tc>
           <w:tcPr/>
-          <w:bookmarkStart w:id="115" w:name="fig-curve-posterior"/>
+          <w:bookmarkStart w:id="120" w:name="fig-curve-posterior"/>
           <w:p>
             <w:pPr>
               <w:pStyle w:val="Compact"/>
@@ -25431,18 +25859,18 @@
                 <wp:inline>
                   <wp:extent cx="4620126" cy="3696101"/>
                   <wp:effectExtent b="0" l="0" r="0" t="0"/>
-                  <wp:docPr descr="" title="" id="113" name="Picture"/>
+                  <wp:docPr descr="" title="" id="118" name="Picture"/>
                   <a:graphic>
                     <a:graphicData uri="http://schemas.openxmlformats.org/drawingml/2006/picture">
                       <pic:pic>
                         <pic:nvPicPr>
-                          <pic:cNvPr descr="methodology_files/figure-docx/fig-curve-posterior-1.png" id="114" name="Picture"/>
+                          <pic:cNvPr descr="methodology_files/figure-docx/fig-curve-posterior-1.png" id="119" name="Picture"/>
                           <pic:cNvPicPr>
                             <a:picLocks noChangeArrowheads="1" noChangeAspect="1"/>
                           </pic:cNvPicPr>
                         </pic:nvPicPr>
                         <pic:blipFill>
-                          <a:blip r:embed="rId112"/>
+                          <a:blip r:embed="rId117"/>
                           <a:stretch>
                             <a:fillRect/>
                           </a:stretch>
@@ -25482,7 +25910,7 @@
               <w:t xml:space="preserve">Figure 5: Posterior draws of the antibody-decay curve per antigen-isotype, with the 10%, 50%, and 90% point-wise quantiles overlaid.</w:t>
             </w:r>
           </w:p>
-          <w:bookmarkEnd w:id="115"/>
+          <w:bookmarkEnd w:id="120"/>
         </w:tc>
       </w:tr>
     </w:tbl>
@@ -25621,8 +26049,8 @@
         <w:t xml:space="preserve">estimation uncertainty and the between-person heterogeneity.</w:t>
       </w:r>
     </w:p>
-    <w:bookmarkEnd w:id="116"/>
-    <w:bookmarkStart w:id="122" w:name="multiple-biomarkers"/>
+    <w:bookmarkEnd w:id="121"/>
+    <w:bookmarkStart w:id="127" w:name="multiple-biomarkers"/>
     <w:p>
       <w:pPr>
         <w:pStyle w:val="Heading2"/>
@@ -26252,7 +26680,7 @@
       <w:r>
         <w:t xml:space="preserve"> </w:t>
       </w:r>
-      <w:hyperlink r:id="rId117">
+      <w:hyperlink r:id="rId122">
         <w:r>
           <w:rPr>
             <w:rStyle w:val="Hyperlink"/>
@@ -26437,7 +26865,7 @@
       <w:tr>
         <w:tc>
           <w:tcPr/>
-          <w:bookmarkStart w:id="121" w:name="fig-loglik"/>
+          <w:bookmarkStart w:id="126" w:name="fig-loglik"/>
           <w:p>
             <w:pPr>
               <w:pStyle w:val="Compact"/>
@@ -26448,18 +26876,18 @@
                 <wp:inline>
                   <wp:extent cx="4620126" cy="3696101"/>
                   <wp:effectExtent b="0" l="0" r="0" t="0"/>
-                  <wp:docPr descr="" title="" id="119" name="Picture"/>
+                  <wp:docPr descr="" title="" id="124" name="Picture"/>
                   <a:graphic>
                     <a:graphicData uri="http://schemas.openxmlformats.org/drawingml/2006/picture">
                       <pic:pic>
                         <pic:nvPicPr>
-                          <pic:cNvPr descr="methodology_files/figure-docx/fig-loglik-1.png" id="120" name="Picture"/>
+                          <pic:cNvPr descr="methodology_files/figure-docx/fig-loglik-1.png" id="125" name="Picture"/>
                           <pic:cNvPicPr>
                             <a:picLocks noChangeArrowheads="1" noChangeAspect="1"/>
                           </pic:cNvPicPr>
                         </pic:nvPicPr>
                         <pic:blipFill>
-                          <a:blip r:embed="rId118"/>
+                          <a:blip r:embed="rId123"/>
                           <a:stretch>
                             <a:fillRect/>
                           </a:stretch>
@@ -26499,12 +26927,12 @@
               <w:t xml:space="preserve">Figure 6: Log-likelihood curves for HlyE IgA alone, HlyE IgG alone, and both biomarkers combined.</w:t>
             </w:r>
           </w:p>
-          <w:bookmarkEnd w:id="121"/>
+          <w:bookmarkEnd w:id="126"/>
         </w:tc>
       </w:tr>
     </w:tbl>
-    <w:bookmarkEnd w:id="122"/>
-    <w:bookmarkStart w:id="126" w:name="X2f1a22e0e8bfbbb3bd4a9b4c70c58b4086e4038"/>
+    <w:bookmarkEnd w:id="127"/>
+    <w:bookmarkStart w:id="131" w:name="X2f1a22e0e8bfbbb3bd4a9b4c70c58b4086e4038"/>
     <w:p>
       <w:pPr>
         <w:pStyle w:val="Heading2"/>
@@ -26607,18 +27035,18 @@
           <wp:inline>
             <wp:extent cx="5334000" cy="5776895"/>
             <wp:effectExtent b="0" l="0" r="0" t="0"/>
-            <wp:docPr descr="Decay curves (A), peak antibody levels (B), and decay rates (C) for HlyE and LPS (IgG/IgA), by country (Bangladesh, Pakistan, Nepal, Ghana). SEES study." title="" id="124" name="Picture"/>
+            <wp:docPr descr="Decay curves (A), peak antibody levels (B), and decay rates (C) for HlyE and LPS (IgG/IgA), by country (Bangladesh, Pakistan, Nepal, Ghana). SEES study." title="" id="129" name="Picture"/>
             <a:graphic>
               <a:graphicData uri="http://schemas.openxmlformats.org/drawingml/2006/picture">
                 <pic:pic>
                   <pic:nvPicPr>
-                    <pic:cNvPr descr="../man/figures/kinetics-variation-1.png" id="125" name="Picture"/>
+                    <pic:cNvPr descr="../man/figures/kinetics-variation-1.png" id="130" name="Picture"/>
                     <pic:cNvPicPr>
                       <a:picLocks noChangeArrowheads="1" noChangeAspect="1"/>
                     </pic:cNvPicPr>
                   </pic:nvPicPr>
                   <pic:blipFill>
-                    <a:blip r:embed="rId123"/>
+                    <a:blip r:embed="rId128"/>
                     <a:stretch>
                       <a:fillRect/>
                     </a:stretch>
@@ -26653,8 +27081,8 @@
         <w:t xml:space="preserve">Decay curves (A), peak antibody levels (B), and decay rates (C) for HlyE and LPS (IgG/IgA), by country (Bangladesh, Pakistan, Nepal, Ghana). SEES study.</w:t>
       </w:r>
     </w:p>
-    <w:bookmarkEnd w:id="126"/>
-    <w:bookmarkStart w:id="130" w:name="Xe0d498a7f1d34353def60f09705ade4ab365d1e"/>
+    <w:bookmarkEnd w:id="131"/>
+    <w:bookmarkStart w:id="135" w:name="Xe0d498a7f1d34353def60f09705ade4ab365d1e"/>
     <w:p>
       <w:pPr>
         <w:pStyle w:val="Heading2"/>
@@ -26672,18 +27100,18 @@
           <wp:inline>
             <wp:extent cx="5334000" cy="4364181"/>
             <wp:effectExtent b="0" l="0" r="0" t="0"/>
-            <wp:docPr descr="Decay curves by age stratum (&lt;5, 5–15, 16+) and serotype (Typhi vs Paratyphi A), for HlyE and LPS (IgG/IgA). SEES study." title="" id="128" name="Picture"/>
+            <wp:docPr descr="Decay curves by age stratum (&lt;5, 5–15, 16+) and serotype (Typhi vs Paratyphi A), for HlyE and LPS (IgG/IgA). SEES study." title="" id="133" name="Picture"/>
             <a:graphic>
               <a:graphicData uri="http://schemas.openxmlformats.org/drawingml/2006/picture">
                 <pic:pic>
                   <pic:nvPicPr>
-                    <pic:cNvPr descr="../man/figures/kinetics-variation-2.png" id="129" name="Picture"/>
+                    <pic:cNvPr descr="../man/figures/kinetics-variation-2.png" id="134" name="Picture"/>
                     <pic:cNvPicPr>
                       <a:picLocks noChangeArrowheads="1" noChangeAspect="1"/>
                     </pic:cNvPicPr>
                   </pic:nvPicPr>
                   <pic:blipFill>
-                    <a:blip r:embed="rId127"/>
+                    <a:blip r:embed="rId132"/>
                     <a:stretch>
                       <a:fillRect/>
                     </a:stretch>
@@ -26767,9 +27195,9 @@
         <w:t xml:space="preserve">is on the roadmap.</w:t>
       </w:r>
     </w:p>
-    <w:bookmarkEnd w:id="130"/>
-    <w:bookmarkEnd w:id="131"/>
-    <w:bookmarkStart w:id="143" w:name="estimating-the-curves-with-serodynamics"/>
+    <w:bookmarkEnd w:id="135"/>
+    <w:bookmarkEnd w:id="136"/>
+    <w:bookmarkStart w:id="148" w:name="estimating-the-curves-with-serodynamics"/>
     <w:p>
       <w:pPr>
         <w:pStyle w:val="Heading1"/>
@@ -26787,7 +27215,7 @@
         <w:t xml:space="preserve">serodynamics</w:t>
       </w:r>
     </w:p>
-    <w:bookmarkStart w:id="132" w:name="where-do-the-curve-parameters-come-from"/>
+    <w:bookmarkStart w:id="137" w:name="where-do-the-curve-parameters-come-from"/>
     <w:p>
       <w:pPr>
         <w:pStyle w:val="Heading2"/>
@@ -26987,8 +27415,8 @@
         <w:t xml:space="preserve">)</w:t>
       </w:r>
     </w:p>
-    <w:bookmarkEnd w:id="132"/>
-    <w:bookmarkStart w:id="134" w:name="the-serodynamics-package"/>
+    <w:bookmarkEnd w:id="137"/>
+    <w:bookmarkStart w:id="139" w:name="the-serodynamics-package"/>
     <w:p>
       <w:pPr>
         <w:pStyle w:val="Heading2"/>
@@ -27016,7 +27444,7 @@
       <w:pPr>
         <w:pStyle w:val="FirstParagraph"/>
       </w:pPr>
-      <w:hyperlink r:id="rId133">
+      <w:hyperlink r:id="rId138">
         <w:r>
           <w:rPr>
             <w:rStyle w:val="VerbatimChar"/>
@@ -27119,8 +27547,8 @@
         <w:t xml:space="preserve">packages that into a single reusable, validated workflow.</w:t>
       </w:r>
     </w:p>
-    <w:bookmarkEnd w:id="134"/>
-    <w:bookmarkStart w:id="135" w:name="a-typical-serodynamics-workflow"/>
+    <w:bookmarkEnd w:id="139"/>
+    <w:bookmarkStart w:id="140" w:name="a-typical-serodynamics-workflow"/>
     <w:p>
       <w:pPr>
         <w:pStyle w:val="Heading2"/>
@@ -27379,8 +27807,8 @@
         <w:t xml:space="preserve">) for experimentation.</w:t>
       </w:r>
     </w:p>
-    <w:bookmarkEnd w:id="135"/>
-    <w:bookmarkStart w:id="139" w:name="what-a-fitted-model-looks-like"/>
+    <w:bookmarkEnd w:id="140"/>
+    <w:bookmarkStart w:id="144" w:name="what-a-fitted-model-looks-like"/>
     <w:p>
       <w:pPr>
         <w:pStyle w:val="Heading2"/>
@@ -27546,18 +27974,18 @@
           <wp:inline>
             <wp:extent cx="5334000" cy="3000375"/>
             <wp:effectExtent b="0" l="0" r="0" t="0"/>
-            <wp:docPr descr="Posterior densities of the five kinetic parameters from the cached nepal_sees_jags_output fit (HlyE IgG, Typhi), by MCMC chain." title="" id="137" name="Picture"/>
+            <wp:docPr descr="Posterior densities of the five kinetic parameters from the cached nepal_sees_jags_output fit (HlyE IgG, Typhi), by MCMC chain." title="" id="142" name="Picture"/>
             <a:graphic>
               <a:graphicData uri="http://schemas.openxmlformats.org/drawingml/2006/picture">
                 <pic:pic>
                   <pic:nvPicPr>
-                    <pic:cNvPr descr="../man/figures/serodynamics-cached-fit.png" id="138" name="Picture"/>
+                    <pic:cNvPr descr="../man/figures/serodynamics-cached-fit.png" id="143" name="Picture"/>
                     <pic:cNvPicPr>
                       <a:picLocks noChangeArrowheads="1" noChangeAspect="1"/>
                     </pic:cNvPicPr>
                   </pic:nvPicPr>
                   <pic:blipFill>
-                    <a:blip r:embed="rId136"/>
+                    <a:blip r:embed="rId141"/>
                     <a:stretch>
                       <a:fillRect/>
                     </a:stretch>
@@ -27620,8 +28048,8 @@
         <w:t xml:space="preserve">), by MCMC chain.</w:t>
       </w:r>
     </w:p>
-    <w:bookmarkEnd w:id="139"/>
-    <w:bookmarkStart w:id="140" w:name="two-packages-one-pipeline"/>
+    <w:bookmarkEnd w:id="144"/>
+    <w:bookmarkStart w:id="145" w:name="two-packages-one-pipeline"/>
     <w:p>
       <w:pPr>
         <w:pStyle w:val="Heading2"/>
@@ -27821,8 +28249,8 @@
         <w:t xml:space="preserve">.</w:t>
       </w:r>
     </w:p>
-    <w:bookmarkEnd w:id="140"/>
-    <w:bookmarkStart w:id="141" w:name="Xa625c662368e6f2938faae2901140a37208e45f"/>
+    <w:bookmarkEnd w:id="145"/>
+    <w:bookmarkStart w:id="146" w:name="Xa625c662368e6f2938faae2901140a37208e45f"/>
     <w:p>
       <w:pPr>
         <w:pStyle w:val="Heading2"/>
@@ -28580,8 +29008,8 @@
         <w:t xml:space="preserve">the curve-parameter object.</w:t>
       </w:r>
     </w:p>
-    <w:bookmarkEnd w:id="141"/>
-    <w:bookmarkStart w:id="142" w:name="random-effects-and-variance-over-time"/>
+    <w:bookmarkEnd w:id="146"/>
+    <w:bookmarkStart w:id="147" w:name="random-effects-and-variance-over-time"/>
     <w:p>
       <w:pPr>
         <w:pStyle w:val="Heading2"/>
@@ -29392,9 +29820,9 @@
         <w:t xml:space="preserve">width is an explicit function of time since infection.</w:t>
       </w:r>
     </w:p>
-    <w:bookmarkEnd w:id="142"/>
-    <w:bookmarkEnd w:id="143"/>
-    <w:bookmarkStart w:id="164" w:name="using-serocalculator"/>
+    <w:bookmarkEnd w:id="147"/>
+    <w:bookmarkEnd w:id="148"/>
+    <w:bookmarkStart w:id="169" w:name="using-serocalculator"/>
     <w:p>
       <w:pPr>
         <w:pStyle w:val="Heading1"/>
@@ -29412,7 +29840,7 @@
         <w:t xml:space="preserve">serocalculator</w:t>
       </w:r>
     </w:p>
-    <w:bookmarkStart w:id="145" w:name="an-open-source-r-package"/>
+    <w:bookmarkStart w:id="150" w:name="an-open-source-r-package"/>
     <w:p>
       <w:pPr>
         <w:pStyle w:val="Heading2"/>
@@ -29431,7 +29859,7 @@
       <w:r>
         <w:t xml:space="preserve"> </w:t>
       </w:r>
-      <w:hyperlink r:id="rId144">
+      <w:hyperlink r:id="rId149">
         <w:r>
           <w:rPr>
             <w:rStyle w:val="VerbatimChar"/>
@@ -29499,8 +29927,8 @@
         <w:t xml:space="preserve">many simulated populations at once.</w:t>
       </w:r>
     </w:p>
-    <w:bookmarkEnd w:id="145"/>
-    <w:bookmarkStart w:id="146" w:name="simulating-a-cross-sectional-survey"/>
+    <w:bookmarkEnd w:id="150"/>
+    <w:bookmarkStart w:id="151" w:name="simulating-a-cross-sectional-survey"/>
     <w:p>
       <w:pPr>
         <w:pStyle w:val="Heading2"/>
@@ -29760,8 +30188,8 @@
         <w:t xml:space="preserve">useful for diagnostics.</w:t>
       </w:r>
     </w:p>
-    <w:bookmarkEnd w:id="146"/>
-    <w:bookmarkStart w:id="147" w:name="noise-parameters"/>
+    <w:bookmarkEnd w:id="151"/>
+    <w:bookmarkStart w:id="152" w:name="noise-parameters"/>
     <w:p>
       <w:pPr>
         <w:pStyle w:val="Heading2"/>
@@ -29798,8 +30226,8 @@
         <w:t xml:space="preserve">declared directly, consistent with the noise used to generate the data above:</w:t>
       </w:r>
     </w:p>
-    <w:bookmarkEnd w:id="147"/>
-    <w:bookmarkStart w:id="152" w:name="the-simulated-antibody-distribution"/>
+    <w:bookmarkEnd w:id="152"/>
+    <w:bookmarkStart w:id="157" w:name="the-simulated-antibody-distribution"/>
     <w:p>
       <w:pPr>
         <w:pStyle w:val="Heading2"/>
@@ -29821,239 +30249,7 @@
       <w:tr>
         <w:tc>
           <w:tcPr/>
-          <w:bookmarkStart w:id="151" w:name="fig-sim-distribution"/>
-          <w:p>
-            <w:pPr>
-              <w:pStyle w:val="Compact"/>
-              <w:jc w:val="center"/>
-            </w:pPr>
-            <w:r>
-              <w:drawing>
-                <wp:inline>
-                  <wp:extent cx="4620126" cy="3696101"/>
-                  <wp:effectExtent b="0" l="0" r="0" t="0"/>
-                  <wp:docPr descr="" title="" id="149" name="Picture"/>
-                  <a:graphic>
-                    <a:graphicData uri="http://schemas.openxmlformats.org/drawingml/2006/picture">
-                      <pic:pic>
-                        <pic:nvPicPr>
-                          <pic:cNvPr descr="methodology_files/figure-docx/fig-sim-distribution-1.png" id="150" name="Picture"/>
-                          <pic:cNvPicPr>
-                            <a:picLocks noChangeArrowheads="1" noChangeAspect="1"/>
-                          </pic:cNvPicPr>
-                        </pic:nvPicPr>
-                        <pic:blipFill>
-                          <a:blip r:embed="rId148"/>
-                          <a:stretch>
-                            <a:fillRect/>
-                          </a:stretch>
-                        </pic:blipFill>
-                        <pic:spPr bwMode="auto">
-                          <a:xfrm>
-                            <a:off x="0" y="0"/>
-                            <a:ext cx="4620126" cy="3696101"/>
-                          </a:xfrm>
-                          <a:prstGeom prst="rect">
-                            <a:avLst/>
-                          </a:prstGeom>
-                          <a:noFill/>
-                          <a:ln w="9525">
-                            <a:noFill/>
-                            <a:headEnd/>
-                            <a:tailEnd/>
-                          </a:ln>
-                        </pic:spPr>
-                      </pic:pic>
-                    </a:graphicData>
-                  </a:graphic>
-                </wp:inline>
-              </w:drawing>
-            </w:r>
-          </w:p>
-          <w:p>
-            <w:pPr>
-              <w:jc w:val="center"/>
-            </w:pPr>
-            <w:pPr>
-              <w:jc w:val="left"/>
-              <w:spacing w:before="200"/>
-              <w:pStyle w:val="ImageCaption"/>
-            </w:pPr>
-            <w:r>
-              <w:t xml:space="preserve">Figure 7: Distribution of simulated antibody responses, by antigen-isotype.</w:t>
-            </w:r>
-          </w:p>
-          <w:bookmarkEnd w:id="151"/>
-        </w:tc>
-      </w:tr>
-    </w:tbl>
-    <w:bookmarkEnd w:id="152"/>
-    <w:bookmarkStart w:id="157" w:name="X8cfd16bb684e4ad6c62f9f78cbc8ef954016035"/>
-    <w:p>
-      <w:pPr>
-        <w:pStyle w:val="Heading2"/>
-      </w:pPr>
-      <w:r>
-        <w:t xml:space="preserve">7.5 Estimating incidence from the simulated survey</w:t>
-      </w:r>
-    </w:p>
-    <w:p>
-      <w:pPr>
-        <w:pStyle w:val="FirstParagraph"/>
-      </w:pPr>
-      <w:r>
-        <w:rPr>
-          <w:rStyle w:val="VerbatimChar"/>
-        </w:rPr>
-        <w:t xml:space="preserve">est_seroincidence()</w:t>
-      </w:r>
-      <w:r>
-        <w:t xml:space="preserve"> </w:t>
-      </w:r>
-      <w:r>
-        <w:t xml:space="preserve">maximizes the log-likelihood</w:t>
-      </w:r>
-      <w:r>
-        <w:t xml:space="preserve"> </w:t>
-      </w:r>
-      <m:oMath>
-        <m:r>
-          <m:rPr>
-            <m:sty m:val="p"/>
-          </m:rPr>
-          <m:t>log</m:t>
-        </m:r>
-        <m:r>
-          <m:rPr>
-            <m:scr m:val="script"/>
-            <m:sty m:val="p"/>
-          </m:rPr>
-          <m:t>L</m:t>
-        </m:r>
-        <m:r>
-          <m:rPr>
-            <m:sty m:val="p"/>
-          </m:rPr>
-          <m:t>(</m:t>
-        </m:r>
-        <m:r>
-          <m:t>λ</m:t>
-        </m:r>
-        <m:r>
-          <m:rPr>
-            <m:sty m:val="p"/>
-          </m:rPr>
-          <m:t>)</m:t>
-        </m:r>
-      </m:oMath>
-      <w:r>
-        <w:t xml:space="preserve"> </w:t>
-      </w:r>
-      <w:r>
-        <w:t xml:space="preserve">derived above:</w:t>
-      </w:r>
-    </w:p>
-    <w:p>
-      <w:pPr>
-        <w:pStyle w:val="SourceCode"/>
-      </w:pPr>
-      <w:r>
-        <w:rPr>
-          <w:rStyle w:val="VerbatimChar"/>
-        </w:rPr>
-        <w:t xml:space="preserve"># A tibble: 1 × 11</w:t>
-      </w:r>
-      <w:r>
-        <w:br/>
-      </w:r>
-      <w:r>
-        <w:rPr>
-          <w:rStyle w:val="VerbatimChar"/>
-        </w:rPr>
-        <w:t xml:space="preserve">  est.start incidence.rate     SE CI.lwr CI.upr se_type  coverage log.lik</w:t>
-      </w:r>
-      <w:r>
-        <w:br/>
-      </w:r>
-      <w:r>
-        <w:rPr>
-          <w:rStyle w:val="VerbatimChar"/>
-        </w:rPr>
-        <w:t xml:space="preserve">      &lt;dbl&gt;          &lt;dbl&gt;  &lt;dbl&gt;  &lt;dbl&gt;  &lt;dbl&gt; &lt;chr&gt;       &lt;dbl&gt;   &lt;dbl&gt;</w:t>
-      </w:r>
-      <w:r>
-        <w:br/>
-      </w:r>
-      <w:r>
-        <w:rPr>
-          <w:rStyle w:val="VerbatimChar"/>
-        </w:rPr>
-        <w:t xml:space="preserve">1       0.1          0.194 0.0213  0.157  0.241 standard     0.95   -469.</w:t>
-      </w:r>
-      <w:r>
-        <w:br/>
-      </w:r>
-      <w:r>
-        <w:rPr>
-          <w:rStyle w:val="VerbatimChar"/>
-        </w:rPr>
-        <w:t xml:space="preserve"># ℹ 3 more variables: iterations &lt;int&gt;, antigen.isos &lt;chr&gt;,</w:t>
-      </w:r>
-      <w:r>
-        <w:br/>
-      </w:r>
-      <w:r>
-        <w:rPr>
-          <w:rStyle w:val="VerbatimChar"/>
-        </w:rPr>
-        <w:t xml:space="preserve">#   nlm.convergence.code &lt;ord&gt;</w:t>
-      </w:r>
-    </w:p>
-    <w:p>
-      <w:pPr>
-        <w:pStyle w:val="FirstParagraph"/>
-      </w:pPr>
-      <w:r>
-        <w:t xml:space="preserve">The true rate used to generate these data was</w:t>
-      </w:r>
-      <w:r>
-        <w:t xml:space="preserve"> </w:t>
-      </w:r>
-      <w:r>
-        <w:t xml:space="preserve">0.2 infections per person-year.</w:t>
-      </w:r>
-    </w:p>
-    <w:p>
-      <w:pPr>
-        <w:pStyle w:val="BodyText"/>
-      </w:pPr>
-      <w:r>
-        <w:rPr>
-          <w:rStyle w:val="VerbatimChar"/>
-        </w:rPr>
-        <w:t xml:space="preserve">autoplot()</w:t>
-      </w:r>
-      <w:r>
-        <w:t xml:space="preserve"> </w:t>
-      </w:r>
-      <w:r>
-        <w:t xml:space="preserve">draws the log-likelihood curve, with the maximum marked:</w:t>
-      </w:r>
-    </w:p>
-    <w:tbl>
-      <w:tblPr>
-        <w:tblStyle w:val="Table"/>
-        <w:tblW w:type="pct" w:w="5000"/>
-        <w:tblLayout w:type="fixed"/>
-        <w:tblLook w:firstRow="0" w:lastRow="0" w:firstColumn="0" w:lastColumn="0" w:noHBand="0" w:noVBand="0" w:val="0000"/>
-      </w:tblPr>
-      <w:tblGrid>
-        <w:gridCol w:w="7920"/>
-      </w:tblGrid>
-      <w:tr>
-        <w:tc>
-          <w:tcPr/>
-          <w:bookmarkStart w:id="156" w:name="fig-est-single-loglik"/>
+          <w:bookmarkStart w:id="156" w:name="fig-sim-distribution"/>
           <w:p>
             <w:pPr>
               <w:pStyle w:val="Compact"/>
@@ -30069,7 +30265,7 @@
                     <a:graphicData uri="http://schemas.openxmlformats.org/drawingml/2006/picture">
                       <pic:pic>
                         <pic:nvPicPr>
-                          <pic:cNvPr descr="methodology_files/figure-docx/fig-est-single-loglik-1.png" id="155" name="Picture"/>
+                          <pic:cNvPr descr="methodology_files/figure-docx/fig-sim-distribution-1.png" id="155" name="Picture"/>
                           <pic:cNvPicPr>
                             <a:picLocks noChangeArrowheads="1" noChangeAspect="1"/>
                           </pic:cNvPicPr>
@@ -30112,7 +30308,7 @@
               <w:pStyle w:val="ImageCaption"/>
             </w:pPr>
             <w:r>
-              <w:t xml:space="preserve">Figure 8: Log-likelihood curve for the simulated survey, on a log x-axis.</w:t>
+              <w:t xml:space="preserve">Figure 7: Distribution of simulated antibody responses, by antigen-isotype.</w:t>
             </w:r>
           </w:p>
           <w:bookmarkEnd w:id="156"/>
@@ -30120,7 +30316,239 @@
       </w:tr>
     </w:tbl>
     <w:bookmarkEnd w:id="157"/>
-    <w:bookmarkStart w:id="158" w:name="estimating-seroincidence-in-real-data"/>
+    <w:bookmarkStart w:id="162" w:name="X8cfd16bb684e4ad6c62f9f78cbc8ef954016035"/>
+    <w:p>
+      <w:pPr>
+        <w:pStyle w:val="Heading2"/>
+      </w:pPr>
+      <w:r>
+        <w:t xml:space="preserve">7.5 Estimating incidence from the simulated survey</w:t>
+      </w:r>
+    </w:p>
+    <w:p>
+      <w:pPr>
+        <w:pStyle w:val="FirstParagraph"/>
+      </w:pPr>
+      <w:r>
+        <w:rPr>
+          <w:rStyle w:val="VerbatimChar"/>
+        </w:rPr>
+        <w:t xml:space="preserve">est_seroincidence()</w:t>
+      </w:r>
+      <w:r>
+        <w:t xml:space="preserve"> </w:t>
+      </w:r>
+      <w:r>
+        <w:t xml:space="preserve">maximizes the log-likelihood</w:t>
+      </w:r>
+      <w:r>
+        <w:t xml:space="preserve"> </w:t>
+      </w:r>
+      <m:oMath>
+        <m:r>
+          <m:rPr>
+            <m:sty m:val="p"/>
+          </m:rPr>
+          <m:t>log</m:t>
+        </m:r>
+        <m:r>
+          <m:rPr>
+            <m:scr m:val="script"/>
+            <m:sty m:val="p"/>
+          </m:rPr>
+          <m:t>L</m:t>
+        </m:r>
+        <m:r>
+          <m:rPr>
+            <m:sty m:val="p"/>
+          </m:rPr>
+          <m:t>(</m:t>
+        </m:r>
+        <m:r>
+          <m:t>λ</m:t>
+        </m:r>
+        <m:r>
+          <m:rPr>
+            <m:sty m:val="p"/>
+          </m:rPr>
+          <m:t>)</m:t>
+        </m:r>
+      </m:oMath>
+      <w:r>
+        <w:t xml:space="preserve"> </w:t>
+      </w:r>
+      <w:r>
+        <w:t xml:space="preserve">derived above:</w:t>
+      </w:r>
+    </w:p>
+    <w:p>
+      <w:pPr>
+        <w:pStyle w:val="SourceCode"/>
+      </w:pPr>
+      <w:r>
+        <w:rPr>
+          <w:rStyle w:val="VerbatimChar"/>
+        </w:rPr>
+        <w:t xml:space="preserve"># A tibble: 1 × 11</w:t>
+      </w:r>
+      <w:r>
+        <w:br/>
+      </w:r>
+      <w:r>
+        <w:rPr>
+          <w:rStyle w:val="VerbatimChar"/>
+        </w:rPr>
+        <w:t xml:space="preserve">  est.start incidence.rate     SE CI.lwr CI.upr se_type  coverage log.lik</w:t>
+      </w:r>
+      <w:r>
+        <w:br/>
+      </w:r>
+      <w:r>
+        <w:rPr>
+          <w:rStyle w:val="VerbatimChar"/>
+        </w:rPr>
+        <w:t xml:space="preserve">      &lt;dbl&gt;          &lt;dbl&gt;  &lt;dbl&gt;  &lt;dbl&gt;  &lt;dbl&gt; &lt;chr&gt;       &lt;dbl&gt;   &lt;dbl&gt;</w:t>
+      </w:r>
+      <w:r>
+        <w:br/>
+      </w:r>
+      <w:r>
+        <w:rPr>
+          <w:rStyle w:val="VerbatimChar"/>
+        </w:rPr>
+        <w:t xml:space="preserve">1       0.1          0.194 0.0213  0.157  0.241 standard     0.95   -469.</w:t>
+      </w:r>
+      <w:r>
+        <w:br/>
+      </w:r>
+      <w:r>
+        <w:rPr>
+          <w:rStyle w:val="VerbatimChar"/>
+        </w:rPr>
+        <w:t xml:space="preserve"># ℹ 3 more variables: iterations &lt;int&gt;, antigen.isos &lt;chr&gt;,</w:t>
+      </w:r>
+      <w:r>
+        <w:br/>
+      </w:r>
+      <w:r>
+        <w:rPr>
+          <w:rStyle w:val="VerbatimChar"/>
+        </w:rPr>
+        <w:t xml:space="preserve">#   nlm.convergence.code &lt;ord&gt;</w:t>
+      </w:r>
+    </w:p>
+    <w:p>
+      <w:pPr>
+        <w:pStyle w:val="FirstParagraph"/>
+      </w:pPr>
+      <w:r>
+        <w:t xml:space="preserve">The true rate used to generate these data was</w:t>
+      </w:r>
+      <w:r>
+        <w:t xml:space="preserve"> </w:t>
+      </w:r>
+      <w:r>
+        <w:t xml:space="preserve">0.2 infections per person-year.</w:t>
+      </w:r>
+    </w:p>
+    <w:p>
+      <w:pPr>
+        <w:pStyle w:val="BodyText"/>
+      </w:pPr>
+      <w:r>
+        <w:rPr>
+          <w:rStyle w:val="VerbatimChar"/>
+        </w:rPr>
+        <w:t xml:space="preserve">autoplot()</w:t>
+      </w:r>
+      <w:r>
+        <w:t xml:space="preserve"> </w:t>
+      </w:r>
+      <w:r>
+        <w:t xml:space="preserve">draws the log-likelihood curve, with the maximum marked:</w:t>
+      </w:r>
+    </w:p>
+    <w:tbl>
+      <w:tblPr>
+        <w:tblStyle w:val="Table"/>
+        <w:tblW w:type="pct" w:w="5000"/>
+        <w:tblLayout w:type="fixed"/>
+        <w:tblLook w:firstRow="0" w:lastRow="0" w:firstColumn="0" w:lastColumn="0" w:noHBand="0" w:noVBand="0" w:val="0000"/>
+      </w:tblPr>
+      <w:tblGrid>
+        <w:gridCol w:w="7920"/>
+      </w:tblGrid>
+      <w:tr>
+        <w:tc>
+          <w:tcPr/>
+          <w:bookmarkStart w:id="161" w:name="fig-est-single-loglik"/>
+          <w:p>
+            <w:pPr>
+              <w:pStyle w:val="Compact"/>
+              <w:jc w:val="center"/>
+            </w:pPr>
+            <w:r>
+              <w:drawing>
+                <wp:inline>
+                  <wp:extent cx="4620126" cy="3696101"/>
+                  <wp:effectExtent b="0" l="0" r="0" t="0"/>
+                  <wp:docPr descr="" title="" id="159" name="Picture"/>
+                  <a:graphic>
+                    <a:graphicData uri="http://schemas.openxmlformats.org/drawingml/2006/picture">
+                      <pic:pic>
+                        <pic:nvPicPr>
+                          <pic:cNvPr descr="methodology_files/figure-docx/fig-est-single-loglik-1.png" id="160" name="Picture"/>
+                          <pic:cNvPicPr>
+                            <a:picLocks noChangeArrowheads="1" noChangeAspect="1"/>
+                          </pic:cNvPicPr>
+                        </pic:nvPicPr>
+                        <pic:blipFill>
+                          <a:blip r:embed="rId158"/>
+                          <a:stretch>
+                            <a:fillRect/>
+                          </a:stretch>
+                        </pic:blipFill>
+                        <pic:spPr bwMode="auto">
+                          <a:xfrm>
+                            <a:off x="0" y="0"/>
+                            <a:ext cx="4620126" cy="3696101"/>
+                          </a:xfrm>
+                          <a:prstGeom prst="rect">
+                            <a:avLst/>
+                          </a:prstGeom>
+                          <a:noFill/>
+                          <a:ln w="9525">
+                            <a:noFill/>
+                            <a:headEnd/>
+                            <a:tailEnd/>
+                          </a:ln>
+                        </pic:spPr>
+                      </pic:pic>
+                    </a:graphicData>
+                  </a:graphic>
+                </wp:inline>
+              </w:drawing>
+            </w:r>
+          </w:p>
+          <w:p>
+            <w:pPr>
+              <w:jc w:val="center"/>
+            </w:pPr>
+            <w:pPr>
+              <w:jc w:val="left"/>
+              <w:spacing w:before="200"/>
+              <w:pStyle w:val="ImageCaption"/>
+            </w:pPr>
+            <w:r>
+              <w:t xml:space="preserve">Figure 8: Log-likelihood curve for the simulated survey, on a log x-axis.</w:t>
+            </w:r>
+          </w:p>
+          <w:bookmarkEnd w:id="161"/>
+        </w:tc>
+      </w:tr>
+    </w:tbl>
+    <w:bookmarkEnd w:id="162"/>
+    <w:bookmarkStart w:id="163" w:name="estimating-seroincidence-in-real-data"/>
     <w:p>
       <w:pPr>
         <w:pStyle w:val="Heading2"/>
@@ -30771,8 +31199,8 @@
         <w:t xml:space="preserve">and lets each stratum use the seroresponse parameters appropriate to it.</w:t>
       </w:r>
     </w:p>
-    <w:bookmarkEnd w:id="158"/>
-    <w:bookmarkStart w:id="163" w:name="interactive-shiny-app"/>
+    <w:bookmarkEnd w:id="163"/>
+    <w:bookmarkStart w:id="168" w:name="interactive-shiny-app"/>
     <w:p>
       <w:pPr>
         <w:pStyle w:val="Heading2"/>
@@ -30791,7 +31219,7 @@
       <w:r>
         <w:t xml:space="preserve"> </w:t>
       </w:r>
-      <w:hyperlink r:id="rId159">
+      <w:hyperlink r:id="rId164">
         <w:r>
           <w:rPr>
             <w:rStyle w:val="Hyperlink"/>
@@ -30812,18 +31240,18 @@
           <wp:inline>
             <wp:extent cx="5334000" cy="2611995"/>
             <wp:effectExtent b="0" l="0" r="0" t="0"/>
-            <wp:docPr descr="The serocalculator Shiny app." title="" id="161" name="Picture"/>
+            <wp:docPr descr="The serocalculator Shiny app." title="" id="166" name="Picture"/>
             <a:graphic>
               <a:graphicData uri="http://schemas.openxmlformats.org/drawingml/2006/picture">
                 <pic:pic>
                   <pic:nvPicPr>
-                    <pic:cNvPr descr="../man/figures/shiny-serocalculator.png" id="162" name="Picture"/>
+                    <pic:cNvPr descr="../man/figures/shiny-serocalculator.png" id="167" name="Picture"/>
                     <pic:cNvPicPr>
                       <a:picLocks noChangeArrowheads="1" noChangeAspect="1"/>
                     </pic:cNvPicPr>
                   </pic:nvPicPr>
                   <pic:blipFill>
-                    <a:blip r:embed="rId160"/>
+                    <a:blip r:embed="rId165"/>
                     <a:stretch>
                       <a:fillRect/>
                     </a:stretch>
@@ -30858,9 +31286,9 @@
         <w:t xml:space="preserve">The serocalculator Shiny app.</w:t>
       </w:r>
     </w:p>
-    <w:bookmarkEnd w:id="163"/>
-    <w:bookmarkEnd w:id="164"/>
-    <w:bookmarkStart w:id="197" w:name="sec-validation"/>
+    <w:bookmarkEnd w:id="168"/>
+    <w:bookmarkEnd w:id="169"/>
+    <w:bookmarkStart w:id="202" w:name="sec-validation"/>
     <w:p>
       <w:pPr>
         <w:pStyle w:val="Heading1"/>
@@ -30869,7 +31297,7 @@
         <w:t xml:space="preserve">8. Validation: recovering known incidence rates</w:t>
       </w:r>
     </w:p>
-    <w:bookmarkStart w:id="169" w:name="simulating-clusters-with-known-incidence"/>
+    <w:bookmarkStart w:id="174" w:name="simulating-clusters-with-known-incidence"/>
     <w:p>
       <w:pPr>
         <w:pStyle w:val="Heading2"/>
@@ -31006,7 +31434,7 @@
       <w:tr>
         <w:tc>
           <w:tcPr/>
-          <w:bookmarkStart w:id="168" w:name="fig-sim-multi-distribution"/>
+          <w:bookmarkStart w:id="173" w:name="fig-sim-multi-distribution"/>
           <w:p>
             <w:pPr>
               <w:pStyle w:val="Compact"/>
@@ -31017,18 +31445,18 @@
                 <wp:inline>
                   <wp:extent cx="4620126" cy="4620126"/>
                   <wp:effectExtent b="0" l="0" r="0" t="0"/>
-                  <wp:docPr descr="" title="" id="166" name="Picture"/>
+                  <wp:docPr descr="" title="" id="171" name="Picture"/>
                   <a:graphic>
                     <a:graphicData uri="http://schemas.openxmlformats.org/drawingml/2006/picture">
                       <pic:pic>
                         <pic:nvPicPr>
-                          <pic:cNvPr descr="methodology_files/figure-docx/fig-sim-multi-distribution-1.png" id="167" name="Picture"/>
+                          <pic:cNvPr descr="methodology_files/figure-docx/fig-sim-multi-distribution-1.png" id="172" name="Picture"/>
                           <pic:cNvPicPr>
                             <a:picLocks noChangeArrowheads="1" noChangeAspect="1"/>
                           </pic:cNvPicPr>
                         </pic:nvPicPr>
                         <pic:blipFill>
-                          <a:blip r:embed="rId165"/>
+                          <a:blip r:embed="rId170"/>
                           <a:stretch>
                             <a:fillRect/>
                           </a:stretch>
@@ -31068,12 +31496,12 @@
               <w:t xml:space="preserve">Figure 9: Simulated antibody responses by cluster, faceted by antigen-isotype and by the true incidence rate used to generate each cluster.</w:t>
             </w:r>
           </w:p>
-          <w:bookmarkEnd w:id="168"/>
+          <w:bookmarkEnd w:id="173"/>
         </w:tc>
       </w:tr>
     </w:tbl>
-    <w:bookmarkEnd w:id="169"/>
-    <w:bookmarkStart w:id="171" w:name="estimating-incidence-in-each-cluster"/>
+    <w:bookmarkEnd w:id="174"/>
+    <w:bookmarkStart w:id="176" w:name="estimating-incidence-in-each-cluster"/>
     <w:p>
       <w:pPr>
         <w:pStyle w:val="Heading2"/>
@@ -31133,7 +31561,7 @@
       <w:tr>
         <w:tc>
           <w:tcPr/>
-          <w:bookmarkStart w:id="170" w:name="tbl-ests-summary"/>
+          <w:bookmarkStart w:id="175" w:name="tbl-ests-summary"/>
           <w:p>
             <w:pPr>
               <w:jc w:val="center"/>
@@ -31342,7 +31770,7 @@
               <w:t xml:space="preserve">#   nlm.convergence.code &lt;ord&gt;</w:t>
             </w:r>
           </w:p>
-          <w:bookmarkEnd w:id="170"/>
+          <w:bookmarkEnd w:id="175"/>
         </w:tc>
       </w:tr>
     </w:tbl>
@@ -31360,8 +31788,8 @@
         <w:t xml:space="preserve">since converting the widget to a static image would need a headless browser.</w:t>
       </w:r>
     </w:p>
-    <w:bookmarkEnd w:id="171"/>
-    <w:bookmarkStart w:id="176" w:name="inspecting-individual-clusters"/>
+    <w:bookmarkEnd w:id="176"/>
+    <w:bookmarkStart w:id="181" w:name="inspecting-individual-clusters"/>
     <w:p>
       <w:pPr>
         <w:pStyle w:val="Heading2"/>
@@ -31437,7 +31865,7 @@
       <w:tr>
         <w:tc>
           <w:tcPr/>
-          <w:bookmarkStart w:id="175" w:name="fig-cluster-logliks"/>
+          <w:bookmarkStart w:id="180" w:name="fig-cluster-logliks"/>
           <w:p>
             <w:pPr>
               <w:pStyle w:val="Compact"/>
@@ -31448,18 +31876,18 @@
                 <wp:inline>
                   <wp:extent cx="4620126" cy="6468176"/>
                   <wp:effectExtent b="0" l="0" r="0" t="0"/>
-                  <wp:docPr descr="" title="" id="173" name="Picture"/>
+                  <wp:docPr descr="" title="" id="178" name="Picture"/>
                   <a:graphic>
                     <a:graphicData uri="http://schemas.openxmlformats.org/drawingml/2006/picture">
                       <pic:pic>
                         <pic:nvPicPr>
-                          <pic:cNvPr descr="methodology_files/figure-docx/fig-cluster-logliks-1.png" id="174" name="Picture"/>
+                          <pic:cNvPr descr="methodology_files/figure-docx/fig-cluster-logliks-1.png" id="179" name="Picture"/>
                           <pic:cNvPicPr>
                             <a:picLocks noChangeArrowheads="1" noChangeAspect="1"/>
                           </pic:cNvPicPr>
                         </pic:nvPicPr>
                         <pic:blipFill>
-                          <a:blip r:embed="rId172"/>
+                          <a:blip r:embed="rId177"/>
                           <a:stretch>
                             <a:fillRect/>
                           </a:stretch>
@@ -31499,12 +31927,12 @@
               <w:t xml:space="preserve">Figure 10: Log-likelihood curves for the first five simulated clusters.</w:t>
             </w:r>
           </w:p>
-          <w:bookmarkEnd w:id="175"/>
+          <w:bookmarkEnd w:id="180"/>
         </w:tc>
       </w:tr>
     </w:tbl>
-    <w:bookmarkEnd w:id="176"/>
-    <w:bookmarkStart w:id="182" w:name="checking-nlm-convergence"/>
+    <w:bookmarkEnd w:id="181"/>
+    <w:bookmarkStart w:id="187" w:name="checking-nlm-convergence"/>
     <w:p>
       <w:pPr>
         <w:pStyle w:val="Heading2"/>
@@ -31703,7 +32131,7 @@
       <w:r>
         <w:t xml:space="preserve">(</w:t>
       </w:r>
-      <w:hyperlink r:id="rId177">
+      <w:hyperlink r:id="rId182">
         <w:r>
           <w:rPr>
             <w:rStyle w:val="Hyperlink"/>
@@ -32776,7 +33204,7 @@
       <w:tr>
         <w:tc>
           <w:tcPr/>
-          <w:bookmarkStart w:id="181" w:name="fig-problem-strata"/>
+          <w:bookmarkStart w:id="186" w:name="fig-problem-strata"/>
           <w:p>
             <w:pPr>
               <w:pStyle w:val="Compact"/>
@@ -32787,18 +33215,18 @@
                 <wp:inline>
                   <wp:extent cx="4620126" cy="6468176"/>
                   <wp:effectExtent b="0" l="0" r="0" t="0"/>
-                  <wp:docPr descr="" title="" id="179" name="Picture"/>
+                  <wp:docPr descr="" title="" id="184" name="Picture"/>
                   <a:graphic>
                     <a:graphicData uri="http://schemas.openxmlformats.org/drawingml/2006/picture">
                       <pic:pic>
                         <pic:nvPicPr>
-                          <pic:cNvPr descr="methodology_files/figure-docx/fig-problem-strata-1.png" id="180" name="Picture"/>
+                          <pic:cNvPr descr="methodology_files/figure-docx/fig-problem-strata-1.png" id="185" name="Picture"/>
                           <pic:cNvPicPr>
                             <a:picLocks noChangeArrowheads="1" noChangeAspect="1"/>
                           </pic:cNvPicPr>
                         </pic:nvPicPr>
                         <pic:blipFill>
-                          <a:blip r:embed="rId178"/>
+                          <a:blip r:embed="rId183"/>
                           <a:stretch>
                             <a:fillRect/>
                           </a:stretch>
@@ -32838,12 +33266,12 @@
               <w:t xml:space="preserve">Figure 11: Log-likelihood curves for any clusters whose optimizer reported a possible convergence problem.</w:t>
             </w:r>
           </w:p>
-          <w:bookmarkEnd w:id="181"/>
+          <w:bookmarkEnd w:id="186"/>
         </w:tc>
       </w:tr>
     </w:tbl>
-    <w:bookmarkEnd w:id="182"/>
-    <w:bookmarkStart w:id="191" w:name="estimates-recover-the-simulated-rates"/>
+    <w:bookmarkEnd w:id="187"/>
+    <w:bookmarkStart w:id="196" w:name="estimates-recover-the-simulated-rates"/>
     <w:p>
       <w:pPr>
         <w:pStyle w:val="Heading2"/>
@@ -32865,7 +33293,7 @@
       <w:tr>
         <w:tc>
           <w:tcPr/>
-          <w:bookmarkStart w:id="186" w:name="fig-sim-recovery"/>
+          <w:bookmarkStart w:id="191" w:name="fig-sim-recovery"/>
           <w:p>
             <w:pPr>
               <w:pStyle w:val="Compact"/>
@@ -32876,18 +33304,18 @@
                 <wp:inline>
                   <wp:extent cx="4620126" cy="3696101"/>
                   <wp:effectExtent b="0" l="0" r="0" t="0"/>
-                  <wp:docPr descr="" title="" id="184" name="Picture"/>
+                  <wp:docPr descr="" title="" id="189" name="Picture"/>
                   <a:graphic>
                     <a:graphicData uri="http://schemas.openxmlformats.org/drawingml/2006/picture">
                       <pic:pic>
                         <pic:nvPicPr>
-                          <pic:cNvPr descr="methodology_files/figure-docx/fig-sim-recovery-1.png" id="185" name="Picture"/>
+                          <pic:cNvPr descr="methodology_files/figure-docx/fig-sim-recovery-1.png" id="190" name="Picture"/>
                           <pic:cNvPicPr>
                             <a:picLocks noChangeArrowheads="1" noChangeAspect="1"/>
                           </pic:cNvPicPr>
                         </pic:nvPicPr>
                         <pic:blipFill>
-                          <a:blip r:embed="rId183"/>
+                          <a:blip r:embed="rId188"/>
                           <a:stretch>
                             <a:fillRect/>
                           </a:stretch>
@@ -32927,7 +33355,7 @@
               <w:t xml:space="preserve">Figure 12: Estimated incidence rates (points, with 95% confidence intervals) for each simulated cluster, against the true rate used to generate it. The red line is the identity.</w:t>
             </w:r>
           </w:p>
-          <w:bookmarkEnd w:id="186"/>
+          <w:bookmarkEnd w:id="191"/>
         </w:tc>
       </w:tr>
     </w:tbl>
@@ -33067,171 +33495,7 @@
       <w:tr>
         <w:tc>
           <w:tcPr/>
-          <w:bookmarkStart w:id="190" w:name="fig-empirical-se"/>
-          <w:p>
-            <w:pPr>
-              <w:pStyle w:val="Compact"/>
-              <w:jc w:val="center"/>
-            </w:pPr>
-            <w:r>
-              <w:drawing>
-                <wp:inline>
-                  <wp:extent cx="4620126" cy="3696101"/>
-                  <wp:effectExtent b="0" l="0" r="0" t="0"/>
-                  <wp:docPr descr="" title="" id="188" name="Picture"/>
-                  <a:graphic>
-                    <a:graphicData uri="http://schemas.openxmlformats.org/drawingml/2006/picture">
-                      <pic:pic>
-                        <pic:nvPicPr>
-                          <pic:cNvPr descr="methodology_files/figure-docx/fig-empirical-se-1.png" id="189" name="Picture"/>
-                          <pic:cNvPicPr>
-                            <a:picLocks noChangeArrowheads="1" noChangeAspect="1"/>
-                          </pic:cNvPicPr>
-                        </pic:nvPicPr>
-                        <pic:blipFill>
-                          <a:blip r:embed="rId187"/>
-                          <a:stretch>
-                            <a:fillRect/>
-                          </a:stretch>
-                        </pic:blipFill>
-                        <pic:spPr bwMode="auto">
-                          <a:xfrm>
-                            <a:off x="0" y="0"/>
-                            <a:ext cx="4620126" cy="3696101"/>
-                          </a:xfrm>
-                          <a:prstGeom prst="rect">
-                            <a:avLst/>
-                          </a:prstGeom>
-                          <a:noFill/>
-                          <a:ln w="9525">
-                            <a:noFill/>
-                            <a:headEnd/>
-                            <a:tailEnd/>
-                          </a:ln>
-                        </pic:spPr>
-                      </pic:pic>
-                    </a:graphicData>
-                  </a:graphic>
-                </wp:inline>
-              </w:drawing>
-            </w:r>
-          </w:p>
-          <w:p>
-            <w:pPr>
-              <w:jc w:val="center"/>
-            </w:pPr>
-            <w:pPr>
-              <w:jc w:val="left"/>
-              <w:spacing w:before="200"/>
-              <w:pStyle w:val="ImageCaption"/>
-            </w:pPr>
-            <w:r>
-              <w:t xml:space="preserve">Figure 13: Empirical standard error of the incidence estimates, by true rate.</w:t>
-            </w:r>
-          </w:p>
-          <w:bookmarkEnd w:id="190"/>
-        </w:tc>
-      </w:tr>
-    </w:tbl>
-    <w:bookmarkEnd w:id="191"/>
-    <w:bookmarkStart w:id="196" w:name="X047cffc7758e27a01cb5430c10b991b39f63029"/>
-    <w:p>
-      <w:pPr>
-        <w:pStyle w:val="Heading2"/>
-      </w:pPr>
-      <w:r>
-        <w:t xml:space="preserve">8.6 A caveat: renewing parameters at each infection</w:t>
-      </w:r>
-    </w:p>
-    <w:p>
-      <w:pPr>
-        <w:pStyle w:val="FirstParagraph"/>
-      </w:pPr>
-      <w:r>
-        <w:t xml:space="preserve">Everything above sets</w:t>
-      </w:r>
-      <w:r>
-        <w:t xml:space="preserve"> </w:t>
-      </w:r>
-      <w:r>
-        <w:rPr>
-          <w:rStyle w:val="VerbatimChar"/>
-        </w:rPr>
-        <w:t xml:space="preserve">renew_params = FALSE</w:t>
-      </w:r>
-      <w:r>
-        <w:t xml:space="preserve">, matching what the estimation</w:t>
-      </w:r>
-      <w:r>
-        <w:t xml:space="preserve"> </w:t>
-      </w:r>
-      <w:r>
-        <w:t xml:space="preserve">method assumes. Setting it to</w:t>
-      </w:r>
-      <w:r>
-        <w:t xml:space="preserve"> </w:t>
-      </w:r>
-      <w:r>
-        <w:rPr>
-          <w:rStyle w:val="VerbatimChar"/>
-        </w:rPr>
-        <w:t xml:space="preserve">TRUE</w:t>
-      </w:r>
-      <w:r>
-        <w:t xml:space="preserve"> </w:t>
-      </w:r>
-      <w:r>
-        <w:t xml:space="preserve">— drawing fresh seroresponse</w:t>
-      </w:r>
-      <w:r>
-        <w:t xml:space="preserve"> </w:t>
-      </w:r>
-      <w:r>
-        <w:t xml:space="preserve">parameters at every infection — is more realistic, and is</w:t>
-      </w:r>
-      <w:r>
-        <w:t xml:space="preserve"> </w:t>
-      </w:r>
-      <w:r>
-        <w:rPr>
-          <w:b/>
-          <w:bCs/>
-        </w:rPr>
-        <w:t xml:space="preserve">not</w:t>
-      </w:r>
-      <w:r>
-        <w:t xml:space="preserve"> </w:t>
-      </w:r>
-      <w:r>
-        <w:t xml:space="preserve">accounted</w:t>
-      </w:r>
-      <w:r>
-        <w:t xml:space="preserve"> </w:t>
-      </w:r>
-      <w:r>
-        <w:t xml:space="preserve">for by the current method, so estimates can be biased in high-incidence</w:t>
-      </w:r>
-      <w:r>
-        <w:t xml:space="preserve"> </w:t>
-      </w:r>
-      <w:r>
-        <w:t xml:space="preserve">populations:</w:t>
-      </w:r>
-    </w:p>
-    <w:tbl>
-      <w:tblPr>
-        <w:tblStyle w:val="Table"/>
-        <w:tblW w:type="pct" w:w="5000"/>
-        <w:tblLayout w:type="fixed"/>
-        <w:tblLook w:firstRow="0" w:lastRow="0" w:firstColumn="0" w:lastColumn="0" w:noHBand="0" w:noVBand="0" w:val="0000"/>
-      </w:tblPr>
-      <w:tblGrid>
-        <w:gridCol w:w="7920"/>
-      </w:tblGrid>
-      <w:tr>
-        <w:tc>
-          <w:tcPr/>
-          <w:bookmarkStart w:id="195" w:name="fig-sim-recovery-renew"/>
+          <w:bookmarkStart w:id="195" w:name="fig-empirical-se"/>
           <w:p>
             <w:pPr>
               <w:pStyle w:val="Compact"/>
@@ -33247,7 +33511,7 @@
                     <a:graphicData uri="http://schemas.openxmlformats.org/drawingml/2006/picture">
                       <pic:pic>
                         <pic:nvPicPr>
-                          <pic:cNvPr descr="methodology_files/figure-docx/fig-sim-recovery-renew-1.png" id="194" name="Picture"/>
+                          <pic:cNvPr descr="methodology_files/figure-docx/fig-empirical-se-1.png" id="194" name="Picture"/>
                           <pic:cNvPicPr>
                             <a:picLocks noChangeArrowheads="1" noChangeAspect="1"/>
                           </pic:cNvPicPr>
@@ -33290,6 +33554,170 @@
               <w:pStyle w:val="ImageCaption"/>
             </w:pPr>
             <w:r>
+              <w:t xml:space="preserve">Figure 13: Empirical standard error of the incidence estimates, by true rate.</w:t>
+            </w:r>
+          </w:p>
+          <w:bookmarkEnd w:id="195"/>
+        </w:tc>
+      </w:tr>
+    </w:tbl>
+    <w:bookmarkEnd w:id="196"/>
+    <w:bookmarkStart w:id="201" w:name="X047cffc7758e27a01cb5430c10b991b39f63029"/>
+    <w:p>
+      <w:pPr>
+        <w:pStyle w:val="Heading2"/>
+      </w:pPr>
+      <w:r>
+        <w:t xml:space="preserve">8.6 A caveat: renewing parameters at each infection</w:t>
+      </w:r>
+    </w:p>
+    <w:p>
+      <w:pPr>
+        <w:pStyle w:val="FirstParagraph"/>
+      </w:pPr>
+      <w:r>
+        <w:t xml:space="preserve">Everything above sets</w:t>
+      </w:r>
+      <w:r>
+        <w:t xml:space="preserve"> </w:t>
+      </w:r>
+      <w:r>
+        <w:rPr>
+          <w:rStyle w:val="VerbatimChar"/>
+        </w:rPr>
+        <w:t xml:space="preserve">renew_params = FALSE</w:t>
+      </w:r>
+      <w:r>
+        <w:t xml:space="preserve">, matching what the estimation</w:t>
+      </w:r>
+      <w:r>
+        <w:t xml:space="preserve"> </w:t>
+      </w:r>
+      <w:r>
+        <w:t xml:space="preserve">method assumes. Setting it to</w:t>
+      </w:r>
+      <w:r>
+        <w:t xml:space="preserve"> </w:t>
+      </w:r>
+      <w:r>
+        <w:rPr>
+          <w:rStyle w:val="VerbatimChar"/>
+        </w:rPr>
+        <w:t xml:space="preserve">TRUE</w:t>
+      </w:r>
+      <w:r>
+        <w:t xml:space="preserve"> </w:t>
+      </w:r>
+      <w:r>
+        <w:t xml:space="preserve">— drawing fresh seroresponse</w:t>
+      </w:r>
+      <w:r>
+        <w:t xml:space="preserve"> </w:t>
+      </w:r>
+      <w:r>
+        <w:t xml:space="preserve">parameters at every infection — is more realistic, and is</w:t>
+      </w:r>
+      <w:r>
+        <w:t xml:space="preserve"> </w:t>
+      </w:r>
+      <w:r>
+        <w:rPr>
+          <w:b/>
+          <w:bCs/>
+        </w:rPr>
+        <w:t xml:space="preserve">not</w:t>
+      </w:r>
+      <w:r>
+        <w:t xml:space="preserve"> </w:t>
+      </w:r>
+      <w:r>
+        <w:t xml:space="preserve">accounted</w:t>
+      </w:r>
+      <w:r>
+        <w:t xml:space="preserve"> </w:t>
+      </w:r>
+      <w:r>
+        <w:t xml:space="preserve">for by the current method, so estimates can be biased in high-incidence</w:t>
+      </w:r>
+      <w:r>
+        <w:t xml:space="preserve"> </w:t>
+      </w:r>
+      <w:r>
+        <w:t xml:space="preserve">populations:</w:t>
+      </w:r>
+    </w:p>
+    <w:tbl>
+      <w:tblPr>
+        <w:tblStyle w:val="Table"/>
+        <w:tblW w:type="pct" w:w="5000"/>
+        <w:tblLayout w:type="fixed"/>
+        <w:tblLook w:firstRow="0" w:lastRow="0" w:firstColumn="0" w:lastColumn="0" w:noHBand="0" w:noVBand="0" w:val="0000"/>
+      </w:tblPr>
+      <w:tblGrid>
+        <w:gridCol w:w="7920"/>
+      </w:tblGrid>
+      <w:tr>
+        <w:tc>
+          <w:tcPr/>
+          <w:bookmarkStart w:id="200" w:name="fig-sim-recovery-renew"/>
+          <w:p>
+            <w:pPr>
+              <w:pStyle w:val="Compact"/>
+              <w:jc w:val="center"/>
+            </w:pPr>
+            <w:r>
+              <w:drawing>
+                <wp:inline>
+                  <wp:extent cx="4620126" cy="3696101"/>
+                  <wp:effectExtent b="0" l="0" r="0" t="0"/>
+                  <wp:docPr descr="" title="" id="198" name="Picture"/>
+                  <a:graphic>
+                    <a:graphicData uri="http://schemas.openxmlformats.org/drawingml/2006/picture">
+                      <pic:pic>
+                        <pic:nvPicPr>
+                          <pic:cNvPr descr="methodology_files/figure-docx/fig-sim-recovery-renew-1.png" id="199" name="Picture"/>
+                          <pic:cNvPicPr>
+                            <a:picLocks noChangeArrowheads="1" noChangeAspect="1"/>
+                          </pic:cNvPicPr>
+                        </pic:nvPicPr>
+                        <pic:blipFill>
+                          <a:blip r:embed="rId197"/>
+                          <a:stretch>
+                            <a:fillRect/>
+                          </a:stretch>
+                        </pic:blipFill>
+                        <pic:spPr bwMode="auto">
+                          <a:xfrm>
+                            <a:off x="0" y="0"/>
+                            <a:ext cx="4620126" cy="3696101"/>
+                          </a:xfrm>
+                          <a:prstGeom prst="rect">
+                            <a:avLst/>
+                          </a:prstGeom>
+                          <a:noFill/>
+                          <a:ln w="9525">
+                            <a:noFill/>
+                            <a:headEnd/>
+                            <a:tailEnd/>
+                          </a:ln>
+                        </pic:spPr>
+                      </pic:pic>
+                    </a:graphicData>
+                  </a:graphic>
+                </wp:inline>
+              </w:drawing>
+            </w:r>
+          </w:p>
+          <w:p>
+            <w:pPr>
+              <w:jc w:val="center"/>
+            </w:pPr>
+            <w:pPr>
+              <w:jc w:val="left"/>
+              <w:spacing w:before="200"/>
+              <w:pStyle w:val="ImageCaption"/>
+            </w:pPr>
+            <w:r>
               <w:t xml:space="preserve">Figure 14: Recovery of the true incidence rate when seroresponse parameters are renewed at each infection. Compare with</w:t>
             </w:r>
             <w:r>
@@ -33307,13 +33735,13 @@
               <w:t xml:space="preserve">.</w:t>
             </w:r>
           </w:p>
-          <w:bookmarkEnd w:id="195"/>
+          <w:bookmarkEnd w:id="200"/>
         </w:tc>
       </w:tr>
     </w:tbl>
-    <w:bookmarkEnd w:id="196"/>
-    <w:bookmarkEnd w:id="197"/>
-    <w:bookmarkStart w:id="202" w:name="ongoing-and-future-work"/>
+    <w:bookmarkEnd w:id="201"/>
+    <w:bookmarkEnd w:id="202"/>
+    <w:bookmarkStart w:id="207" w:name="ongoing-and-future-work"/>
     <w:p>
       <w:pPr>
         <w:pStyle w:val="Heading1"/>
@@ -33322,7 +33750,7 @@
         <w:t xml:space="preserve">9. Ongoing and future work</w:t>
       </w:r>
     </w:p>
-    <w:bookmarkStart w:id="199" w:name="in-progress-work"/>
+    <w:bookmarkStart w:id="204" w:name="in-progress-work"/>
     <w:p>
       <w:pPr>
         <w:pStyle w:val="Heading2"/>
@@ -33350,7 +33778,7 @@
       <w:r>
         <w:t xml:space="preserve"> </w:t>
       </w:r>
-      <w:hyperlink r:id="rId159">
+      <w:hyperlink r:id="rId164">
         <w:r>
           <w:rPr>
             <w:rStyle w:val="Hyperlink"/>
@@ -33364,7 +33792,7 @@
       <w:r>
         <w:t xml:space="preserve"> </w:t>
       </w:r>
-      <w:hyperlink r:id="rId198">
+      <w:hyperlink r:id="rId203">
         <w:r>
           <w:rPr>
             <w:rStyle w:val="Hyperlink"/>
@@ -33451,8 +33879,8 @@
         <w:t xml:space="preserve">Calibrating to population demographics</w:t>
       </w:r>
     </w:p>
-    <w:bookmarkEnd w:id="199"/>
-    <w:bookmarkStart w:id="201" w:name="sec-multivariate"/>
+    <w:bookmarkEnd w:id="204"/>
+    <w:bookmarkStart w:id="206" w:name="sec-multivariate"/>
     <w:p>
       <w:pPr>
         <w:pStyle w:val="Heading2"/>
@@ -33818,7 +34246,7 @@
       <w:r>
         <w:t xml:space="preserve">(</w:t>
       </w:r>
-      <w:hyperlink r:id="rId200">
+      <w:hyperlink r:id="rId205">
         <w:r>
           <w:rPr>
             <w:rStyle w:val="Hyperlink"/>
@@ -33830,9 +34258,9 @@
         <w:t xml:space="preserve">).</w:t>
       </w:r>
     </w:p>
-    <w:bookmarkEnd w:id="201"/>
-    <w:bookmarkEnd w:id="202"/>
-    <w:bookmarkStart w:id="221" w:name="references"/>
+    <w:bookmarkEnd w:id="206"/>
+    <w:bookmarkEnd w:id="207"/>
+    <w:bookmarkStart w:id="226" w:name="references"/>
     <w:p>
       <w:pPr>
         <w:pStyle w:val="Heading1"/>
@@ -33841,8 +34269,8 @@
         <w:t xml:space="preserve">References</w:t>
       </w:r>
     </w:p>
-    <w:bookmarkStart w:id="220" w:name="refs"/>
-    <w:bookmarkStart w:id="204" w:name="ref-Aiemjoy_2022_Lancet"/>
+    <w:bookmarkStart w:id="225" w:name="refs"/>
+    <w:bookmarkStart w:id="209" w:name="ref-Aiemjoy_2022_Lancet"/>
     <w:p>
       <w:pPr>
         <w:pStyle w:val="Bibliography"/>
@@ -33875,7 +34303,7 @@
       <w:r>
         <w:t xml:space="preserve"> </w:t>
       </w:r>
-      <w:hyperlink r:id="rId203">
+      <w:hyperlink r:id="rId208">
         <w:r>
           <w:rPr>
             <w:rStyle w:val="Hyperlink"/>
@@ -33887,8 +34315,8 @@
         <w:t xml:space="preserve">.</w:t>
       </w:r>
     </w:p>
-    <w:bookmarkEnd w:id="204"/>
-    <w:bookmarkStart w:id="206" w:name="ref-Cameron_2011"/>
+    <w:bookmarkEnd w:id="209"/>
+    <w:bookmarkStart w:id="211" w:name="ref-Cameron_2011"/>
     <w:p>
       <w:pPr>
         <w:pStyle w:val="Bibliography"/>
@@ -33921,7 +34349,7 @@
       <w:r>
         <w:t xml:space="preserve"> </w:t>
       </w:r>
-      <w:hyperlink r:id="rId205">
+      <w:hyperlink r:id="rId210">
         <w:r>
           <w:rPr>
             <w:rStyle w:val="Hyperlink"/>
@@ -33933,8 +34361,8 @@
         <w:t xml:space="preserve">.</w:t>
       </w:r>
     </w:p>
-    <w:bookmarkEnd w:id="206"/>
-    <w:bookmarkStart w:id="208" w:name="ref-HAY2024100806"/>
+    <w:bookmarkEnd w:id="211"/>
+    <w:bookmarkStart w:id="213" w:name="ref-HAY2024100806"/>
     <w:p>
       <w:pPr>
         <w:pStyle w:val="Bibliography"/>
@@ -33967,7 +34395,7 @@
       <w:r>
         <w:t xml:space="preserve"> </w:t>
       </w:r>
-      <w:hyperlink r:id="rId207">
+      <w:hyperlink r:id="rId212">
         <w:r>
           <w:rPr>
             <w:rStyle w:val="Hyperlink"/>
@@ -33979,8 +34407,8 @@
         <w:t xml:space="preserve">.</w:t>
       </w:r>
     </w:p>
-    <w:bookmarkEnd w:id="208"/>
-    <w:bookmarkStart w:id="209" w:name="ref-Huber1967"/>
+    <w:bookmarkEnd w:id="213"/>
+    <w:bookmarkStart w:id="214" w:name="ref-Huber1967"/>
     <w:p>
       <w:pPr>
         <w:pStyle w:val="Bibliography"/>
@@ -34014,8 +34442,8 @@
         <w:t xml:space="preserve">. University of California Press.</w:t>
       </w:r>
     </w:p>
-    <w:bookmarkEnd w:id="209"/>
-    <w:bookmarkStart w:id="211" w:name="ref-LiangZeger1986"/>
+    <w:bookmarkEnd w:id="214"/>
+    <w:bookmarkStart w:id="216" w:name="ref-LiangZeger1986"/>
     <w:p>
       <w:pPr>
         <w:pStyle w:val="Bibliography"/>
@@ -34048,7 +34476,7 @@
       <w:r>
         <w:t xml:space="preserve"> </w:t>
       </w:r>
-      <w:hyperlink r:id="rId210">
+      <w:hyperlink r:id="rId215">
         <w:r>
           <w:rPr>
             <w:rStyle w:val="Hyperlink"/>
@@ -34060,8 +34488,8 @@
         <w:t xml:space="preserve">.</w:t>
       </w:r>
     </w:p>
-    <w:bookmarkEnd w:id="211"/>
-    <w:bookmarkStart w:id="213" w:name="ref-Noordzij2010diseasemeasures"/>
+    <w:bookmarkEnd w:id="216"/>
+    <w:bookmarkStart w:id="218" w:name="ref-Noordzij2010diseasemeasures"/>
     <w:p>
       <w:pPr>
         <w:pStyle w:val="Bibliography"/>
@@ -34100,7 +34528,7 @@
       <w:r>
         <w:t xml:space="preserve"> </w:t>
       </w:r>
-      <w:hyperlink r:id="rId212">
+      <w:hyperlink r:id="rId217">
         <w:r>
           <w:rPr>
             <w:rStyle w:val="Hyperlink"/>
@@ -34112,8 +34540,8 @@
         <w:t xml:space="preserve">.</w:t>
       </w:r>
     </w:p>
-    <w:bookmarkEnd w:id="213"/>
-    <w:bookmarkStart w:id="215" w:name="ref-Teunis_2020"/>
+    <w:bookmarkEnd w:id="218"/>
+    <w:bookmarkStart w:id="220" w:name="ref-Teunis_2020"/>
     <w:p>
       <w:pPr>
         <w:pStyle w:val="Bibliography"/>
@@ -34146,7 +34574,7 @@
       <w:r>
         <w:t xml:space="preserve"> </w:t>
       </w:r>
-      <w:hyperlink r:id="rId214">
+      <w:hyperlink r:id="rId219">
         <w:r>
           <w:rPr>
             <w:rStyle w:val="Hyperlink"/>
@@ -34158,8 +34586,8 @@
         <w:t xml:space="preserve">.</w:t>
       </w:r>
     </w:p>
-    <w:bookmarkEnd w:id="215"/>
-    <w:bookmarkStart w:id="217" w:name="ref-Teunis_2016"/>
+    <w:bookmarkEnd w:id="220"/>
+    <w:bookmarkStart w:id="222" w:name="ref-Teunis_2016"/>
     <w:p>
       <w:pPr>
         <w:pStyle w:val="Bibliography"/>
@@ -34192,7 +34620,7 @@
       <w:r>
         <w:t xml:space="preserve"> </w:t>
       </w:r>
-      <w:hyperlink r:id="rId216">
+      <w:hyperlink r:id="rId221">
         <w:r>
           <w:rPr>
             <w:rStyle w:val="Hyperlink"/>
@@ -34204,8 +34632,8 @@
         <w:t xml:space="preserve">.</w:t>
       </w:r>
     </w:p>
-    <w:bookmarkEnd w:id="217"/>
-    <w:bookmarkStart w:id="218" w:name="ref-volterra1928variations"/>
+    <w:bookmarkEnd w:id="222"/>
+    <w:bookmarkStart w:id="223" w:name="ref-volterra1928variations"/>
     <w:p>
       <w:pPr>
         <w:pStyle w:val="Bibliography"/>
@@ -34236,8 +34664,8 @@
         <w:t xml:space="preserve">3 (1): 3–51.</w:t>
       </w:r>
     </w:p>
-    <w:bookmarkEnd w:id="218"/>
-    <w:bookmarkStart w:id="219" w:name="ref-White1980"/>
+    <w:bookmarkEnd w:id="223"/>
+    <w:bookmarkStart w:id="224" w:name="ref-White1980"/>
     <w:p>
       <w:pPr>
         <w:pStyle w:val="Bibliography"/>
@@ -34268,9 +34696,9 @@
         <w:t xml:space="preserve">48 (4): 817–38.</w:t>
       </w:r>
     </w:p>
-    <w:bookmarkEnd w:id="219"/>
-    <w:bookmarkEnd w:id="220"/>
-    <w:bookmarkEnd w:id="221"/>
+    <w:bookmarkEnd w:id="224"/>
+    <w:bookmarkEnd w:id="225"/>
+    <w:bookmarkEnd w:id="226"/>
     <w:sectPr>
       <w:footnotePr>
         <w:numRestart w:val="eachSect"/>

--- a/pr-preview/pr-545/vignettes/methodology.docx
+++ b/pr-preview/pr-545/vignettes/methodology.docx
@@ -12140,82 +12140,74 @@
               </m:oMath>
             </m:oMathPara>
           </w:p>
-          <w:p>
-            <w:pPr>
-              <w:pStyle w:val="FirstParagraph"/>
-            </w:pPr>
-            <w:r>
-              <w:t xml:space="preserve">Computing every subset costs</w:t>
-            </w:r>
-            <w:r>
-              <w:t xml:space="preserve"> </w:t>
-            </w:r>
-            <m:oMath>
-              <m:sSup>
-                <m:e>
-                  <m:r>
-                    <m:t>2</m:t>
-                  </m:r>
-                </m:e>
-                <m:sup>
-                  <m:r>
-                    <m:t>p</m:t>
-                  </m:r>
-                </m:sup>
-              </m:sSup>
-              <m:r>
-                <m:rPr>
-                  <m:sty m:val="p"/>
-                </m:rPr>
-                <m:t>−</m:t>
-              </m:r>
-              <m:r>
-                <m:t>1</m:t>
-              </m:r>
-            </m:oMath>
-            <w:r>
-              <w:t xml:space="preserve"> </w:t>
-            </w:r>
-            <w:r>
-              <w:t xml:space="preserve">one-way variance evaluations,</w:t>
-            </w:r>
-            <w:r>
-              <w:t xml:space="preserve"> </w:t>
-            </w:r>
-            <w:r>
-              <w:t xml:space="preserve">so this is intended for the small</w:t>
-            </w:r>
-            <w:r>
-              <w:t xml:space="preserve"> </w:t>
-            </w:r>
-            <m:oMath>
-              <m:r>
-                <m:t>p</m:t>
-              </m:r>
-            </m:oMath>
-            <w:r>
-              <w:t xml:space="preserve"> </w:t>
-            </w:r>
-            <w:r>
-              <w:t xml:space="preserve">(2-3)</w:t>
-            </w:r>
-            <w:r>
-              <w:t xml:space="preserve"> </w:t>
-            </w:r>
-            <w:r>
-              <w:t xml:space="preserve">typical of nested survey designs.</w:t>
-            </w:r>
-          </w:p>
           <w:bookmarkEnd w:id="88"/>
         </w:tc>
       </w:tr>
     </w:tbl>
     <w:p>
       <w:pPr>
-        <w:pStyle w:val="BodyText"/>
-      </w:pPr>
-      <w:r>
-        <w:t xml:space="preserve"> </w:t>
+        <w:pStyle w:val="FirstParagraph"/>
+      </w:pPr>
+      <w:r>
+        <w:t xml:space="preserve">Computing every subset costs</w:t>
+      </w:r>
+      <w:r>
+        <w:t xml:space="preserve"> </w:t>
+      </w:r>
+      <m:oMath>
+        <m:sSup>
+          <m:e>
+            <m:r>
+              <m:t>2</m:t>
+            </m:r>
+          </m:e>
+          <m:sup>
+            <m:r>
+              <m:t>p</m:t>
+            </m:r>
+          </m:sup>
+        </m:sSup>
+        <m:r>
+          <m:rPr>
+            <m:sty m:val="p"/>
+          </m:rPr>
+          <m:t>−</m:t>
+        </m:r>
+        <m:r>
+          <m:t>1</m:t>
+        </m:r>
+      </m:oMath>
+      <w:r>
+        <w:t xml:space="preserve"> </w:t>
+      </w:r>
+      <w:r>
+        <w:t xml:space="preserve">one-way variance evaluations,</w:t>
+      </w:r>
+      <w:r>
+        <w:t xml:space="preserve"> </w:t>
+      </w:r>
+      <w:r>
+        <w:t xml:space="preserve">so this is intended for the small</w:t>
+      </w:r>
+      <w:r>
+        <w:t xml:space="preserve"> </w:t>
+      </w:r>
+      <m:oMath>
+        <m:r>
+          <m:t>p</m:t>
+        </m:r>
+      </m:oMath>
+      <w:r>
+        <w:t xml:space="preserve"> </w:t>
+      </w:r>
+      <w:r>
+        <w:t xml:space="preserve">(2-3)</w:t>
+      </w:r>
+      <w:r>
+        <w:t xml:space="preserve"> </w:t>
+      </w:r>
+      <w:r>
+        <w:t xml:space="preserve">typical of nested survey designs.</w:t>
       </w:r>
     </w:p>
     <w:tbl>
@@ -13352,18 +13344,6 @@
               <w:t xml:space="preserve"> </w:t>
             </w:r>
             <w:r>
-              <w:t xml:space="preserve">This is a documented property of the Cameron-Gelbach-Miller estimator,</w:t>
-            </w:r>
-            <w:r>
-              <w:t xml:space="preserve"> </w:t>
-            </w:r>
-            <w:r>
-              <w:t xml:space="preserve">not a bug.</w:t>
-            </w:r>
-            <w:r>
-              <w:t xml:space="preserve"> </w:t>
-            </w:r>
-            <w:r>
               <w:rPr>
                 <w:rStyle w:val="VerbatimChar"/>
               </w:rPr>
@@ -13900,6 +13880,20 @@
         </w:tc>
       </w:tr>
     </w:tbl>
+    <w:p>
+      <w:pPr>
+        <w:pStyle w:val="BodyText"/>
+      </w:pPr>
+      <w:r>
+        <w:t xml:space="preserve">The inclusion-exclusion sum’s occasional negativity is a documented</w:t>
+      </w:r>
+      <w:r>
+        <w:t xml:space="preserve"> </w:t>
+      </w:r>
+      <w:r>
+        <w:t xml:space="preserve">property of the Cameron-Gelbach-Miller estimator, not a bug.</w:t>
+      </w:r>
+    </w:p>
     <w:bookmarkEnd w:id="95"/>
     <w:bookmarkStart w:id="96" w:name="implementation-in-serocalculator"/>
     <w:p>

--- a/pr-preview/pr-545/vignettes/methodology.docx
+++ b/pr-preview/pr-545/vignettes/methodology.docx
@@ -23,7 +23,7 @@
         <w:pStyle w:val="Date"/>
       </w:pPr>
       <w:r>
-        <w:t xml:space="preserve">2026-08-09</w:t>
+        <w:t xml:space="preserve">2026-08-10</w:t>
       </w:r>
     </w:p>
     <w:bookmarkStart w:id="28" w:name="infectious-disease-epidemiology"/>
@@ -2010,7 +2010,7 @@
     </w:p>
     <w:bookmarkEnd w:id="43"/>
     <w:bookmarkEnd w:id="44"/>
-    <w:bookmarkStart w:id="99" w:name="Xbe5ebe555b3ef679e4d759bfe9ee88c74ef3ef7"/>
+    <w:bookmarkStart w:id="100" w:name="Xbe5ebe555b3ef679e4d759bfe9ee88c74ef3ef7"/>
     <w:p>
       <w:pPr>
         <w:pStyle w:val="Heading1"/>
@@ -3435,7 +3435,7 @@
       </w:r>
     </w:p>
     <w:bookmarkEnd w:id="52"/>
-    <w:bookmarkStart w:id="56" w:name="maximum-likelihood-estimation"/>
+    <w:bookmarkStart w:id="57" w:name="maximum-likelihood-estimation"/>
     <w:p>
       <w:pPr>
         <w:pStyle w:val="Heading2"/>
@@ -3511,7 +3511,7 @@
         <w:t xml:space="preserve"> </w:t>
       </w:r>
       <w:r>
-        <w:t xml:space="preserve">Stating that precisely takes two definitions.</w:t>
+        <w:t xml:space="preserve">Stating that precisely takes three definitions.</w:t>
       </w:r>
     </w:p>
     <w:tbl>
@@ -3552,10 +3552,10 @@
                 <w:b/>
                 <w:bCs/>
               </w:rPr>
-              <w:t xml:space="preserve">Definition (Likelihood and log-likelihood)</w:t>
+              <w:t xml:space="preserve">Definition (Likelihood)</w:t>
             </w:r>
           </w:p>
-          <w:bookmarkStart w:id="54" w:name="def-likelihood"/>
+          <w:bookmarkStart w:id="53" w:name="def-likelihood"/>
           <w:p>
             <w:pPr>
               <w:pStyle w:val="BodyText"/>
@@ -3565,7 +3565,7 @@
                 <w:b/>
                 <w:bCs/>
               </w:rPr>
-              <w:t xml:space="preserve">Definition 3 (Likelihood and log-likelihood)</w:t>
+              <w:t xml:space="preserve">Definition 3 (Likelihood)</w:t>
             </w:r>
             <w:r>
               <w:t xml:space="preserve"> </w:t>
@@ -3683,10 +3683,66 @@
               </m:oMath>
             </m:oMathPara>
           </w:p>
+          <w:bookmarkEnd w:id="53"/>
+        </w:tc>
+      </w:tr>
+    </w:tbl>
+    <w:tbl>
+      <w:tblPr>
+        <w:tblStyle w:val="Table"/>
+        <w:tblInd w:w="164" w:type="dxa"/>
+        <w:tblBorders>
+          <w:left w:val="single" w:sz="24" w:space="0" w:color="909090"/>
+        </w:tblBorders>
+        <w:tblCellMar>
+          <w:left w:w="0" w:type="dxa"/>
+          <w:right w:w="0" w:type="dxa"/>
+        </w:tblCellMar>
+        <w:tblLook w:firstRow="0" w:lastRow="0" w:firstColumn="0" w:lastColumn="0" w:noHBand="0" w:noVBand="0" w:val="0000"/>
+      </w:tblPr>
+      <w:tblGrid>
+        <w:gridCol w:w="7920"/>
+      </w:tblGrid>
+      <w:tr>
+        <w:trPr>
+          <w:cantSplit/>
+        </w:trPr>
+        <w:tc>
+          <w:tcPr>
+            <w:tcMar>
+              <w:left w:w="144" w:type="dxa"/>
+            </w:tcMar>
+          </w:tcPr>
           <w:p>
             <w:pPr>
               <w:pStyle w:val="FirstParagraph"/>
             </w:pPr>
+            <w:pPr>
+              <w:spacing w:before="16" w:after="64"/>
+            </w:pPr>
+            <w:r>
+              <w:rPr>
+                <w:b/>
+                <w:bCs/>
+              </w:rPr>
+              <w:t xml:space="preserve">Definition (Log-likelihood)</w:t>
+            </w:r>
+          </w:p>
+          <w:bookmarkStart w:id="54" w:name="def-log-likelihood"/>
+          <w:p>
+            <w:pPr>
+              <w:pStyle w:val="BodyText"/>
+            </w:pPr>
+            <w:r>
+              <w:rPr>
+                <w:b/>
+                <w:bCs/>
+              </w:rPr>
+              <w:t xml:space="preserve">Definition 4 (Log-likelihood)</w:t>
+            </w:r>
+            <w:r>
+              <w:t xml:space="preserve"> </w:t>
+            </w:r>
             <w:r>
               <w:t xml:space="preserve">The</w:t>
             </w:r>
@@ -3703,156 +3759,179 @@
             <w:r>
               <w:t xml:space="preserve"> </w:t>
             </w:r>
-            <m:oMath>
-              <m:r>
-                <m:t>ℓ</m:t>
-              </m:r>
-              <m:r>
-                <m:rPr>
-                  <m:sty m:val="p"/>
-                </m:rPr>
-                <m:t>(</m:t>
-              </m:r>
-              <m:r>
-                <m:t>λ</m:t>
-              </m:r>
-              <m:r>
-                <m:rPr>
-                  <m:sty m:val="p"/>
-                </m:rPr>
-                <m:t>)</m:t>
-              </m:r>
-              <m:limUpp>
-                <m:e>
-                  <m:r>
-                    <m:rPr>
-                      <m:sty m:val="p"/>
-                    </m:rPr>
-                    <m:t>=</m:t>
-                  </m:r>
-                </m:e>
-                <m:lim>
-                  <m:r>
-                    <m:rPr>
-                      <m:nor/>
-                      <m:sty m:val="p"/>
-                    </m:rPr>
-                    <m:t>def</m:t>
-                  </m:r>
-                </m:lim>
-              </m:limUpp>
-              <m:r>
-                <m:rPr>
-                  <m:sty m:val="p"/>
-                </m:rPr>
-                <m:t>log</m:t>
-              </m:r>
-              <m:r>
-                <m:t>​</m:t>
-              </m:r>
-              <m:d>
-                <m:dPr>
-                  <m:begChr m:val="{"/>
-                  <m:sepChr m:val=""/>
-                  <m:endChr m:val="}"/>
-                  <m:grow/>
-                </m:dPr>
-                <m:e>
-                  <m:r>
-                    <m:rPr>
-                      <m:scr m:val="script"/>
-                      <m:sty m:val="p"/>
-                    </m:rPr>
-                    <m:t>L</m:t>
-                  </m:r>
-                  <m:r>
-                    <m:rPr>
-                      <m:sty m:val="p"/>
-                    </m:rPr>
-                    <m:t>(</m:t>
-                  </m:r>
-                  <m:r>
-                    <m:t>λ</m:t>
-                  </m:r>
-                  <m:r>
-                    <m:rPr>
-                      <m:sty m:val="p"/>
-                    </m:rPr>
-                    <m:t>)</m:t>
-                  </m:r>
-                </m:e>
-              </m:d>
-              <m:r>
-                <m:t>​</m:t>
-              </m:r>
-            </m:oMath>
-            <w:r>
-              <w:t xml:space="preserve"> </w:t>
-            </w:r>
-            <w:r>
-              <w:t xml:space="preserve">is</w:t>
-            </w:r>
-            <w:r>
-              <w:t xml:space="preserve"> </w:t>
-            </w:r>
-            <w:r>
-              <w:t xml:space="preserve">maximized at the same</w:t>
-            </w:r>
-            <w:r>
-              <w:t xml:space="preserve"> </w:t>
-            </w:r>
-            <m:oMath>
-              <m:r>
-                <m:t>λ</m:t>
-              </m:r>
-            </m:oMath>
-            <w:r>
-              <w:t xml:space="preserve">, and is easier to work with because the</w:t>
-            </w:r>
-            <w:r>
-              <w:t xml:space="preserve"> </w:t>
-            </w:r>
-            <w:r>
-              <w:t xml:space="preserve">logarithm turns products into sums</w:t>
-            </w:r>
-            <w:r>
-              <w:t xml:space="preserve"> </w:t>
-            </w:r>
-            <w:r>
-              <w:t xml:space="preserve">(</w:t>
-            </w:r>
-            <w:hyperlink r:id="rId53">
+            <w:r>
+              <w:t xml:space="preserve">is the log of the likelihood (</w:t>
+            </w:r>
+            <w:hyperlink w:anchor="def-likelihood">
               <w:r>
                 <w:rPr>
                   <w:rStyle w:val="Hyperlink"/>
                 </w:rPr>
-                <w:t xml:space="preserve">the logarithm-of-a-product theorem</w:t>
+                <w:t xml:space="preserve">Definition 3</w:t>
               </w:r>
             </w:hyperlink>
             <w:r>
-              <w:t xml:space="preserve"> </w:t>
-            </w:r>
-            <w:r>
-              <w:t xml:space="preserve">in</w:t>
-            </w:r>
-            <w:r>
-              <w:t xml:space="preserve"> </w:t>
-            </w:r>
-            <w:r>
-              <w:rPr>
-                <w:i/>
-                <w:iCs/>
-              </w:rPr>
-              <w:t xml:space="preserve">Regression Models for Epidemiology</w:t>
-            </w:r>
-            <w:r>
-              <w:t xml:space="preserve">).</w:t>
-            </w:r>
+              <w:t xml:space="preserve">):</w:t>
+            </w:r>
+          </w:p>
+          <w:p>
+            <w:pPr>
+              <w:pStyle w:val="BodyText"/>
+            </w:pPr>
+            <m:oMathPara>
+              <m:oMathParaPr>
+                <m:jc m:val="center"/>
+              </m:oMathParaPr>
+              <m:oMath>
+                <m:r>
+                  <m:t>ℓ</m:t>
+                </m:r>
+                <m:r>
+                  <m:rPr>
+                    <m:sty m:val="p"/>
+                  </m:rPr>
+                  <m:t>(</m:t>
+                </m:r>
+                <m:r>
+                  <m:t>λ</m:t>
+                </m:r>
+                <m:r>
+                  <m:rPr>
+                    <m:sty m:val="p"/>
+                  </m:rPr>
+                  <m:t>)</m:t>
+                </m:r>
+                <m:limUpp>
+                  <m:e>
+                    <m:r>
+                      <m:rPr>
+                        <m:sty m:val="p"/>
+                      </m:rPr>
+                      <m:t>=</m:t>
+                    </m:r>
+                  </m:e>
+                  <m:lim>
+                    <m:r>
+                      <m:rPr>
+                        <m:nor/>
+                        <m:sty m:val="p"/>
+                      </m:rPr>
+                      <m:t>def</m:t>
+                    </m:r>
+                  </m:lim>
+                </m:limUpp>
+                <m:r>
+                  <m:rPr>
+                    <m:sty m:val="p"/>
+                  </m:rPr>
+                  <m:t>log</m:t>
+                </m:r>
+                <m:r>
+                  <m:t>​</m:t>
+                </m:r>
+                <m:d>
+                  <m:dPr>
+                    <m:begChr m:val="{"/>
+                    <m:sepChr m:val=""/>
+                    <m:endChr m:val="}"/>
+                    <m:grow/>
+                  </m:dPr>
+                  <m:e>
+                    <m:r>
+                      <m:rPr>
+                        <m:scr m:val="script"/>
+                        <m:sty m:val="p"/>
+                      </m:rPr>
+                      <m:t>L</m:t>
+                    </m:r>
+                    <m:r>
+                      <m:rPr>
+                        <m:sty m:val="p"/>
+                      </m:rPr>
+                      <m:t>(</m:t>
+                    </m:r>
+                    <m:r>
+                      <m:t>λ</m:t>
+                    </m:r>
+                    <m:r>
+                      <m:rPr>
+                        <m:sty m:val="p"/>
+                      </m:rPr>
+                      <m:t>)</m:t>
+                    </m:r>
+                  </m:e>
+                </m:d>
+                <m:r>
+                  <m:t>​</m:t>
+                </m:r>
+              </m:oMath>
+            </m:oMathPara>
           </w:p>
           <w:bookmarkEnd w:id="54"/>
         </w:tc>
       </w:tr>
     </w:tbl>
+    <w:p>
+      <w:pPr>
+        <w:pStyle w:val="FirstParagraph"/>
+      </w:pPr>
+      <w:r>
+        <w:t xml:space="preserve">The log-likelihood is maximized at the same</w:t>
+      </w:r>
+      <w:r>
+        <w:t xml:space="preserve"> </w:t>
+      </w:r>
+      <m:oMath>
+        <m:r>
+          <m:t>λ</m:t>
+        </m:r>
+      </m:oMath>
+      <w:r>
+        <w:t xml:space="preserve"> </w:t>
+      </w:r>
+      <w:r>
+        <w:t xml:space="preserve">as the likelihood,</w:t>
+      </w:r>
+      <w:r>
+        <w:t xml:space="preserve"> </w:t>
+      </w:r>
+      <w:r>
+        <w:t xml:space="preserve">and is easier to work with because the logarithm turns products into sums</w:t>
+      </w:r>
+      <w:r>
+        <w:t xml:space="preserve"> </w:t>
+      </w:r>
+      <w:r>
+        <w:t xml:space="preserve">(</w:t>
+      </w:r>
+      <w:hyperlink r:id="rId55">
+        <w:r>
+          <w:rPr>
+            <w:rStyle w:val="Hyperlink"/>
+          </w:rPr>
+          <w:t xml:space="preserve">the logarithm-of-a-product theorem</w:t>
+        </w:r>
+      </w:hyperlink>
+      <w:r>
+        <w:t xml:space="preserve"> </w:t>
+      </w:r>
+      <w:r>
+        <w:t xml:space="preserve">in</w:t>
+      </w:r>
+      <w:r>
+        <w:t xml:space="preserve"> </w:t>
+      </w:r>
+      <w:r>
+        <w:rPr>
+          <w:i/>
+          <w:iCs/>
+        </w:rPr>
+        <w:t xml:space="preserve">Regression Models for Epidemiology</w:t>
+      </w:r>
+      <w:r>
+        <w:t xml:space="preserve">).</w:t>
+      </w:r>
+    </w:p>
     <w:tbl>
       <w:tblPr>
         <w:tblStyle w:val="Table"/>
@@ -3894,7 +3973,7 @@
               <w:t xml:space="preserve">Definition (Score function)</w:t>
             </w:r>
           </w:p>
-          <w:bookmarkStart w:id="55" w:name="def-score"/>
+          <w:bookmarkStart w:id="56" w:name="def-score"/>
           <w:p>
             <w:pPr>
               <w:pStyle w:val="BodyText"/>
@@ -3904,7 +3983,7 @@
                 <w:b/>
                 <w:bCs/>
               </w:rPr>
-              <w:t xml:space="preserve">Definition 4 (Score function)</w:t>
+              <w:t xml:space="preserve">Definition 5 (Score function)</w:t>
             </w:r>
             <w:r>
               <w:t xml:space="preserve"> </w:t>
@@ -4145,12 +4224,12 @@
               <w:t xml:space="preserve">.</w:t>
             </w:r>
           </w:p>
-          <w:bookmarkEnd w:id="55"/>
+          <w:bookmarkEnd w:id="56"/>
         </w:tc>
       </w:tr>
     </w:tbl>
-    <w:bookmarkEnd w:id="56"/>
-    <w:bookmarkStart w:id="58" w:name="likelihood-of-latent-infection-times"/>
+    <w:bookmarkEnd w:id="57"/>
+    <w:bookmarkStart w:id="59" w:name="likelihood-of-latent-infection-times"/>
     <w:p>
       <w:pPr>
         <w:pStyle w:val="Heading2"/>
@@ -4736,7 +4815,7 @@
           <w:rPr>
             <w:rStyle w:val="Hyperlink"/>
           </w:rPr>
-          <w:t xml:space="preserve">Definition 4</w:t>
+          <w:t xml:space="preserve">Definition 5</w:t>
         </w:r>
       </w:hyperlink>
       <w:r>
@@ -4977,7 +5056,7 @@
               <w:t xml:space="preserve">Proposition (MLE when infection times are fully observed)</w:t>
             </w:r>
           </w:p>
-          <w:bookmarkStart w:id="57" w:name="prp-mle-fully-observed"/>
+          <w:bookmarkStart w:id="58" w:name="prp-mle-fully-observed"/>
           <w:p>
             <w:pPr>
               <w:pStyle w:val="BodyText"/>
@@ -5059,7 +5138,7 @@
                 <w:rPr>
                   <w:rStyle w:val="Hyperlink"/>
                 </w:rPr>
-                <w:t xml:space="preserve">Definition 4</w:t>
+                <w:t xml:space="preserve">Definition 5</w:t>
               </w:r>
             </w:hyperlink>
             <w:r>
@@ -5220,12 +5299,12 @@
               </m:oMath>
             </m:oMathPara>
           </w:p>
-          <w:bookmarkEnd w:id="57"/>
+          <w:bookmarkEnd w:id="58"/>
         </w:tc>
       </w:tr>
     </w:tbl>
-    <w:bookmarkEnd w:id="58"/>
-    <w:bookmarkStart w:id="63" w:name="example-log-likelihood-curves"/>
+    <w:bookmarkEnd w:id="59"/>
+    <w:bookmarkStart w:id="64" w:name="example-log-likelihood-curves"/>
     <w:p>
       <w:pPr>
         <w:pStyle w:val="Heading2"/>
@@ -5255,7 +5334,7 @@
       <w:tr>
         <w:tc>
           <w:tcPr/>
-          <w:bookmarkStart w:id="62" w:name="fig-ex-lik-curves"/>
+          <w:bookmarkStart w:id="63" w:name="fig-ex-lik-curves"/>
           <w:p>
             <w:pPr>
               <w:pStyle w:val="Compact"/>
@@ -5266,18 +5345,18 @@
                 <wp:inline>
                   <wp:extent cx="4620126" cy="3696101"/>
                   <wp:effectExtent b="0" l="0" r="0" t="0"/>
-                  <wp:docPr descr="" title="" id="60" name="Picture"/>
+                  <wp:docPr descr="" title="" id="61" name="Picture"/>
                   <a:graphic>
                     <a:graphicData uri="http://schemas.openxmlformats.org/drawingml/2006/picture">
                       <pic:pic>
                         <pic:nvPicPr>
-                          <pic:cNvPr descr="methodology_files/figure-docx/fig-ex-lik-curves-1.png" id="61" name="Picture"/>
+                          <pic:cNvPr descr="methodology_files/figure-docx/fig-ex-lik-curves-1.png" id="62" name="Picture"/>
                           <pic:cNvPicPr>
                             <a:picLocks noChangeArrowheads="1" noChangeAspect="1"/>
                           </pic:cNvPicPr>
                         </pic:nvPicPr>
                         <pic:blipFill>
-                          <a:blip r:embed="rId59"/>
+                          <a:blip r:embed="rId60"/>
                           <a:stretch>
                             <a:fillRect/>
                           </a:stretch>
@@ -5317,12 +5396,12 @@
               <w:t xml:space="preserve">Figure 1: log-likelihood curve for latent data</w:t>
             </w:r>
           </w:p>
-          <w:bookmarkEnd w:id="62"/>
+          <w:bookmarkEnd w:id="63"/>
         </w:tc>
       </w:tr>
     </w:tbl>
-    <w:bookmarkEnd w:id="63"/>
-    <w:bookmarkStart w:id="67" w:name="standard-errors"/>
+    <w:bookmarkEnd w:id="64"/>
+    <w:bookmarkStart w:id="68" w:name="standard-errors"/>
     <w:p>
       <w:pPr>
         <w:pStyle w:val="Heading2"/>
@@ -5413,7 +5492,7 @@
               <w:t xml:space="preserve">Definition (Hessian)</w:t>
             </w:r>
           </w:p>
-          <w:bookmarkStart w:id="64" w:name="def-hessian"/>
+          <w:bookmarkStart w:id="65" w:name="def-hessian"/>
           <w:p>
             <w:pPr>
               <w:pStyle w:val="BodyText"/>
@@ -5423,7 +5502,7 @@
                 <w:b/>
                 <w:bCs/>
               </w:rPr>
-              <w:t xml:space="preserve">Definition 5 (Hessian)</w:t>
+              <w:t xml:space="preserve">Definition 6 (Hessian)</w:t>
             </w:r>
             <w:r>
               <w:t xml:space="preserve"> </w:t>
@@ -5581,7 +5660,7 @@
               </m:oMath>
             </m:oMathPara>
           </w:p>
-          <w:bookmarkEnd w:id="64"/>
+          <w:bookmarkEnd w:id="65"/>
         </w:tc>
       </w:tr>
     </w:tbl>
@@ -5626,7 +5705,7 @@
               <w:t xml:space="preserve">Definition (Observed information)</w:t>
             </w:r>
           </w:p>
-          <w:bookmarkStart w:id="65" w:name="def-observed-information"/>
+          <w:bookmarkStart w:id="66" w:name="def-observed-information"/>
           <w:p>
             <w:pPr>
               <w:pStyle w:val="BodyText"/>
@@ -5636,7 +5715,7 @@
                 <w:b/>
                 <w:bCs/>
               </w:rPr>
-              <w:t xml:space="preserve">Definition 6 (Observed information)</w:t>
+              <w:t xml:space="preserve">Definition 7 (Observed information)</w:t>
             </w:r>
             <w:r>
               <w:t xml:space="preserve"> </w:t>
@@ -5665,7 +5744,7 @@
                 <w:rPr>
                   <w:rStyle w:val="Hyperlink"/>
                 </w:rPr>
-                <w:t xml:space="preserve">Definition 5</w:t>
+                <w:t xml:space="preserve">Definition 6</w:t>
               </w:r>
             </w:hyperlink>
             <w:r>
@@ -5765,7 +5844,7 @@
               <w:t xml:space="preserve">A sharper peak at the maximum means a larger observed information.</w:t>
             </w:r>
           </w:p>
-          <w:bookmarkEnd w:id="65"/>
+          <w:bookmarkEnd w:id="66"/>
         </w:tc>
       </w:tr>
     </w:tbl>
@@ -5810,7 +5889,7 @@
               <w:t xml:space="preserve">Theorem (Asymptotic variance of the MLE)</w:t>
             </w:r>
           </w:p>
-          <w:bookmarkStart w:id="66" w:name="thm-mle-asymptotic-variance"/>
+          <w:bookmarkStart w:id="67" w:name="thm-mle-asymptotic-variance"/>
           <w:p>
             <w:pPr>
               <w:pStyle w:val="BodyText"/>
@@ -5845,7 +5924,7 @@
                 <w:rPr>
                   <w:rStyle w:val="Hyperlink"/>
                 </w:rPr>
-                <w:t xml:space="preserve">Definition 6</w:t>
+                <w:t xml:space="preserve">Definition 7</w:t>
               </w:r>
             </w:hyperlink>
             <w:r>
@@ -5958,7 +6037,7 @@
               </m:oMath>
             </m:oMathPara>
           </w:p>
-          <w:bookmarkEnd w:id="66"/>
+          <w:bookmarkEnd w:id="67"/>
         </w:tc>
       </w:tr>
     </w:tbl>
@@ -6029,8 +6108,8 @@
         <w:t xml:space="preserve">smaller standard errors.</w:t>
       </w:r>
     </w:p>
-    <w:bookmarkEnd w:id="67"/>
-    <w:bookmarkStart w:id="69" w:name="hessian-for-the-exponential-model"/>
+    <w:bookmarkEnd w:id="68"/>
+    <w:bookmarkStart w:id="70" w:name="hessian-for-the-exponential-model"/>
     <w:p>
       <w:pPr>
         <w:pStyle w:val="Heading2"/>
@@ -6091,7 +6170,7 @@
               <w:bottom w:w="108" w:type="dxa"/>
             </w:tcMar>
           </w:tcPr>
-          <w:bookmarkStart w:id="68" w:name="exm-hessian-exponential"/>
+          <w:bookmarkStart w:id="69" w:name="exm-hessian-exponential"/>
           <w:p>
             <w:pPr>
               <w:pStyle w:val="BodyText"/>
@@ -6262,7 +6341,7 @@
                 <w:rPr>
                   <w:rStyle w:val="Hyperlink"/>
                 </w:rPr>
-                <w:t xml:space="preserve">Definition 4</w:t>
+                <w:t xml:space="preserve">Definition 5</w:t>
               </w:r>
             </w:hyperlink>
             <w:r>
@@ -6273,7 +6352,7 @@
                 <w:rPr>
                   <w:rStyle w:val="Hyperlink"/>
                 </w:rPr>
-                <w:t xml:space="preserve">Definition 5</w:t>
+                <w:t xml:space="preserve">Definition 6</w:t>
               </w:r>
             </w:hyperlink>
             <w:r>
@@ -6498,7 +6577,7 @@
                 <w:rPr>
                   <w:rStyle w:val="Hyperlink"/>
                 </w:rPr>
-                <w:t xml:space="preserve">Definition 6</w:t>
+                <w:t xml:space="preserve">Definition 7</w:t>
               </w:r>
             </w:hyperlink>
             <w:r>
@@ -6950,13 +7029,13 @@
               <w:t xml:space="preserve">size halves it.</w:t>
             </w:r>
           </w:p>
-          <w:bookmarkEnd w:id="68"/>
+          <w:bookmarkEnd w:id="69"/>
           <w:p/>
         </w:tc>
       </w:tr>
     </w:tbl>
-    <w:bookmarkEnd w:id="69"/>
-    <w:bookmarkStart w:id="70" w:name="likelihood-of-observed-data"/>
+    <w:bookmarkEnd w:id="70"/>
+    <w:bookmarkStart w:id="71" w:name="likelihood-of-observed-data"/>
     <w:p>
       <w:pPr>
         <w:pStyle w:val="Heading2"/>
@@ -7696,8 +7775,8 @@
         </m:oMath>
       </m:oMathPara>
     </w:p>
-    <w:bookmarkEnd w:id="70"/>
-    <w:bookmarkStart w:id="79" w:name="antibody-response-curves"/>
+    <w:bookmarkEnd w:id="71"/>
+    <w:bookmarkStart w:id="80" w:name="antibody-response-curves"/>
     <w:p>
       <w:pPr>
         <w:pStyle w:val="Heading2"/>
@@ -7719,7 +7798,7 @@
       <w:tr>
         <w:tc>
           <w:tcPr/>
-          <w:bookmarkStart w:id="74" w:name="fig-sim-case-data"/>
+          <w:bookmarkStart w:id="75" w:name="fig-sim-case-data"/>
           <w:p>
             <w:pPr>
               <w:jc w:val="center"/>
@@ -7729,18 +7808,18 @@
                 <wp:inline>
                   <wp:extent cx="4620126" cy="3696101"/>
                   <wp:effectExtent b="0" l="0" r="0" t="0"/>
-                  <wp:docPr descr="" title="" id="72" name="Picture"/>
+                  <wp:docPr descr="" title="" id="73" name="Picture"/>
                   <a:graphic>
                     <a:graphicData uri="http://schemas.openxmlformats.org/drawingml/2006/picture">
                       <pic:pic>
                         <pic:nvPicPr>
-                          <pic:cNvPr descr="methodology_files/figure-docx/unnamed-chunk-4-1.png" id="73" name="Picture"/>
+                          <pic:cNvPr descr="methodology_files/figure-docx/unnamed-chunk-4-1.png" id="74" name="Picture"/>
                           <pic:cNvPicPr>
                             <a:picLocks noChangeArrowheads="1" noChangeAspect="1"/>
                           </pic:cNvPicPr>
                         </pic:nvPicPr>
                         <pic:blipFill>
-                          <a:blip r:embed="rId71"/>
+                          <a:blip r:embed="rId72"/>
                           <a:stretch>
                             <a:fillRect/>
                           </a:stretch>
@@ -7833,7 +7912,7 @@
               <w:t xml:space="preserve">, for typhoid</w:t>
             </w:r>
           </w:p>
-          <w:bookmarkEnd w:id="74"/>
+          <w:bookmarkEnd w:id="75"/>
         </w:tc>
       </w:tr>
     </w:tbl>
@@ -7851,7 +7930,7 @@
       <w:tr>
         <w:tc>
           <w:tcPr/>
-          <w:bookmarkStart w:id="78" w:name="fig-decay"/>
+          <w:bookmarkStart w:id="79" w:name="fig-decay"/>
           <w:p>
             <w:pPr>
               <w:jc w:val="center"/>
@@ -7861,18 +7940,18 @@
                 <wp:inline>
                   <wp:extent cx="4620126" cy="3696101"/>
                   <wp:effectExtent b="0" l="0" r="0" t="0"/>
-                  <wp:docPr descr="" title="" id="76" name="Picture"/>
+                  <wp:docPr descr="" title="" id="77" name="Picture"/>
                   <a:graphic>
                     <a:graphicData uri="http://schemas.openxmlformats.org/drawingml/2006/picture">
                       <pic:pic>
                         <pic:nvPicPr>
-                          <pic:cNvPr descr="methodology_files/figure-docx/unnamed-chunk-5-1.png" id="77" name="Picture"/>
+                          <pic:cNvPr descr="methodology_files/figure-docx/unnamed-chunk-5-1.png" id="78" name="Picture"/>
                           <pic:cNvPicPr>
                             <a:picLocks noChangeArrowheads="1" noChangeAspect="1"/>
                           </pic:cNvPicPr>
                         </pic:nvPicPr>
                         <pic:blipFill>
-                          <a:blip r:embed="rId75"/>
+                          <a:blip r:embed="rId76"/>
                           <a:stretch>
                             <a:fillRect/>
                           </a:stretch>
@@ -7912,12 +7991,12 @@
               <w:t xml:space="preserve">Figure 3: Observed antibody measurements over time since fever onset, for typhoid</w:t>
             </w:r>
           </w:p>
-          <w:bookmarkEnd w:id="78"/>
+          <w:bookmarkEnd w:id="79"/>
         </w:tc>
       </w:tr>
     </w:tbl>
-    <w:bookmarkEnd w:id="79"/>
-    <w:bookmarkStart w:id="81" w:name="the-per-person-likelihood"/>
+    <w:bookmarkEnd w:id="80"/>
+    <w:bookmarkStart w:id="82" w:name="the-per-person-likelihood"/>
     <w:p>
       <w:pPr>
         <w:pStyle w:val="Heading2"/>
@@ -7967,7 +8046,7 @@
               <w:t xml:space="preserve">Proposition (Marginal likelihood of one participant’s data)</w:t>
             </w:r>
           </w:p>
-          <w:bookmarkStart w:id="80" w:name="prp-marginal-likelihood"/>
+          <w:bookmarkStart w:id="81" w:name="prp-marginal-likelihood"/>
           <w:p>
             <w:pPr>
               <w:pStyle w:val="BodyText"/>
@@ -8743,7 +8822,7 @@
               <w:t xml:space="preserve">once; the second is the contribution from subjects never infected.</w:t>
             </w:r>
           </w:p>
-          <w:bookmarkEnd w:id="80"/>
+          <w:bookmarkEnd w:id="81"/>
         </w:tc>
       </w:tr>
     </w:tbl>
@@ -9075,8 +9154,8 @@
         <w:t xml:space="preserve">.</w:t>
       </w:r>
     </w:p>
-    <w:bookmarkEnd w:id="81"/>
-    <w:bookmarkStart w:id="83" w:name="the-full-sample-likelihood"/>
+    <w:bookmarkEnd w:id="82"/>
+    <w:bookmarkStart w:id="84" w:name="the-full-sample-likelihood"/>
     <w:p>
       <w:pPr>
         <w:pStyle w:val="Heading2"/>
@@ -9126,7 +9205,7 @@
               <w:t xml:space="preserve">Proposition (Full-sample likelihood, assuming independent participants)</w:t>
             </w:r>
           </w:p>
-          <w:bookmarkStart w:id="82" w:name="prp-full-sample-likelihood"/>
+          <w:bookmarkStart w:id="83" w:name="prp-full-sample-likelihood"/>
           <w:p>
             <w:pPr>
               <w:pStyle w:val="BodyText"/>
@@ -9684,7 +9763,7 @@
               </m:oMath>
             </m:oMathPara>
           </w:p>
-          <w:bookmarkEnd w:id="82"/>
+          <w:bookmarkEnd w:id="83"/>
         </w:tc>
       </w:tr>
     </w:tbl>
@@ -9929,8 +10008,8 @@
         <w:t xml:space="preserve">.</w:t>
       </w:r>
     </w:p>
-    <w:bookmarkEnd w:id="83"/>
-    <w:bookmarkStart w:id="84" w:name="finding-the-mle-numerically"/>
+    <w:bookmarkEnd w:id="84"/>
+    <w:bookmarkStart w:id="85" w:name="finding-the-mle-numerically"/>
     <w:p>
       <w:pPr>
         <w:pStyle w:val="Heading2"/>
@@ -10243,7 +10322,7 @@
           <w:rPr>
             <w:rStyle w:val="Hyperlink"/>
           </w:rPr>
-          <w:t xml:space="preserve">Definition 5</w:t>
+          <w:t xml:space="preserve">Definition 6</w:t>
         </w:r>
       </w:hyperlink>
       <w:r>
@@ -10267,8 +10346,8 @@
         <w:t xml:space="preserve">turns that Hessian into a standard error.</w:t>
       </w:r>
     </w:p>
-    <w:bookmarkEnd w:id="84"/>
-    <w:bookmarkStart w:id="98" w:name="X5bf3afb032987a059a98cb4220d3ca0c37d3f71"/>
+    <w:bookmarkEnd w:id="85"/>
+    <w:bookmarkStart w:id="99" w:name="X5bf3afb032987a059a98cb4220d3ca0c37d3f71"/>
     <w:p>
       <w:pPr>
         <w:pStyle w:val="Heading2"/>
@@ -10349,7 +10428,7 @@
         <w:t xml:space="preserve">no longer applies to it.</w:t>
       </w:r>
     </w:p>
-    <w:bookmarkStart w:id="85" w:name="why-clustering-matters"/>
+    <w:bookmarkStart w:id="86" w:name="why-clustering-matters"/>
     <w:p>
       <w:pPr>
         <w:pStyle w:val="Heading3"/>
@@ -10458,8 +10537,8 @@
         <w:t xml:space="preserve">Usually rather than always: the direction follows the sign of the within-cluster correlation, which is positive in most survey designs but need not be.</w:t>
       </w:r>
     </w:p>
-    <w:bookmarkEnd w:id="85"/>
-    <w:bookmarkStart w:id="87" w:name="cluster-robust-variance-estimation"/>
+    <w:bookmarkEnd w:id="86"/>
+    <w:bookmarkStart w:id="88" w:name="cluster-robust-variance-estimation"/>
     <w:p>
       <w:pPr>
         <w:pStyle w:val="Heading3"/>
@@ -10566,7 +10645,7 @@
               <w:t xml:space="preserve">Definition (Sandwich variance estimator)</w:t>
             </w:r>
           </w:p>
-          <w:bookmarkStart w:id="86" w:name="def-cluster-robust-variance"/>
+          <w:bookmarkStart w:id="87" w:name="def-cluster-robust-variance"/>
           <w:p>
             <w:pPr>
               <w:pStyle w:val="BodyText"/>
@@ -10576,7 +10655,7 @@
                 <w:b/>
                 <w:bCs/>
               </w:rPr>
-              <w:t xml:space="preserve">Definition 7 (Sandwich variance estimator)</w:t>
+              <w:t xml:space="preserve">Definition 8 (Sandwich variance estimator)</w:t>
             </w:r>
             <w:r>
               <w:t xml:space="preserve"> </w:t>
@@ -10666,7 +10745,7 @@
                 <w:rPr>
                   <w:rStyle w:val="Hyperlink"/>
                 </w:rPr>
-                <w:t xml:space="preserve">Definition 5</w:t>
+                <w:t xml:space="preserve">Definition 6</w:t>
               </w:r>
             </w:hyperlink>
             <w:r>
@@ -10765,7 +10844,7 @@
                 <w:rPr>
                   <w:rStyle w:val="Hyperlink"/>
                 </w:rPr>
-                <w:t xml:space="preserve">Definition 4</w:t>
+                <w:t xml:space="preserve">Definition 5</w:t>
               </w:r>
             </w:hyperlink>
             <w:r>
@@ -11335,7 +11414,7 @@
               <w:t xml:space="preserve">of the sandwich.</w:t>
             </w:r>
           </w:p>
-          <w:bookmarkEnd w:id="86"/>
+          <w:bookmarkEnd w:id="87"/>
         </w:tc>
       </w:tr>
     </w:tbl>
@@ -11422,7 +11501,7 @@
           <w:rPr>
             <w:rStyle w:val="Hyperlink"/>
           </w:rPr>
-          <w:t xml:space="preserve">Definition 6</w:t>
+          <w:t xml:space="preserve">Definition 7</w:t>
         </w:r>
       </w:hyperlink>
       <w:r>
@@ -11668,8 +11747,8 @@
         <w:t xml:space="preserve">what the correction recovers.</w:t>
       </w:r>
     </w:p>
-    <w:bookmarkEnd w:id="87"/>
-    <w:bookmarkStart w:id="90" w:name="multi-way-clustering"/>
+    <w:bookmarkEnd w:id="88"/>
+    <w:bookmarkStart w:id="91" w:name="multi-way-clustering"/>
     <w:p>
       <w:pPr>
         <w:pStyle w:val="Heading3"/>
@@ -11781,7 +11860,7 @@
               <w:t xml:space="preserve">Definition (Multi-way clustering-robust variance)</w:t>
             </w:r>
           </w:p>
-          <w:bookmarkStart w:id="88" w:name="def-multiway-clustering-variance"/>
+          <w:bookmarkStart w:id="89" w:name="def-multiway-clustering-variance"/>
           <w:p>
             <w:pPr>
               <w:pStyle w:val="BodyText"/>
@@ -11791,7 +11870,7 @@
                 <w:b/>
                 <w:bCs/>
               </w:rPr>
-              <w:t xml:space="preserve">Definition 8 (Multi-way clustering-robust variance)</w:t>
+              <w:t xml:space="preserve">Definition 9 (Multi-way clustering-robust variance)</w:t>
             </w:r>
             <w:r>
               <w:t xml:space="preserve"> </w:t>
@@ -11968,7 +12047,7 @@
                 <w:rPr>
                   <w:rStyle w:val="Hyperlink"/>
                 </w:rPr>
-                <w:t xml:space="preserve">Definition 7</w:t>
+                <w:t xml:space="preserve">Definition 8</w:t>
               </w:r>
             </w:hyperlink>
             <w:r>
@@ -12140,7 +12219,7 @@
               </m:oMath>
             </m:oMathPara>
           </w:p>
-          <w:bookmarkEnd w:id="88"/>
+          <w:bookmarkEnd w:id="89"/>
         </w:tc>
       </w:tr>
     </w:tbl>
@@ -12262,7 +12341,7 @@
               <w:bottom w:w="108" w:type="dxa"/>
             </w:tcMar>
           </w:tcPr>
-          <w:bookmarkStart w:id="89" w:name="exm-two-way-clustering"/>
+          <w:bookmarkStart w:id="90" w:name="exm-two-way-clustering"/>
           <w:p>
             <w:pPr>
               <w:pStyle w:val="BodyText"/>
@@ -12305,7 +12384,7 @@
                 <w:rPr>
                   <w:rStyle w:val="Hyperlink"/>
                 </w:rPr>
-                <w:t xml:space="preserve">Definition 8</w:t>
+                <w:t xml:space="preserve">Definition 9</w:t>
               </w:r>
             </w:hyperlink>
             <w:r>
@@ -12510,13 +12589,13 @@
               <w:t xml:space="preserve">the most granular grouping.</w:t>
             </w:r>
           </w:p>
-          <w:bookmarkEnd w:id="89"/>
+          <w:bookmarkEnd w:id="90"/>
           <w:p/>
         </w:tc>
       </w:tr>
     </w:tbl>
-    <w:bookmarkEnd w:id="90"/>
-    <w:bookmarkStart w:id="93" w:name="small-sample-correction"/>
+    <w:bookmarkEnd w:id="91"/>
+    <w:bookmarkStart w:id="94" w:name="small-sample-correction"/>
     <w:p>
       <w:pPr>
         <w:pStyle w:val="Heading3"/>
@@ -12563,7 +12642,7 @@
           <w:rPr>
             <w:rStyle w:val="Hyperlink"/>
           </w:rPr>
-          <w:t xml:space="preserve">Definition 8</w:t>
+          <w:t xml:space="preserve">Definition 9</w:t>
         </w:r>
       </w:hyperlink>
       <w:r>
@@ -12611,7 +12690,7 @@
               <w:t xml:space="preserve">Definition (Finite-difference score approximation)</w:t>
             </w:r>
           </w:p>
-          <w:bookmarkStart w:id="91" w:name="def-finite-difference-score"/>
+          <w:bookmarkStart w:id="92" w:name="def-finite-difference-score"/>
           <w:p>
             <w:pPr>
               <w:pStyle w:val="BodyText"/>
@@ -12621,7 +12700,7 @@
                 <w:b/>
                 <w:bCs/>
               </w:rPr>
-              <w:t xml:space="preserve">Definition 9 (Finite-difference score approximation)</w:t>
+              <w:t xml:space="preserve">Definition 10 (Finite-difference score approximation)</w:t>
             </w:r>
             <w:r>
               <w:t xml:space="preserve"> </w:t>
@@ -12666,7 +12745,7 @@
                 <w:rPr>
                   <w:rStyle w:val="Hyperlink"/>
                 </w:rPr>
-                <w:t xml:space="preserve">Definition 7</w:t>
+                <w:t xml:space="preserve">Definition 8</w:t>
               </w:r>
             </w:hyperlink>
             <w:r>
@@ -12952,7 +13031,7 @@
               </m:oMath>
             </m:oMathPara>
           </w:p>
-          <w:bookmarkEnd w:id="91"/>
+          <w:bookmarkEnd w:id="92"/>
         </w:tc>
       </w:tr>
     </w:tbl>
@@ -13005,7 +13084,7 @@
               <w:t xml:space="preserve">Definition (CR1 small-sample correction)</w:t>
             </w:r>
           </w:p>
-          <w:bookmarkStart w:id="92" w:name="def-cr1-correction"/>
+          <w:bookmarkStart w:id="93" w:name="def-cr1-correction"/>
           <w:p>
             <w:pPr>
               <w:pStyle w:val="BodyText"/>
@@ -13015,7 +13094,7 @@
                 <w:b/>
                 <w:bCs/>
               </w:rPr>
-              <w:t xml:space="preserve">Definition 10 (CR1 small-sample correction)</w:t>
+              <w:t xml:space="preserve">Definition 11 (CR1 small-sample correction)</w:t>
             </w:r>
             <w:r>
               <w:t xml:space="preserve"> </w:t>
@@ -13072,7 +13151,7 @@
                 <w:rPr>
                   <w:rStyle w:val="Hyperlink"/>
                 </w:rPr>
-                <w:t xml:space="preserve">Definition 8</w:t>
+                <w:t xml:space="preserve">Definition 9</w:t>
               </w:r>
             </w:hyperlink>
             <w:r>
@@ -13223,12 +13302,12 @@
               <w:t xml:space="preserve">’s grouping.</w:t>
             </w:r>
           </w:p>
-          <w:bookmarkEnd w:id="92"/>
+          <w:bookmarkEnd w:id="93"/>
         </w:tc>
       </w:tr>
     </w:tbl>
-    <w:bookmarkEnd w:id="93"/>
-    <w:bookmarkStart w:id="95" w:name="safeguards-against-invalid-variance"/>
+    <w:bookmarkEnd w:id="94"/>
+    <w:bookmarkStart w:id="96" w:name="safeguards-against-invalid-variance"/>
     <w:p>
       <w:pPr>
         <w:pStyle w:val="Heading3"/>
@@ -13278,7 +13357,7 @@
               <w:t xml:space="preserve">Definition (Flooring and fallback for the final variance)</w:t>
             </w:r>
           </w:p>
-          <w:bookmarkStart w:id="94" w:name="def-variance-safeguards"/>
+          <w:bookmarkStart w:id="95" w:name="def-variance-safeguards"/>
           <w:p>
             <w:pPr>
               <w:pStyle w:val="BodyText"/>
@@ -13288,7 +13367,7 @@
                 <w:b/>
                 <w:bCs/>
               </w:rPr>
-              <w:t xml:space="preserve">Definition 11 (Flooring and fallback for the final variance)</w:t>
+              <w:t xml:space="preserve">Definition 12 (Flooring and fallback for the final variance)</w:t>
             </w:r>
             <w:r>
               <w:t xml:space="preserve"> </w:t>
@@ -13328,7 +13407,7 @@
                 <w:rPr>
                   <w:rStyle w:val="Hyperlink"/>
                 </w:rPr>
-                <w:t xml:space="preserve">Definition 8</w:t>
+                <w:t xml:space="preserve">Definition 9</w:t>
               </w:r>
             </w:hyperlink>
             <w:r>
@@ -13876,7 +13955,7 @@
               <w:t xml:space="preserve">.</w:t>
             </w:r>
           </w:p>
-          <w:bookmarkEnd w:id="94"/>
+          <w:bookmarkEnd w:id="95"/>
         </w:tc>
       </w:tr>
     </w:tbl>
@@ -13894,8 +13973,8 @@
         <w:t xml:space="preserve">property of the Cameron-Gelbach-Miller estimator, not a bug.</w:t>
       </w:r>
     </w:p>
-    <w:bookmarkEnd w:id="95"/>
-    <w:bookmarkStart w:id="96" w:name="implementation-in-serocalculator"/>
+    <w:bookmarkEnd w:id="96"/>
+    <w:bookmarkStart w:id="97" w:name="implementation-in-serocalculator"/>
     <w:p>
       <w:pPr>
         <w:pStyle w:val="Heading3"/>
@@ -14155,8 +14234,8 @@
         <w:t xml:space="preserve">).</w:t>
       </w:r>
     </w:p>
-    <w:bookmarkEnd w:id="96"/>
-    <w:bookmarkStart w:id="97" w:name="effect-on-results"/>
+    <w:bookmarkEnd w:id="97"/>
+    <w:bookmarkStart w:id="98" w:name="effect-on-results"/>
     <w:p>
       <w:pPr>
         <w:pStyle w:val="Heading3"/>
@@ -14246,10 +14325,10 @@
         <w:t xml:space="preserve">widen correspondingly, reflecting the reduced effective sample size</w:t>
       </w:r>
     </w:p>
-    <w:bookmarkEnd w:id="97"/>
     <w:bookmarkEnd w:id="98"/>
     <w:bookmarkEnd w:id="99"/>
-    <w:bookmarkStart w:id="136" w:name="modeling-the-seroresponse-kinetics-curve"/>
+    <w:bookmarkEnd w:id="100"/>
+    <w:bookmarkStart w:id="137" w:name="modeling-the-seroresponse-kinetics-curve"/>
     <w:p>
       <w:pPr>
         <w:pStyle w:val="Heading1"/>
@@ -14364,7 +14443,7 @@
         <w:t xml:space="preserve">.</w:t>
       </w:r>
     </w:p>
-    <w:bookmarkStart w:id="100" w:name="model-for-active-infection-period"/>
+    <w:bookmarkStart w:id="101" w:name="model-for-active-infection-period"/>
     <w:p>
       <w:pPr>
         <w:pStyle w:val="Heading2"/>
@@ -15089,8 +15168,8 @@
         <w:t xml:space="preserve">compared to the other terms in the model.</w:t>
       </w:r>
     </w:p>
-    <w:bookmarkEnd w:id="100"/>
-    <w:bookmarkStart w:id="101" w:name="model-for-post-infection-antibody-decay"/>
+    <w:bookmarkEnd w:id="101"/>
+    <w:bookmarkStart w:id="102" w:name="model-for-post-infection-antibody-decay"/>
     <w:p>
       <w:pPr>
         <w:pStyle w:val="Heading2"/>
@@ -15338,8 +15417,8 @@
         <w:t xml:space="preserve">.</w:t>
       </w:r>
     </w:p>
-    <w:bookmarkEnd w:id="101"/>
-    <w:bookmarkStart w:id="102" w:name="assembling-the-full-response-curve"/>
+    <w:bookmarkEnd w:id="102"/>
+    <w:bookmarkStart w:id="103" w:name="assembling-the-full-response-curve"/>
     <w:p>
       <w:pPr>
         <w:pStyle w:val="Heading2"/>
@@ -15862,8 +15941,8 @@
         </m:oMath>
       </m:oMathPara>
     </w:p>
-    <w:bookmarkEnd w:id="102"/>
-    <w:bookmarkStart w:id="103" w:name="growth-rate-from-peak-and-baseline"/>
+    <w:bookmarkEnd w:id="103"/>
+    <w:bookmarkStart w:id="104" w:name="growth-rate-from-peak-and-baseline"/>
     <w:p>
       <w:pPr>
         <w:pStyle w:val="Heading2"/>
@@ -16057,8 +16136,8 @@
         </m:oMath>
       </m:oMathPara>
     </w:p>
-    <w:bookmarkEnd w:id="103"/>
-    <w:bookmarkStart w:id="112" w:name="X1d3fcc2a0784af059ab166838ee8827eace4ccf"/>
+    <w:bookmarkEnd w:id="104"/>
+    <w:bookmarkStart w:id="113" w:name="X1d3fcc2a0784af059ab166838ee8827eace4ccf"/>
     <w:p>
       <w:pPr>
         <w:pStyle w:val="Heading2"/>
@@ -16866,7 +16945,7 @@
       <w:tr>
         <w:tc>
           <w:tcPr/>
-          <w:bookmarkStart w:id="107" w:name="fig-response-graph"/>
+          <w:bookmarkStart w:id="108" w:name="fig-response-graph"/>
           <w:p>
             <w:pPr>
               <w:pStyle w:val="Compact"/>
@@ -16877,18 +16956,18 @@
                 <wp:inline>
                   <wp:extent cx="4620126" cy="3696101"/>
                   <wp:effectExtent b="0" l="0" r="0" t="0"/>
-                  <wp:docPr descr="" title="" id="105" name="Picture"/>
+                  <wp:docPr descr="" title="" id="106" name="Picture"/>
                   <a:graphic>
                     <a:graphicData uri="http://schemas.openxmlformats.org/drawingml/2006/picture">
                       <pic:pic>
                         <pic:nvPicPr>
-                          <pic:cNvPr descr="methodology_files/figure-docx/fig-response-graph-1.png" id="106" name="Picture"/>
+                          <pic:cNvPr descr="methodology_files/figure-docx/fig-response-graph-1.png" id="107" name="Picture"/>
                           <pic:cNvPicPr>
                             <a:picLocks noChangeArrowheads="1" noChangeAspect="1"/>
                           </pic:cNvPicPr>
                         </pic:nvPicPr>
                         <pic:blipFill>
-                          <a:blip r:embed="rId104"/>
+                          <a:blip r:embed="rId105"/>
                           <a:stretch>
                             <a:fillRect/>
                           </a:stretch>
@@ -16928,7 +17007,7 @@
               <w:t xml:space="preserve">Figure 4: An example kinetics curve for HlyE IgG</w:t>
             </w:r>
           </w:p>
-          <w:bookmarkEnd w:id="107"/>
+          <w:bookmarkEnd w:id="108"/>
         </w:tc>
       </w:tr>
     </w:tbl>
@@ -17152,7 +17231,7 @@
       <w:r>
         <w:t xml:space="preserve"> </w:t>
       </w:r>
-      <w:hyperlink r:id="rId108">
+      <w:hyperlink r:id="rId109">
         <w:r>
           <w:rPr>
             <w:rStyle w:val="Hyperlink"/>
@@ -17170,12 +17249,12 @@
           <wp:inline>
             <wp:extent cx="2667000" cy="2667000"/>
             <wp:effectExtent b="0" l="0" r="0" t="0"/>
-            <wp:docPr descr="QR code for the antibody-kinetics Shiny app" title="" id="110" name="Picture"/>
+            <wp:docPr descr="QR code for the antibody-kinetics Shiny app" title="" id="111" name="Picture"/>
             <a:graphic>
               <a:graphicData uri="http://schemas.openxmlformats.org/drawingml/2006/picture">
                 <pic:pic>
                   <pic:nvPicPr>
-                    <pic:cNvPr descr="../man/figures/qr_akm2.svg" id="111" name="Picture"/>
+                    <pic:cNvPr descr="../man/figures/qr_akm2.svg" id="112" name="Picture"/>
                     <pic:cNvPicPr>
                       <a:picLocks noChangeArrowheads="1" noChangeAspect="1"/>
                     </pic:cNvPicPr>
@@ -17187,7 +17266,7 @@
                           <a14:useLocalDpi xmlns:a14="http://schemas.microsoft.com/office/drawing/2010/main" val="0"/>
                         </a:ext>
                         <a:ext uri="{96DAC541-7B7A-43D3-8B79-37D633B846F1}">
-                          <asvg:svgBlip xmlns:asvg="http://schemas.microsoft.com/office/drawing/2016/SVG/main" r:embed="rId109"/>
+                          <asvg:svgBlip xmlns:asvg="http://schemas.microsoft.com/office/drawing/2016/SVG/main" r:embed="rId110"/>
                         </a:ext>
                       </a:extLst>
                     </a:blip>
@@ -17225,8 +17304,8 @@
         <w:t xml:space="preserve">QR code for the antibody-kinetics Shiny app</w:t>
       </w:r>
     </w:p>
-    <w:bookmarkEnd w:id="112"/>
-    <w:bookmarkStart w:id="113" w:name="sec-noise"/>
+    <w:bookmarkEnd w:id="113"/>
+    <w:bookmarkStart w:id="114" w:name="sec-noise"/>
     <w:p>
       <w:pPr>
         <w:pStyle w:val="Heading2"/>
@@ -18008,8 +18087,8 @@
         <w:t xml:space="preserve">fragility of chasing a more extreme quantile.</w:t>
       </w:r>
     </w:p>
-    <w:bookmarkEnd w:id="113"/>
-    <w:bookmarkStart w:id="114" w:name="measurement-noise"/>
+    <w:bookmarkEnd w:id="114"/>
+    <w:bookmarkStart w:id="115" w:name="measurement-noise"/>
     <w:p>
       <w:pPr>
         <w:pStyle w:val="Heading2"/>
@@ -19410,8 +19489,8 @@
         <w:t xml:space="preserve">(multiplicative) error model.</w:t>
       </w:r>
     </w:p>
-    <w:bookmarkEnd w:id="114"/>
-    <w:bookmarkStart w:id="115" w:name="Xb7158a708bbfcf737c1d66d073315801f06d41e"/>
+    <w:bookmarkEnd w:id="115"/>
+    <w:bookmarkStart w:id="116" w:name="Xb7158a708bbfcf737c1d66d073315801f06d41e"/>
     <w:p>
       <w:pPr>
         <w:pStyle w:val="Heading2"/>
@@ -24194,8 +24273,8 @@
         <w:t xml:space="preserve">exactly, as expected.</w:t>
       </w:r>
     </w:p>
-    <w:bookmarkEnd w:id="115"/>
-    <w:bookmarkStart w:id="116" w:name="noise-and-never-infected-subjects"/>
+    <w:bookmarkEnd w:id="116"/>
+    <w:bookmarkStart w:id="117" w:name="noise-and-never-infected-subjects"/>
     <w:p>
       <w:pPr>
         <w:pStyle w:val="Heading2"/>
@@ -25759,8 +25838,8 @@
         <w:t xml:space="preserve">, matching the single-source case above.</w:t>
       </w:r>
     </w:p>
-    <w:bookmarkEnd w:id="116"/>
-    <w:bookmarkStart w:id="121" w:name="variation-across-the-posterior"/>
+    <w:bookmarkEnd w:id="117"/>
+    <w:bookmarkStart w:id="122" w:name="variation-across-the-posterior"/>
     <w:p>
       <w:pPr>
         <w:pStyle w:val="Heading2"/>
@@ -25842,7 +25921,7 @@
       <w:tr>
         <w:tc>
           <w:tcPr/>
-          <w:bookmarkStart w:id="120" w:name="fig-curve-posterior"/>
+          <w:bookmarkStart w:id="121" w:name="fig-curve-posterior"/>
           <w:p>
             <w:pPr>
               <w:pStyle w:val="Compact"/>
@@ -25853,18 +25932,18 @@
                 <wp:inline>
                   <wp:extent cx="4620126" cy="3696101"/>
                   <wp:effectExtent b="0" l="0" r="0" t="0"/>
-                  <wp:docPr descr="" title="" id="118" name="Picture"/>
+                  <wp:docPr descr="" title="" id="119" name="Picture"/>
                   <a:graphic>
                     <a:graphicData uri="http://schemas.openxmlformats.org/drawingml/2006/picture">
                       <pic:pic>
                         <pic:nvPicPr>
-                          <pic:cNvPr descr="methodology_files/figure-docx/fig-curve-posterior-1.png" id="119" name="Picture"/>
+                          <pic:cNvPr descr="methodology_files/figure-docx/fig-curve-posterior-1.png" id="120" name="Picture"/>
                           <pic:cNvPicPr>
                             <a:picLocks noChangeArrowheads="1" noChangeAspect="1"/>
                           </pic:cNvPicPr>
                         </pic:nvPicPr>
                         <pic:blipFill>
-                          <a:blip r:embed="rId117"/>
+                          <a:blip r:embed="rId118"/>
                           <a:stretch>
                             <a:fillRect/>
                           </a:stretch>
@@ -25904,7 +25983,7 @@
               <w:t xml:space="preserve">Figure 5: Posterior draws of the antibody-decay curve per antigen-isotype, with the 10%, 50%, and 90% point-wise quantiles overlaid.</w:t>
             </w:r>
           </w:p>
-          <w:bookmarkEnd w:id="120"/>
+          <w:bookmarkEnd w:id="121"/>
         </w:tc>
       </w:tr>
     </w:tbl>
@@ -26043,8 +26122,8 @@
         <w:t xml:space="preserve">estimation uncertainty and the between-person heterogeneity.</w:t>
       </w:r>
     </w:p>
-    <w:bookmarkEnd w:id="121"/>
-    <w:bookmarkStart w:id="127" w:name="multiple-biomarkers"/>
+    <w:bookmarkEnd w:id="122"/>
+    <w:bookmarkStart w:id="128" w:name="multiple-biomarkers"/>
     <w:p>
       <w:pPr>
         <w:pStyle w:val="Heading2"/>
@@ -26674,7 +26753,7 @@
       <w:r>
         <w:t xml:space="preserve"> </w:t>
       </w:r>
-      <w:hyperlink r:id="rId122">
+      <w:hyperlink r:id="rId123">
         <w:r>
           <w:rPr>
             <w:rStyle w:val="Hyperlink"/>
@@ -26859,7 +26938,7 @@
       <w:tr>
         <w:tc>
           <w:tcPr/>
-          <w:bookmarkStart w:id="126" w:name="fig-loglik"/>
+          <w:bookmarkStart w:id="127" w:name="fig-loglik"/>
           <w:p>
             <w:pPr>
               <w:pStyle w:val="Compact"/>
@@ -26870,18 +26949,18 @@
                 <wp:inline>
                   <wp:extent cx="4620126" cy="3696101"/>
                   <wp:effectExtent b="0" l="0" r="0" t="0"/>
-                  <wp:docPr descr="" title="" id="124" name="Picture"/>
+                  <wp:docPr descr="" title="" id="125" name="Picture"/>
                   <a:graphic>
                     <a:graphicData uri="http://schemas.openxmlformats.org/drawingml/2006/picture">
                       <pic:pic>
                         <pic:nvPicPr>
-                          <pic:cNvPr descr="methodology_files/figure-docx/fig-loglik-1.png" id="125" name="Picture"/>
+                          <pic:cNvPr descr="methodology_files/figure-docx/fig-loglik-1.png" id="126" name="Picture"/>
                           <pic:cNvPicPr>
                             <a:picLocks noChangeArrowheads="1" noChangeAspect="1"/>
                           </pic:cNvPicPr>
                         </pic:nvPicPr>
                         <pic:blipFill>
-                          <a:blip r:embed="rId123"/>
+                          <a:blip r:embed="rId124"/>
                           <a:stretch>
                             <a:fillRect/>
                           </a:stretch>
@@ -26921,12 +27000,12 @@
               <w:t xml:space="preserve">Figure 6: Log-likelihood curves for HlyE IgA alone, HlyE IgG alone, and both biomarkers combined.</w:t>
             </w:r>
           </w:p>
-          <w:bookmarkEnd w:id="126"/>
+          <w:bookmarkEnd w:id="127"/>
         </w:tc>
       </w:tr>
     </w:tbl>
-    <w:bookmarkEnd w:id="127"/>
-    <w:bookmarkStart w:id="131" w:name="X2f1a22e0e8bfbbb3bd4a9b4c70c58b4086e4038"/>
+    <w:bookmarkEnd w:id="128"/>
+    <w:bookmarkStart w:id="132" w:name="X2f1a22e0e8bfbbb3bd4a9b4c70c58b4086e4038"/>
     <w:p>
       <w:pPr>
         <w:pStyle w:val="Heading2"/>
@@ -27029,18 +27108,18 @@
           <wp:inline>
             <wp:extent cx="5334000" cy="5776895"/>
             <wp:effectExtent b="0" l="0" r="0" t="0"/>
-            <wp:docPr descr="Decay curves (A), peak antibody levels (B), and decay rates (C) for HlyE and LPS (IgG/IgA), by country (Bangladesh, Pakistan, Nepal, Ghana). SEES study." title="" id="129" name="Picture"/>
+            <wp:docPr descr="Decay curves (A), peak antibody levels (B), and decay rates (C) for HlyE and LPS (IgG/IgA), by country (Bangladesh, Pakistan, Nepal, Ghana). SEES study." title="" id="130" name="Picture"/>
             <a:graphic>
               <a:graphicData uri="http://schemas.openxmlformats.org/drawingml/2006/picture">
                 <pic:pic>
                   <pic:nvPicPr>
-                    <pic:cNvPr descr="../man/figures/kinetics-variation-1.png" id="130" name="Picture"/>
+                    <pic:cNvPr descr="../man/figures/kinetics-variation-1.png" id="131" name="Picture"/>
                     <pic:cNvPicPr>
                       <a:picLocks noChangeArrowheads="1" noChangeAspect="1"/>
                     </pic:cNvPicPr>
                   </pic:nvPicPr>
                   <pic:blipFill>
-                    <a:blip r:embed="rId128"/>
+                    <a:blip r:embed="rId129"/>
                     <a:stretch>
                       <a:fillRect/>
                     </a:stretch>
@@ -27075,8 +27154,8 @@
         <w:t xml:space="preserve">Decay curves (A), peak antibody levels (B), and decay rates (C) for HlyE and LPS (IgG/IgA), by country (Bangladesh, Pakistan, Nepal, Ghana). SEES study.</w:t>
       </w:r>
     </w:p>
-    <w:bookmarkEnd w:id="131"/>
-    <w:bookmarkStart w:id="135" w:name="Xe0d498a7f1d34353def60f09705ade4ab365d1e"/>
+    <w:bookmarkEnd w:id="132"/>
+    <w:bookmarkStart w:id="136" w:name="Xe0d498a7f1d34353def60f09705ade4ab365d1e"/>
     <w:p>
       <w:pPr>
         <w:pStyle w:val="Heading2"/>
@@ -27094,18 +27173,18 @@
           <wp:inline>
             <wp:extent cx="5334000" cy="4364181"/>
             <wp:effectExtent b="0" l="0" r="0" t="0"/>
-            <wp:docPr descr="Decay curves by age stratum (&lt;5, 5–15, 16+) and serotype (Typhi vs Paratyphi A), for HlyE and LPS (IgG/IgA). SEES study." title="" id="133" name="Picture"/>
+            <wp:docPr descr="Decay curves by age stratum (&lt;5, 5–15, 16+) and serotype (Typhi vs Paratyphi A), for HlyE and LPS (IgG/IgA). SEES study." title="" id="134" name="Picture"/>
             <a:graphic>
               <a:graphicData uri="http://schemas.openxmlformats.org/drawingml/2006/picture">
                 <pic:pic>
                   <pic:nvPicPr>
-                    <pic:cNvPr descr="../man/figures/kinetics-variation-2.png" id="134" name="Picture"/>
+                    <pic:cNvPr descr="../man/figures/kinetics-variation-2.png" id="135" name="Picture"/>
                     <pic:cNvPicPr>
                       <a:picLocks noChangeArrowheads="1" noChangeAspect="1"/>
                     </pic:cNvPicPr>
                   </pic:nvPicPr>
                   <pic:blipFill>
-                    <a:blip r:embed="rId132"/>
+                    <a:blip r:embed="rId133"/>
                     <a:stretch>
                       <a:fillRect/>
                     </a:stretch>
@@ -27189,9 +27268,9 @@
         <w:t xml:space="preserve">is on the roadmap.</w:t>
       </w:r>
     </w:p>
-    <w:bookmarkEnd w:id="135"/>
     <w:bookmarkEnd w:id="136"/>
-    <w:bookmarkStart w:id="148" w:name="estimating-the-curves-with-serodynamics"/>
+    <w:bookmarkEnd w:id="137"/>
+    <w:bookmarkStart w:id="149" w:name="estimating-the-curves-with-serodynamics"/>
     <w:p>
       <w:pPr>
         <w:pStyle w:val="Heading1"/>
@@ -27209,7 +27288,7 @@
         <w:t xml:space="preserve">serodynamics</w:t>
       </w:r>
     </w:p>
-    <w:bookmarkStart w:id="137" w:name="where-do-the-curve-parameters-come-from"/>
+    <w:bookmarkStart w:id="138" w:name="where-do-the-curve-parameters-come-from"/>
     <w:p>
       <w:pPr>
         <w:pStyle w:val="Heading2"/>
@@ -27409,8 +27488,8 @@
         <w:t xml:space="preserve">)</w:t>
       </w:r>
     </w:p>
-    <w:bookmarkEnd w:id="137"/>
-    <w:bookmarkStart w:id="139" w:name="the-serodynamics-package"/>
+    <w:bookmarkEnd w:id="138"/>
+    <w:bookmarkStart w:id="140" w:name="the-serodynamics-package"/>
     <w:p>
       <w:pPr>
         <w:pStyle w:val="Heading2"/>
@@ -27438,7 +27517,7 @@
       <w:pPr>
         <w:pStyle w:val="FirstParagraph"/>
       </w:pPr>
-      <w:hyperlink r:id="rId138">
+      <w:hyperlink r:id="rId139">
         <w:r>
           <w:rPr>
             <w:rStyle w:val="VerbatimChar"/>
@@ -27541,8 +27620,8 @@
         <w:t xml:space="preserve">packages that into a single reusable, validated workflow.</w:t>
       </w:r>
     </w:p>
-    <w:bookmarkEnd w:id="139"/>
-    <w:bookmarkStart w:id="140" w:name="a-typical-serodynamics-workflow"/>
+    <w:bookmarkEnd w:id="140"/>
+    <w:bookmarkStart w:id="141" w:name="a-typical-serodynamics-workflow"/>
     <w:p>
       <w:pPr>
         <w:pStyle w:val="Heading2"/>
@@ -27801,8 +27880,8 @@
         <w:t xml:space="preserve">) for experimentation.</w:t>
       </w:r>
     </w:p>
-    <w:bookmarkEnd w:id="140"/>
-    <w:bookmarkStart w:id="144" w:name="what-a-fitted-model-looks-like"/>
+    <w:bookmarkEnd w:id="141"/>
+    <w:bookmarkStart w:id="145" w:name="what-a-fitted-model-looks-like"/>
     <w:p>
       <w:pPr>
         <w:pStyle w:val="Heading2"/>
@@ -27968,18 +28047,18 @@
           <wp:inline>
             <wp:extent cx="5334000" cy="3000375"/>
             <wp:effectExtent b="0" l="0" r="0" t="0"/>
-            <wp:docPr descr="Posterior densities of the five kinetic parameters from the cached nepal_sees_jags_output fit (HlyE IgG, Typhi), by MCMC chain." title="" id="142" name="Picture"/>
+            <wp:docPr descr="Posterior densities of the five kinetic parameters from the cached nepal_sees_jags_output fit (HlyE IgG, Typhi), by MCMC chain." title="" id="143" name="Picture"/>
             <a:graphic>
               <a:graphicData uri="http://schemas.openxmlformats.org/drawingml/2006/picture">
                 <pic:pic>
                   <pic:nvPicPr>
-                    <pic:cNvPr descr="../man/figures/serodynamics-cached-fit.png" id="143" name="Picture"/>
+                    <pic:cNvPr descr="../man/figures/serodynamics-cached-fit.png" id="144" name="Picture"/>
                     <pic:cNvPicPr>
                       <a:picLocks noChangeArrowheads="1" noChangeAspect="1"/>
                     </pic:cNvPicPr>
                   </pic:nvPicPr>
                   <pic:blipFill>
-                    <a:blip r:embed="rId141"/>
+                    <a:blip r:embed="rId142"/>
                     <a:stretch>
                       <a:fillRect/>
                     </a:stretch>
@@ -28042,8 +28121,8 @@
         <w:t xml:space="preserve">), by MCMC chain.</w:t>
       </w:r>
     </w:p>
-    <w:bookmarkEnd w:id="144"/>
-    <w:bookmarkStart w:id="145" w:name="two-packages-one-pipeline"/>
+    <w:bookmarkEnd w:id="145"/>
+    <w:bookmarkStart w:id="146" w:name="two-packages-one-pipeline"/>
     <w:p>
       <w:pPr>
         <w:pStyle w:val="Heading2"/>
@@ -28243,8 +28322,8 @@
         <w:t xml:space="preserve">.</w:t>
       </w:r>
     </w:p>
-    <w:bookmarkEnd w:id="145"/>
-    <w:bookmarkStart w:id="146" w:name="Xa625c662368e6f2938faae2901140a37208e45f"/>
+    <w:bookmarkEnd w:id="146"/>
+    <w:bookmarkStart w:id="147" w:name="Xa625c662368e6f2938faae2901140a37208e45f"/>
     <w:p>
       <w:pPr>
         <w:pStyle w:val="Heading2"/>
@@ -29002,8 +29081,8 @@
         <w:t xml:space="preserve">the curve-parameter object.</w:t>
       </w:r>
     </w:p>
-    <w:bookmarkEnd w:id="146"/>
-    <w:bookmarkStart w:id="147" w:name="random-effects-and-variance-over-time"/>
+    <w:bookmarkEnd w:id="147"/>
+    <w:bookmarkStart w:id="148" w:name="random-effects-and-variance-over-time"/>
     <w:p>
       <w:pPr>
         <w:pStyle w:val="Heading2"/>
@@ -29814,9 +29893,9 @@
         <w:t xml:space="preserve">width is an explicit function of time since infection.</w:t>
       </w:r>
     </w:p>
-    <w:bookmarkEnd w:id="147"/>
     <w:bookmarkEnd w:id="148"/>
-    <w:bookmarkStart w:id="169" w:name="using-serocalculator"/>
+    <w:bookmarkEnd w:id="149"/>
+    <w:bookmarkStart w:id="170" w:name="using-serocalculator"/>
     <w:p>
       <w:pPr>
         <w:pStyle w:val="Heading1"/>
@@ -29834,7 +29913,7 @@
         <w:t xml:space="preserve">serocalculator</w:t>
       </w:r>
     </w:p>
-    <w:bookmarkStart w:id="150" w:name="an-open-source-r-package"/>
+    <w:bookmarkStart w:id="151" w:name="an-open-source-r-package"/>
     <w:p>
       <w:pPr>
         <w:pStyle w:val="Heading2"/>
@@ -29853,7 +29932,7 @@
       <w:r>
         <w:t xml:space="preserve"> </w:t>
       </w:r>
-      <w:hyperlink r:id="rId149">
+      <w:hyperlink r:id="rId150">
         <w:r>
           <w:rPr>
             <w:rStyle w:val="VerbatimChar"/>
@@ -29921,8 +30000,8 @@
         <w:t xml:space="preserve">many simulated populations at once.</w:t>
       </w:r>
     </w:p>
-    <w:bookmarkEnd w:id="150"/>
-    <w:bookmarkStart w:id="151" w:name="simulating-a-cross-sectional-survey"/>
+    <w:bookmarkEnd w:id="151"/>
+    <w:bookmarkStart w:id="152" w:name="simulating-a-cross-sectional-survey"/>
     <w:p>
       <w:pPr>
         <w:pStyle w:val="Heading2"/>
@@ -30182,8 +30261,8 @@
         <w:t xml:space="preserve">useful for diagnostics.</w:t>
       </w:r>
     </w:p>
-    <w:bookmarkEnd w:id="151"/>
-    <w:bookmarkStart w:id="152" w:name="noise-parameters"/>
+    <w:bookmarkEnd w:id="152"/>
+    <w:bookmarkStart w:id="153" w:name="noise-parameters"/>
     <w:p>
       <w:pPr>
         <w:pStyle w:val="Heading2"/>
@@ -30220,8 +30299,8 @@
         <w:t xml:space="preserve">declared directly, consistent with the noise used to generate the data above:</w:t>
       </w:r>
     </w:p>
-    <w:bookmarkEnd w:id="152"/>
-    <w:bookmarkStart w:id="157" w:name="the-simulated-antibody-distribution"/>
+    <w:bookmarkEnd w:id="153"/>
+    <w:bookmarkStart w:id="158" w:name="the-simulated-antibody-distribution"/>
     <w:p>
       <w:pPr>
         <w:pStyle w:val="Heading2"/>
@@ -30243,7 +30322,7 @@
       <w:tr>
         <w:tc>
           <w:tcPr/>
-          <w:bookmarkStart w:id="156" w:name="fig-sim-distribution"/>
+          <w:bookmarkStart w:id="157" w:name="fig-sim-distribution"/>
           <w:p>
             <w:pPr>
               <w:pStyle w:val="Compact"/>
@@ -30254,18 +30333,18 @@
                 <wp:inline>
                   <wp:extent cx="4620126" cy="3696101"/>
                   <wp:effectExtent b="0" l="0" r="0" t="0"/>
-                  <wp:docPr descr="" title="" id="154" name="Picture"/>
+                  <wp:docPr descr="" title="" id="155" name="Picture"/>
                   <a:graphic>
                     <a:graphicData uri="http://schemas.openxmlformats.org/drawingml/2006/picture">
                       <pic:pic>
                         <pic:nvPicPr>
-                          <pic:cNvPr descr="methodology_files/figure-docx/fig-sim-distribution-1.png" id="155" name="Picture"/>
+                          <pic:cNvPr descr="methodology_files/figure-docx/fig-sim-distribution-1.png" id="156" name="Picture"/>
                           <pic:cNvPicPr>
                             <a:picLocks noChangeArrowheads="1" noChangeAspect="1"/>
                           </pic:cNvPicPr>
                         </pic:nvPicPr>
                         <pic:blipFill>
-                          <a:blip r:embed="rId153"/>
+                          <a:blip r:embed="rId154"/>
                           <a:stretch>
                             <a:fillRect/>
                           </a:stretch>
@@ -30305,12 +30384,12 @@
               <w:t xml:space="preserve">Figure 7: Distribution of simulated antibody responses, by antigen-isotype.</w:t>
             </w:r>
           </w:p>
-          <w:bookmarkEnd w:id="156"/>
+          <w:bookmarkEnd w:id="157"/>
         </w:tc>
       </w:tr>
     </w:tbl>
-    <w:bookmarkEnd w:id="157"/>
-    <w:bookmarkStart w:id="162" w:name="X8cfd16bb684e4ad6c62f9f78cbc8ef954016035"/>
+    <w:bookmarkEnd w:id="158"/>
+    <w:bookmarkStart w:id="163" w:name="X8cfd16bb684e4ad6c62f9f78cbc8ef954016035"/>
     <w:p>
       <w:pPr>
         <w:pStyle w:val="Heading2"/>
@@ -30475,7 +30554,7 @@
       <w:tr>
         <w:tc>
           <w:tcPr/>
-          <w:bookmarkStart w:id="161" w:name="fig-est-single-loglik"/>
+          <w:bookmarkStart w:id="162" w:name="fig-est-single-loglik"/>
           <w:p>
             <w:pPr>
               <w:pStyle w:val="Compact"/>
@@ -30486,18 +30565,18 @@
                 <wp:inline>
                   <wp:extent cx="4620126" cy="3696101"/>
                   <wp:effectExtent b="0" l="0" r="0" t="0"/>
-                  <wp:docPr descr="" title="" id="159" name="Picture"/>
+                  <wp:docPr descr="" title="" id="160" name="Picture"/>
                   <a:graphic>
                     <a:graphicData uri="http://schemas.openxmlformats.org/drawingml/2006/picture">
                       <pic:pic>
                         <pic:nvPicPr>
-                          <pic:cNvPr descr="methodology_files/figure-docx/fig-est-single-loglik-1.png" id="160" name="Picture"/>
+                          <pic:cNvPr descr="methodology_files/figure-docx/fig-est-single-loglik-1.png" id="161" name="Picture"/>
                           <pic:cNvPicPr>
                             <a:picLocks noChangeArrowheads="1" noChangeAspect="1"/>
                           </pic:cNvPicPr>
                         </pic:nvPicPr>
                         <pic:blipFill>
-                          <a:blip r:embed="rId158"/>
+                          <a:blip r:embed="rId159"/>
                           <a:stretch>
                             <a:fillRect/>
                           </a:stretch>
@@ -30537,12 +30616,12 @@
               <w:t xml:space="preserve">Figure 8: Log-likelihood curve for the simulated survey, on a log x-axis.</w:t>
             </w:r>
           </w:p>
-          <w:bookmarkEnd w:id="161"/>
+          <w:bookmarkEnd w:id="162"/>
         </w:tc>
       </w:tr>
     </w:tbl>
-    <w:bookmarkEnd w:id="162"/>
-    <w:bookmarkStart w:id="163" w:name="estimating-seroincidence-in-real-data"/>
+    <w:bookmarkEnd w:id="163"/>
+    <w:bookmarkStart w:id="164" w:name="estimating-seroincidence-in-real-data"/>
     <w:p>
       <w:pPr>
         <w:pStyle w:val="Heading2"/>
@@ -31193,8 +31272,8 @@
         <w:t xml:space="preserve">and lets each stratum use the seroresponse parameters appropriate to it.</w:t>
       </w:r>
     </w:p>
-    <w:bookmarkEnd w:id="163"/>
-    <w:bookmarkStart w:id="168" w:name="interactive-shiny-app"/>
+    <w:bookmarkEnd w:id="164"/>
+    <w:bookmarkStart w:id="169" w:name="interactive-shiny-app"/>
     <w:p>
       <w:pPr>
         <w:pStyle w:val="Heading2"/>
@@ -31213,7 +31292,7 @@
       <w:r>
         <w:t xml:space="preserve"> </w:t>
       </w:r>
-      <w:hyperlink r:id="rId164">
+      <w:hyperlink r:id="rId165">
         <w:r>
           <w:rPr>
             <w:rStyle w:val="Hyperlink"/>
@@ -31234,18 +31313,18 @@
           <wp:inline>
             <wp:extent cx="5334000" cy="2611995"/>
             <wp:effectExtent b="0" l="0" r="0" t="0"/>
-            <wp:docPr descr="The serocalculator Shiny app." title="" id="166" name="Picture"/>
+            <wp:docPr descr="The serocalculator Shiny app." title="" id="167" name="Picture"/>
             <a:graphic>
               <a:graphicData uri="http://schemas.openxmlformats.org/drawingml/2006/picture">
                 <pic:pic>
                   <pic:nvPicPr>
-                    <pic:cNvPr descr="../man/figures/shiny-serocalculator.png" id="167" name="Picture"/>
+                    <pic:cNvPr descr="../man/figures/shiny-serocalculator.png" id="168" name="Picture"/>
                     <pic:cNvPicPr>
                       <a:picLocks noChangeArrowheads="1" noChangeAspect="1"/>
                     </pic:cNvPicPr>
                   </pic:nvPicPr>
                   <pic:blipFill>
-                    <a:blip r:embed="rId165"/>
+                    <a:blip r:embed="rId166"/>
                     <a:stretch>
                       <a:fillRect/>
                     </a:stretch>
@@ -31280,9 +31359,9 @@
         <w:t xml:space="preserve">The serocalculator Shiny app.</w:t>
       </w:r>
     </w:p>
-    <w:bookmarkEnd w:id="168"/>
     <w:bookmarkEnd w:id="169"/>
-    <w:bookmarkStart w:id="202" w:name="sec-validation"/>
+    <w:bookmarkEnd w:id="170"/>
+    <w:bookmarkStart w:id="203" w:name="sec-validation"/>
     <w:p>
       <w:pPr>
         <w:pStyle w:val="Heading1"/>
@@ -31291,7 +31370,7 @@
         <w:t xml:space="preserve">8. Validation: recovering known incidence rates</w:t>
       </w:r>
     </w:p>
-    <w:bookmarkStart w:id="174" w:name="simulating-clusters-with-known-incidence"/>
+    <w:bookmarkStart w:id="175" w:name="simulating-clusters-with-known-incidence"/>
     <w:p>
       <w:pPr>
         <w:pStyle w:val="Heading2"/>
@@ -31428,7 +31507,7 @@
       <w:tr>
         <w:tc>
           <w:tcPr/>
-          <w:bookmarkStart w:id="173" w:name="fig-sim-multi-distribution"/>
+          <w:bookmarkStart w:id="174" w:name="fig-sim-multi-distribution"/>
           <w:p>
             <w:pPr>
               <w:pStyle w:val="Compact"/>
@@ -31439,18 +31518,18 @@
                 <wp:inline>
                   <wp:extent cx="4620126" cy="4620126"/>
                   <wp:effectExtent b="0" l="0" r="0" t="0"/>
-                  <wp:docPr descr="" title="" id="171" name="Picture"/>
+                  <wp:docPr descr="" title="" id="172" name="Picture"/>
                   <a:graphic>
                     <a:graphicData uri="http://schemas.openxmlformats.org/drawingml/2006/picture">
                       <pic:pic>
                         <pic:nvPicPr>
-                          <pic:cNvPr descr="methodology_files/figure-docx/fig-sim-multi-distribution-1.png" id="172" name="Picture"/>
+                          <pic:cNvPr descr="methodology_files/figure-docx/fig-sim-multi-distribution-1.png" id="173" name="Picture"/>
                           <pic:cNvPicPr>
                             <a:picLocks noChangeArrowheads="1" noChangeAspect="1"/>
                           </pic:cNvPicPr>
                         </pic:nvPicPr>
                         <pic:blipFill>
-                          <a:blip r:embed="rId170"/>
+                          <a:blip r:embed="rId171"/>
                           <a:stretch>
                             <a:fillRect/>
                           </a:stretch>
@@ -31490,12 +31569,12 @@
               <w:t xml:space="preserve">Figure 9: Simulated antibody responses by cluster, faceted by antigen-isotype and by the true incidence rate used to generate each cluster.</w:t>
             </w:r>
           </w:p>
-          <w:bookmarkEnd w:id="173"/>
+          <w:bookmarkEnd w:id="174"/>
         </w:tc>
       </w:tr>
     </w:tbl>
-    <w:bookmarkEnd w:id="174"/>
-    <w:bookmarkStart w:id="176" w:name="estimating-incidence-in-each-cluster"/>
+    <w:bookmarkEnd w:id="175"/>
+    <w:bookmarkStart w:id="177" w:name="estimating-incidence-in-each-cluster"/>
     <w:p>
       <w:pPr>
         <w:pStyle w:val="Heading2"/>
@@ -31555,7 +31634,7 @@
       <w:tr>
         <w:tc>
           <w:tcPr/>
-          <w:bookmarkStart w:id="175" w:name="tbl-ests-summary"/>
+          <w:bookmarkStart w:id="176" w:name="tbl-ests-summary"/>
           <w:p>
             <w:pPr>
               <w:jc w:val="center"/>
@@ -31764,7 +31843,7 @@
               <w:t xml:space="preserve">#   nlm.convergence.code &lt;ord&gt;</w:t>
             </w:r>
           </w:p>
-          <w:bookmarkEnd w:id="175"/>
+          <w:bookmarkEnd w:id="176"/>
         </w:tc>
       </w:tr>
     </w:tbl>
@@ -31782,8 +31861,8 @@
         <w:t xml:space="preserve">since converting the widget to a static image would need a headless browser.</w:t>
       </w:r>
     </w:p>
-    <w:bookmarkEnd w:id="176"/>
-    <w:bookmarkStart w:id="181" w:name="inspecting-individual-clusters"/>
+    <w:bookmarkEnd w:id="177"/>
+    <w:bookmarkStart w:id="182" w:name="inspecting-individual-clusters"/>
     <w:p>
       <w:pPr>
         <w:pStyle w:val="Heading2"/>
@@ -31859,7 +31938,7 @@
       <w:tr>
         <w:tc>
           <w:tcPr/>
-          <w:bookmarkStart w:id="180" w:name="fig-cluster-logliks"/>
+          <w:bookmarkStart w:id="181" w:name="fig-cluster-logliks"/>
           <w:p>
             <w:pPr>
               <w:pStyle w:val="Compact"/>
@@ -31870,18 +31949,18 @@
                 <wp:inline>
                   <wp:extent cx="4620126" cy="6468176"/>
                   <wp:effectExtent b="0" l="0" r="0" t="0"/>
-                  <wp:docPr descr="" title="" id="178" name="Picture"/>
+                  <wp:docPr descr="" title="" id="179" name="Picture"/>
                   <a:graphic>
                     <a:graphicData uri="http://schemas.openxmlformats.org/drawingml/2006/picture">
                       <pic:pic>
                         <pic:nvPicPr>
-                          <pic:cNvPr descr="methodology_files/figure-docx/fig-cluster-logliks-1.png" id="179" name="Picture"/>
+                          <pic:cNvPr descr="methodology_files/figure-docx/fig-cluster-logliks-1.png" id="180" name="Picture"/>
                           <pic:cNvPicPr>
                             <a:picLocks noChangeArrowheads="1" noChangeAspect="1"/>
                           </pic:cNvPicPr>
                         </pic:nvPicPr>
                         <pic:blipFill>
-                          <a:blip r:embed="rId177"/>
+                          <a:blip r:embed="rId178"/>
                           <a:stretch>
                             <a:fillRect/>
                           </a:stretch>
@@ -31921,12 +32000,12 @@
               <w:t xml:space="preserve">Figure 10: Log-likelihood curves for the first five simulated clusters.</w:t>
             </w:r>
           </w:p>
-          <w:bookmarkEnd w:id="180"/>
+          <w:bookmarkEnd w:id="181"/>
         </w:tc>
       </w:tr>
     </w:tbl>
-    <w:bookmarkEnd w:id="181"/>
-    <w:bookmarkStart w:id="187" w:name="checking-nlm-convergence"/>
+    <w:bookmarkEnd w:id="182"/>
+    <w:bookmarkStart w:id="188" w:name="checking-nlm-convergence"/>
     <w:p>
       <w:pPr>
         <w:pStyle w:val="Heading2"/>
@@ -32125,7 +32204,7 @@
       <w:r>
         <w:t xml:space="preserve">(</w:t>
       </w:r>
-      <w:hyperlink r:id="rId182">
+      <w:hyperlink r:id="rId183">
         <w:r>
           <w:rPr>
             <w:rStyle w:val="Hyperlink"/>
@@ -33198,7 +33277,7 @@
       <w:tr>
         <w:tc>
           <w:tcPr/>
-          <w:bookmarkStart w:id="186" w:name="fig-problem-strata"/>
+          <w:bookmarkStart w:id="187" w:name="fig-problem-strata"/>
           <w:p>
             <w:pPr>
               <w:pStyle w:val="Compact"/>
@@ -33209,18 +33288,18 @@
                 <wp:inline>
                   <wp:extent cx="4620126" cy="6468176"/>
                   <wp:effectExtent b="0" l="0" r="0" t="0"/>
-                  <wp:docPr descr="" title="" id="184" name="Picture"/>
+                  <wp:docPr descr="" title="" id="185" name="Picture"/>
                   <a:graphic>
                     <a:graphicData uri="http://schemas.openxmlformats.org/drawingml/2006/picture">
                       <pic:pic>
                         <pic:nvPicPr>
-                          <pic:cNvPr descr="methodology_files/figure-docx/fig-problem-strata-1.png" id="185" name="Picture"/>
+                          <pic:cNvPr descr="methodology_files/figure-docx/fig-problem-strata-1.png" id="186" name="Picture"/>
                           <pic:cNvPicPr>
                             <a:picLocks noChangeArrowheads="1" noChangeAspect="1"/>
                           </pic:cNvPicPr>
                         </pic:nvPicPr>
                         <pic:blipFill>
-                          <a:blip r:embed="rId183"/>
+                          <a:blip r:embed="rId184"/>
                           <a:stretch>
                             <a:fillRect/>
                           </a:stretch>
@@ -33260,12 +33339,12 @@
               <w:t xml:space="preserve">Figure 11: Log-likelihood curves for any clusters whose optimizer reported a possible convergence problem.</w:t>
             </w:r>
           </w:p>
-          <w:bookmarkEnd w:id="186"/>
+          <w:bookmarkEnd w:id="187"/>
         </w:tc>
       </w:tr>
     </w:tbl>
-    <w:bookmarkEnd w:id="187"/>
-    <w:bookmarkStart w:id="196" w:name="estimates-recover-the-simulated-rates"/>
+    <w:bookmarkEnd w:id="188"/>
+    <w:bookmarkStart w:id="197" w:name="estimates-recover-the-simulated-rates"/>
     <w:p>
       <w:pPr>
         <w:pStyle w:val="Heading2"/>
@@ -33287,7 +33366,7 @@
       <w:tr>
         <w:tc>
           <w:tcPr/>
-          <w:bookmarkStart w:id="191" w:name="fig-sim-recovery"/>
+          <w:bookmarkStart w:id="192" w:name="fig-sim-recovery"/>
           <w:p>
             <w:pPr>
               <w:pStyle w:val="Compact"/>
@@ -33298,18 +33377,18 @@
                 <wp:inline>
                   <wp:extent cx="4620126" cy="3696101"/>
                   <wp:effectExtent b="0" l="0" r="0" t="0"/>
-                  <wp:docPr descr="" title="" id="189" name="Picture"/>
+                  <wp:docPr descr="" title="" id="190" name="Picture"/>
                   <a:graphic>
                     <a:graphicData uri="http://schemas.openxmlformats.org/drawingml/2006/picture">
                       <pic:pic>
                         <pic:nvPicPr>
-                          <pic:cNvPr descr="methodology_files/figure-docx/fig-sim-recovery-1.png" id="190" name="Picture"/>
+                          <pic:cNvPr descr="methodology_files/figure-docx/fig-sim-recovery-1.png" id="191" name="Picture"/>
                           <pic:cNvPicPr>
                             <a:picLocks noChangeArrowheads="1" noChangeAspect="1"/>
                           </pic:cNvPicPr>
                         </pic:nvPicPr>
                         <pic:blipFill>
-                          <a:blip r:embed="rId188"/>
+                          <a:blip r:embed="rId189"/>
                           <a:stretch>
                             <a:fillRect/>
                           </a:stretch>
@@ -33349,7 +33428,7 @@
               <w:t xml:space="preserve">Figure 12: Estimated incidence rates (points, with 95% confidence intervals) for each simulated cluster, against the true rate used to generate it. The red line is the identity.</w:t>
             </w:r>
           </w:p>
-          <w:bookmarkEnd w:id="191"/>
+          <w:bookmarkEnd w:id="192"/>
         </w:tc>
       </w:tr>
     </w:tbl>
@@ -33489,7 +33568,7 @@
       <w:tr>
         <w:tc>
           <w:tcPr/>
-          <w:bookmarkStart w:id="195" w:name="fig-empirical-se"/>
+          <w:bookmarkStart w:id="196" w:name="fig-empirical-se"/>
           <w:p>
             <w:pPr>
               <w:pStyle w:val="Compact"/>
@@ -33500,18 +33579,18 @@
                 <wp:inline>
                   <wp:extent cx="4620126" cy="3696101"/>
                   <wp:effectExtent b="0" l="0" r="0" t="0"/>
-                  <wp:docPr descr="" title="" id="193" name="Picture"/>
+                  <wp:docPr descr="" title="" id="194" name="Picture"/>
                   <a:graphic>
                     <a:graphicData uri="http://schemas.openxmlformats.org/drawingml/2006/picture">
                       <pic:pic>
                         <pic:nvPicPr>
-                          <pic:cNvPr descr="methodology_files/figure-docx/fig-empirical-se-1.png" id="194" name="Picture"/>
+                          <pic:cNvPr descr="methodology_files/figure-docx/fig-empirical-se-1.png" id="195" name="Picture"/>
                           <pic:cNvPicPr>
                             <a:picLocks noChangeArrowheads="1" noChangeAspect="1"/>
                           </pic:cNvPicPr>
                         </pic:nvPicPr>
                         <pic:blipFill>
-                          <a:blip r:embed="rId192"/>
+                          <a:blip r:embed="rId193"/>
                           <a:stretch>
                             <a:fillRect/>
                           </a:stretch>
@@ -33551,12 +33630,12 @@
               <w:t xml:space="preserve">Figure 13: Empirical standard error of the incidence estimates, by true rate.</w:t>
             </w:r>
           </w:p>
-          <w:bookmarkEnd w:id="195"/>
+          <w:bookmarkEnd w:id="196"/>
         </w:tc>
       </w:tr>
     </w:tbl>
-    <w:bookmarkEnd w:id="196"/>
-    <w:bookmarkStart w:id="201" w:name="X047cffc7758e27a01cb5430c10b991b39f63029"/>
+    <w:bookmarkEnd w:id="197"/>
+    <w:bookmarkStart w:id="202" w:name="X047cffc7758e27a01cb5430c10b991b39f63029"/>
     <w:p>
       <w:pPr>
         <w:pStyle w:val="Heading2"/>
@@ -33653,7 +33732,7 @@
       <w:tr>
         <w:tc>
           <w:tcPr/>
-          <w:bookmarkStart w:id="200" w:name="fig-sim-recovery-renew"/>
+          <w:bookmarkStart w:id="201" w:name="fig-sim-recovery-renew"/>
           <w:p>
             <w:pPr>
               <w:pStyle w:val="Compact"/>
@@ -33664,18 +33743,18 @@
                 <wp:inline>
                   <wp:extent cx="4620126" cy="3696101"/>
                   <wp:effectExtent b="0" l="0" r="0" t="0"/>
-                  <wp:docPr descr="" title="" id="198" name="Picture"/>
+                  <wp:docPr descr="" title="" id="199" name="Picture"/>
                   <a:graphic>
                     <a:graphicData uri="http://schemas.openxmlformats.org/drawingml/2006/picture">
                       <pic:pic>
                         <pic:nvPicPr>
-                          <pic:cNvPr descr="methodology_files/figure-docx/fig-sim-recovery-renew-1.png" id="199" name="Picture"/>
+                          <pic:cNvPr descr="methodology_files/figure-docx/fig-sim-recovery-renew-1.png" id="200" name="Picture"/>
                           <pic:cNvPicPr>
                             <a:picLocks noChangeArrowheads="1" noChangeAspect="1"/>
                           </pic:cNvPicPr>
                         </pic:nvPicPr>
                         <pic:blipFill>
-                          <a:blip r:embed="rId197"/>
+                          <a:blip r:embed="rId198"/>
                           <a:stretch>
                             <a:fillRect/>
                           </a:stretch>
@@ -33729,13 +33808,13 @@
               <w:t xml:space="preserve">.</w:t>
             </w:r>
           </w:p>
-          <w:bookmarkEnd w:id="200"/>
+          <w:bookmarkEnd w:id="201"/>
         </w:tc>
       </w:tr>
     </w:tbl>
-    <w:bookmarkEnd w:id="201"/>
     <w:bookmarkEnd w:id="202"/>
-    <w:bookmarkStart w:id="207" w:name="ongoing-and-future-work"/>
+    <w:bookmarkEnd w:id="203"/>
+    <w:bookmarkStart w:id="208" w:name="ongoing-and-future-work"/>
     <w:p>
       <w:pPr>
         <w:pStyle w:val="Heading1"/>
@@ -33744,7 +33823,7 @@
         <w:t xml:space="preserve">9. Ongoing and future work</w:t>
       </w:r>
     </w:p>
-    <w:bookmarkStart w:id="204" w:name="in-progress-work"/>
+    <w:bookmarkStart w:id="205" w:name="in-progress-work"/>
     <w:p>
       <w:pPr>
         <w:pStyle w:val="Heading2"/>
@@ -33772,7 +33851,7 @@
       <w:r>
         <w:t xml:space="preserve"> </w:t>
       </w:r>
-      <w:hyperlink r:id="rId164">
+      <w:hyperlink r:id="rId165">
         <w:r>
           <w:rPr>
             <w:rStyle w:val="Hyperlink"/>
@@ -33786,7 +33865,7 @@
       <w:r>
         <w:t xml:space="preserve"> </w:t>
       </w:r>
-      <w:hyperlink r:id="rId203">
+      <w:hyperlink r:id="rId204">
         <w:r>
           <w:rPr>
             <w:rStyle w:val="Hyperlink"/>
@@ -33873,8 +33952,8 @@
         <w:t xml:space="preserve">Calibrating to population demographics</w:t>
       </w:r>
     </w:p>
-    <w:bookmarkEnd w:id="204"/>
-    <w:bookmarkStart w:id="206" w:name="sec-multivariate"/>
+    <w:bookmarkEnd w:id="205"/>
+    <w:bookmarkStart w:id="207" w:name="sec-multivariate"/>
     <w:p>
       <w:pPr>
         <w:pStyle w:val="Heading2"/>
@@ -34240,7 +34319,7 @@
       <w:r>
         <w:t xml:space="preserve">(</w:t>
       </w:r>
-      <w:hyperlink r:id="rId205">
+      <w:hyperlink r:id="rId206">
         <w:r>
           <w:rPr>
             <w:rStyle w:val="Hyperlink"/>
@@ -34252,9 +34331,9 @@
         <w:t xml:space="preserve">).</w:t>
       </w:r>
     </w:p>
-    <w:bookmarkEnd w:id="206"/>
     <w:bookmarkEnd w:id="207"/>
-    <w:bookmarkStart w:id="226" w:name="references"/>
+    <w:bookmarkEnd w:id="208"/>
+    <w:bookmarkStart w:id="227" w:name="references"/>
     <w:p>
       <w:pPr>
         <w:pStyle w:val="Heading1"/>
@@ -34263,8 +34342,8 @@
         <w:t xml:space="preserve">References</w:t>
       </w:r>
     </w:p>
-    <w:bookmarkStart w:id="225" w:name="refs"/>
-    <w:bookmarkStart w:id="209" w:name="ref-Aiemjoy_2022_Lancet"/>
+    <w:bookmarkStart w:id="226" w:name="refs"/>
+    <w:bookmarkStart w:id="210" w:name="ref-Aiemjoy_2022_Lancet"/>
     <w:p>
       <w:pPr>
         <w:pStyle w:val="Bibliography"/>
@@ -34297,7 +34376,7 @@
       <w:r>
         <w:t xml:space="preserve"> </w:t>
       </w:r>
-      <w:hyperlink r:id="rId208">
+      <w:hyperlink r:id="rId209">
         <w:r>
           <w:rPr>
             <w:rStyle w:val="Hyperlink"/>
@@ -34309,8 +34388,8 @@
         <w:t xml:space="preserve">.</w:t>
       </w:r>
     </w:p>
-    <w:bookmarkEnd w:id="209"/>
-    <w:bookmarkStart w:id="211" w:name="ref-Cameron_2011"/>
+    <w:bookmarkEnd w:id="210"/>
+    <w:bookmarkStart w:id="212" w:name="ref-Cameron_2011"/>
     <w:p>
       <w:pPr>
         <w:pStyle w:val="Bibliography"/>
@@ -34343,7 +34422,7 @@
       <w:r>
         <w:t xml:space="preserve"> </w:t>
       </w:r>
-      <w:hyperlink r:id="rId210">
+      <w:hyperlink r:id="rId211">
         <w:r>
           <w:rPr>
             <w:rStyle w:val="Hyperlink"/>
@@ -34355,8 +34434,8 @@
         <w:t xml:space="preserve">.</w:t>
       </w:r>
     </w:p>
-    <w:bookmarkEnd w:id="211"/>
-    <w:bookmarkStart w:id="213" w:name="ref-HAY2024100806"/>
+    <w:bookmarkEnd w:id="212"/>
+    <w:bookmarkStart w:id="214" w:name="ref-HAY2024100806"/>
     <w:p>
       <w:pPr>
         <w:pStyle w:val="Bibliography"/>
@@ -34389,7 +34468,7 @@
       <w:r>
         <w:t xml:space="preserve"> </w:t>
       </w:r>
-      <w:hyperlink r:id="rId212">
+      <w:hyperlink r:id="rId213">
         <w:r>
           <w:rPr>
             <w:rStyle w:val="Hyperlink"/>
@@ -34401,8 +34480,8 @@
         <w:t xml:space="preserve">.</w:t>
       </w:r>
     </w:p>
-    <w:bookmarkEnd w:id="213"/>
-    <w:bookmarkStart w:id="214" w:name="ref-Huber1967"/>
+    <w:bookmarkEnd w:id="214"/>
+    <w:bookmarkStart w:id="215" w:name="ref-Huber1967"/>
     <w:p>
       <w:pPr>
         <w:pStyle w:val="Bibliography"/>
@@ -34436,8 +34515,8 @@
         <w:t xml:space="preserve">. University of California Press.</w:t>
       </w:r>
     </w:p>
-    <w:bookmarkEnd w:id="214"/>
-    <w:bookmarkStart w:id="216" w:name="ref-LiangZeger1986"/>
+    <w:bookmarkEnd w:id="215"/>
+    <w:bookmarkStart w:id="217" w:name="ref-LiangZeger1986"/>
     <w:p>
       <w:pPr>
         <w:pStyle w:val="Bibliography"/>
@@ -34470,7 +34549,7 @@
       <w:r>
         <w:t xml:space="preserve"> </w:t>
       </w:r>
-      <w:hyperlink r:id="rId215">
+      <w:hyperlink r:id="rId216">
         <w:r>
           <w:rPr>
             <w:rStyle w:val="Hyperlink"/>
@@ -34482,8 +34561,8 @@
         <w:t xml:space="preserve">.</w:t>
       </w:r>
     </w:p>
-    <w:bookmarkEnd w:id="216"/>
-    <w:bookmarkStart w:id="218" w:name="ref-Noordzij2010diseasemeasures"/>
+    <w:bookmarkEnd w:id="217"/>
+    <w:bookmarkStart w:id="219" w:name="ref-Noordzij2010diseasemeasures"/>
     <w:p>
       <w:pPr>
         <w:pStyle w:val="Bibliography"/>
@@ -34522,7 +34601,7 @@
       <w:r>
         <w:t xml:space="preserve"> </w:t>
       </w:r>
-      <w:hyperlink r:id="rId217">
+      <w:hyperlink r:id="rId218">
         <w:r>
           <w:rPr>
             <w:rStyle w:val="Hyperlink"/>
@@ -34534,8 +34613,8 @@
         <w:t xml:space="preserve">.</w:t>
       </w:r>
     </w:p>
-    <w:bookmarkEnd w:id="218"/>
-    <w:bookmarkStart w:id="220" w:name="ref-Teunis_2020"/>
+    <w:bookmarkEnd w:id="219"/>
+    <w:bookmarkStart w:id="221" w:name="ref-Teunis_2020"/>
     <w:p>
       <w:pPr>
         <w:pStyle w:val="Bibliography"/>
@@ -34568,7 +34647,7 @@
       <w:r>
         <w:t xml:space="preserve"> </w:t>
       </w:r>
-      <w:hyperlink r:id="rId219">
+      <w:hyperlink r:id="rId220">
         <w:r>
           <w:rPr>
             <w:rStyle w:val="Hyperlink"/>
@@ -34580,8 +34659,8 @@
         <w:t xml:space="preserve">.</w:t>
       </w:r>
     </w:p>
-    <w:bookmarkEnd w:id="220"/>
-    <w:bookmarkStart w:id="222" w:name="ref-Teunis_2016"/>
+    <w:bookmarkEnd w:id="221"/>
+    <w:bookmarkStart w:id="223" w:name="ref-Teunis_2016"/>
     <w:p>
       <w:pPr>
         <w:pStyle w:val="Bibliography"/>
@@ -34614,7 +34693,7 @@
       <w:r>
         <w:t xml:space="preserve"> </w:t>
       </w:r>
-      <w:hyperlink r:id="rId221">
+      <w:hyperlink r:id="rId222">
         <w:r>
           <w:rPr>
             <w:rStyle w:val="Hyperlink"/>
@@ -34626,8 +34705,8 @@
         <w:t xml:space="preserve">.</w:t>
       </w:r>
     </w:p>
-    <w:bookmarkEnd w:id="222"/>
-    <w:bookmarkStart w:id="223" w:name="ref-volterra1928variations"/>
+    <w:bookmarkEnd w:id="223"/>
+    <w:bookmarkStart w:id="224" w:name="ref-volterra1928variations"/>
     <w:p>
       <w:pPr>
         <w:pStyle w:val="Bibliography"/>
@@ -34658,8 +34737,8 @@
         <w:t xml:space="preserve">3 (1): 3–51.</w:t>
       </w:r>
     </w:p>
-    <w:bookmarkEnd w:id="223"/>
-    <w:bookmarkStart w:id="224" w:name="ref-White1980"/>
+    <w:bookmarkEnd w:id="224"/>
+    <w:bookmarkStart w:id="225" w:name="ref-White1980"/>
     <w:p>
       <w:pPr>
         <w:pStyle w:val="Bibliography"/>
@@ -34690,9 +34769,9 @@
         <w:t xml:space="preserve">48 (4): 817–38.</w:t>
       </w:r>
     </w:p>
-    <w:bookmarkEnd w:id="224"/>
     <w:bookmarkEnd w:id="225"/>
     <w:bookmarkEnd w:id="226"/>
+    <w:bookmarkEnd w:id="227"/>
     <w:sectPr>
       <w:footnotePr>
         <w:numRestart w:val="eachSect"/>
